--- a/ALR-DocgenTemplates/Unit Receipt Template.docx
+++ b/ALR-DocgenTemplates/Unit Receipt Template.docx
@@ -1,6 +1,6 @@
 
 <file path=word/document.xml><?xml version="1.0" encoding="utf-8"?>
-<w:document xmlns:wpc="http://schemas.microsoft.com/office/word/2010/wordprocessingCanvas" xmlns:cx="http://schemas.microsoft.com/office/drawing/2014/chartex" xmlns:cx1="http://schemas.microsoft.com/office/drawing/2015/9/8/chartex" xmlns:cx2="http://schemas.microsoft.com/office/drawing/2015/10/21/chartex" xmlns:cx3="http://schemas.microsoft.com/office/drawing/2016/5/9/chartex" xmlns:cx4="http://schemas.microsoft.com/office/drawing/2016/5/10/chartex" xmlns:cx5="http://schemas.microsoft.com/office/drawing/2016/5/11/chartex" xmlns:cx6="http://schemas.microsoft.com/office/drawing/2016/5/12/chartex" xmlns:cx7="http://schemas.microsoft.com/office/drawing/2016/5/13/chartex" xmlns:cx8="http://schemas.microsoft.com/office/drawing/2016/5/14/chartex" xmlns:mc="http://schemas.openxmlformats.org/markup-compatibility/2006" xmlns:aink="http://schemas.microsoft.com/office/drawing/2016/ink" xmlns:am3d="http://schemas.microsoft.com/office/drawing/2017/model3d" xmlns:o="urn:schemas-microsoft-com:office:office" xmlns:oel="http://schemas.microsoft.com/office/2019/extlst" xmlns:r="http://schemas.openxmlformats.org/officeDocument/2006/relationships" xmlns:m="http://schemas.openxmlformats.org/officeDocument/2006/math" xmlns:v="urn:schemas-microsoft-com:vml" xmlns:wp14="http://schemas.microsoft.com/office/word/2010/wordprocessingDrawing" xmlns:wp="http://schemas.openxmlformats.org/drawingml/2006/wordprocessingDrawing" xmlns:w10="urn:schemas-microsoft-com:office:word" xmlns:w="http://schemas.openxmlformats.org/wordprocessingml/2006/main" xmlns:w14="http://schemas.microsoft.com/office/word/2010/wordml" xmlns:w15="http://schemas.microsoft.com/office/word/2012/wordml" xmlns:w16cex="http://schemas.microsoft.com/office/word/2018/wordml/cex" xmlns:w16cid="http://schemas.microsoft.com/office/word/2016/wordml/cid" xmlns:w16="http://schemas.microsoft.com/office/word/2018/wordml" xmlns:w16sdtdh="http://schemas.microsoft.com/office/word/2020/wordml/sdtdatahash" xmlns:w16se="http://schemas.microsoft.com/office/word/2015/wordml/symex" xmlns:wpg="http://schemas.microsoft.com/office/word/2010/wordprocessingGroup" xmlns:wpi="http://schemas.microsoft.com/office/word/2010/wordprocessingInk" xmlns:wne="http://schemas.microsoft.com/office/word/2006/wordml" xmlns:wps="http://schemas.microsoft.com/office/word/2010/wordprocessingShape" mc:Ignorable="w14 w15 w16se w16cid w16 w16cex w16sdtdh wp14">
+<w:document xmlns:wpc="http://schemas.microsoft.com/office/word/2010/wordprocessingCanvas" xmlns:cx="http://schemas.microsoft.com/office/drawing/2014/chartex" xmlns:cx1="http://schemas.microsoft.com/office/drawing/2015/9/8/chartex" xmlns:cx2="http://schemas.microsoft.com/office/drawing/2015/10/21/chartex" xmlns:cx3="http://schemas.microsoft.com/office/drawing/2016/5/9/chartex" xmlns:cx4="http://schemas.microsoft.com/office/drawing/2016/5/10/chartex" xmlns:cx5="http://schemas.microsoft.com/office/drawing/2016/5/11/chartex" xmlns:cx6="http://schemas.microsoft.com/office/drawing/2016/5/12/chartex" xmlns:cx7="http://schemas.microsoft.com/office/drawing/2016/5/13/chartex" xmlns:cx8="http://schemas.microsoft.com/office/drawing/2016/5/14/chartex" xmlns:mc="http://schemas.openxmlformats.org/markup-compatibility/2006" xmlns:aink="http://schemas.microsoft.com/office/drawing/2016/ink" xmlns:am3d="http://schemas.microsoft.com/office/drawing/2017/model3d" xmlns:o="urn:schemas-microsoft-com:office:office" xmlns:oel="http://schemas.microsoft.com/office/2019/extlst" xmlns:r="http://schemas.openxmlformats.org/officeDocument/2006/relationships" xmlns:m="http://schemas.openxmlformats.org/officeDocument/2006/math" xmlns:v="urn:schemas-microsoft-com:vml" xmlns:wp14="http://schemas.microsoft.com/office/word/2010/wordprocessingDrawing" xmlns:wp="http://schemas.openxmlformats.org/drawingml/2006/wordprocessingDrawing" xmlns:w10="urn:schemas-microsoft-com:office:word" xmlns:w="http://schemas.openxmlformats.org/wordprocessingml/2006/main" xmlns:w14="http://schemas.microsoft.com/office/word/2010/wordml" xmlns:w15="http://schemas.microsoft.com/office/word/2012/wordml" xmlns:w16cex="http://schemas.microsoft.com/office/word/2018/wordml/cex" xmlns:w16cid="http://schemas.microsoft.com/office/word/2016/wordml/cid" xmlns:w16="http://schemas.microsoft.com/office/word/2018/wordml" xmlns:w16du="http://schemas.microsoft.com/office/word/2023/wordml/word16du" xmlns:w16sdtdh="http://schemas.microsoft.com/office/word/2020/wordml/sdtdatahash" xmlns:w16sdtfl="http://schemas.microsoft.com/office/word/2024/wordml/sdtformatlock" xmlns:w16se="http://schemas.microsoft.com/office/word/2015/wordml/symex" xmlns:wpg="http://schemas.microsoft.com/office/word/2010/wordprocessingGroup" xmlns:wpi="http://schemas.microsoft.com/office/word/2010/wordprocessingInk" xmlns:wne="http://schemas.microsoft.com/office/word/2006/wordml" xmlns:wps="http://schemas.microsoft.com/office/word/2010/wordprocessingShape" mc:Ignorable="w14 w15 w16se w16cid w16 w16cex w16sdtdh w16sdtfl w16du wp14">
   <w:body>
     <w:p>
       <w:pPr>
@@ -12,8 +12,12 @@
           <w:szCs w:val="34"/>
         </w:rPr>
         <w:sectPr>
-          <w:headerReference w:type="default" r:id="rId6"/>
-          <w:footerReference w:type="default" r:id="rId7"/>
+          <w:headerReference w:type="even" r:id="rId6"/>
+          <w:headerReference w:type="default" r:id="rId7"/>
+          <w:footerReference w:type="even" r:id="rId8"/>
+          <w:footerReference w:type="default" r:id="rId9"/>
+          <w:headerReference w:type="first" r:id="rId10"/>
+          <w:footerReference w:type="first" r:id="rId11"/>
           <w:pgSz w:w="12240" w:h="15840"/>
           <w:pgMar w:top="720" w:right="720" w:bottom="720" w:left="720" w:header="708" w:footer="708" w:gutter="0"/>
           <w:cols w:space="708"/>
@@ -656,6 +660,7 @@
               </w:rPr>
             </w:pPr>
             <w:bookmarkStart w:id="3" w:name="OLE_LINK8"/>
+            <w:proofErr w:type="gramStart"/>
             <w:r>
               <w:rPr>
                 <w:rStyle w:val="ui-provider"/>
@@ -685,7 +690,15 @@
                 <w:rStyle w:val="ui-provider"/>
                 <w:sz w:val="22"/>
               </w:rPr>
-              <w:t>{{/P</w:t>
+              <w:t>{{/</w:t>
+            </w:r>
+            <w:proofErr w:type="gramEnd"/>
+            <w:r>
+              <w:rPr>
+                <w:rStyle w:val="ui-provider"/>
+                <w:sz w:val="22"/>
+              </w:rPr>
+              <w:t>P</w:t>
             </w:r>
             <w:r>
               <w:rPr>
@@ -841,6 +854,7 @@
                 <w:sz w:val="22"/>
               </w:rPr>
             </w:pPr>
+            <w:proofErr w:type="gramStart"/>
             <w:r>
               <w:rPr>
                 <w:rStyle w:val="ui-provider"/>
@@ -878,7 +892,17 @@
                 <w:sz w:val="22"/>
                 <w14:ligatures w14:val="none"/>
               </w:rPr>
-              <w:t>{{/Private}}</w:t>
+              <w:t>{{/</w:t>
+            </w:r>
+            <w:proofErr w:type="gramEnd"/>
+            <w:r>
+              <w:rPr>
+                <w:rStyle w:val="ui-provider"/>
+                <w:kern w:val="0"/>
+                <w:sz w:val="22"/>
+                <w14:ligatures w14:val="none"/>
+              </w:rPr>
+              <w:t>Private}}</w:t>
             </w:r>
             <w:bookmarkEnd w:id="7"/>
           </w:p>
@@ -1081,7 +1105,6 @@
               </w:rPr>
               <w:t>{{</w:t>
             </w:r>
-            <w:proofErr w:type="spellStart"/>
             <w:r>
               <w:rPr>
                 <w:kern w:val="0"/>
@@ -1097,17 +1120,7 @@
                 <w:sz w:val="22"/>
                 <w14:ligatures w14:val="none"/>
               </w:rPr>
-              <w:t>Sum</w:t>
-            </w:r>
-            <w:proofErr w:type="spellEnd"/>
-            <w:r>
-              <w:rPr>
-                <w:rStyle w:val="ui-provider"/>
-                <w:kern w:val="0"/>
-                <w:sz w:val="22"/>
-                <w14:ligatures w14:val="none"/>
-              </w:rPr>
-              <w:t>}}</w:t>
+              <w:t>Sum}}</w:t>
             </w:r>
             <w:bookmarkStart w:id="13" w:name="OLE_LINK29"/>
             <w:r>
@@ -1431,7 +1444,7 @@
     <w:tbl>
       <w:tblPr>
         <w:tblStyle w:val="TableGrid1"/>
-        <w:tblW w:w="10435" w:type="dxa"/>
+        <w:tblW w:w="11249" w:type="dxa"/>
         <w:tblInd w:w="0" w:type="dxa"/>
         <w:tblBorders>
           <w:top w:val="none" w:sz="0" w:space="0" w:color="auto"/>
@@ -1444,17 +1457,17 @@
         <w:tblLook w:val="04A0" w:firstRow="1" w:lastRow="0" w:firstColumn="1" w:lastColumn="0" w:noHBand="0" w:noVBand="1"/>
       </w:tblPr>
       <w:tblGrid>
-        <w:gridCol w:w="4721"/>
-        <w:gridCol w:w="3457"/>
-        <w:gridCol w:w="2257"/>
+        <w:gridCol w:w="5089"/>
+        <w:gridCol w:w="3727"/>
+        <w:gridCol w:w="2433"/>
       </w:tblGrid>
       <w:tr>
         <w:trPr>
-          <w:trHeight w:val="168"/>
+          <w:trHeight w:val="247"/>
         </w:trPr>
         <w:tc>
           <w:tcPr>
-            <w:tcW w:w="4765" w:type="dxa"/>
+            <w:tcW w:w="5089" w:type="dxa"/>
             <w:hideMark/>
           </w:tcPr>
           <w:p>
@@ -1475,6 +1488,7 @@
               <w:t xml:space="preserve">     </w:t>
             </w:r>
             <w:bookmarkStart w:id="14" w:name="OLE_LINK6"/>
+            <w:proofErr w:type="gramStart"/>
             <w:r>
               <w:rPr>
                 <w:b/>
@@ -1495,6 +1509,7 @@
               <w:t>{{</w:t>
             </w:r>
             <w:proofErr w:type="spellStart"/>
+            <w:proofErr w:type="gramEnd"/>
             <w:r>
               <w:rPr>
                 <w:color w:val="000000" w:themeColor="text1"/>
@@ -1517,7 +1532,7 @@
         </w:tc>
         <w:tc>
           <w:tcPr>
-            <w:tcW w:w="3503" w:type="dxa"/>
+            <w:tcW w:w="3727" w:type="dxa"/>
             <w:hideMark/>
           </w:tcPr>
           <w:p>
@@ -1561,7 +1576,7 @@
         </w:tc>
         <w:tc>
           <w:tcPr>
-            <w:tcW w:w="2167" w:type="dxa"/>
+            <w:tcW w:w="2433" w:type="dxa"/>
             <w:hideMark/>
           </w:tcPr>
           <w:p>
@@ -1611,11 +1626,11 @@
       </w:tr>
       <w:tr>
         <w:trPr>
-          <w:trHeight w:val="168"/>
+          <w:trHeight w:val="247"/>
         </w:trPr>
         <w:tc>
           <w:tcPr>
-            <w:tcW w:w="4765" w:type="dxa"/>
+            <w:tcW w:w="5089" w:type="dxa"/>
             <w:hideMark/>
           </w:tcPr>
           <w:p>
@@ -1683,7 +1698,7 @@
         </w:tc>
         <w:tc>
           <w:tcPr>
-            <w:tcW w:w="3503" w:type="dxa"/>
+            <w:tcW w:w="3727" w:type="dxa"/>
             <w:hideMark/>
           </w:tcPr>
           <w:p>
@@ -1707,7 +1722,7 @@
                 <w:szCs w:val="24"/>
                 <w14:ligatures w14:val="none"/>
               </w:rPr>
-              <w:t xml:space="preserve">               </w:t>
+              <w:t xml:space="preserve">         </w:t>
             </w:r>
             <w:r>
               <w:rPr>
@@ -1746,7 +1761,7 @@
         </w:tc>
         <w:tc>
           <w:tcPr>
-            <w:tcW w:w="2167" w:type="dxa"/>
+            <w:tcW w:w="2433" w:type="dxa"/>
             <w:hideMark/>
           </w:tcPr>
           <w:p>
@@ -1797,11 +1812,11 @@
       </w:tr>
       <w:tr>
         <w:trPr>
-          <w:trHeight w:val="168"/>
+          <w:trHeight w:val="247"/>
         </w:trPr>
         <w:tc>
           <w:tcPr>
-            <w:tcW w:w="4765" w:type="dxa"/>
+            <w:tcW w:w="5089" w:type="dxa"/>
             <w:hideMark/>
           </w:tcPr>
           <w:p>
@@ -1831,7 +1846,7 @@
         </w:tc>
         <w:tc>
           <w:tcPr>
-            <w:tcW w:w="3503" w:type="dxa"/>
+            <w:tcW w:w="3727" w:type="dxa"/>
             <w:hideMark/>
           </w:tcPr>
           <w:p>
@@ -1883,7 +1898,7 @@
         </w:tc>
         <w:tc>
           <w:tcPr>
-            <w:tcW w:w="2167" w:type="dxa"/>
+            <w:tcW w:w="2433" w:type="dxa"/>
             <w:hideMark/>
           </w:tcPr>
           <w:p>
@@ -1937,7 +1952,7 @@
 </file>
 
 <file path=word/endnotes.xml><?xml version="1.0" encoding="utf-8"?>
-<w:endnotes xmlns:wpc="http://schemas.microsoft.com/office/word/2010/wordprocessingCanvas" xmlns:cx="http://schemas.microsoft.com/office/drawing/2014/chartex" xmlns:cx1="http://schemas.microsoft.com/office/drawing/2015/9/8/chartex" xmlns:cx2="http://schemas.microsoft.com/office/drawing/2015/10/21/chartex" xmlns:cx3="http://schemas.microsoft.com/office/drawing/2016/5/9/chartex" xmlns:cx4="http://schemas.microsoft.com/office/drawing/2016/5/10/chartex" xmlns:cx5="http://schemas.microsoft.com/office/drawing/2016/5/11/chartex" xmlns:cx6="http://schemas.microsoft.com/office/drawing/2016/5/12/chartex" xmlns:cx7="http://schemas.microsoft.com/office/drawing/2016/5/13/chartex" xmlns:cx8="http://schemas.microsoft.com/office/drawing/2016/5/14/chartex" xmlns:mc="http://schemas.openxmlformats.org/markup-compatibility/2006" xmlns:aink="http://schemas.microsoft.com/office/drawing/2016/ink" xmlns:am3d="http://schemas.microsoft.com/office/drawing/2017/model3d" xmlns:o="urn:schemas-microsoft-com:office:office" xmlns:oel="http://schemas.microsoft.com/office/2019/extlst" xmlns:r="http://schemas.openxmlformats.org/officeDocument/2006/relationships" xmlns:m="http://schemas.openxmlformats.org/officeDocument/2006/math" xmlns:v="urn:schemas-microsoft-com:vml" xmlns:wp14="http://schemas.microsoft.com/office/word/2010/wordprocessingDrawing" xmlns:wp="http://schemas.openxmlformats.org/drawingml/2006/wordprocessingDrawing" xmlns:w10="urn:schemas-microsoft-com:office:word" xmlns:w="http://schemas.openxmlformats.org/wordprocessingml/2006/main" xmlns:w14="http://schemas.microsoft.com/office/word/2010/wordml" xmlns:w15="http://schemas.microsoft.com/office/word/2012/wordml" xmlns:w16cex="http://schemas.microsoft.com/office/word/2018/wordml/cex" xmlns:w16cid="http://schemas.microsoft.com/office/word/2016/wordml/cid" xmlns:w16="http://schemas.microsoft.com/office/word/2018/wordml" xmlns:w16sdtdh="http://schemas.microsoft.com/office/word/2020/wordml/sdtdatahash" xmlns:w16se="http://schemas.microsoft.com/office/word/2015/wordml/symex" xmlns:wpg="http://schemas.microsoft.com/office/word/2010/wordprocessingGroup" xmlns:wpi="http://schemas.microsoft.com/office/word/2010/wordprocessingInk" xmlns:wne="http://schemas.microsoft.com/office/word/2006/wordml" xmlns:wps="http://schemas.microsoft.com/office/word/2010/wordprocessingShape" mc:Ignorable="w14 w15 w16se w16cid w16 w16cex w16sdtdh wp14">
+<w:endnotes xmlns:wpc="http://schemas.microsoft.com/office/word/2010/wordprocessingCanvas" xmlns:cx="http://schemas.microsoft.com/office/drawing/2014/chartex" xmlns:cx1="http://schemas.microsoft.com/office/drawing/2015/9/8/chartex" xmlns:cx2="http://schemas.microsoft.com/office/drawing/2015/10/21/chartex" xmlns:cx3="http://schemas.microsoft.com/office/drawing/2016/5/9/chartex" xmlns:cx4="http://schemas.microsoft.com/office/drawing/2016/5/10/chartex" xmlns:cx5="http://schemas.microsoft.com/office/drawing/2016/5/11/chartex" xmlns:cx6="http://schemas.microsoft.com/office/drawing/2016/5/12/chartex" xmlns:cx7="http://schemas.microsoft.com/office/drawing/2016/5/13/chartex" xmlns:cx8="http://schemas.microsoft.com/office/drawing/2016/5/14/chartex" xmlns:mc="http://schemas.openxmlformats.org/markup-compatibility/2006" xmlns:aink="http://schemas.microsoft.com/office/drawing/2016/ink" xmlns:am3d="http://schemas.microsoft.com/office/drawing/2017/model3d" xmlns:o="urn:schemas-microsoft-com:office:office" xmlns:oel="http://schemas.microsoft.com/office/2019/extlst" xmlns:r="http://schemas.openxmlformats.org/officeDocument/2006/relationships" xmlns:m="http://schemas.openxmlformats.org/officeDocument/2006/math" xmlns:v="urn:schemas-microsoft-com:vml" xmlns:wp14="http://schemas.microsoft.com/office/word/2010/wordprocessingDrawing" xmlns:wp="http://schemas.openxmlformats.org/drawingml/2006/wordprocessingDrawing" xmlns:w10="urn:schemas-microsoft-com:office:word" xmlns:w="http://schemas.openxmlformats.org/wordprocessingml/2006/main" xmlns:w14="http://schemas.microsoft.com/office/word/2010/wordml" xmlns:w15="http://schemas.microsoft.com/office/word/2012/wordml" xmlns:w16cex="http://schemas.microsoft.com/office/word/2018/wordml/cex" xmlns:w16cid="http://schemas.microsoft.com/office/word/2016/wordml/cid" xmlns:w16="http://schemas.microsoft.com/office/word/2018/wordml" xmlns:w16du="http://schemas.microsoft.com/office/word/2023/wordml/word16du" xmlns:w16sdtdh="http://schemas.microsoft.com/office/word/2020/wordml/sdtdatahash" xmlns:w16sdtfl="http://schemas.microsoft.com/office/word/2024/wordml/sdtformatlock" xmlns:w16se="http://schemas.microsoft.com/office/word/2015/wordml/symex" xmlns:wpg="http://schemas.microsoft.com/office/word/2010/wordprocessingGroup" xmlns:wpi="http://schemas.microsoft.com/office/word/2010/wordprocessingInk" xmlns:wne="http://schemas.microsoft.com/office/word/2006/wordml" xmlns:wps="http://schemas.microsoft.com/office/word/2010/wordprocessingShape" mc:Ignorable="w14 w15 w16se w16cid w16 w16cex w16sdtdh w16sdtfl w16du wp14">
   <w:endnote w:type="separator" w:id="-1">
     <w:p>
       <w:pPr>
@@ -1962,7 +1977,17 @@
 </file>
 
 <file path=word/footer1.xml><?xml version="1.0" encoding="utf-8"?>
-<w:ftr xmlns:wpc="http://schemas.microsoft.com/office/word/2010/wordprocessingCanvas" xmlns:cx="http://schemas.microsoft.com/office/drawing/2014/chartex" xmlns:cx1="http://schemas.microsoft.com/office/drawing/2015/9/8/chartex" xmlns:cx2="http://schemas.microsoft.com/office/drawing/2015/10/21/chartex" xmlns:cx3="http://schemas.microsoft.com/office/drawing/2016/5/9/chartex" xmlns:cx4="http://schemas.microsoft.com/office/drawing/2016/5/10/chartex" xmlns:cx5="http://schemas.microsoft.com/office/drawing/2016/5/11/chartex" xmlns:cx6="http://schemas.microsoft.com/office/drawing/2016/5/12/chartex" xmlns:cx7="http://schemas.microsoft.com/office/drawing/2016/5/13/chartex" xmlns:cx8="http://schemas.microsoft.com/office/drawing/2016/5/14/chartex" xmlns:mc="http://schemas.openxmlformats.org/markup-compatibility/2006" xmlns:aink="http://schemas.microsoft.com/office/drawing/2016/ink" xmlns:am3d="http://schemas.microsoft.com/office/drawing/2017/model3d" xmlns:o="urn:schemas-microsoft-com:office:office" xmlns:oel="http://schemas.microsoft.com/office/2019/extlst" xmlns:r="http://schemas.openxmlformats.org/officeDocument/2006/relationships" xmlns:m="http://schemas.openxmlformats.org/officeDocument/2006/math" xmlns:v="urn:schemas-microsoft-com:vml" xmlns:wp14="http://schemas.microsoft.com/office/word/2010/wordprocessingDrawing" xmlns:wp="http://schemas.openxmlformats.org/drawingml/2006/wordprocessingDrawing" xmlns:w10="urn:schemas-microsoft-com:office:word" xmlns:w="http://schemas.openxmlformats.org/wordprocessingml/2006/main" xmlns:w14="http://schemas.microsoft.com/office/word/2010/wordml" xmlns:w15="http://schemas.microsoft.com/office/word/2012/wordml" xmlns:w16cex="http://schemas.microsoft.com/office/word/2018/wordml/cex" xmlns:w16cid="http://schemas.microsoft.com/office/word/2016/wordml/cid" xmlns:w16="http://schemas.microsoft.com/office/word/2018/wordml" xmlns:w16sdtdh="http://schemas.microsoft.com/office/word/2020/wordml/sdtdatahash" xmlns:w16se="http://schemas.microsoft.com/office/word/2015/wordml/symex" xmlns:wpg="http://schemas.microsoft.com/office/word/2010/wordprocessingGroup" xmlns:wpi="http://schemas.microsoft.com/office/word/2010/wordprocessingInk" xmlns:wne="http://schemas.microsoft.com/office/word/2006/wordml" xmlns:wps="http://schemas.microsoft.com/office/word/2010/wordprocessingShape" mc:Ignorable="w14 w15 w16se w16cid w16 w16cex w16sdtdh wp14">
+<w:ftr xmlns:wpc="http://schemas.microsoft.com/office/word/2010/wordprocessingCanvas" xmlns:cx="http://schemas.microsoft.com/office/drawing/2014/chartex" xmlns:cx1="http://schemas.microsoft.com/office/drawing/2015/9/8/chartex" xmlns:cx2="http://schemas.microsoft.com/office/drawing/2015/10/21/chartex" xmlns:cx3="http://schemas.microsoft.com/office/drawing/2016/5/9/chartex" xmlns:cx4="http://schemas.microsoft.com/office/drawing/2016/5/10/chartex" xmlns:cx5="http://schemas.microsoft.com/office/drawing/2016/5/11/chartex" xmlns:cx6="http://schemas.microsoft.com/office/drawing/2016/5/12/chartex" xmlns:cx7="http://schemas.microsoft.com/office/drawing/2016/5/13/chartex" xmlns:cx8="http://schemas.microsoft.com/office/drawing/2016/5/14/chartex" xmlns:mc="http://schemas.openxmlformats.org/markup-compatibility/2006" xmlns:aink="http://schemas.microsoft.com/office/drawing/2016/ink" xmlns:am3d="http://schemas.microsoft.com/office/drawing/2017/model3d" xmlns:o="urn:schemas-microsoft-com:office:office" xmlns:oel="http://schemas.microsoft.com/office/2019/extlst" xmlns:r="http://schemas.openxmlformats.org/officeDocument/2006/relationships" xmlns:m="http://schemas.openxmlformats.org/officeDocument/2006/math" xmlns:v="urn:schemas-microsoft-com:vml" xmlns:wp14="http://schemas.microsoft.com/office/word/2010/wordprocessingDrawing" xmlns:wp="http://schemas.openxmlformats.org/drawingml/2006/wordprocessingDrawing" xmlns:w10="urn:schemas-microsoft-com:office:word" xmlns:w="http://schemas.openxmlformats.org/wordprocessingml/2006/main" xmlns:w14="http://schemas.microsoft.com/office/word/2010/wordml" xmlns:w15="http://schemas.microsoft.com/office/word/2012/wordml" xmlns:w16cex="http://schemas.microsoft.com/office/word/2018/wordml/cex" xmlns:w16cid="http://schemas.microsoft.com/office/word/2016/wordml/cid" xmlns:w16="http://schemas.microsoft.com/office/word/2018/wordml" xmlns:w16du="http://schemas.microsoft.com/office/word/2023/wordml/word16du" xmlns:w16sdtdh="http://schemas.microsoft.com/office/word/2020/wordml/sdtdatahash" xmlns:w16sdtfl="http://schemas.microsoft.com/office/word/2024/wordml/sdtformatlock" xmlns:w16se="http://schemas.microsoft.com/office/word/2015/wordml/symex" xmlns:wpg="http://schemas.microsoft.com/office/word/2010/wordprocessingGroup" xmlns:wpi="http://schemas.microsoft.com/office/word/2010/wordprocessingInk" xmlns:wne="http://schemas.microsoft.com/office/word/2006/wordml" xmlns:wps="http://schemas.microsoft.com/office/word/2010/wordprocessingShape" mc:Ignorable="w14 w15 w16se w16cid w16 w16cex w16sdtdh w16sdtfl w16du wp14">
+  <w:p>
+    <w:pPr>
+      <w:pStyle w:val="Footer"/>
+    </w:pPr>
+  </w:p>
+</w:ftr>
+</file>
+
+<file path=word/footer2.xml><?xml version="1.0" encoding="utf-8"?>
+<w:ftr xmlns:wpc="http://schemas.microsoft.com/office/word/2010/wordprocessingCanvas" xmlns:cx="http://schemas.microsoft.com/office/drawing/2014/chartex" xmlns:cx1="http://schemas.microsoft.com/office/drawing/2015/9/8/chartex" xmlns:cx2="http://schemas.microsoft.com/office/drawing/2015/10/21/chartex" xmlns:cx3="http://schemas.microsoft.com/office/drawing/2016/5/9/chartex" xmlns:cx4="http://schemas.microsoft.com/office/drawing/2016/5/10/chartex" xmlns:cx5="http://schemas.microsoft.com/office/drawing/2016/5/11/chartex" xmlns:cx6="http://schemas.microsoft.com/office/drawing/2016/5/12/chartex" xmlns:cx7="http://schemas.microsoft.com/office/drawing/2016/5/13/chartex" xmlns:cx8="http://schemas.microsoft.com/office/drawing/2016/5/14/chartex" xmlns:mc="http://schemas.openxmlformats.org/markup-compatibility/2006" xmlns:aink="http://schemas.microsoft.com/office/drawing/2016/ink" xmlns:am3d="http://schemas.microsoft.com/office/drawing/2017/model3d" xmlns:o="urn:schemas-microsoft-com:office:office" xmlns:oel="http://schemas.microsoft.com/office/2019/extlst" xmlns:r="http://schemas.openxmlformats.org/officeDocument/2006/relationships" xmlns:m="http://schemas.openxmlformats.org/officeDocument/2006/math" xmlns:v="urn:schemas-microsoft-com:vml" xmlns:wp14="http://schemas.microsoft.com/office/word/2010/wordprocessingDrawing" xmlns:wp="http://schemas.openxmlformats.org/drawingml/2006/wordprocessingDrawing" xmlns:w10="urn:schemas-microsoft-com:office:word" xmlns:w="http://schemas.openxmlformats.org/wordprocessingml/2006/main" xmlns:w14="http://schemas.microsoft.com/office/word/2010/wordml" xmlns:w15="http://schemas.microsoft.com/office/word/2012/wordml" xmlns:w16cex="http://schemas.microsoft.com/office/word/2018/wordml/cex" xmlns:w16cid="http://schemas.microsoft.com/office/word/2016/wordml/cid" xmlns:w16="http://schemas.microsoft.com/office/word/2018/wordml" xmlns:w16du="http://schemas.microsoft.com/office/word/2023/wordml/word16du" xmlns:w16sdtdh="http://schemas.microsoft.com/office/word/2020/wordml/sdtdatahash" xmlns:w16sdtfl="http://schemas.microsoft.com/office/word/2024/wordml/sdtformatlock" xmlns:w16se="http://schemas.microsoft.com/office/word/2015/wordml/symex" xmlns:wpg="http://schemas.microsoft.com/office/word/2010/wordprocessingGroup" xmlns:wpi="http://schemas.microsoft.com/office/word/2010/wordprocessingInk" xmlns:wne="http://schemas.microsoft.com/office/word/2006/wordml" xmlns:wps="http://schemas.microsoft.com/office/word/2010/wordprocessingShape" mc:Ignorable="w14 w15 w16se w16cid w16 w16cex w16sdtdh w16sdtfl w16du wp14">
   <w:p>
     <w:pPr>
       <w:jc w:val="right"/>
@@ -2073,8 +2098,18 @@
 </w:ftr>
 </file>
 
+<file path=word/footer3.xml><?xml version="1.0" encoding="utf-8"?>
+<w:ftr xmlns:wpc="http://schemas.microsoft.com/office/word/2010/wordprocessingCanvas" xmlns:cx="http://schemas.microsoft.com/office/drawing/2014/chartex" xmlns:cx1="http://schemas.microsoft.com/office/drawing/2015/9/8/chartex" xmlns:cx2="http://schemas.microsoft.com/office/drawing/2015/10/21/chartex" xmlns:cx3="http://schemas.microsoft.com/office/drawing/2016/5/9/chartex" xmlns:cx4="http://schemas.microsoft.com/office/drawing/2016/5/10/chartex" xmlns:cx5="http://schemas.microsoft.com/office/drawing/2016/5/11/chartex" xmlns:cx6="http://schemas.microsoft.com/office/drawing/2016/5/12/chartex" xmlns:cx7="http://schemas.microsoft.com/office/drawing/2016/5/13/chartex" xmlns:cx8="http://schemas.microsoft.com/office/drawing/2016/5/14/chartex" xmlns:mc="http://schemas.openxmlformats.org/markup-compatibility/2006" xmlns:aink="http://schemas.microsoft.com/office/drawing/2016/ink" xmlns:am3d="http://schemas.microsoft.com/office/drawing/2017/model3d" xmlns:o="urn:schemas-microsoft-com:office:office" xmlns:oel="http://schemas.microsoft.com/office/2019/extlst" xmlns:r="http://schemas.openxmlformats.org/officeDocument/2006/relationships" xmlns:m="http://schemas.openxmlformats.org/officeDocument/2006/math" xmlns:v="urn:schemas-microsoft-com:vml" xmlns:wp14="http://schemas.microsoft.com/office/word/2010/wordprocessingDrawing" xmlns:wp="http://schemas.openxmlformats.org/drawingml/2006/wordprocessingDrawing" xmlns:w10="urn:schemas-microsoft-com:office:word" xmlns:w="http://schemas.openxmlformats.org/wordprocessingml/2006/main" xmlns:w14="http://schemas.microsoft.com/office/word/2010/wordml" xmlns:w15="http://schemas.microsoft.com/office/word/2012/wordml" xmlns:w16cex="http://schemas.microsoft.com/office/word/2018/wordml/cex" xmlns:w16cid="http://schemas.microsoft.com/office/word/2016/wordml/cid" xmlns:w16="http://schemas.microsoft.com/office/word/2018/wordml" xmlns:w16du="http://schemas.microsoft.com/office/word/2023/wordml/word16du" xmlns:w16sdtdh="http://schemas.microsoft.com/office/word/2020/wordml/sdtdatahash" xmlns:w16sdtfl="http://schemas.microsoft.com/office/word/2024/wordml/sdtformatlock" xmlns:w16se="http://schemas.microsoft.com/office/word/2015/wordml/symex" xmlns:wpg="http://schemas.microsoft.com/office/word/2010/wordprocessingGroup" xmlns:wpi="http://schemas.microsoft.com/office/word/2010/wordprocessingInk" xmlns:wne="http://schemas.microsoft.com/office/word/2006/wordml" xmlns:wps="http://schemas.microsoft.com/office/word/2010/wordprocessingShape" mc:Ignorable="w14 w15 w16se w16cid w16 w16cex w16sdtdh w16sdtfl w16du wp14">
+  <w:p>
+    <w:pPr>
+      <w:pStyle w:val="Footer"/>
+    </w:pPr>
+  </w:p>
+</w:ftr>
+</file>
+
 <file path=word/footnotes.xml><?xml version="1.0" encoding="utf-8"?>
-<w:footnotes xmlns:wpc="http://schemas.microsoft.com/office/word/2010/wordprocessingCanvas" xmlns:cx="http://schemas.microsoft.com/office/drawing/2014/chartex" xmlns:cx1="http://schemas.microsoft.com/office/drawing/2015/9/8/chartex" xmlns:cx2="http://schemas.microsoft.com/office/drawing/2015/10/21/chartex" xmlns:cx3="http://schemas.microsoft.com/office/drawing/2016/5/9/chartex" xmlns:cx4="http://schemas.microsoft.com/office/drawing/2016/5/10/chartex" xmlns:cx5="http://schemas.microsoft.com/office/drawing/2016/5/11/chartex" xmlns:cx6="http://schemas.microsoft.com/office/drawing/2016/5/12/chartex" xmlns:cx7="http://schemas.microsoft.com/office/drawing/2016/5/13/chartex" xmlns:cx8="http://schemas.microsoft.com/office/drawing/2016/5/14/chartex" xmlns:mc="http://schemas.openxmlformats.org/markup-compatibility/2006" xmlns:aink="http://schemas.microsoft.com/office/drawing/2016/ink" xmlns:am3d="http://schemas.microsoft.com/office/drawing/2017/model3d" xmlns:o="urn:schemas-microsoft-com:office:office" xmlns:oel="http://schemas.microsoft.com/office/2019/extlst" xmlns:r="http://schemas.openxmlformats.org/officeDocument/2006/relationships" xmlns:m="http://schemas.openxmlformats.org/officeDocument/2006/math" xmlns:v="urn:schemas-microsoft-com:vml" xmlns:wp14="http://schemas.microsoft.com/office/word/2010/wordprocessingDrawing" xmlns:wp="http://schemas.openxmlformats.org/drawingml/2006/wordprocessingDrawing" xmlns:w10="urn:schemas-microsoft-com:office:word" xmlns:w="http://schemas.openxmlformats.org/wordprocessingml/2006/main" xmlns:w14="http://schemas.microsoft.com/office/word/2010/wordml" xmlns:w15="http://schemas.microsoft.com/office/word/2012/wordml" xmlns:w16cex="http://schemas.microsoft.com/office/word/2018/wordml/cex" xmlns:w16cid="http://schemas.microsoft.com/office/word/2016/wordml/cid" xmlns:w16="http://schemas.microsoft.com/office/word/2018/wordml" xmlns:w16sdtdh="http://schemas.microsoft.com/office/word/2020/wordml/sdtdatahash" xmlns:w16se="http://schemas.microsoft.com/office/word/2015/wordml/symex" xmlns:wpg="http://schemas.microsoft.com/office/word/2010/wordprocessingGroup" xmlns:wpi="http://schemas.microsoft.com/office/word/2010/wordprocessingInk" xmlns:wne="http://schemas.microsoft.com/office/word/2006/wordml" xmlns:wps="http://schemas.microsoft.com/office/word/2010/wordprocessingShape" mc:Ignorable="w14 w15 w16se w16cid w16 w16cex w16sdtdh wp14">
+<w:footnotes xmlns:wpc="http://schemas.microsoft.com/office/word/2010/wordprocessingCanvas" xmlns:cx="http://schemas.microsoft.com/office/drawing/2014/chartex" xmlns:cx1="http://schemas.microsoft.com/office/drawing/2015/9/8/chartex" xmlns:cx2="http://schemas.microsoft.com/office/drawing/2015/10/21/chartex" xmlns:cx3="http://schemas.microsoft.com/office/drawing/2016/5/9/chartex" xmlns:cx4="http://schemas.microsoft.com/office/drawing/2016/5/10/chartex" xmlns:cx5="http://schemas.microsoft.com/office/drawing/2016/5/11/chartex" xmlns:cx6="http://schemas.microsoft.com/office/drawing/2016/5/12/chartex" xmlns:cx7="http://schemas.microsoft.com/office/drawing/2016/5/13/chartex" xmlns:cx8="http://schemas.microsoft.com/office/drawing/2016/5/14/chartex" xmlns:mc="http://schemas.openxmlformats.org/markup-compatibility/2006" xmlns:aink="http://schemas.microsoft.com/office/drawing/2016/ink" xmlns:am3d="http://schemas.microsoft.com/office/drawing/2017/model3d" xmlns:o="urn:schemas-microsoft-com:office:office" xmlns:oel="http://schemas.microsoft.com/office/2019/extlst" xmlns:r="http://schemas.openxmlformats.org/officeDocument/2006/relationships" xmlns:m="http://schemas.openxmlformats.org/officeDocument/2006/math" xmlns:v="urn:schemas-microsoft-com:vml" xmlns:wp14="http://schemas.microsoft.com/office/word/2010/wordprocessingDrawing" xmlns:wp="http://schemas.openxmlformats.org/drawingml/2006/wordprocessingDrawing" xmlns:w10="urn:schemas-microsoft-com:office:word" xmlns:w="http://schemas.openxmlformats.org/wordprocessingml/2006/main" xmlns:w14="http://schemas.microsoft.com/office/word/2010/wordml" xmlns:w15="http://schemas.microsoft.com/office/word/2012/wordml" xmlns:w16cex="http://schemas.microsoft.com/office/word/2018/wordml/cex" xmlns:w16cid="http://schemas.microsoft.com/office/word/2016/wordml/cid" xmlns:w16="http://schemas.microsoft.com/office/word/2018/wordml" xmlns:w16du="http://schemas.microsoft.com/office/word/2023/wordml/word16du" xmlns:w16sdtdh="http://schemas.microsoft.com/office/word/2020/wordml/sdtdatahash" xmlns:w16sdtfl="http://schemas.microsoft.com/office/word/2024/wordml/sdtformatlock" xmlns:w16se="http://schemas.microsoft.com/office/word/2015/wordml/symex" xmlns:wpg="http://schemas.microsoft.com/office/word/2010/wordprocessingGroup" xmlns:wpi="http://schemas.microsoft.com/office/word/2010/wordprocessingInk" xmlns:wne="http://schemas.microsoft.com/office/word/2006/wordml" xmlns:wps="http://schemas.microsoft.com/office/word/2010/wordprocessingShape" mc:Ignorable="w14 w15 w16se w16cid w16 w16cex w16sdtdh w16sdtfl w16du wp14">
   <w:footnote w:type="separator" w:id="-1">
     <w:p>
       <w:pPr>
@@ -2099,7 +2134,17 @@
 </file>
 
 <file path=word/header1.xml><?xml version="1.0" encoding="utf-8"?>
-<w:hdr xmlns:wpc="http://schemas.microsoft.com/office/word/2010/wordprocessingCanvas" xmlns:cx="http://schemas.microsoft.com/office/drawing/2014/chartex" xmlns:cx1="http://schemas.microsoft.com/office/drawing/2015/9/8/chartex" xmlns:cx2="http://schemas.microsoft.com/office/drawing/2015/10/21/chartex" xmlns:cx3="http://schemas.microsoft.com/office/drawing/2016/5/9/chartex" xmlns:cx4="http://schemas.microsoft.com/office/drawing/2016/5/10/chartex" xmlns:cx5="http://schemas.microsoft.com/office/drawing/2016/5/11/chartex" xmlns:cx6="http://schemas.microsoft.com/office/drawing/2016/5/12/chartex" xmlns:cx7="http://schemas.microsoft.com/office/drawing/2016/5/13/chartex" xmlns:cx8="http://schemas.microsoft.com/office/drawing/2016/5/14/chartex" xmlns:mc="http://schemas.openxmlformats.org/markup-compatibility/2006" xmlns:aink="http://schemas.microsoft.com/office/drawing/2016/ink" xmlns:am3d="http://schemas.microsoft.com/office/drawing/2017/model3d" xmlns:o="urn:schemas-microsoft-com:office:office" xmlns:oel="http://schemas.microsoft.com/office/2019/extlst" xmlns:r="http://schemas.openxmlformats.org/officeDocument/2006/relationships" xmlns:m="http://schemas.openxmlformats.org/officeDocument/2006/math" xmlns:v="urn:schemas-microsoft-com:vml" xmlns:wp14="http://schemas.microsoft.com/office/word/2010/wordprocessingDrawing" xmlns:wp="http://schemas.openxmlformats.org/drawingml/2006/wordprocessingDrawing" xmlns:w10="urn:schemas-microsoft-com:office:word" xmlns:w="http://schemas.openxmlformats.org/wordprocessingml/2006/main" xmlns:w14="http://schemas.microsoft.com/office/word/2010/wordml" xmlns:w15="http://schemas.microsoft.com/office/word/2012/wordml" xmlns:w16cex="http://schemas.microsoft.com/office/word/2018/wordml/cex" xmlns:w16cid="http://schemas.microsoft.com/office/word/2016/wordml/cid" xmlns:w16="http://schemas.microsoft.com/office/word/2018/wordml" xmlns:w16sdtdh="http://schemas.microsoft.com/office/word/2020/wordml/sdtdatahash" xmlns:w16se="http://schemas.microsoft.com/office/word/2015/wordml/symex" xmlns:wpg="http://schemas.microsoft.com/office/word/2010/wordprocessingGroup" xmlns:wpi="http://schemas.microsoft.com/office/word/2010/wordprocessingInk" xmlns:wne="http://schemas.microsoft.com/office/word/2006/wordml" xmlns:wps="http://schemas.microsoft.com/office/word/2010/wordprocessingShape" mc:Ignorable="w14 w15 w16se w16cid w16 w16cex w16sdtdh wp14">
+<w:hdr xmlns:wpc="http://schemas.microsoft.com/office/word/2010/wordprocessingCanvas" xmlns:cx="http://schemas.microsoft.com/office/drawing/2014/chartex" xmlns:cx1="http://schemas.microsoft.com/office/drawing/2015/9/8/chartex" xmlns:cx2="http://schemas.microsoft.com/office/drawing/2015/10/21/chartex" xmlns:cx3="http://schemas.microsoft.com/office/drawing/2016/5/9/chartex" xmlns:cx4="http://schemas.microsoft.com/office/drawing/2016/5/10/chartex" xmlns:cx5="http://schemas.microsoft.com/office/drawing/2016/5/11/chartex" xmlns:cx6="http://schemas.microsoft.com/office/drawing/2016/5/12/chartex" xmlns:cx7="http://schemas.microsoft.com/office/drawing/2016/5/13/chartex" xmlns:cx8="http://schemas.microsoft.com/office/drawing/2016/5/14/chartex" xmlns:mc="http://schemas.openxmlformats.org/markup-compatibility/2006" xmlns:aink="http://schemas.microsoft.com/office/drawing/2016/ink" xmlns:am3d="http://schemas.microsoft.com/office/drawing/2017/model3d" xmlns:o="urn:schemas-microsoft-com:office:office" xmlns:oel="http://schemas.microsoft.com/office/2019/extlst" xmlns:r="http://schemas.openxmlformats.org/officeDocument/2006/relationships" xmlns:m="http://schemas.openxmlformats.org/officeDocument/2006/math" xmlns:v="urn:schemas-microsoft-com:vml" xmlns:wp14="http://schemas.microsoft.com/office/word/2010/wordprocessingDrawing" xmlns:wp="http://schemas.openxmlformats.org/drawingml/2006/wordprocessingDrawing" xmlns:w10="urn:schemas-microsoft-com:office:word" xmlns:w="http://schemas.openxmlformats.org/wordprocessingml/2006/main" xmlns:w14="http://schemas.microsoft.com/office/word/2010/wordml" xmlns:w15="http://schemas.microsoft.com/office/word/2012/wordml" xmlns:w16cex="http://schemas.microsoft.com/office/word/2018/wordml/cex" xmlns:w16cid="http://schemas.microsoft.com/office/word/2016/wordml/cid" xmlns:w16="http://schemas.microsoft.com/office/word/2018/wordml" xmlns:w16du="http://schemas.microsoft.com/office/word/2023/wordml/word16du" xmlns:w16sdtdh="http://schemas.microsoft.com/office/word/2020/wordml/sdtdatahash" xmlns:w16sdtfl="http://schemas.microsoft.com/office/word/2024/wordml/sdtformatlock" xmlns:w16se="http://schemas.microsoft.com/office/word/2015/wordml/symex" xmlns:wpg="http://schemas.microsoft.com/office/word/2010/wordprocessingGroup" xmlns:wpi="http://schemas.microsoft.com/office/word/2010/wordprocessingInk" xmlns:wne="http://schemas.microsoft.com/office/word/2006/wordml" xmlns:wps="http://schemas.microsoft.com/office/word/2010/wordprocessingShape" mc:Ignorable="w14 w15 w16se w16cid w16 w16cex w16sdtdh w16sdtfl w16du wp14">
+  <w:p>
+    <w:pPr>
+      <w:pStyle w:val="Header"/>
+    </w:pPr>
+  </w:p>
+</w:hdr>
+</file>
+
+<file path=word/header2.xml><?xml version="1.0" encoding="utf-8"?>
+<w:hdr xmlns:wpc="http://schemas.microsoft.com/office/word/2010/wordprocessingCanvas" xmlns:cx="http://schemas.microsoft.com/office/drawing/2014/chartex" xmlns:cx1="http://schemas.microsoft.com/office/drawing/2015/9/8/chartex" xmlns:cx2="http://schemas.microsoft.com/office/drawing/2015/10/21/chartex" xmlns:cx3="http://schemas.microsoft.com/office/drawing/2016/5/9/chartex" xmlns:cx4="http://schemas.microsoft.com/office/drawing/2016/5/10/chartex" xmlns:cx5="http://schemas.microsoft.com/office/drawing/2016/5/11/chartex" xmlns:cx6="http://schemas.microsoft.com/office/drawing/2016/5/12/chartex" xmlns:cx7="http://schemas.microsoft.com/office/drawing/2016/5/13/chartex" xmlns:cx8="http://schemas.microsoft.com/office/drawing/2016/5/14/chartex" xmlns:mc="http://schemas.openxmlformats.org/markup-compatibility/2006" xmlns:aink="http://schemas.microsoft.com/office/drawing/2016/ink" xmlns:am3d="http://schemas.microsoft.com/office/drawing/2017/model3d" xmlns:o="urn:schemas-microsoft-com:office:office" xmlns:oel="http://schemas.microsoft.com/office/2019/extlst" xmlns:r="http://schemas.openxmlformats.org/officeDocument/2006/relationships" xmlns:m="http://schemas.openxmlformats.org/officeDocument/2006/math" xmlns:v="urn:schemas-microsoft-com:vml" xmlns:wp14="http://schemas.microsoft.com/office/word/2010/wordprocessingDrawing" xmlns:wp="http://schemas.openxmlformats.org/drawingml/2006/wordprocessingDrawing" xmlns:w10="urn:schemas-microsoft-com:office:word" xmlns:w="http://schemas.openxmlformats.org/wordprocessingml/2006/main" xmlns:w14="http://schemas.microsoft.com/office/word/2010/wordml" xmlns:w15="http://schemas.microsoft.com/office/word/2012/wordml" xmlns:w16cex="http://schemas.microsoft.com/office/word/2018/wordml/cex" xmlns:w16cid="http://schemas.microsoft.com/office/word/2016/wordml/cid" xmlns:w16="http://schemas.microsoft.com/office/word/2018/wordml" xmlns:w16du="http://schemas.microsoft.com/office/word/2023/wordml/word16du" xmlns:w16sdtdh="http://schemas.microsoft.com/office/word/2020/wordml/sdtdatahash" xmlns:w16sdtfl="http://schemas.microsoft.com/office/word/2024/wordml/sdtformatlock" xmlns:w16se="http://schemas.microsoft.com/office/word/2015/wordml/symex" xmlns:wpg="http://schemas.microsoft.com/office/word/2010/wordprocessingGroup" xmlns:wpi="http://schemas.microsoft.com/office/word/2010/wordprocessingInk" xmlns:wne="http://schemas.microsoft.com/office/word/2006/wordml" xmlns:wps="http://schemas.microsoft.com/office/word/2010/wordprocessingShape" mc:Ignorable="w14 w15 w16se w16cid w16 w16cex w16sdtdh w16sdtfl w16du wp14">
   <w:p>
     <w:pPr>
       <w:rPr>
@@ -2239,63 +2284,54 @@
         <w:noProof/>
         <w:sz w:val="22"/>
       </w:rPr>
-      <w:t xml:space="preserve">        </w:t>
+      <w:t xml:space="preserve">   </w:t>
     </w:r>
     <w:bookmarkStart w:id="0" w:name="OLE_LINK2"/>
     <w:r>
       <w:rPr>
         <w:b/>
         <w:bCs/>
-        <w:sz w:val="30"/>
-        <w:szCs w:val="30"/>
-      </w:rPr>
-      <w:t xml:space="preserve">Invoice </w:t>
+        <w:sz w:val="28"/>
+        <w:szCs w:val="28"/>
+      </w:rPr>
+      <w:t>Invoice #:</w:t>
     </w:r>
     <w:r>
       <w:rPr>
         <w:b/>
         <w:bCs/>
-        <w:sz w:val="30"/>
-        <w:szCs w:val="32"/>
-      </w:rPr>
-      <w:t>#:</w:t>
-    </w:r>
+        <w:sz w:val="28"/>
+        <w:szCs w:val="28"/>
+      </w:rPr>
+      <w:t xml:space="preserve"> </w:t>
+    </w:r>
+    <w:bookmarkEnd w:id="0"/>
     <w:r>
       <w:rPr>
         <w:b/>
         <w:bCs/>
-        <w:sz w:val="30"/>
-        <w:szCs w:val="32"/>
-      </w:rPr>
-      <w:t xml:space="preserve"> </w:t>
-    </w:r>
-    <w:bookmarkEnd w:id="0"/>
+        <w:sz w:val="28"/>
+        <w:szCs w:val="28"/>
+      </w:rPr>
+      <w:t>{{</w:t>
+    </w:r>
+    <w:proofErr w:type="spellStart"/>
     <w:r>
       <w:rPr>
         <w:b/>
         <w:bCs/>
-        <w:sz w:val="30"/>
-        <w:szCs w:val="30"/>
-      </w:rPr>
-      <w:t>{{</w:t>
-    </w:r>
-    <w:proofErr w:type="spellStart"/>
+        <w:sz w:val="28"/>
+        <w:szCs w:val="28"/>
+      </w:rPr>
+      <w:t>InvoiceId</w:t>
+    </w:r>
+    <w:proofErr w:type="spellEnd"/>
     <w:r>
       <w:rPr>
         <w:b/>
         <w:bCs/>
-        <w:sz w:val="30"/>
-        <w:szCs w:val="30"/>
-      </w:rPr>
-      <w:t>InvoiceId</w:t>
-    </w:r>
-    <w:proofErr w:type="spellEnd"/>
-    <w:r>
-      <w:rPr>
-        <w:b/>
-        <w:bCs/>
-        <w:sz w:val="30"/>
-        <w:szCs w:val="30"/>
+        <w:sz w:val="28"/>
+        <w:szCs w:val="28"/>
       </w:rPr>
       <w:t>}}</w:t>
     </w:r>
@@ -2334,7 +2370,7 @@
         <w:noProof/>
         <w:sz w:val="22"/>
       </w:rPr>
-      <w:t xml:space="preserve">                                             </w:t>
+      <w:t xml:space="preserve">                                            </w:t>
     </w:r>
     <w:r>
       <w:rPr>
@@ -2343,7 +2379,7 @@
         <w:noProof/>
         <w:sz w:val="22"/>
       </w:rPr>
-      <w:t xml:space="preserve">  </w:t>
+      <w:t xml:space="preserve"> </w:t>
     </w:r>
     <w:r>
       <w:rPr>
@@ -2352,16 +2388,7 @@
         <w:noProof/>
         <w:sz w:val="22"/>
       </w:rPr>
-      <w:t xml:space="preserve">   </w:t>
-    </w:r>
-    <w:r>
-      <w:rPr>
-        <w:i/>
-        <w:iCs/>
-        <w:noProof/>
-        <w:sz w:val="22"/>
-      </w:rPr>
-      <w:t xml:space="preserve">  </w:t>
+      <w:t xml:space="preserve"> </w:t>
     </w:r>
     <w:r>
       <w:rPr>
@@ -2463,8 +2490,18 @@
 </w:hdr>
 </file>
 
+<file path=word/header3.xml><?xml version="1.0" encoding="utf-8"?>
+<w:hdr xmlns:wpc="http://schemas.microsoft.com/office/word/2010/wordprocessingCanvas" xmlns:cx="http://schemas.microsoft.com/office/drawing/2014/chartex" xmlns:cx1="http://schemas.microsoft.com/office/drawing/2015/9/8/chartex" xmlns:cx2="http://schemas.microsoft.com/office/drawing/2015/10/21/chartex" xmlns:cx3="http://schemas.microsoft.com/office/drawing/2016/5/9/chartex" xmlns:cx4="http://schemas.microsoft.com/office/drawing/2016/5/10/chartex" xmlns:cx5="http://schemas.microsoft.com/office/drawing/2016/5/11/chartex" xmlns:cx6="http://schemas.microsoft.com/office/drawing/2016/5/12/chartex" xmlns:cx7="http://schemas.microsoft.com/office/drawing/2016/5/13/chartex" xmlns:cx8="http://schemas.microsoft.com/office/drawing/2016/5/14/chartex" xmlns:mc="http://schemas.openxmlformats.org/markup-compatibility/2006" xmlns:aink="http://schemas.microsoft.com/office/drawing/2016/ink" xmlns:am3d="http://schemas.microsoft.com/office/drawing/2017/model3d" xmlns:o="urn:schemas-microsoft-com:office:office" xmlns:oel="http://schemas.microsoft.com/office/2019/extlst" xmlns:r="http://schemas.openxmlformats.org/officeDocument/2006/relationships" xmlns:m="http://schemas.openxmlformats.org/officeDocument/2006/math" xmlns:v="urn:schemas-microsoft-com:vml" xmlns:wp14="http://schemas.microsoft.com/office/word/2010/wordprocessingDrawing" xmlns:wp="http://schemas.openxmlformats.org/drawingml/2006/wordprocessingDrawing" xmlns:w10="urn:schemas-microsoft-com:office:word" xmlns:w="http://schemas.openxmlformats.org/wordprocessingml/2006/main" xmlns:w14="http://schemas.microsoft.com/office/word/2010/wordml" xmlns:w15="http://schemas.microsoft.com/office/word/2012/wordml" xmlns:w16cex="http://schemas.microsoft.com/office/word/2018/wordml/cex" xmlns:w16cid="http://schemas.microsoft.com/office/word/2016/wordml/cid" xmlns:w16="http://schemas.microsoft.com/office/word/2018/wordml" xmlns:w16du="http://schemas.microsoft.com/office/word/2023/wordml/word16du" xmlns:w16sdtdh="http://schemas.microsoft.com/office/word/2020/wordml/sdtdatahash" xmlns:w16sdtfl="http://schemas.microsoft.com/office/word/2024/wordml/sdtformatlock" xmlns:w16se="http://schemas.microsoft.com/office/word/2015/wordml/symex" xmlns:wpg="http://schemas.microsoft.com/office/word/2010/wordprocessingGroup" xmlns:wpi="http://schemas.microsoft.com/office/word/2010/wordprocessingInk" xmlns:wne="http://schemas.microsoft.com/office/word/2006/wordml" xmlns:wps="http://schemas.microsoft.com/office/word/2010/wordprocessingShape" mc:Ignorable="w14 w15 w16se w16cid w16 w16cex w16sdtdh w16sdtfl w16du wp14">
+  <w:p>
+    <w:pPr>
+      <w:pStyle w:val="Header"/>
+    </w:pPr>
+  </w:p>
+</w:hdr>
+</file>
+
 <file path=word/styles.xml><?xml version="1.0" encoding="utf-8"?>
-<w:styles xmlns:mc="http://schemas.openxmlformats.org/markup-compatibility/2006" xmlns:r="http://schemas.openxmlformats.org/officeDocument/2006/relationships" xmlns:w="http://schemas.openxmlformats.org/wordprocessingml/2006/main" xmlns:w14="http://schemas.microsoft.com/office/word/2010/wordml" xmlns:w15="http://schemas.microsoft.com/office/word/2012/wordml" xmlns:w16cex="http://schemas.microsoft.com/office/word/2018/wordml/cex" xmlns:w16cid="http://schemas.microsoft.com/office/word/2016/wordml/cid" xmlns:w16="http://schemas.microsoft.com/office/word/2018/wordml" xmlns:w16sdtdh="http://schemas.microsoft.com/office/word/2020/wordml/sdtdatahash" xmlns:w16se="http://schemas.microsoft.com/office/word/2015/wordml/symex" mc:Ignorable="w14 w15 w16se w16cid w16 w16cex w16sdtdh">
+<w:styles xmlns:mc="http://schemas.openxmlformats.org/markup-compatibility/2006" xmlns:r="http://schemas.openxmlformats.org/officeDocument/2006/relationships" xmlns:w="http://schemas.openxmlformats.org/wordprocessingml/2006/main" xmlns:w14="http://schemas.microsoft.com/office/word/2010/wordml" xmlns:w15="http://schemas.microsoft.com/office/word/2012/wordml" xmlns:w16cex="http://schemas.microsoft.com/office/word/2018/wordml/cex" xmlns:w16cid="http://schemas.microsoft.com/office/word/2016/wordml/cid" xmlns:w16="http://schemas.microsoft.com/office/word/2018/wordml" xmlns:w16du="http://schemas.microsoft.com/office/word/2023/wordml/word16du" xmlns:w16sdtdh="http://schemas.microsoft.com/office/word/2020/wordml/sdtdatahash" xmlns:w16sdtfl="http://schemas.microsoft.com/office/word/2024/wordml/sdtformatlock" xmlns:w16se="http://schemas.microsoft.com/office/word/2015/wordml/symex" mc:Ignorable="w14 w15 w16se w16cid w16 w16cex w16sdtdh w16sdtfl w16du">
   <w:docDefaults>
     <w:rPrDefault>
       <w:rPr>
@@ -2866,7 +2903,6 @@
   <w:style w:type="character" w:default="1" w:styleId="DefaultParagraphFont">
     <w:name w:val="Default Paragraph Font"/>
     <w:uiPriority w:val="1"/>
-    <w:semiHidden/>
     <w:unhideWhenUsed/>
   </w:style>
   <w:style w:type="table" w:default="1" w:styleId="TableNormal">
@@ -3299,6 +3335,7 @@
 
 <file path=docMetadata/LabelInfo.xml><?xml version="1.0" encoding="utf-8"?>
 <clbl:labelList xmlns:clbl="http://schemas.microsoft.com/office/2020/mipLabelMetadata">
+  <clbl:label id="{d9290083-bd2f-48a2-8ac5-09a524b17d15}" enabled="1" method="Privileged" siteId="{b9fec68c-c92d-461e-9a97-3d03a0f18b82}" contentBits="1" removed="0"/>
   <clbl:label id="{e0793d39-0939-496d-b129-198edd916feb}" enabled="0" method="" siteId="{e0793d39-0939-496d-b129-198edd916feb}" removed="1"/>
 </clbl:labelList>
 </file>
--- a/ALR-DocgenTemplates/Unit Receipt Template.docx
+++ b/ALR-DocgenTemplates/Unit Receipt Template.docx
@@ -136,29 +136,7 @@
                 <w:szCs w:val="24"/>
                 <w14:ligatures w14:val="none"/>
               </w:rPr>
-              <w:t>{{</w:t>
-            </w:r>
-            <w:proofErr w:type="spellStart"/>
-            <w:r>
-              <w:rPr>
-                <w:color w:val="000000" w:themeColor="text1"/>
-                <w:kern w:val="0"/>
-                <w:sz w:val="24"/>
-                <w:szCs w:val="24"/>
-                <w14:ligatures w14:val="none"/>
-              </w:rPr>
-              <w:t>RegistrantName</w:t>
-            </w:r>
-            <w:proofErr w:type="spellEnd"/>
-            <w:r>
-              <w:rPr>
-                <w:color w:val="000000" w:themeColor="text1"/>
-                <w:kern w:val="0"/>
-                <w:sz w:val="24"/>
-                <w:szCs w:val="24"/>
-                <w14:ligatures w14:val="none"/>
-              </w:rPr>
-              <w:t>}}</w:t>
+              <w:t>{{RegistrantName}}</w:t>
             </w:r>
           </w:p>
         </w:tc>
@@ -183,29 +161,7 @@
                 <w:szCs w:val="24"/>
                 <w14:ligatures w14:val="none"/>
               </w:rPr>
-              <w:t>{{</w:t>
-            </w:r>
-            <w:proofErr w:type="spellStart"/>
-            <w:r>
-              <w:rPr>
-                <w:color w:val="000000" w:themeColor="text1"/>
-                <w:kern w:val="0"/>
-                <w:sz w:val="24"/>
-                <w:szCs w:val="24"/>
-                <w14:ligatures w14:val="none"/>
-              </w:rPr>
-              <w:t>ResidenceName</w:t>
-            </w:r>
-            <w:proofErr w:type="spellEnd"/>
-            <w:r>
-              <w:rPr>
-                <w:color w:val="000000" w:themeColor="text1"/>
-                <w:kern w:val="0"/>
-                <w:sz w:val="24"/>
-                <w:szCs w:val="24"/>
-                <w14:ligatures w14:val="none"/>
-              </w:rPr>
-              <w:t>}}</w:t>
+              <w:t>{{ResidenceName}}</w:t>
             </w:r>
           </w:p>
         </w:tc>
@@ -235,29 +191,7 @@
                 <w:szCs w:val="24"/>
                 <w14:ligatures w14:val="none"/>
               </w:rPr>
-              <w:t>{{</w:t>
-            </w:r>
-            <w:proofErr w:type="spellStart"/>
-            <w:r>
-              <w:rPr>
-                <w:color w:val="000000" w:themeColor="text1"/>
-                <w:kern w:val="0"/>
-                <w:sz w:val="24"/>
-                <w:szCs w:val="24"/>
-                <w14:ligatures w14:val="none"/>
-              </w:rPr>
-              <w:t>RegistrantAddress</w:t>
-            </w:r>
-            <w:proofErr w:type="spellEnd"/>
-            <w:r>
-              <w:rPr>
-                <w:color w:val="000000" w:themeColor="text1"/>
-                <w:kern w:val="0"/>
-                <w:sz w:val="24"/>
-                <w:szCs w:val="24"/>
-                <w14:ligatures w14:val="none"/>
-              </w:rPr>
-              <w:t>}}</w:t>
+              <w:t>{{RegistrantAddress}}</w:t>
             </w:r>
           </w:p>
         </w:tc>
@@ -360,25 +294,7 @@
                 <w:sz w:val="24"/>
                 <w:szCs w:val="24"/>
               </w:rPr>
-              <w:t>{{</w:t>
-            </w:r>
-            <w:proofErr w:type="spellStart"/>
-            <w:r>
-              <w:rPr>
-                <w:color w:val="000000" w:themeColor="text1"/>
-                <w:sz w:val="24"/>
-                <w:szCs w:val="24"/>
-              </w:rPr>
-              <w:t>ResidenceAddress</w:t>
-            </w:r>
-            <w:proofErr w:type="spellEnd"/>
-            <w:r>
-              <w:rPr>
-                <w:color w:val="000000" w:themeColor="text1"/>
-                <w:sz w:val="24"/>
-                <w:szCs w:val="24"/>
-              </w:rPr>
-              <w:t>}}</w:t>
+              <w:t>{{ResidenceAddress}}</w:t>
             </w:r>
             <w:bookmarkEnd w:id="1"/>
           </w:p>
@@ -587,21 +503,7 @@
               <w:rPr>
                 <w:sz w:val="22"/>
               </w:rPr>
-              <w:t>{{</w:t>
-            </w:r>
-            <w:proofErr w:type="spellStart"/>
-            <w:r>
-              <w:rPr>
-                <w:sz w:val="22"/>
-              </w:rPr>
-              <w:t>PublicQuantitySum</w:t>
-            </w:r>
-            <w:proofErr w:type="spellEnd"/>
-            <w:r>
-              <w:rPr>
-                <w:sz w:val="22"/>
-              </w:rPr>
-              <w:t>}}</w:t>
+              <w:t>{{PublicQuantitySum}}</w:t>
             </w:r>
           </w:p>
         </w:tc>
@@ -623,23 +525,7 @@
                 <w:rStyle w:val="ui-provider"/>
                 <w:sz w:val="22"/>
               </w:rPr>
-              <w:t>{{</w:t>
-            </w:r>
-            <w:proofErr w:type="spellStart"/>
-            <w:r>
-              <w:rPr>
-                <w:rStyle w:val="ui-provider"/>
-                <w:sz w:val="22"/>
-              </w:rPr>
-              <w:t>PublicSum</w:t>
-            </w:r>
-            <w:proofErr w:type="spellEnd"/>
-            <w:r>
-              <w:rPr>
-                <w:rStyle w:val="ui-provider"/>
-                <w:sz w:val="22"/>
-              </w:rPr>
-              <w:t>}}</w:t>
+              <w:t>{{PublicSum}}</w:t>
             </w:r>
             <w:bookmarkEnd w:id="2"/>
           </w:p>
@@ -660,45 +546,20 @@
               </w:rPr>
             </w:pPr>
             <w:bookmarkStart w:id="3" w:name="OLE_LINK8"/>
-            <w:proofErr w:type="gramStart"/>
             <w:r>
               <w:rPr>
                 <w:rStyle w:val="ui-provider"/>
                 <w:sz w:val="22"/>
               </w:rPr>
-              <w:t>{{</w:t>
-            </w:r>
-            <w:proofErr w:type="spellStart"/>
+              <w:t>{{PublicFeeSum}}</w:t>
+            </w:r>
+            <w:bookmarkStart w:id="4" w:name="OLE_LINK27"/>
             <w:r>
               <w:rPr>
                 <w:rStyle w:val="ui-provider"/>
                 <w:sz w:val="22"/>
               </w:rPr>
-              <w:t>PublicFeeSum</w:t>
-            </w:r>
-            <w:proofErr w:type="spellEnd"/>
-            <w:r>
-              <w:rPr>
-                <w:rStyle w:val="ui-provider"/>
-                <w:sz w:val="22"/>
-              </w:rPr>
-              <w:t>}}</w:t>
-            </w:r>
-            <w:bookmarkStart w:id="4" w:name="OLE_LINK27"/>
-            <w:r>
-              <w:rPr>
-                <w:rStyle w:val="ui-provider"/>
-                <w:sz w:val="22"/>
-              </w:rPr>
-              <w:t>{{/</w:t>
-            </w:r>
-            <w:proofErr w:type="gramEnd"/>
-            <w:r>
-              <w:rPr>
-                <w:rStyle w:val="ui-provider"/>
-                <w:sz w:val="22"/>
-              </w:rPr>
-              <w:t>P</w:t>
+              <w:t>{{/P</w:t>
             </w:r>
             <w:r>
               <w:rPr>
@@ -769,25 +630,7 @@
                 <w:sz w:val="22"/>
                 <w14:ligatures w14:val="none"/>
               </w:rPr>
-              <w:t>{{</w:t>
-            </w:r>
-            <w:proofErr w:type="spellStart"/>
-            <w:r>
-              <w:rPr>
-                <w:kern w:val="0"/>
-                <w:sz w:val="22"/>
-                <w14:ligatures w14:val="none"/>
-              </w:rPr>
-              <w:t>PrivateQuantitySum</w:t>
-            </w:r>
-            <w:proofErr w:type="spellEnd"/>
-            <w:r>
-              <w:rPr>
-                <w:kern w:val="0"/>
-                <w:sz w:val="22"/>
-                <w14:ligatures w14:val="none"/>
-              </w:rPr>
-              <w:t>}}</w:t>
+              <w:t>{{PrivateQuantitySum}}</w:t>
             </w:r>
             <w:bookmarkEnd w:id="5"/>
           </w:p>
@@ -813,27 +656,7 @@
                 <w:sz w:val="22"/>
                 <w14:ligatures w14:val="none"/>
               </w:rPr>
-              <w:t>{{</w:t>
-            </w:r>
-            <w:proofErr w:type="spellStart"/>
-            <w:r>
-              <w:rPr>
-                <w:rStyle w:val="ui-provider"/>
-                <w:kern w:val="0"/>
-                <w:sz w:val="22"/>
-                <w14:ligatures w14:val="none"/>
-              </w:rPr>
-              <w:t>PrivateSum</w:t>
-            </w:r>
-            <w:proofErr w:type="spellEnd"/>
-            <w:r>
-              <w:rPr>
-                <w:rStyle w:val="ui-provider"/>
-                <w:kern w:val="0"/>
-                <w:sz w:val="22"/>
-                <w14:ligatures w14:val="none"/>
-              </w:rPr>
-              <w:t>}}</w:t>
+              <w:t>{{PrivateSum}}</w:t>
             </w:r>
             <w:bookmarkEnd w:id="6"/>
           </w:p>
@@ -854,7 +677,6 @@
                 <w:sz w:val="22"/>
               </w:rPr>
             </w:pPr>
-            <w:proofErr w:type="gramStart"/>
             <w:r>
               <w:rPr>
                 <w:rStyle w:val="ui-provider"/>
@@ -862,9 +684,9 @@
                 <w:sz w:val="22"/>
                 <w14:ligatures w14:val="none"/>
               </w:rPr>
-              <w:t>{{</w:t>
-            </w:r>
-            <w:proofErr w:type="spellStart"/>
+              <w:t>{{PrivateFeeSum}}</w:t>
+            </w:r>
+            <w:bookmarkStart w:id="7" w:name="OLE_LINK28"/>
             <w:r>
               <w:rPr>
                 <w:rStyle w:val="ui-provider"/>
@@ -872,37 +694,7 @@
                 <w:sz w:val="22"/>
                 <w14:ligatures w14:val="none"/>
               </w:rPr>
-              <w:t>PrivateFeeSum</w:t>
-            </w:r>
-            <w:proofErr w:type="spellEnd"/>
-            <w:r>
-              <w:rPr>
-                <w:rStyle w:val="ui-provider"/>
-                <w:kern w:val="0"/>
-                <w:sz w:val="22"/>
-                <w14:ligatures w14:val="none"/>
-              </w:rPr>
-              <w:t>}}</w:t>
-            </w:r>
-            <w:bookmarkStart w:id="7" w:name="OLE_LINK28"/>
-            <w:r>
-              <w:rPr>
-                <w:rStyle w:val="ui-provider"/>
-                <w:kern w:val="0"/>
-                <w:sz w:val="22"/>
-                <w14:ligatures w14:val="none"/>
-              </w:rPr>
-              <w:t>{{/</w:t>
-            </w:r>
-            <w:proofErr w:type="gramEnd"/>
-            <w:r>
-              <w:rPr>
-                <w:rStyle w:val="ui-provider"/>
-                <w:kern w:val="0"/>
-                <w:sz w:val="22"/>
-                <w14:ligatures w14:val="none"/>
-              </w:rPr>
-              <w:t>Private}}</w:t>
+              <w:t>{{/Private}}</w:t>
             </w:r>
             <w:bookmarkEnd w:id="7"/>
           </w:p>
@@ -991,7 +783,6 @@
               <w:t>{{</w:t>
             </w:r>
             <w:bookmarkStart w:id="10" w:name="OLE_LINK22"/>
-            <w:proofErr w:type="spellStart"/>
             <w:r>
               <w:rPr>
                 <w:kern w:val="0"/>
@@ -1007,16 +798,7 @@
                 <w:sz w:val="22"/>
                 <w14:ligatures w14:val="none"/>
               </w:rPr>
-              <w:t>QuantitySum</w:t>
-            </w:r>
-            <w:proofErr w:type="spellEnd"/>
-            <w:r>
-              <w:rPr>
-                <w:kern w:val="0"/>
-                <w:sz w:val="22"/>
-                <w14:ligatures w14:val="none"/>
-              </w:rPr>
-              <w:t>}}</w:t>
+              <w:t>QuantitySum}}</w:t>
             </w:r>
             <w:bookmarkEnd w:id="9"/>
           </w:p>
@@ -1046,7 +828,6 @@
               </w:rPr>
               <w:t>{{</w:t>
             </w:r>
-            <w:proofErr w:type="spellStart"/>
             <w:r>
               <w:rPr>
                 <w:kern w:val="0"/>
@@ -1062,17 +843,7 @@
                 <w:sz w:val="22"/>
                 <w14:ligatures w14:val="none"/>
               </w:rPr>
-              <w:t>Sum</w:t>
-            </w:r>
-            <w:proofErr w:type="spellEnd"/>
-            <w:r>
-              <w:rPr>
-                <w:rStyle w:val="ui-provider"/>
-                <w:kern w:val="0"/>
-                <w:sz w:val="22"/>
-                <w14:ligatures w14:val="none"/>
-              </w:rPr>
-              <w:t>}}</w:t>
+              <w:t>Sum}}</w:t>
             </w:r>
             <w:bookmarkEnd w:id="11"/>
           </w:p>
@@ -1488,7 +1259,6 @@
               <w:t xml:space="preserve">     </w:t>
             </w:r>
             <w:bookmarkStart w:id="14" w:name="OLE_LINK6"/>
-            <w:proofErr w:type="gramStart"/>
             <w:r>
               <w:rPr>
                 <w:b/>
@@ -1506,26 +1276,7 @@
                 <w:sz w:val="24"/>
                 <w:szCs w:val="24"/>
               </w:rPr>
-              <w:t>{{</w:t>
-            </w:r>
-            <w:proofErr w:type="spellStart"/>
-            <w:proofErr w:type="gramEnd"/>
-            <w:r>
-              <w:rPr>
-                <w:color w:val="000000" w:themeColor="text1"/>
-                <w:sz w:val="24"/>
-                <w:szCs w:val="24"/>
-              </w:rPr>
-              <w:t>CertificateId</w:t>
-            </w:r>
-            <w:proofErr w:type="spellEnd"/>
-            <w:r>
-              <w:rPr>
-                <w:color w:val="000000" w:themeColor="text1"/>
-                <w:sz w:val="24"/>
-                <w:szCs w:val="24"/>
-              </w:rPr>
-              <w:t>}}</w:t>
+              <w:t>{{CertificateId}}</w:t>
             </w:r>
             <w:bookmarkEnd w:id="15"/>
           </w:p>
@@ -1596,29 +1347,7 @@
                 <w:szCs w:val="24"/>
                 <w14:ligatures w14:val="none"/>
               </w:rPr>
-              <w:t>{{</w:t>
-            </w:r>
-            <w:proofErr w:type="spellStart"/>
-            <w:r>
-              <w:rPr>
-                <w:color w:val="000000" w:themeColor="text1"/>
-                <w:kern w:val="0"/>
-                <w:sz w:val="24"/>
-                <w:szCs w:val="24"/>
-                <w14:ligatures w14:val="none"/>
-              </w:rPr>
-              <w:t>TotalFeeAmount</w:t>
-            </w:r>
-            <w:proofErr w:type="spellEnd"/>
-            <w:r>
-              <w:rPr>
-                <w:color w:val="000000" w:themeColor="text1"/>
-                <w:kern w:val="0"/>
-                <w:sz w:val="24"/>
-                <w:szCs w:val="24"/>
-                <w14:ligatures w14:val="none"/>
-              </w:rPr>
-              <w:t>}}</w:t>
+              <w:t>{{TotalFeeAmount}}</w:t>
             </w:r>
             <w:bookmarkEnd w:id="16"/>
           </w:p>
@@ -1665,7 +1394,6 @@
               </w:rPr>
               <w:t>{{</w:t>
             </w:r>
-            <w:proofErr w:type="spellStart"/>
             <w:r>
               <w:rPr>
                 <w:kern w:val="0"/>
@@ -1681,18 +1409,7 @@
                 <w:szCs w:val="24"/>
                 <w14:ligatures w14:val="none"/>
               </w:rPr>
-              <w:t>nvoicePaymentDate</w:t>
-            </w:r>
-            <w:proofErr w:type="spellEnd"/>
-            <w:r>
-              <w:rPr>
-                <w:color w:val="000000" w:themeColor="text1"/>
-                <w:kern w:val="0"/>
-                <w:sz w:val="24"/>
-                <w:szCs w:val="24"/>
-                <w14:ligatures w14:val="none"/>
-              </w:rPr>
-              <w:t>}}</w:t>
+              <w:t>nvoicePaymentDate}}</w:t>
             </w:r>
           </w:p>
         </w:tc>
@@ -1783,29 +1500,7 @@
                 <w:szCs w:val="24"/>
                 <w14:ligatures w14:val="none"/>
               </w:rPr>
-              <w:t>{{</w:t>
-            </w:r>
-            <w:proofErr w:type="spellStart"/>
-            <w:r>
-              <w:rPr>
-                <w:color w:val="000000" w:themeColor="text1"/>
-                <w:kern w:val="0"/>
-                <w:sz w:val="24"/>
-                <w:szCs w:val="24"/>
-                <w14:ligatures w14:val="none"/>
-              </w:rPr>
-              <w:t>TotalFeeAmount</w:t>
-            </w:r>
-            <w:proofErr w:type="spellEnd"/>
-            <w:r>
-              <w:rPr>
-                <w:color w:val="000000" w:themeColor="text1"/>
-                <w:kern w:val="0"/>
-                <w:sz w:val="24"/>
-                <w:szCs w:val="24"/>
-                <w14:ligatures w14:val="none"/>
-              </w:rPr>
-              <w:t>}}</w:t>
+              <w:t>{{TotalFeeAmount}}</w:t>
             </w:r>
           </w:p>
         </w:tc>
@@ -2313,27 +2008,7 @@
         <w:sz w:val="28"/>
         <w:szCs w:val="28"/>
       </w:rPr>
-      <w:t>{{</w:t>
-    </w:r>
-    <w:proofErr w:type="spellStart"/>
-    <w:r>
-      <w:rPr>
-        <w:b/>
-        <w:bCs/>
-        <w:sz w:val="28"/>
-        <w:szCs w:val="28"/>
-      </w:rPr>
-      <w:t>InvoiceId</w:t>
-    </w:r>
-    <w:proofErr w:type="spellEnd"/>
-    <w:r>
-      <w:rPr>
-        <w:b/>
-        <w:bCs/>
-        <w:sz w:val="28"/>
-        <w:szCs w:val="28"/>
-      </w:rPr>
-      <w:t>}}</w:t>
+      <w:t>{{InvoiceId}}</w:t>
     </w:r>
     <w:r>
       <w:rPr>
@@ -2370,7 +2045,7 @@
         <w:noProof/>
         <w:sz w:val="22"/>
       </w:rPr>
-      <w:t xml:space="preserve">                                            </w:t>
+      <w:t xml:space="preserve">                                             </w:t>
     </w:r>
     <w:r>
       <w:rPr>
@@ -2417,25 +2092,7 @@
         <w:szCs w:val="20"/>
         <w14:ligatures w14:val="none"/>
       </w:rPr>
-      <w:t>{{</w:t>
-    </w:r>
-    <w:proofErr w:type="spellStart"/>
-    <w:r>
-      <w:rPr>
-        <w:kern w:val="0"/>
-        <w:szCs w:val="20"/>
-        <w14:ligatures w14:val="none"/>
-      </w:rPr>
-      <w:t>InvoiceCreatedDate</w:t>
-    </w:r>
-    <w:proofErr w:type="spellEnd"/>
-    <w:r>
-      <w:rPr>
-        <w:kern w:val="0"/>
-        <w:szCs w:val="20"/>
-        <w14:ligatures w14:val="none"/>
-      </w:rPr>
-      <w:t>}}</w:t>
+      <w:t>{{InvoiceCreatedDate}}</w:t>
     </w:r>
     <w:r>
       <w:rPr>
@@ -2468,7 +2125,21 @@
         <w:noProof/>
         <w:szCs w:val="20"/>
       </w:rPr>
-      <w:t>PO Box 9601 STN Prov Gov</w:t>
+      <w:t>PO Box 960</w:t>
+    </w:r>
+    <w:r>
+      <w:rPr>
+        <w:noProof/>
+        <w:szCs w:val="20"/>
+      </w:rPr>
+      <w:t>4</w:t>
+    </w:r>
+    <w:r>
+      <w:rPr>
+        <w:noProof/>
+        <w:szCs w:val="20"/>
+      </w:rPr>
+      <w:t xml:space="preserve"> STN Prov Gov</w:t>
     </w:r>
     <w:r>
       <w:rPr>
@@ -2903,6 +2574,7 @@
   <w:style w:type="character" w:default="1" w:styleId="DefaultParagraphFont">
     <w:name w:val="Default Paragraph Font"/>
     <w:uiPriority w:val="1"/>
+    <w:semiHidden/>
     <w:unhideWhenUsed/>
   </w:style>
   <w:style w:type="table" w:default="1" w:styleId="TableNormal">

--- a/ALR-DocgenTemplates/Unit Receipt Template.docx
+++ b/ALR-DocgenTemplates/Unit Receipt Template.docx
@@ -12,12 +12,8 @@
           <w:szCs w:val="34"/>
         </w:rPr>
         <w:sectPr>
-          <w:headerReference w:type="even" r:id="rId6"/>
-          <w:headerReference w:type="default" r:id="rId7"/>
-          <w:footerReference w:type="even" r:id="rId8"/>
-          <w:footerReference w:type="default" r:id="rId9"/>
-          <w:headerReference w:type="first" r:id="rId10"/>
-          <w:footerReference w:type="first" r:id="rId11"/>
+          <w:headerReference w:type="default" r:id="rId6"/>
+          <w:footerReference w:type="default" r:id="rId7"/>
           <w:pgSz w:w="12240" w:h="15840"/>
           <w:pgMar w:top="720" w:right="720" w:bottom="720" w:left="720" w:header="708" w:footer="708" w:gutter="0"/>
           <w:cols w:space="708"/>
@@ -660,28 +656,28 @@
               </w:rPr>
             </w:pPr>
             <w:bookmarkStart w:id="3" w:name="OLE_LINK8"/>
+            <w:r>
+              <w:rPr>
+                <w:rStyle w:val="ui-provider"/>
+                <w:sz w:val="22"/>
+              </w:rPr>
+              <w:t>{{</w:t>
+            </w:r>
+            <w:proofErr w:type="spellStart"/>
+            <w:r>
+              <w:rPr>
+                <w:rStyle w:val="ui-provider"/>
+                <w:sz w:val="22"/>
+              </w:rPr>
+              <w:t>PublicFeeSum</w:t>
+            </w:r>
+            <w:proofErr w:type="spellEnd"/>
             <w:proofErr w:type="gramStart"/>
             <w:r>
               <w:rPr>
                 <w:rStyle w:val="ui-provider"/>
                 <w:sz w:val="22"/>
               </w:rPr>
-              <w:t>{{</w:t>
-            </w:r>
-            <w:proofErr w:type="spellStart"/>
-            <w:r>
-              <w:rPr>
-                <w:rStyle w:val="ui-provider"/>
-                <w:sz w:val="22"/>
-              </w:rPr>
-              <w:t>PublicFeeSum</w:t>
-            </w:r>
-            <w:proofErr w:type="spellEnd"/>
-            <w:r>
-              <w:rPr>
-                <w:rStyle w:val="ui-provider"/>
-                <w:sz w:val="22"/>
-              </w:rPr>
               <w:t>}}</w:t>
             </w:r>
             <w:bookmarkStart w:id="4" w:name="OLE_LINK27"/>
@@ -690,7 +686,7 @@
                 <w:rStyle w:val="ui-provider"/>
                 <w:sz w:val="22"/>
               </w:rPr>
-              <w:t>{{/</w:t>
+              <w:t>{</w:t>
             </w:r>
             <w:proofErr w:type="gramEnd"/>
             <w:r>
@@ -698,7 +694,7 @@
                 <w:rStyle w:val="ui-provider"/>
                 <w:sz w:val="22"/>
               </w:rPr>
-              <w:t>P</w:t>
+              <w:t>{/P</w:t>
             </w:r>
             <w:r>
               <w:rPr>
@@ -854,6 +850,26 @@
                 <w:sz w:val="22"/>
               </w:rPr>
             </w:pPr>
+            <w:r>
+              <w:rPr>
+                <w:rStyle w:val="ui-provider"/>
+                <w:kern w:val="0"/>
+                <w:sz w:val="22"/>
+                <w14:ligatures w14:val="none"/>
+              </w:rPr>
+              <w:t>{{</w:t>
+            </w:r>
+            <w:proofErr w:type="spellStart"/>
+            <w:r>
+              <w:rPr>
+                <w:rStyle w:val="ui-provider"/>
+                <w:kern w:val="0"/>
+                <w:sz w:val="22"/>
+                <w14:ligatures w14:val="none"/>
+              </w:rPr>
+              <w:t>PrivateFeeSum</w:t>
+            </w:r>
+            <w:proofErr w:type="spellEnd"/>
             <w:proofErr w:type="gramStart"/>
             <w:r>
               <w:rPr>
@@ -862,26 +878,6 @@
                 <w:sz w:val="22"/>
                 <w14:ligatures w14:val="none"/>
               </w:rPr>
-              <w:t>{{</w:t>
-            </w:r>
-            <w:proofErr w:type="spellStart"/>
-            <w:r>
-              <w:rPr>
-                <w:rStyle w:val="ui-provider"/>
-                <w:kern w:val="0"/>
-                <w:sz w:val="22"/>
-                <w14:ligatures w14:val="none"/>
-              </w:rPr>
-              <w:t>PrivateFeeSum</w:t>
-            </w:r>
-            <w:proofErr w:type="spellEnd"/>
-            <w:r>
-              <w:rPr>
-                <w:rStyle w:val="ui-provider"/>
-                <w:kern w:val="0"/>
-                <w:sz w:val="22"/>
-                <w14:ligatures w14:val="none"/>
-              </w:rPr>
               <w:t>}}</w:t>
             </w:r>
             <w:bookmarkStart w:id="7" w:name="OLE_LINK28"/>
@@ -892,7 +888,7 @@
                 <w:sz w:val="22"/>
                 <w14:ligatures w14:val="none"/>
               </w:rPr>
-              <w:t>{{/</w:t>
+              <w:t>{</w:t>
             </w:r>
             <w:proofErr w:type="gramEnd"/>
             <w:r>
@@ -902,7 +898,7 @@
                 <w:sz w:val="22"/>
                 <w14:ligatures w14:val="none"/>
               </w:rPr>
-              <w:t>Private}}</w:t>
+              <w:t>{/Private}}</w:t>
             </w:r>
             <w:bookmarkEnd w:id="7"/>
           </w:p>
@@ -936,7 +932,16 @@
                 <w:sz w:val="22"/>
                 <w14:ligatures w14:val="none"/>
               </w:rPr>
-              <w:t>Per Diem</w:t>
+              <w:t xml:space="preserve">Per </w:t>
+            </w:r>
+            <w:proofErr w:type="gramStart"/>
+            <w:r>
+              <w:rPr>
+                <w:kern w:val="0"/>
+                <w:sz w:val="22"/>
+                <w14:ligatures w14:val="none"/>
+              </w:rPr>
+              <w:t>Diem</w:t>
             </w:r>
             <w:bookmarkEnd w:id="8"/>
             <w:r>
@@ -946,7 +951,17 @@
                 <w:sz w:val="22"/>
                 <w14:ligatures w14:val="none"/>
               </w:rPr>
-              <w:t>{{#</w:t>
+              <w:t>{</w:t>
+            </w:r>
+            <w:proofErr w:type="gramEnd"/>
+            <w:r>
+              <w:rPr>
+                <w:rStyle w:val="ui-provider"/>
+                <w:kern w:val="0"/>
+                <w:sz w:val="22"/>
+                <w14:ligatures w14:val="none"/>
+              </w:rPr>
+              <w:t>{#</w:t>
             </w:r>
             <w:r>
               <w:rPr>
@@ -1105,6 +1120,7 @@
               </w:rPr>
               <w:t>{{</w:t>
             </w:r>
+            <w:proofErr w:type="spellStart"/>
             <w:r>
               <w:rPr>
                 <w:kern w:val="0"/>
@@ -1120,7 +1136,18 @@
                 <w:sz w:val="22"/>
                 <w14:ligatures w14:val="none"/>
               </w:rPr>
-              <w:t>Sum}}</w:t>
+              <w:t>Sum</w:t>
+            </w:r>
+            <w:proofErr w:type="spellEnd"/>
+            <w:proofErr w:type="gramStart"/>
+            <w:r>
+              <w:rPr>
+                <w:rStyle w:val="ui-provider"/>
+                <w:kern w:val="0"/>
+                <w:sz w:val="22"/>
+                <w14:ligatures w14:val="none"/>
+              </w:rPr>
+              <w:t>}}</w:t>
             </w:r>
             <w:bookmarkStart w:id="13" w:name="OLE_LINK29"/>
             <w:r>
@@ -1130,7 +1157,17 @@
                 <w:sz w:val="22"/>
                 <w14:ligatures w14:val="none"/>
               </w:rPr>
-              <w:t>{{/</w:t>
+              <w:t>{</w:t>
+            </w:r>
+            <w:proofErr w:type="gramEnd"/>
+            <w:r>
+              <w:rPr>
+                <w:rStyle w:val="ui-provider"/>
+                <w:kern w:val="0"/>
+                <w:sz w:val="22"/>
+                <w14:ligatures w14:val="none"/>
+              </w:rPr>
+              <w:t>{/</w:t>
             </w:r>
             <w:r>
               <w:rPr>
@@ -1444,7 +1481,7 @@
     <w:tbl>
       <w:tblPr>
         <w:tblStyle w:val="TableGrid1"/>
-        <w:tblW w:w="11249" w:type="dxa"/>
+        <w:tblW w:w="10435" w:type="dxa"/>
         <w:tblInd w:w="0" w:type="dxa"/>
         <w:tblBorders>
           <w:top w:val="none" w:sz="0" w:space="0" w:color="auto"/>
@@ -1457,17 +1494,17 @@
         <w:tblLook w:val="04A0" w:firstRow="1" w:lastRow="0" w:firstColumn="1" w:lastColumn="0" w:noHBand="0" w:noVBand="1"/>
       </w:tblPr>
       <w:tblGrid>
-        <w:gridCol w:w="5089"/>
-        <w:gridCol w:w="3727"/>
-        <w:gridCol w:w="2433"/>
+        <w:gridCol w:w="4724"/>
+        <w:gridCol w:w="3454"/>
+        <w:gridCol w:w="2257"/>
       </w:tblGrid>
       <w:tr>
         <w:trPr>
-          <w:trHeight w:val="247"/>
+          <w:trHeight w:val="168"/>
         </w:trPr>
         <w:tc>
           <w:tcPr>
-            <w:tcW w:w="5089" w:type="dxa"/>
+            <w:tcW w:w="4765" w:type="dxa"/>
             <w:hideMark/>
           </w:tcPr>
           <w:p>
@@ -1499,12 +1536,10 @@
               </w:rPr>
               <w:t xml:space="preserve">Registration: </w:t>
             </w:r>
-            <w:bookmarkStart w:id="15" w:name="OLE_LINK9"/>
-            <w:r>
-              <w:rPr>
-                <w:color w:val="000000" w:themeColor="text1"/>
-                <w:sz w:val="24"/>
-                <w:szCs w:val="24"/>
+            <w:r>
+              <w:rPr>
+                <w:color w:val="000000" w:themeColor="text1"/>
+                <w:szCs w:val="20"/>
               </w:rPr>
               <w:t>{{</w:t>
             </w:r>
@@ -1513,26 +1548,23 @@
             <w:r>
               <w:rPr>
                 <w:color w:val="000000" w:themeColor="text1"/>
-                <w:sz w:val="24"/>
-                <w:szCs w:val="24"/>
-              </w:rPr>
-              <w:t>CertificateId</w:t>
+                <w:szCs w:val="20"/>
+              </w:rPr>
+              <w:t>IF_isCertificateIdNotPresent</w:t>
             </w:r>
             <w:proofErr w:type="spellEnd"/>
             <w:r>
               <w:rPr>
                 <w:color w:val="000000" w:themeColor="text1"/>
-                <w:sz w:val="24"/>
-                <w:szCs w:val="24"/>
+                <w:szCs w:val="20"/>
               </w:rPr>
               <w:t>}}</w:t>
             </w:r>
-            <w:bookmarkEnd w:id="15"/>
           </w:p>
         </w:tc>
         <w:tc>
           <w:tcPr>
-            <w:tcW w:w="3727" w:type="dxa"/>
+            <w:tcW w:w="3503" w:type="dxa"/>
             <w:hideMark/>
           </w:tcPr>
           <w:p>
@@ -1576,7 +1608,7 @@
         </w:tc>
         <w:tc>
           <w:tcPr>
-            <w:tcW w:w="2433" w:type="dxa"/>
+            <w:tcW w:w="2167" w:type="dxa"/>
             <w:hideMark/>
           </w:tcPr>
           <w:p>
@@ -1587,7 +1619,7 @@
                 <w:sz w:val="22"/>
               </w:rPr>
             </w:pPr>
-            <w:bookmarkStart w:id="16" w:name="OLE_LINK14"/>
+            <w:bookmarkStart w:id="15" w:name="OLE_LINK14"/>
             <w:r>
               <w:rPr>
                 <w:color w:val="000000" w:themeColor="text1"/>
@@ -1620,17 +1652,17 @@
               </w:rPr>
               <w:t>}}</w:t>
             </w:r>
-            <w:bookmarkEnd w:id="16"/>
+            <w:bookmarkEnd w:id="15"/>
           </w:p>
         </w:tc>
       </w:tr>
       <w:tr>
         <w:trPr>
-          <w:trHeight w:val="247"/>
+          <w:trHeight w:val="168"/>
         </w:trPr>
         <w:tc>
           <w:tcPr>
-            <w:tcW w:w="5089" w:type="dxa"/>
+            <w:tcW w:w="4765" w:type="dxa"/>
             <w:hideMark/>
           </w:tcPr>
           <w:p>
@@ -1665,7 +1697,6 @@
               </w:rPr>
               <w:t>{{</w:t>
             </w:r>
-            <w:proofErr w:type="spellStart"/>
             <w:r>
               <w:rPr>
                 <w:kern w:val="0"/>
@@ -1681,24 +1712,13 @@
                 <w:szCs w:val="24"/>
                 <w14:ligatures w14:val="none"/>
               </w:rPr>
-              <w:t>nvoicePaymentDate</w:t>
-            </w:r>
-            <w:proofErr w:type="spellEnd"/>
-            <w:r>
-              <w:rPr>
-                <w:color w:val="000000" w:themeColor="text1"/>
-                <w:kern w:val="0"/>
-                <w:sz w:val="24"/>
-                <w:szCs w:val="24"/>
-                <w14:ligatures w14:val="none"/>
-              </w:rPr>
-              <w:t>}}</w:t>
+              <w:t>nvoicePaymentDate}}</w:t>
             </w:r>
           </w:p>
         </w:tc>
         <w:tc>
           <w:tcPr>
-            <w:tcW w:w="3727" w:type="dxa"/>
+            <w:tcW w:w="3503" w:type="dxa"/>
             <w:hideMark/>
           </w:tcPr>
           <w:p>
@@ -1722,7 +1742,7 @@
                 <w:szCs w:val="24"/>
                 <w14:ligatures w14:val="none"/>
               </w:rPr>
-              <w:t xml:space="preserve">         </w:t>
+              <w:t xml:space="preserve">               </w:t>
             </w:r>
             <w:r>
               <w:rPr>
@@ -1761,7 +1781,7 @@
         </w:tc>
         <w:tc>
           <w:tcPr>
-            <w:tcW w:w="2433" w:type="dxa"/>
+            <w:tcW w:w="2167" w:type="dxa"/>
             <w:hideMark/>
           </w:tcPr>
           <w:p>
@@ -1812,11 +1832,11 @@
       </w:tr>
       <w:tr>
         <w:trPr>
-          <w:trHeight w:val="247"/>
+          <w:trHeight w:val="168"/>
         </w:trPr>
         <w:tc>
           <w:tcPr>
-            <w:tcW w:w="5089" w:type="dxa"/>
+            <w:tcW w:w="4765" w:type="dxa"/>
             <w:hideMark/>
           </w:tcPr>
           <w:p>
@@ -1846,7 +1866,7 @@
         </w:tc>
         <w:tc>
           <w:tcPr>
-            <w:tcW w:w="3727" w:type="dxa"/>
+            <w:tcW w:w="3503" w:type="dxa"/>
             <w:hideMark/>
           </w:tcPr>
           <w:p>
@@ -1898,7 +1918,7 @@
         </w:tc>
         <w:tc>
           <w:tcPr>
-            <w:tcW w:w="2433" w:type="dxa"/>
+            <w:tcW w:w="2167" w:type="dxa"/>
             <w:hideMark/>
           </w:tcPr>
           <w:p>
@@ -1980,16 +2000,6 @@
 <w:ftr xmlns:wpc="http://schemas.microsoft.com/office/word/2010/wordprocessingCanvas" xmlns:cx="http://schemas.microsoft.com/office/drawing/2014/chartex" xmlns:cx1="http://schemas.microsoft.com/office/drawing/2015/9/8/chartex" xmlns:cx2="http://schemas.microsoft.com/office/drawing/2015/10/21/chartex" xmlns:cx3="http://schemas.microsoft.com/office/drawing/2016/5/9/chartex" xmlns:cx4="http://schemas.microsoft.com/office/drawing/2016/5/10/chartex" xmlns:cx5="http://schemas.microsoft.com/office/drawing/2016/5/11/chartex" xmlns:cx6="http://schemas.microsoft.com/office/drawing/2016/5/12/chartex" xmlns:cx7="http://schemas.microsoft.com/office/drawing/2016/5/13/chartex" xmlns:cx8="http://schemas.microsoft.com/office/drawing/2016/5/14/chartex" xmlns:mc="http://schemas.openxmlformats.org/markup-compatibility/2006" xmlns:aink="http://schemas.microsoft.com/office/drawing/2016/ink" xmlns:am3d="http://schemas.microsoft.com/office/drawing/2017/model3d" xmlns:o="urn:schemas-microsoft-com:office:office" xmlns:oel="http://schemas.microsoft.com/office/2019/extlst" xmlns:r="http://schemas.openxmlformats.org/officeDocument/2006/relationships" xmlns:m="http://schemas.openxmlformats.org/officeDocument/2006/math" xmlns:v="urn:schemas-microsoft-com:vml" xmlns:wp14="http://schemas.microsoft.com/office/word/2010/wordprocessingDrawing" xmlns:wp="http://schemas.openxmlformats.org/drawingml/2006/wordprocessingDrawing" xmlns:w10="urn:schemas-microsoft-com:office:word" xmlns:w="http://schemas.openxmlformats.org/wordprocessingml/2006/main" xmlns:w14="http://schemas.microsoft.com/office/word/2010/wordml" xmlns:w15="http://schemas.microsoft.com/office/word/2012/wordml" xmlns:w16cex="http://schemas.microsoft.com/office/word/2018/wordml/cex" xmlns:w16cid="http://schemas.microsoft.com/office/word/2016/wordml/cid" xmlns:w16="http://schemas.microsoft.com/office/word/2018/wordml" xmlns:w16du="http://schemas.microsoft.com/office/word/2023/wordml/word16du" xmlns:w16sdtdh="http://schemas.microsoft.com/office/word/2020/wordml/sdtdatahash" xmlns:w16sdtfl="http://schemas.microsoft.com/office/word/2024/wordml/sdtformatlock" xmlns:w16se="http://schemas.microsoft.com/office/word/2015/wordml/symex" xmlns:wpg="http://schemas.microsoft.com/office/word/2010/wordprocessingGroup" xmlns:wpi="http://schemas.microsoft.com/office/word/2010/wordprocessingInk" xmlns:wne="http://schemas.microsoft.com/office/word/2006/wordml" xmlns:wps="http://schemas.microsoft.com/office/word/2010/wordprocessingShape" mc:Ignorable="w14 w15 w16se w16cid w16 w16cex w16sdtdh w16sdtfl w16du wp14">
   <w:p>
     <w:pPr>
-      <w:pStyle w:val="Footer"/>
-    </w:pPr>
-  </w:p>
-</w:ftr>
-</file>
-
-<file path=word/footer2.xml><?xml version="1.0" encoding="utf-8"?>
-<w:ftr xmlns:wpc="http://schemas.microsoft.com/office/word/2010/wordprocessingCanvas" xmlns:cx="http://schemas.microsoft.com/office/drawing/2014/chartex" xmlns:cx1="http://schemas.microsoft.com/office/drawing/2015/9/8/chartex" xmlns:cx2="http://schemas.microsoft.com/office/drawing/2015/10/21/chartex" xmlns:cx3="http://schemas.microsoft.com/office/drawing/2016/5/9/chartex" xmlns:cx4="http://schemas.microsoft.com/office/drawing/2016/5/10/chartex" xmlns:cx5="http://schemas.microsoft.com/office/drawing/2016/5/11/chartex" xmlns:cx6="http://schemas.microsoft.com/office/drawing/2016/5/12/chartex" xmlns:cx7="http://schemas.microsoft.com/office/drawing/2016/5/13/chartex" xmlns:cx8="http://schemas.microsoft.com/office/drawing/2016/5/14/chartex" xmlns:mc="http://schemas.openxmlformats.org/markup-compatibility/2006" xmlns:aink="http://schemas.microsoft.com/office/drawing/2016/ink" xmlns:am3d="http://schemas.microsoft.com/office/drawing/2017/model3d" xmlns:o="urn:schemas-microsoft-com:office:office" xmlns:oel="http://schemas.microsoft.com/office/2019/extlst" xmlns:r="http://schemas.openxmlformats.org/officeDocument/2006/relationships" xmlns:m="http://schemas.openxmlformats.org/officeDocument/2006/math" xmlns:v="urn:schemas-microsoft-com:vml" xmlns:wp14="http://schemas.microsoft.com/office/word/2010/wordprocessingDrawing" xmlns:wp="http://schemas.openxmlformats.org/drawingml/2006/wordprocessingDrawing" xmlns:w10="urn:schemas-microsoft-com:office:word" xmlns:w="http://schemas.openxmlformats.org/wordprocessingml/2006/main" xmlns:w14="http://schemas.microsoft.com/office/word/2010/wordml" xmlns:w15="http://schemas.microsoft.com/office/word/2012/wordml" xmlns:w16cex="http://schemas.microsoft.com/office/word/2018/wordml/cex" xmlns:w16cid="http://schemas.microsoft.com/office/word/2016/wordml/cid" xmlns:w16="http://schemas.microsoft.com/office/word/2018/wordml" xmlns:w16du="http://schemas.microsoft.com/office/word/2023/wordml/word16du" xmlns:w16sdtdh="http://schemas.microsoft.com/office/word/2020/wordml/sdtdatahash" xmlns:w16sdtfl="http://schemas.microsoft.com/office/word/2024/wordml/sdtformatlock" xmlns:w16se="http://schemas.microsoft.com/office/word/2015/wordml/symex" xmlns:wpg="http://schemas.microsoft.com/office/word/2010/wordprocessingGroup" xmlns:wpi="http://schemas.microsoft.com/office/word/2010/wordprocessingInk" xmlns:wne="http://schemas.microsoft.com/office/word/2006/wordml" xmlns:wps="http://schemas.microsoft.com/office/word/2010/wordprocessingShape" mc:Ignorable="w14 w15 w16se w16cid w16 w16cex w16sdtdh w16sdtfl w16du wp14">
-  <w:p>
-    <w:pPr>
       <w:jc w:val="right"/>
       <w:rPr>
         <w:noProof/>
@@ -2094,16 +2104,6 @@
       </w:rPr>
       <w:t xml:space="preserve"> (250) 953-0496</w:t>
     </w:r>
-  </w:p>
-</w:ftr>
-</file>
-
-<file path=word/footer3.xml><?xml version="1.0" encoding="utf-8"?>
-<w:ftr xmlns:wpc="http://schemas.microsoft.com/office/word/2010/wordprocessingCanvas" xmlns:cx="http://schemas.microsoft.com/office/drawing/2014/chartex" xmlns:cx1="http://schemas.microsoft.com/office/drawing/2015/9/8/chartex" xmlns:cx2="http://schemas.microsoft.com/office/drawing/2015/10/21/chartex" xmlns:cx3="http://schemas.microsoft.com/office/drawing/2016/5/9/chartex" xmlns:cx4="http://schemas.microsoft.com/office/drawing/2016/5/10/chartex" xmlns:cx5="http://schemas.microsoft.com/office/drawing/2016/5/11/chartex" xmlns:cx6="http://schemas.microsoft.com/office/drawing/2016/5/12/chartex" xmlns:cx7="http://schemas.microsoft.com/office/drawing/2016/5/13/chartex" xmlns:cx8="http://schemas.microsoft.com/office/drawing/2016/5/14/chartex" xmlns:mc="http://schemas.openxmlformats.org/markup-compatibility/2006" xmlns:aink="http://schemas.microsoft.com/office/drawing/2016/ink" xmlns:am3d="http://schemas.microsoft.com/office/drawing/2017/model3d" xmlns:o="urn:schemas-microsoft-com:office:office" xmlns:oel="http://schemas.microsoft.com/office/2019/extlst" xmlns:r="http://schemas.openxmlformats.org/officeDocument/2006/relationships" xmlns:m="http://schemas.openxmlformats.org/officeDocument/2006/math" xmlns:v="urn:schemas-microsoft-com:vml" xmlns:wp14="http://schemas.microsoft.com/office/word/2010/wordprocessingDrawing" xmlns:wp="http://schemas.openxmlformats.org/drawingml/2006/wordprocessingDrawing" xmlns:w10="urn:schemas-microsoft-com:office:word" xmlns:w="http://schemas.openxmlformats.org/wordprocessingml/2006/main" xmlns:w14="http://schemas.microsoft.com/office/word/2010/wordml" xmlns:w15="http://schemas.microsoft.com/office/word/2012/wordml" xmlns:w16cex="http://schemas.microsoft.com/office/word/2018/wordml/cex" xmlns:w16cid="http://schemas.microsoft.com/office/word/2016/wordml/cid" xmlns:w16="http://schemas.microsoft.com/office/word/2018/wordml" xmlns:w16du="http://schemas.microsoft.com/office/word/2023/wordml/word16du" xmlns:w16sdtdh="http://schemas.microsoft.com/office/word/2020/wordml/sdtdatahash" xmlns:w16sdtfl="http://schemas.microsoft.com/office/word/2024/wordml/sdtformatlock" xmlns:w16se="http://schemas.microsoft.com/office/word/2015/wordml/symex" xmlns:wpg="http://schemas.microsoft.com/office/word/2010/wordprocessingGroup" xmlns:wpi="http://schemas.microsoft.com/office/word/2010/wordprocessingInk" xmlns:wne="http://schemas.microsoft.com/office/word/2006/wordml" xmlns:wps="http://schemas.microsoft.com/office/word/2010/wordprocessingShape" mc:Ignorable="w14 w15 w16se w16cid w16 w16cex w16sdtdh w16sdtfl w16du wp14">
-  <w:p>
-    <w:pPr>
-      <w:pStyle w:val="Footer"/>
-    </w:pPr>
   </w:p>
 </w:ftr>
 </file>
@@ -2134,16 +2134,6 @@
 </file>
 
 <file path=word/header1.xml><?xml version="1.0" encoding="utf-8"?>
-<w:hdr xmlns:wpc="http://schemas.microsoft.com/office/word/2010/wordprocessingCanvas" xmlns:cx="http://schemas.microsoft.com/office/drawing/2014/chartex" xmlns:cx1="http://schemas.microsoft.com/office/drawing/2015/9/8/chartex" xmlns:cx2="http://schemas.microsoft.com/office/drawing/2015/10/21/chartex" xmlns:cx3="http://schemas.microsoft.com/office/drawing/2016/5/9/chartex" xmlns:cx4="http://schemas.microsoft.com/office/drawing/2016/5/10/chartex" xmlns:cx5="http://schemas.microsoft.com/office/drawing/2016/5/11/chartex" xmlns:cx6="http://schemas.microsoft.com/office/drawing/2016/5/12/chartex" xmlns:cx7="http://schemas.microsoft.com/office/drawing/2016/5/13/chartex" xmlns:cx8="http://schemas.microsoft.com/office/drawing/2016/5/14/chartex" xmlns:mc="http://schemas.openxmlformats.org/markup-compatibility/2006" xmlns:aink="http://schemas.microsoft.com/office/drawing/2016/ink" xmlns:am3d="http://schemas.microsoft.com/office/drawing/2017/model3d" xmlns:o="urn:schemas-microsoft-com:office:office" xmlns:oel="http://schemas.microsoft.com/office/2019/extlst" xmlns:r="http://schemas.openxmlformats.org/officeDocument/2006/relationships" xmlns:m="http://schemas.openxmlformats.org/officeDocument/2006/math" xmlns:v="urn:schemas-microsoft-com:vml" xmlns:wp14="http://schemas.microsoft.com/office/word/2010/wordprocessingDrawing" xmlns:wp="http://schemas.openxmlformats.org/drawingml/2006/wordprocessingDrawing" xmlns:w10="urn:schemas-microsoft-com:office:word" xmlns:w="http://schemas.openxmlformats.org/wordprocessingml/2006/main" xmlns:w14="http://schemas.microsoft.com/office/word/2010/wordml" xmlns:w15="http://schemas.microsoft.com/office/word/2012/wordml" xmlns:w16cex="http://schemas.microsoft.com/office/word/2018/wordml/cex" xmlns:w16cid="http://schemas.microsoft.com/office/word/2016/wordml/cid" xmlns:w16="http://schemas.microsoft.com/office/word/2018/wordml" xmlns:w16du="http://schemas.microsoft.com/office/word/2023/wordml/word16du" xmlns:w16sdtdh="http://schemas.microsoft.com/office/word/2020/wordml/sdtdatahash" xmlns:w16sdtfl="http://schemas.microsoft.com/office/word/2024/wordml/sdtformatlock" xmlns:w16se="http://schemas.microsoft.com/office/word/2015/wordml/symex" xmlns:wpg="http://schemas.microsoft.com/office/word/2010/wordprocessingGroup" xmlns:wpi="http://schemas.microsoft.com/office/word/2010/wordprocessingInk" xmlns:wne="http://schemas.microsoft.com/office/word/2006/wordml" xmlns:wps="http://schemas.microsoft.com/office/word/2010/wordprocessingShape" mc:Ignorable="w14 w15 w16se w16cid w16 w16cex w16sdtdh w16sdtfl w16du wp14">
-  <w:p>
-    <w:pPr>
-      <w:pStyle w:val="Header"/>
-    </w:pPr>
-  </w:p>
-</w:hdr>
-</file>
-
-<file path=word/header2.xml><?xml version="1.0" encoding="utf-8"?>
 <w:hdr xmlns:wpc="http://schemas.microsoft.com/office/word/2010/wordprocessingCanvas" xmlns:cx="http://schemas.microsoft.com/office/drawing/2014/chartex" xmlns:cx1="http://schemas.microsoft.com/office/drawing/2015/9/8/chartex" xmlns:cx2="http://schemas.microsoft.com/office/drawing/2015/10/21/chartex" xmlns:cx3="http://schemas.microsoft.com/office/drawing/2016/5/9/chartex" xmlns:cx4="http://schemas.microsoft.com/office/drawing/2016/5/10/chartex" xmlns:cx5="http://schemas.microsoft.com/office/drawing/2016/5/11/chartex" xmlns:cx6="http://schemas.microsoft.com/office/drawing/2016/5/12/chartex" xmlns:cx7="http://schemas.microsoft.com/office/drawing/2016/5/13/chartex" xmlns:cx8="http://schemas.microsoft.com/office/drawing/2016/5/14/chartex" xmlns:mc="http://schemas.openxmlformats.org/markup-compatibility/2006" xmlns:aink="http://schemas.microsoft.com/office/drawing/2016/ink" xmlns:am3d="http://schemas.microsoft.com/office/drawing/2017/model3d" xmlns:o="urn:schemas-microsoft-com:office:office" xmlns:oel="http://schemas.microsoft.com/office/2019/extlst" xmlns:r="http://schemas.openxmlformats.org/officeDocument/2006/relationships" xmlns:m="http://schemas.openxmlformats.org/officeDocument/2006/math" xmlns:v="urn:schemas-microsoft-com:vml" xmlns:wp14="http://schemas.microsoft.com/office/word/2010/wordprocessingDrawing" xmlns:wp="http://schemas.openxmlformats.org/drawingml/2006/wordprocessingDrawing" xmlns:w10="urn:schemas-microsoft-com:office:word" xmlns:w="http://schemas.openxmlformats.org/wordprocessingml/2006/main" xmlns:w14="http://schemas.microsoft.com/office/word/2010/wordml" xmlns:w15="http://schemas.microsoft.com/office/word/2012/wordml" xmlns:w16cex="http://schemas.microsoft.com/office/word/2018/wordml/cex" xmlns:w16cid="http://schemas.microsoft.com/office/word/2016/wordml/cid" xmlns:w16="http://schemas.microsoft.com/office/word/2018/wordml" xmlns:w16du="http://schemas.microsoft.com/office/word/2023/wordml/word16du" xmlns:w16sdtdh="http://schemas.microsoft.com/office/word/2020/wordml/sdtdatahash" xmlns:w16sdtfl="http://schemas.microsoft.com/office/word/2024/wordml/sdtformatlock" xmlns:w16se="http://schemas.microsoft.com/office/word/2015/wordml/symex" xmlns:wpg="http://schemas.microsoft.com/office/word/2010/wordprocessingGroup" xmlns:wpi="http://schemas.microsoft.com/office/word/2010/wordprocessingInk" xmlns:wne="http://schemas.microsoft.com/office/word/2006/wordml" xmlns:wps="http://schemas.microsoft.com/office/word/2010/wordprocessingShape" mc:Ignorable="w14 w15 w16se w16cid w16 w16cex w16sdtdh w16sdtfl w16du wp14">
   <w:p>
     <w:pPr>
@@ -2284,54 +2274,63 @@
         <w:noProof/>
         <w:sz w:val="22"/>
       </w:rPr>
-      <w:t xml:space="preserve">   </w:t>
+      <w:t xml:space="preserve">        </w:t>
     </w:r>
     <w:bookmarkStart w:id="0" w:name="OLE_LINK2"/>
     <w:r>
       <w:rPr>
         <w:b/>
         <w:bCs/>
-        <w:sz w:val="28"/>
-        <w:szCs w:val="28"/>
-      </w:rPr>
-      <w:t>Invoice #:</w:t>
+        <w:sz w:val="30"/>
+        <w:szCs w:val="30"/>
+      </w:rPr>
+      <w:t xml:space="preserve">Invoice </w:t>
     </w:r>
     <w:r>
       <w:rPr>
         <w:b/>
         <w:bCs/>
-        <w:sz w:val="28"/>
-        <w:szCs w:val="28"/>
-      </w:rPr>
-      <w:t xml:space="preserve"> </w:t>
-    </w:r>
-    <w:bookmarkEnd w:id="0"/>
+        <w:sz w:val="30"/>
+        <w:szCs w:val="32"/>
+      </w:rPr>
+      <w:t>#:</w:t>
+    </w:r>
     <w:r>
       <w:rPr>
         <w:b/>
         <w:bCs/>
-        <w:sz w:val="28"/>
-        <w:szCs w:val="28"/>
-      </w:rPr>
-      <w:t>{{</w:t>
-    </w:r>
-    <w:proofErr w:type="spellStart"/>
+        <w:sz w:val="30"/>
+        <w:szCs w:val="32"/>
+      </w:rPr>
+      <w:t xml:space="preserve"> </w:t>
+    </w:r>
+    <w:bookmarkEnd w:id="0"/>
     <w:r>
       <w:rPr>
         <w:b/>
         <w:bCs/>
-        <w:sz w:val="28"/>
-        <w:szCs w:val="28"/>
-      </w:rPr>
-      <w:t>InvoiceId</w:t>
-    </w:r>
-    <w:proofErr w:type="spellEnd"/>
+        <w:sz w:val="30"/>
+        <w:szCs w:val="30"/>
+      </w:rPr>
+      <w:t>{{</w:t>
+    </w:r>
+    <w:proofErr w:type="spellStart"/>
     <w:r>
       <w:rPr>
         <w:b/>
         <w:bCs/>
-        <w:sz w:val="28"/>
-        <w:szCs w:val="28"/>
+        <w:sz w:val="30"/>
+        <w:szCs w:val="30"/>
+      </w:rPr>
+      <w:t>InvoiceId</w:t>
+    </w:r>
+    <w:proofErr w:type="spellEnd"/>
+    <w:r>
+      <w:rPr>
+        <w:b/>
+        <w:bCs/>
+        <w:sz w:val="30"/>
+        <w:szCs w:val="30"/>
       </w:rPr>
       <w:t>}}</w:t>
     </w:r>
@@ -2370,7 +2369,7 @@
         <w:noProof/>
         <w:sz w:val="22"/>
       </w:rPr>
-      <w:t xml:space="preserve">                                            </w:t>
+      <w:t xml:space="preserve">                                             </w:t>
     </w:r>
     <w:r>
       <w:rPr>
@@ -2379,7 +2378,7 @@
         <w:noProof/>
         <w:sz w:val="22"/>
       </w:rPr>
-      <w:t xml:space="preserve"> </w:t>
+      <w:t xml:space="preserve">  </w:t>
     </w:r>
     <w:r>
       <w:rPr>
@@ -2388,7 +2387,16 @@
         <w:noProof/>
         <w:sz w:val="22"/>
       </w:rPr>
-      <w:t xml:space="preserve"> </w:t>
+      <w:t xml:space="preserve">   </w:t>
+    </w:r>
+    <w:r>
+      <w:rPr>
+        <w:i/>
+        <w:iCs/>
+        <w:noProof/>
+        <w:sz w:val="22"/>
+      </w:rPr>
+      <w:t xml:space="preserve">  </w:t>
     </w:r>
     <w:r>
       <w:rPr>
@@ -2485,16 +2493,6 @@
         <w:noProof/>
         <w:sz w:val="22"/>
       </w:rPr>
-    </w:pPr>
-  </w:p>
-</w:hdr>
-</file>
-
-<file path=word/header3.xml><?xml version="1.0" encoding="utf-8"?>
-<w:hdr xmlns:wpc="http://schemas.microsoft.com/office/word/2010/wordprocessingCanvas" xmlns:cx="http://schemas.microsoft.com/office/drawing/2014/chartex" xmlns:cx1="http://schemas.microsoft.com/office/drawing/2015/9/8/chartex" xmlns:cx2="http://schemas.microsoft.com/office/drawing/2015/10/21/chartex" xmlns:cx3="http://schemas.microsoft.com/office/drawing/2016/5/9/chartex" xmlns:cx4="http://schemas.microsoft.com/office/drawing/2016/5/10/chartex" xmlns:cx5="http://schemas.microsoft.com/office/drawing/2016/5/11/chartex" xmlns:cx6="http://schemas.microsoft.com/office/drawing/2016/5/12/chartex" xmlns:cx7="http://schemas.microsoft.com/office/drawing/2016/5/13/chartex" xmlns:cx8="http://schemas.microsoft.com/office/drawing/2016/5/14/chartex" xmlns:mc="http://schemas.openxmlformats.org/markup-compatibility/2006" xmlns:aink="http://schemas.microsoft.com/office/drawing/2016/ink" xmlns:am3d="http://schemas.microsoft.com/office/drawing/2017/model3d" xmlns:o="urn:schemas-microsoft-com:office:office" xmlns:oel="http://schemas.microsoft.com/office/2019/extlst" xmlns:r="http://schemas.openxmlformats.org/officeDocument/2006/relationships" xmlns:m="http://schemas.openxmlformats.org/officeDocument/2006/math" xmlns:v="urn:schemas-microsoft-com:vml" xmlns:wp14="http://schemas.microsoft.com/office/word/2010/wordprocessingDrawing" xmlns:wp="http://schemas.openxmlformats.org/drawingml/2006/wordprocessingDrawing" xmlns:w10="urn:schemas-microsoft-com:office:word" xmlns:w="http://schemas.openxmlformats.org/wordprocessingml/2006/main" xmlns:w14="http://schemas.microsoft.com/office/word/2010/wordml" xmlns:w15="http://schemas.microsoft.com/office/word/2012/wordml" xmlns:w16cex="http://schemas.microsoft.com/office/word/2018/wordml/cex" xmlns:w16cid="http://schemas.microsoft.com/office/word/2016/wordml/cid" xmlns:w16="http://schemas.microsoft.com/office/word/2018/wordml" xmlns:w16du="http://schemas.microsoft.com/office/word/2023/wordml/word16du" xmlns:w16sdtdh="http://schemas.microsoft.com/office/word/2020/wordml/sdtdatahash" xmlns:w16sdtfl="http://schemas.microsoft.com/office/word/2024/wordml/sdtformatlock" xmlns:w16se="http://schemas.microsoft.com/office/word/2015/wordml/symex" xmlns:wpg="http://schemas.microsoft.com/office/word/2010/wordprocessingGroup" xmlns:wpi="http://schemas.microsoft.com/office/word/2010/wordprocessingInk" xmlns:wne="http://schemas.microsoft.com/office/word/2006/wordml" xmlns:wps="http://schemas.microsoft.com/office/word/2010/wordprocessingShape" mc:Ignorable="w14 w15 w16se w16cid w16 w16cex w16sdtdh w16sdtfl w16du wp14">
-  <w:p>
-    <w:pPr>
-      <w:pStyle w:val="Header"/>
     </w:pPr>
   </w:p>
 </w:hdr>
@@ -3335,7 +3333,6 @@
 
 <file path=docMetadata/LabelInfo.xml><?xml version="1.0" encoding="utf-8"?>
 <clbl:labelList xmlns:clbl="http://schemas.microsoft.com/office/2020/mipLabelMetadata">
-  <clbl:label id="{d9290083-bd2f-48a2-8ac5-09a524b17d15}" enabled="1" method="Privileged" siteId="{b9fec68c-c92d-461e-9a97-3d03a0f18b82}" contentBits="1" removed="0"/>
   <clbl:label id="{e0793d39-0939-496d-b129-198edd916feb}" enabled="0" method="" siteId="{e0793d39-0939-496d-b129-198edd916feb}" removed="1"/>
 </clbl:labelList>
 </file>
--- a/ALR-DocgenTemplates/Unit Receipt Template.docx
+++ b/ALR-DocgenTemplates/Unit Receipt Template.docx
@@ -12,8 +12,12 @@
           <w:szCs w:val="34"/>
         </w:rPr>
         <w:sectPr>
-          <w:headerReference w:type="default" r:id="rId6"/>
-          <w:footerReference w:type="default" r:id="rId7"/>
+          <w:headerReference w:type="even" r:id="rId6"/>
+          <w:headerReference w:type="default" r:id="rId7"/>
+          <w:footerReference w:type="even" r:id="rId8"/>
+          <w:footerReference w:type="default" r:id="rId9"/>
+          <w:headerReference w:type="first" r:id="rId10"/>
+          <w:footerReference w:type="first" r:id="rId11"/>
           <w:pgSz w:w="12240" w:h="15840"/>
           <w:pgMar w:top="720" w:right="720" w:bottom="720" w:left="720" w:header="708" w:footer="708" w:gutter="0"/>
           <w:cols w:space="708"/>
@@ -132,29 +136,7 @@
                 <w:szCs w:val="24"/>
                 <w14:ligatures w14:val="none"/>
               </w:rPr>
-              <w:t>{{</w:t>
-            </w:r>
-            <w:proofErr w:type="spellStart"/>
-            <w:r>
-              <w:rPr>
-                <w:color w:val="000000" w:themeColor="text1"/>
-                <w:kern w:val="0"/>
-                <w:sz w:val="24"/>
-                <w:szCs w:val="24"/>
-                <w14:ligatures w14:val="none"/>
-              </w:rPr>
-              <w:t>RegistrantName</w:t>
-            </w:r>
-            <w:proofErr w:type="spellEnd"/>
-            <w:r>
-              <w:rPr>
-                <w:color w:val="000000" w:themeColor="text1"/>
-                <w:kern w:val="0"/>
-                <w:sz w:val="24"/>
-                <w:szCs w:val="24"/>
-                <w14:ligatures w14:val="none"/>
-              </w:rPr>
-              <w:t>}}</w:t>
+              <w:t>{{RegistrantName}}</w:t>
             </w:r>
           </w:p>
         </w:tc>
@@ -179,29 +161,7 @@
                 <w:szCs w:val="24"/>
                 <w14:ligatures w14:val="none"/>
               </w:rPr>
-              <w:t>{{</w:t>
-            </w:r>
-            <w:proofErr w:type="spellStart"/>
-            <w:r>
-              <w:rPr>
-                <w:color w:val="000000" w:themeColor="text1"/>
-                <w:kern w:val="0"/>
-                <w:sz w:val="24"/>
-                <w:szCs w:val="24"/>
-                <w14:ligatures w14:val="none"/>
-              </w:rPr>
-              <w:t>ResidenceName</w:t>
-            </w:r>
-            <w:proofErr w:type="spellEnd"/>
-            <w:r>
-              <w:rPr>
-                <w:color w:val="000000" w:themeColor="text1"/>
-                <w:kern w:val="0"/>
-                <w:sz w:val="24"/>
-                <w:szCs w:val="24"/>
-                <w14:ligatures w14:val="none"/>
-              </w:rPr>
-              <w:t>}}</w:t>
+              <w:t>{{ResidenceName}}</w:t>
             </w:r>
           </w:p>
         </w:tc>
@@ -231,29 +191,7 @@
                 <w:szCs w:val="24"/>
                 <w14:ligatures w14:val="none"/>
               </w:rPr>
-              <w:t>{{</w:t>
-            </w:r>
-            <w:proofErr w:type="spellStart"/>
-            <w:r>
-              <w:rPr>
-                <w:color w:val="000000" w:themeColor="text1"/>
-                <w:kern w:val="0"/>
-                <w:sz w:val="24"/>
-                <w:szCs w:val="24"/>
-                <w14:ligatures w14:val="none"/>
-              </w:rPr>
-              <w:t>RegistrantAddress</w:t>
-            </w:r>
-            <w:proofErr w:type="spellEnd"/>
-            <w:r>
-              <w:rPr>
-                <w:color w:val="000000" w:themeColor="text1"/>
-                <w:kern w:val="0"/>
-                <w:sz w:val="24"/>
-                <w:szCs w:val="24"/>
-                <w14:ligatures w14:val="none"/>
-              </w:rPr>
-              <w:t>}}</w:t>
+              <w:t>{{RegistrantAddress}}</w:t>
             </w:r>
           </w:p>
         </w:tc>
@@ -356,25 +294,7 @@
                 <w:sz w:val="24"/>
                 <w:szCs w:val="24"/>
               </w:rPr>
-              <w:t>{{</w:t>
-            </w:r>
-            <w:proofErr w:type="spellStart"/>
-            <w:r>
-              <w:rPr>
-                <w:color w:val="000000" w:themeColor="text1"/>
-                <w:sz w:val="24"/>
-                <w:szCs w:val="24"/>
-              </w:rPr>
-              <w:t>ResidenceAddress</w:t>
-            </w:r>
-            <w:proofErr w:type="spellEnd"/>
-            <w:r>
-              <w:rPr>
-                <w:color w:val="000000" w:themeColor="text1"/>
-                <w:sz w:val="24"/>
-                <w:szCs w:val="24"/>
-              </w:rPr>
-              <w:t>}}</w:t>
+              <w:t>{{ResidenceAddress}}</w:t>
             </w:r>
             <w:bookmarkEnd w:id="1"/>
           </w:p>
@@ -583,21 +503,7 @@
               <w:rPr>
                 <w:sz w:val="22"/>
               </w:rPr>
-              <w:t>{{</w:t>
-            </w:r>
-            <w:proofErr w:type="spellStart"/>
-            <w:r>
-              <w:rPr>
-                <w:sz w:val="22"/>
-              </w:rPr>
-              <w:t>PublicQuantitySum</w:t>
-            </w:r>
-            <w:proofErr w:type="spellEnd"/>
-            <w:r>
-              <w:rPr>
-                <w:sz w:val="22"/>
-              </w:rPr>
-              <w:t>}}</w:t>
+              <w:t>{{PublicQuantitySum}}</w:t>
             </w:r>
           </w:p>
         </w:tc>
@@ -619,23 +525,7 @@
                 <w:rStyle w:val="ui-provider"/>
                 <w:sz w:val="22"/>
               </w:rPr>
-              <w:t>{{</w:t>
-            </w:r>
-            <w:proofErr w:type="spellStart"/>
-            <w:r>
-              <w:rPr>
-                <w:rStyle w:val="ui-provider"/>
-                <w:sz w:val="22"/>
-              </w:rPr>
-              <w:t>PublicSum</w:t>
-            </w:r>
-            <w:proofErr w:type="spellEnd"/>
-            <w:r>
-              <w:rPr>
-                <w:rStyle w:val="ui-provider"/>
-                <w:sz w:val="22"/>
-              </w:rPr>
-              <w:t>}}</w:t>
+              <w:t>{{PublicSum}}</w:t>
             </w:r>
             <w:bookmarkEnd w:id="2"/>
           </w:p>
@@ -661,40 +551,15 @@
                 <w:rStyle w:val="ui-provider"/>
                 <w:sz w:val="22"/>
               </w:rPr>
-              <w:t>{{</w:t>
-            </w:r>
-            <w:proofErr w:type="spellStart"/>
+              <w:t>{{PublicFeeSum}}</w:t>
+            </w:r>
+            <w:bookmarkStart w:id="4" w:name="OLE_LINK27"/>
             <w:r>
               <w:rPr>
                 <w:rStyle w:val="ui-provider"/>
                 <w:sz w:val="22"/>
               </w:rPr>
-              <w:t>PublicFeeSum</w:t>
-            </w:r>
-            <w:proofErr w:type="spellEnd"/>
-            <w:proofErr w:type="gramStart"/>
-            <w:r>
-              <w:rPr>
-                <w:rStyle w:val="ui-provider"/>
-                <w:sz w:val="22"/>
-              </w:rPr>
-              <w:t>}}</w:t>
-            </w:r>
-            <w:bookmarkStart w:id="4" w:name="OLE_LINK27"/>
-            <w:r>
-              <w:rPr>
-                <w:rStyle w:val="ui-provider"/>
-                <w:sz w:val="22"/>
-              </w:rPr>
-              <w:t>{</w:t>
-            </w:r>
-            <w:proofErr w:type="gramEnd"/>
-            <w:r>
-              <w:rPr>
-                <w:rStyle w:val="ui-provider"/>
-                <w:sz w:val="22"/>
-              </w:rPr>
-              <w:t>{/P</w:t>
+              <w:t>{{/P</w:t>
             </w:r>
             <w:r>
               <w:rPr>
@@ -765,25 +630,7 @@
                 <w:sz w:val="22"/>
                 <w14:ligatures w14:val="none"/>
               </w:rPr>
-              <w:t>{{</w:t>
-            </w:r>
-            <w:proofErr w:type="spellStart"/>
-            <w:r>
-              <w:rPr>
-                <w:kern w:val="0"/>
-                <w:sz w:val="22"/>
-                <w14:ligatures w14:val="none"/>
-              </w:rPr>
-              <w:t>PrivateQuantitySum</w:t>
-            </w:r>
-            <w:proofErr w:type="spellEnd"/>
-            <w:r>
-              <w:rPr>
-                <w:kern w:val="0"/>
-                <w:sz w:val="22"/>
-                <w14:ligatures w14:val="none"/>
-              </w:rPr>
-              <w:t>}}</w:t>
+              <w:t>{{PrivateQuantitySum}}</w:t>
             </w:r>
             <w:bookmarkEnd w:id="5"/>
           </w:p>
@@ -809,27 +656,7 @@
                 <w:sz w:val="22"/>
                 <w14:ligatures w14:val="none"/>
               </w:rPr>
-              <w:t>{{</w:t>
-            </w:r>
-            <w:proofErr w:type="spellStart"/>
-            <w:r>
-              <w:rPr>
-                <w:rStyle w:val="ui-provider"/>
-                <w:kern w:val="0"/>
-                <w:sz w:val="22"/>
-                <w14:ligatures w14:val="none"/>
-              </w:rPr>
-              <w:t>PrivateSum</w:t>
-            </w:r>
-            <w:proofErr w:type="spellEnd"/>
-            <w:r>
-              <w:rPr>
-                <w:rStyle w:val="ui-provider"/>
-                <w:kern w:val="0"/>
-                <w:sz w:val="22"/>
-                <w14:ligatures w14:val="none"/>
-              </w:rPr>
-              <w:t>}}</w:t>
+              <w:t>{{PrivateSum}}</w:t>
             </w:r>
             <w:bookmarkEnd w:id="6"/>
           </w:p>
@@ -857,9 +684,9 @@
                 <w:sz w:val="22"/>
                 <w14:ligatures w14:val="none"/>
               </w:rPr>
-              <w:t>{{</w:t>
-            </w:r>
-            <w:proofErr w:type="spellStart"/>
+              <w:t>{{PrivateFeeSum}}</w:t>
+            </w:r>
+            <w:bookmarkStart w:id="7" w:name="OLE_LINK28"/>
             <w:r>
               <w:rPr>
                 <w:rStyle w:val="ui-provider"/>
@@ -867,38 +694,7 @@
                 <w:sz w:val="22"/>
                 <w14:ligatures w14:val="none"/>
               </w:rPr>
-              <w:t>PrivateFeeSum</w:t>
-            </w:r>
-            <w:proofErr w:type="spellEnd"/>
-            <w:proofErr w:type="gramStart"/>
-            <w:r>
-              <w:rPr>
-                <w:rStyle w:val="ui-provider"/>
-                <w:kern w:val="0"/>
-                <w:sz w:val="22"/>
-                <w14:ligatures w14:val="none"/>
-              </w:rPr>
-              <w:t>}}</w:t>
-            </w:r>
-            <w:bookmarkStart w:id="7" w:name="OLE_LINK28"/>
-            <w:r>
-              <w:rPr>
-                <w:rStyle w:val="ui-provider"/>
-                <w:kern w:val="0"/>
-                <w:sz w:val="22"/>
-                <w14:ligatures w14:val="none"/>
-              </w:rPr>
-              <w:t>{</w:t>
-            </w:r>
-            <w:proofErr w:type="gramEnd"/>
-            <w:r>
-              <w:rPr>
-                <w:rStyle w:val="ui-provider"/>
-                <w:kern w:val="0"/>
-                <w:sz w:val="22"/>
-                <w14:ligatures w14:val="none"/>
-              </w:rPr>
-              <w:t>{/Private}}</w:t>
+              <w:t>{{/Private}}</w:t>
             </w:r>
             <w:bookmarkEnd w:id="7"/>
           </w:p>
@@ -932,16 +728,7 @@
                 <w:sz w:val="22"/>
                 <w14:ligatures w14:val="none"/>
               </w:rPr>
-              <w:t xml:space="preserve">Per </w:t>
-            </w:r>
-            <w:proofErr w:type="gramStart"/>
-            <w:r>
-              <w:rPr>
-                <w:kern w:val="0"/>
-                <w:sz w:val="22"/>
-                <w14:ligatures w14:val="none"/>
-              </w:rPr>
-              <w:t>Diem</w:t>
+              <w:t>Per Diem</w:t>
             </w:r>
             <w:bookmarkEnd w:id="8"/>
             <w:r>
@@ -951,17 +738,7 @@
                 <w:sz w:val="22"/>
                 <w14:ligatures w14:val="none"/>
               </w:rPr>
-              <w:t>{</w:t>
-            </w:r>
-            <w:proofErr w:type="gramEnd"/>
-            <w:r>
-              <w:rPr>
-                <w:rStyle w:val="ui-provider"/>
-                <w:kern w:val="0"/>
-                <w:sz w:val="22"/>
-                <w14:ligatures w14:val="none"/>
-              </w:rPr>
-              <w:t>{#</w:t>
+              <w:t>{{#</w:t>
             </w:r>
             <w:r>
               <w:rPr>
@@ -1006,7 +783,6 @@
               <w:t>{{</w:t>
             </w:r>
             <w:bookmarkStart w:id="10" w:name="OLE_LINK22"/>
-            <w:proofErr w:type="spellStart"/>
             <w:r>
               <w:rPr>
                 <w:kern w:val="0"/>
@@ -1022,16 +798,7 @@
                 <w:sz w:val="22"/>
                 <w14:ligatures w14:val="none"/>
               </w:rPr>
-              <w:t>QuantitySum</w:t>
-            </w:r>
-            <w:proofErr w:type="spellEnd"/>
-            <w:r>
-              <w:rPr>
-                <w:kern w:val="0"/>
-                <w:sz w:val="22"/>
-                <w14:ligatures w14:val="none"/>
-              </w:rPr>
-              <w:t>}}</w:t>
+              <w:t>QuantitySum}}</w:t>
             </w:r>
             <w:bookmarkEnd w:id="9"/>
           </w:p>
@@ -1061,7 +828,6 @@
               </w:rPr>
               <w:t>{{</w:t>
             </w:r>
-            <w:proofErr w:type="spellStart"/>
             <w:r>
               <w:rPr>
                 <w:kern w:val="0"/>
@@ -1077,17 +843,7 @@
                 <w:sz w:val="22"/>
                 <w14:ligatures w14:val="none"/>
               </w:rPr>
-              <w:t>Sum</w:t>
-            </w:r>
-            <w:proofErr w:type="spellEnd"/>
-            <w:r>
-              <w:rPr>
-                <w:rStyle w:val="ui-provider"/>
-                <w:kern w:val="0"/>
-                <w:sz w:val="22"/>
-                <w14:ligatures w14:val="none"/>
-              </w:rPr>
-              <w:t>}}</w:t>
+              <w:t>Sum}}</w:t>
             </w:r>
             <w:bookmarkEnd w:id="11"/>
           </w:p>
@@ -1120,7 +876,6 @@
               </w:rPr>
               <w:t>{{</w:t>
             </w:r>
-            <w:proofErr w:type="spellStart"/>
             <w:r>
               <w:rPr>
                 <w:kern w:val="0"/>
@@ -1136,10 +891,9 @@
                 <w:sz w:val="22"/>
                 <w14:ligatures w14:val="none"/>
               </w:rPr>
-              <w:t>Sum</w:t>
-            </w:r>
-            <w:proofErr w:type="spellEnd"/>
-            <w:proofErr w:type="gramStart"/>
+              <w:t>Sum}}</w:t>
+            </w:r>
+            <w:bookmarkStart w:id="13" w:name="OLE_LINK29"/>
             <w:r>
               <w:rPr>
                 <w:rStyle w:val="ui-provider"/>
@@ -1147,27 +901,7 @@
                 <w:sz w:val="22"/>
                 <w14:ligatures w14:val="none"/>
               </w:rPr>
-              <w:t>}}</w:t>
-            </w:r>
-            <w:bookmarkStart w:id="13" w:name="OLE_LINK29"/>
-            <w:r>
-              <w:rPr>
-                <w:rStyle w:val="ui-provider"/>
-                <w:kern w:val="0"/>
-                <w:sz w:val="22"/>
-                <w14:ligatures w14:val="none"/>
-              </w:rPr>
-              <w:t>{</w:t>
-            </w:r>
-            <w:proofErr w:type="gramEnd"/>
-            <w:r>
-              <w:rPr>
-                <w:rStyle w:val="ui-provider"/>
-                <w:kern w:val="0"/>
-                <w:sz w:val="22"/>
-                <w14:ligatures w14:val="none"/>
-              </w:rPr>
-              <w:t>{/</w:t>
+              <w:t>{{/</w:t>
             </w:r>
             <w:r>
               <w:rPr>
@@ -1481,7 +1215,7 @@
     <w:tbl>
       <w:tblPr>
         <w:tblStyle w:val="TableGrid1"/>
-        <w:tblW w:w="10435" w:type="dxa"/>
+        <w:tblW w:w="11249" w:type="dxa"/>
         <w:tblInd w:w="0" w:type="dxa"/>
         <w:tblBorders>
           <w:top w:val="none" w:sz="0" w:space="0" w:color="auto"/>
@@ -1494,17 +1228,17 @@
         <w:tblLook w:val="04A0" w:firstRow="1" w:lastRow="0" w:firstColumn="1" w:lastColumn="0" w:noHBand="0" w:noVBand="1"/>
       </w:tblPr>
       <w:tblGrid>
-        <w:gridCol w:w="4724"/>
-        <w:gridCol w:w="3454"/>
-        <w:gridCol w:w="2257"/>
+        <w:gridCol w:w="5089"/>
+        <w:gridCol w:w="3727"/>
+        <w:gridCol w:w="2433"/>
       </w:tblGrid>
       <w:tr>
         <w:trPr>
-          <w:trHeight w:val="168"/>
+          <w:trHeight w:val="247"/>
         </w:trPr>
         <w:tc>
           <w:tcPr>
-            <w:tcW w:w="4765" w:type="dxa"/>
+            <w:tcW w:w="5089" w:type="dxa"/>
             <w:hideMark/>
           </w:tcPr>
           <w:p>
@@ -1525,7 +1259,6 @@
               <w:t xml:space="preserve">     </w:t>
             </w:r>
             <w:bookmarkStart w:id="14" w:name="OLE_LINK6"/>
-            <w:proofErr w:type="gramStart"/>
             <w:r>
               <w:rPr>
                 <w:b/>
@@ -1536,35 +1269,21 @@
               </w:rPr>
               <w:t xml:space="preserve">Registration: </w:t>
             </w:r>
+            <w:bookmarkStart w:id="15" w:name="OLE_LINK9"/>
             <w:r>
               <w:rPr>
                 <w:color w:val="000000" w:themeColor="text1"/>
-                <w:szCs w:val="20"/>
-              </w:rPr>
-              <w:t>{{</w:t>
-            </w:r>
-            <w:proofErr w:type="spellStart"/>
-            <w:proofErr w:type="gramEnd"/>
-            <w:r>
-              <w:rPr>
-                <w:color w:val="000000" w:themeColor="text1"/>
-                <w:szCs w:val="20"/>
-              </w:rPr>
-              <w:t>IF_isCertificateIdNotPresent</w:t>
-            </w:r>
-            <w:proofErr w:type="spellEnd"/>
-            <w:r>
-              <w:rPr>
-                <w:color w:val="000000" w:themeColor="text1"/>
-                <w:szCs w:val="20"/>
-              </w:rPr>
-              <w:t>}}</w:t>
-            </w:r>
+                <w:sz w:val="24"/>
+                <w:szCs w:val="24"/>
+              </w:rPr>
+              <w:t>{{CertificateId}}</w:t>
+            </w:r>
+            <w:bookmarkEnd w:id="15"/>
           </w:p>
         </w:tc>
         <w:tc>
           <w:tcPr>
-            <w:tcW w:w="3503" w:type="dxa"/>
+            <w:tcW w:w="3727" w:type="dxa"/>
             <w:hideMark/>
           </w:tcPr>
           <w:p>
@@ -1608,7 +1327,7 @@
         </w:tc>
         <w:tc>
           <w:tcPr>
-            <w:tcW w:w="2167" w:type="dxa"/>
+            <w:tcW w:w="2433" w:type="dxa"/>
             <w:hideMark/>
           </w:tcPr>
           <w:p>
@@ -1619,7 +1338,7 @@
                 <w:sz w:val="22"/>
               </w:rPr>
             </w:pPr>
-            <w:bookmarkStart w:id="15" w:name="OLE_LINK14"/>
+            <w:bookmarkStart w:id="16" w:name="OLE_LINK14"/>
             <w:r>
               <w:rPr>
                 <w:color w:val="000000" w:themeColor="text1"/>
@@ -1628,41 +1347,19 @@
                 <w:szCs w:val="24"/>
                 <w14:ligatures w14:val="none"/>
               </w:rPr>
-              <w:t>{{</w:t>
-            </w:r>
-            <w:proofErr w:type="spellStart"/>
-            <w:r>
-              <w:rPr>
-                <w:color w:val="000000" w:themeColor="text1"/>
-                <w:kern w:val="0"/>
-                <w:sz w:val="24"/>
-                <w:szCs w:val="24"/>
-                <w14:ligatures w14:val="none"/>
-              </w:rPr>
-              <w:t>TotalFeeAmount</w:t>
-            </w:r>
-            <w:proofErr w:type="spellEnd"/>
-            <w:r>
-              <w:rPr>
-                <w:color w:val="000000" w:themeColor="text1"/>
-                <w:kern w:val="0"/>
-                <w:sz w:val="24"/>
-                <w:szCs w:val="24"/>
-                <w14:ligatures w14:val="none"/>
-              </w:rPr>
-              <w:t>}}</w:t>
-            </w:r>
-            <w:bookmarkEnd w:id="15"/>
+              <w:t>{{TotalFeeAmount}}</w:t>
+            </w:r>
+            <w:bookmarkEnd w:id="16"/>
           </w:p>
         </w:tc>
       </w:tr>
       <w:tr>
         <w:trPr>
-          <w:trHeight w:val="168"/>
+          <w:trHeight w:val="247"/>
         </w:trPr>
         <w:tc>
           <w:tcPr>
-            <w:tcW w:w="4765" w:type="dxa"/>
+            <w:tcW w:w="5089" w:type="dxa"/>
             <w:hideMark/>
           </w:tcPr>
           <w:p>
@@ -1718,7 +1415,7 @@
         </w:tc>
         <w:tc>
           <w:tcPr>
-            <w:tcW w:w="3503" w:type="dxa"/>
+            <w:tcW w:w="3727" w:type="dxa"/>
             <w:hideMark/>
           </w:tcPr>
           <w:p>
@@ -1742,7 +1439,7 @@
                 <w:szCs w:val="24"/>
                 <w14:ligatures w14:val="none"/>
               </w:rPr>
-              <w:t xml:space="preserve">               </w:t>
+              <w:t xml:space="preserve">         </w:t>
             </w:r>
             <w:r>
               <w:rPr>
@@ -1781,7 +1478,7 @@
         </w:tc>
         <w:tc>
           <w:tcPr>
-            <w:tcW w:w="2167" w:type="dxa"/>
+            <w:tcW w:w="2433" w:type="dxa"/>
             <w:hideMark/>
           </w:tcPr>
           <w:p>
@@ -1803,40 +1500,18 @@
                 <w:szCs w:val="24"/>
                 <w14:ligatures w14:val="none"/>
               </w:rPr>
-              <w:t>{{</w:t>
-            </w:r>
-            <w:proofErr w:type="spellStart"/>
-            <w:r>
-              <w:rPr>
-                <w:color w:val="000000" w:themeColor="text1"/>
-                <w:kern w:val="0"/>
-                <w:sz w:val="24"/>
-                <w:szCs w:val="24"/>
-                <w14:ligatures w14:val="none"/>
-              </w:rPr>
-              <w:t>TotalFeeAmount</w:t>
-            </w:r>
-            <w:proofErr w:type="spellEnd"/>
-            <w:r>
-              <w:rPr>
-                <w:color w:val="000000" w:themeColor="text1"/>
-                <w:kern w:val="0"/>
-                <w:sz w:val="24"/>
-                <w:szCs w:val="24"/>
-                <w14:ligatures w14:val="none"/>
-              </w:rPr>
-              <w:t>}}</w:t>
+              <w:t>{{TotalFeeAmount}}</w:t>
             </w:r>
           </w:p>
         </w:tc>
       </w:tr>
       <w:tr>
         <w:trPr>
-          <w:trHeight w:val="168"/>
+          <w:trHeight w:val="247"/>
         </w:trPr>
         <w:tc>
           <w:tcPr>
-            <w:tcW w:w="4765" w:type="dxa"/>
+            <w:tcW w:w="5089" w:type="dxa"/>
             <w:hideMark/>
           </w:tcPr>
           <w:p>
@@ -1866,7 +1541,7 @@
         </w:tc>
         <w:tc>
           <w:tcPr>
-            <w:tcW w:w="3503" w:type="dxa"/>
+            <w:tcW w:w="3727" w:type="dxa"/>
             <w:hideMark/>
           </w:tcPr>
           <w:p>
@@ -1918,7 +1593,7 @@
         </w:tc>
         <w:tc>
           <w:tcPr>
-            <w:tcW w:w="2167" w:type="dxa"/>
+            <w:tcW w:w="2433" w:type="dxa"/>
             <w:hideMark/>
           </w:tcPr>
           <w:p>
@@ -2000,6 +1675,16 @@
 <w:ftr xmlns:wpc="http://schemas.microsoft.com/office/word/2010/wordprocessingCanvas" xmlns:cx="http://schemas.microsoft.com/office/drawing/2014/chartex" xmlns:cx1="http://schemas.microsoft.com/office/drawing/2015/9/8/chartex" xmlns:cx2="http://schemas.microsoft.com/office/drawing/2015/10/21/chartex" xmlns:cx3="http://schemas.microsoft.com/office/drawing/2016/5/9/chartex" xmlns:cx4="http://schemas.microsoft.com/office/drawing/2016/5/10/chartex" xmlns:cx5="http://schemas.microsoft.com/office/drawing/2016/5/11/chartex" xmlns:cx6="http://schemas.microsoft.com/office/drawing/2016/5/12/chartex" xmlns:cx7="http://schemas.microsoft.com/office/drawing/2016/5/13/chartex" xmlns:cx8="http://schemas.microsoft.com/office/drawing/2016/5/14/chartex" xmlns:mc="http://schemas.openxmlformats.org/markup-compatibility/2006" xmlns:aink="http://schemas.microsoft.com/office/drawing/2016/ink" xmlns:am3d="http://schemas.microsoft.com/office/drawing/2017/model3d" xmlns:o="urn:schemas-microsoft-com:office:office" xmlns:oel="http://schemas.microsoft.com/office/2019/extlst" xmlns:r="http://schemas.openxmlformats.org/officeDocument/2006/relationships" xmlns:m="http://schemas.openxmlformats.org/officeDocument/2006/math" xmlns:v="urn:schemas-microsoft-com:vml" xmlns:wp14="http://schemas.microsoft.com/office/word/2010/wordprocessingDrawing" xmlns:wp="http://schemas.openxmlformats.org/drawingml/2006/wordprocessingDrawing" xmlns:w10="urn:schemas-microsoft-com:office:word" xmlns:w="http://schemas.openxmlformats.org/wordprocessingml/2006/main" xmlns:w14="http://schemas.microsoft.com/office/word/2010/wordml" xmlns:w15="http://schemas.microsoft.com/office/word/2012/wordml" xmlns:w16cex="http://schemas.microsoft.com/office/word/2018/wordml/cex" xmlns:w16cid="http://schemas.microsoft.com/office/word/2016/wordml/cid" xmlns:w16="http://schemas.microsoft.com/office/word/2018/wordml" xmlns:w16du="http://schemas.microsoft.com/office/word/2023/wordml/word16du" xmlns:w16sdtdh="http://schemas.microsoft.com/office/word/2020/wordml/sdtdatahash" xmlns:w16sdtfl="http://schemas.microsoft.com/office/word/2024/wordml/sdtformatlock" xmlns:w16se="http://schemas.microsoft.com/office/word/2015/wordml/symex" xmlns:wpg="http://schemas.microsoft.com/office/word/2010/wordprocessingGroup" xmlns:wpi="http://schemas.microsoft.com/office/word/2010/wordprocessingInk" xmlns:wne="http://schemas.microsoft.com/office/word/2006/wordml" xmlns:wps="http://schemas.microsoft.com/office/word/2010/wordprocessingShape" mc:Ignorable="w14 w15 w16se w16cid w16 w16cex w16sdtdh w16sdtfl w16du wp14">
   <w:p>
     <w:pPr>
+      <w:pStyle w:val="Footer"/>
+    </w:pPr>
+  </w:p>
+</w:ftr>
+</file>
+
+<file path=word/footer2.xml><?xml version="1.0" encoding="utf-8"?>
+<w:ftr xmlns:wpc="http://schemas.microsoft.com/office/word/2010/wordprocessingCanvas" xmlns:cx="http://schemas.microsoft.com/office/drawing/2014/chartex" xmlns:cx1="http://schemas.microsoft.com/office/drawing/2015/9/8/chartex" xmlns:cx2="http://schemas.microsoft.com/office/drawing/2015/10/21/chartex" xmlns:cx3="http://schemas.microsoft.com/office/drawing/2016/5/9/chartex" xmlns:cx4="http://schemas.microsoft.com/office/drawing/2016/5/10/chartex" xmlns:cx5="http://schemas.microsoft.com/office/drawing/2016/5/11/chartex" xmlns:cx6="http://schemas.microsoft.com/office/drawing/2016/5/12/chartex" xmlns:cx7="http://schemas.microsoft.com/office/drawing/2016/5/13/chartex" xmlns:cx8="http://schemas.microsoft.com/office/drawing/2016/5/14/chartex" xmlns:mc="http://schemas.openxmlformats.org/markup-compatibility/2006" xmlns:aink="http://schemas.microsoft.com/office/drawing/2016/ink" xmlns:am3d="http://schemas.microsoft.com/office/drawing/2017/model3d" xmlns:o="urn:schemas-microsoft-com:office:office" xmlns:oel="http://schemas.microsoft.com/office/2019/extlst" xmlns:r="http://schemas.openxmlformats.org/officeDocument/2006/relationships" xmlns:m="http://schemas.openxmlformats.org/officeDocument/2006/math" xmlns:v="urn:schemas-microsoft-com:vml" xmlns:wp14="http://schemas.microsoft.com/office/word/2010/wordprocessingDrawing" xmlns:wp="http://schemas.openxmlformats.org/drawingml/2006/wordprocessingDrawing" xmlns:w10="urn:schemas-microsoft-com:office:word" xmlns:w="http://schemas.openxmlformats.org/wordprocessingml/2006/main" xmlns:w14="http://schemas.microsoft.com/office/word/2010/wordml" xmlns:w15="http://schemas.microsoft.com/office/word/2012/wordml" xmlns:w16cex="http://schemas.microsoft.com/office/word/2018/wordml/cex" xmlns:w16cid="http://schemas.microsoft.com/office/word/2016/wordml/cid" xmlns:w16="http://schemas.microsoft.com/office/word/2018/wordml" xmlns:w16du="http://schemas.microsoft.com/office/word/2023/wordml/word16du" xmlns:w16sdtdh="http://schemas.microsoft.com/office/word/2020/wordml/sdtdatahash" xmlns:w16sdtfl="http://schemas.microsoft.com/office/word/2024/wordml/sdtformatlock" xmlns:w16se="http://schemas.microsoft.com/office/word/2015/wordml/symex" xmlns:wpg="http://schemas.microsoft.com/office/word/2010/wordprocessingGroup" xmlns:wpi="http://schemas.microsoft.com/office/word/2010/wordprocessingInk" xmlns:wne="http://schemas.microsoft.com/office/word/2006/wordml" xmlns:wps="http://schemas.microsoft.com/office/word/2010/wordprocessingShape" mc:Ignorable="w14 w15 w16se w16cid w16 w16cex w16sdtdh w16sdtfl w16du wp14">
+  <w:p>
+    <w:pPr>
       <w:jc w:val="right"/>
       <w:rPr>
         <w:noProof/>
@@ -2104,6 +1789,16 @@
       </w:rPr>
       <w:t xml:space="preserve"> (250) 953-0496</w:t>
     </w:r>
+  </w:p>
+</w:ftr>
+</file>
+
+<file path=word/footer3.xml><?xml version="1.0" encoding="utf-8"?>
+<w:ftr xmlns:wpc="http://schemas.microsoft.com/office/word/2010/wordprocessingCanvas" xmlns:cx="http://schemas.microsoft.com/office/drawing/2014/chartex" xmlns:cx1="http://schemas.microsoft.com/office/drawing/2015/9/8/chartex" xmlns:cx2="http://schemas.microsoft.com/office/drawing/2015/10/21/chartex" xmlns:cx3="http://schemas.microsoft.com/office/drawing/2016/5/9/chartex" xmlns:cx4="http://schemas.microsoft.com/office/drawing/2016/5/10/chartex" xmlns:cx5="http://schemas.microsoft.com/office/drawing/2016/5/11/chartex" xmlns:cx6="http://schemas.microsoft.com/office/drawing/2016/5/12/chartex" xmlns:cx7="http://schemas.microsoft.com/office/drawing/2016/5/13/chartex" xmlns:cx8="http://schemas.microsoft.com/office/drawing/2016/5/14/chartex" xmlns:mc="http://schemas.openxmlformats.org/markup-compatibility/2006" xmlns:aink="http://schemas.microsoft.com/office/drawing/2016/ink" xmlns:am3d="http://schemas.microsoft.com/office/drawing/2017/model3d" xmlns:o="urn:schemas-microsoft-com:office:office" xmlns:oel="http://schemas.microsoft.com/office/2019/extlst" xmlns:r="http://schemas.openxmlformats.org/officeDocument/2006/relationships" xmlns:m="http://schemas.openxmlformats.org/officeDocument/2006/math" xmlns:v="urn:schemas-microsoft-com:vml" xmlns:wp14="http://schemas.microsoft.com/office/word/2010/wordprocessingDrawing" xmlns:wp="http://schemas.openxmlformats.org/drawingml/2006/wordprocessingDrawing" xmlns:w10="urn:schemas-microsoft-com:office:word" xmlns:w="http://schemas.openxmlformats.org/wordprocessingml/2006/main" xmlns:w14="http://schemas.microsoft.com/office/word/2010/wordml" xmlns:w15="http://schemas.microsoft.com/office/word/2012/wordml" xmlns:w16cex="http://schemas.microsoft.com/office/word/2018/wordml/cex" xmlns:w16cid="http://schemas.microsoft.com/office/word/2016/wordml/cid" xmlns:w16="http://schemas.microsoft.com/office/word/2018/wordml" xmlns:w16du="http://schemas.microsoft.com/office/word/2023/wordml/word16du" xmlns:w16sdtdh="http://schemas.microsoft.com/office/word/2020/wordml/sdtdatahash" xmlns:w16sdtfl="http://schemas.microsoft.com/office/word/2024/wordml/sdtformatlock" xmlns:w16se="http://schemas.microsoft.com/office/word/2015/wordml/symex" xmlns:wpg="http://schemas.microsoft.com/office/word/2010/wordprocessingGroup" xmlns:wpi="http://schemas.microsoft.com/office/word/2010/wordprocessingInk" xmlns:wne="http://schemas.microsoft.com/office/word/2006/wordml" xmlns:wps="http://schemas.microsoft.com/office/word/2010/wordprocessingShape" mc:Ignorable="w14 w15 w16se w16cid w16 w16cex w16sdtdh w16sdtfl w16du wp14">
+  <w:p>
+    <w:pPr>
+      <w:pStyle w:val="Footer"/>
+    </w:pPr>
   </w:p>
 </w:ftr>
 </file>
@@ -2134,6 +1829,16 @@
 </file>
 
 <file path=word/header1.xml><?xml version="1.0" encoding="utf-8"?>
+<w:hdr xmlns:wpc="http://schemas.microsoft.com/office/word/2010/wordprocessingCanvas" xmlns:cx="http://schemas.microsoft.com/office/drawing/2014/chartex" xmlns:cx1="http://schemas.microsoft.com/office/drawing/2015/9/8/chartex" xmlns:cx2="http://schemas.microsoft.com/office/drawing/2015/10/21/chartex" xmlns:cx3="http://schemas.microsoft.com/office/drawing/2016/5/9/chartex" xmlns:cx4="http://schemas.microsoft.com/office/drawing/2016/5/10/chartex" xmlns:cx5="http://schemas.microsoft.com/office/drawing/2016/5/11/chartex" xmlns:cx6="http://schemas.microsoft.com/office/drawing/2016/5/12/chartex" xmlns:cx7="http://schemas.microsoft.com/office/drawing/2016/5/13/chartex" xmlns:cx8="http://schemas.microsoft.com/office/drawing/2016/5/14/chartex" xmlns:mc="http://schemas.openxmlformats.org/markup-compatibility/2006" xmlns:aink="http://schemas.microsoft.com/office/drawing/2016/ink" xmlns:am3d="http://schemas.microsoft.com/office/drawing/2017/model3d" xmlns:o="urn:schemas-microsoft-com:office:office" xmlns:oel="http://schemas.microsoft.com/office/2019/extlst" xmlns:r="http://schemas.openxmlformats.org/officeDocument/2006/relationships" xmlns:m="http://schemas.openxmlformats.org/officeDocument/2006/math" xmlns:v="urn:schemas-microsoft-com:vml" xmlns:wp14="http://schemas.microsoft.com/office/word/2010/wordprocessingDrawing" xmlns:wp="http://schemas.openxmlformats.org/drawingml/2006/wordprocessingDrawing" xmlns:w10="urn:schemas-microsoft-com:office:word" xmlns:w="http://schemas.openxmlformats.org/wordprocessingml/2006/main" xmlns:w14="http://schemas.microsoft.com/office/word/2010/wordml" xmlns:w15="http://schemas.microsoft.com/office/word/2012/wordml" xmlns:w16cex="http://schemas.microsoft.com/office/word/2018/wordml/cex" xmlns:w16cid="http://schemas.microsoft.com/office/word/2016/wordml/cid" xmlns:w16="http://schemas.microsoft.com/office/word/2018/wordml" xmlns:w16du="http://schemas.microsoft.com/office/word/2023/wordml/word16du" xmlns:w16sdtdh="http://schemas.microsoft.com/office/word/2020/wordml/sdtdatahash" xmlns:w16sdtfl="http://schemas.microsoft.com/office/word/2024/wordml/sdtformatlock" xmlns:w16se="http://schemas.microsoft.com/office/word/2015/wordml/symex" xmlns:wpg="http://schemas.microsoft.com/office/word/2010/wordprocessingGroup" xmlns:wpi="http://schemas.microsoft.com/office/word/2010/wordprocessingInk" xmlns:wne="http://schemas.microsoft.com/office/word/2006/wordml" xmlns:wps="http://schemas.microsoft.com/office/word/2010/wordprocessingShape" mc:Ignorable="w14 w15 w16se w16cid w16 w16cex w16sdtdh w16sdtfl w16du wp14">
+  <w:p>
+    <w:pPr>
+      <w:pStyle w:val="Header"/>
+    </w:pPr>
+  </w:p>
+</w:hdr>
+</file>
+
+<file path=word/header2.xml><?xml version="1.0" encoding="utf-8"?>
 <w:hdr xmlns:wpc="http://schemas.microsoft.com/office/word/2010/wordprocessingCanvas" xmlns:cx="http://schemas.microsoft.com/office/drawing/2014/chartex" xmlns:cx1="http://schemas.microsoft.com/office/drawing/2015/9/8/chartex" xmlns:cx2="http://schemas.microsoft.com/office/drawing/2015/10/21/chartex" xmlns:cx3="http://schemas.microsoft.com/office/drawing/2016/5/9/chartex" xmlns:cx4="http://schemas.microsoft.com/office/drawing/2016/5/10/chartex" xmlns:cx5="http://schemas.microsoft.com/office/drawing/2016/5/11/chartex" xmlns:cx6="http://schemas.microsoft.com/office/drawing/2016/5/12/chartex" xmlns:cx7="http://schemas.microsoft.com/office/drawing/2016/5/13/chartex" xmlns:cx8="http://schemas.microsoft.com/office/drawing/2016/5/14/chartex" xmlns:mc="http://schemas.openxmlformats.org/markup-compatibility/2006" xmlns:aink="http://schemas.microsoft.com/office/drawing/2016/ink" xmlns:am3d="http://schemas.microsoft.com/office/drawing/2017/model3d" xmlns:o="urn:schemas-microsoft-com:office:office" xmlns:oel="http://schemas.microsoft.com/office/2019/extlst" xmlns:r="http://schemas.openxmlformats.org/officeDocument/2006/relationships" xmlns:m="http://schemas.openxmlformats.org/officeDocument/2006/math" xmlns:v="urn:schemas-microsoft-com:vml" xmlns:wp14="http://schemas.microsoft.com/office/word/2010/wordprocessingDrawing" xmlns:wp="http://schemas.openxmlformats.org/drawingml/2006/wordprocessingDrawing" xmlns:w10="urn:schemas-microsoft-com:office:word" xmlns:w="http://schemas.openxmlformats.org/wordprocessingml/2006/main" xmlns:w14="http://schemas.microsoft.com/office/word/2010/wordml" xmlns:w15="http://schemas.microsoft.com/office/word/2012/wordml" xmlns:w16cex="http://schemas.microsoft.com/office/word/2018/wordml/cex" xmlns:w16cid="http://schemas.microsoft.com/office/word/2016/wordml/cid" xmlns:w16="http://schemas.microsoft.com/office/word/2018/wordml" xmlns:w16du="http://schemas.microsoft.com/office/word/2023/wordml/word16du" xmlns:w16sdtdh="http://schemas.microsoft.com/office/word/2020/wordml/sdtdatahash" xmlns:w16sdtfl="http://schemas.microsoft.com/office/word/2024/wordml/sdtformatlock" xmlns:w16se="http://schemas.microsoft.com/office/word/2015/wordml/symex" xmlns:wpg="http://schemas.microsoft.com/office/word/2010/wordprocessingGroup" xmlns:wpi="http://schemas.microsoft.com/office/word/2010/wordprocessingInk" xmlns:wne="http://schemas.microsoft.com/office/word/2006/wordml" xmlns:wps="http://schemas.microsoft.com/office/word/2010/wordprocessingShape" mc:Ignorable="w14 w15 w16se w16cid w16 w16cex w16sdtdh w16sdtfl w16du wp14">
   <w:p>
     <w:pPr>
@@ -2274,65 +1979,36 @@
         <w:noProof/>
         <w:sz w:val="22"/>
       </w:rPr>
-      <w:t xml:space="preserve">        </w:t>
+      <w:t xml:space="preserve">   </w:t>
     </w:r>
     <w:bookmarkStart w:id="0" w:name="OLE_LINK2"/>
     <w:r>
       <w:rPr>
         <w:b/>
         <w:bCs/>
-        <w:sz w:val="30"/>
-        <w:szCs w:val="30"/>
-      </w:rPr>
-      <w:t xml:space="preserve">Invoice </w:t>
+        <w:sz w:val="28"/>
+        <w:szCs w:val="28"/>
+      </w:rPr>
+      <w:t>Invoice #:</w:t>
     </w:r>
     <w:r>
       <w:rPr>
         <w:b/>
         <w:bCs/>
-        <w:sz w:val="30"/>
-        <w:szCs w:val="32"/>
-      </w:rPr>
-      <w:t>#:</w:t>
-    </w:r>
+        <w:sz w:val="28"/>
+        <w:szCs w:val="28"/>
+      </w:rPr>
+      <w:t xml:space="preserve"> </w:t>
+    </w:r>
+    <w:bookmarkEnd w:id="0"/>
     <w:r>
       <w:rPr>
         <w:b/>
         <w:bCs/>
-        <w:sz w:val="30"/>
-        <w:szCs w:val="32"/>
-      </w:rPr>
-      <w:t xml:space="preserve"> </w:t>
-    </w:r>
-    <w:bookmarkEnd w:id="0"/>
-    <w:r>
-      <w:rPr>
-        <w:b/>
-        <w:bCs/>
-        <w:sz w:val="30"/>
-        <w:szCs w:val="30"/>
-      </w:rPr>
-      <w:t>{{</w:t>
-    </w:r>
-    <w:proofErr w:type="spellStart"/>
-    <w:r>
-      <w:rPr>
-        <w:b/>
-        <w:bCs/>
-        <w:sz w:val="30"/>
-        <w:szCs w:val="30"/>
-      </w:rPr>
-      <w:t>InvoiceId</w:t>
-    </w:r>
-    <w:proofErr w:type="spellEnd"/>
-    <w:r>
-      <w:rPr>
-        <w:b/>
-        <w:bCs/>
-        <w:sz w:val="30"/>
-        <w:szCs w:val="30"/>
-      </w:rPr>
-      <w:t>}}</w:t>
+        <w:sz w:val="28"/>
+        <w:szCs w:val="28"/>
+      </w:rPr>
+      <w:t>{{InvoiceId}}</w:t>
     </w:r>
     <w:r>
       <w:rPr>
@@ -2378,7 +2054,7 @@
         <w:noProof/>
         <w:sz w:val="22"/>
       </w:rPr>
-      <w:t xml:space="preserve">  </w:t>
+      <w:t xml:space="preserve"> </w:t>
     </w:r>
     <w:r>
       <w:rPr>
@@ -2387,16 +2063,7 @@
         <w:noProof/>
         <w:sz w:val="22"/>
       </w:rPr>
-      <w:t xml:space="preserve">   </w:t>
-    </w:r>
-    <w:r>
-      <w:rPr>
-        <w:i/>
-        <w:iCs/>
-        <w:noProof/>
-        <w:sz w:val="22"/>
-      </w:rPr>
-      <w:t xml:space="preserve">  </w:t>
+      <w:t xml:space="preserve"> </w:t>
     </w:r>
     <w:r>
       <w:rPr>
@@ -2425,25 +2092,7 @@
         <w:szCs w:val="20"/>
         <w14:ligatures w14:val="none"/>
       </w:rPr>
-      <w:t>{{</w:t>
-    </w:r>
-    <w:proofErr w:type="spellStart"/>
-    <w:r>
-      <w:rPr>
-        <w:kern w:val="0"/>
-        <w:szCs w:val="20"/>
-        <w14:ligatures w14:val="none"/>
-      </w:rPr>
-      <w:t>InvoiceCreatedDate</w:t>
-    </w:r>
-    <w:proofErr w:type="spellEnd"/>
-    <w:r>
-      <w:rPr>
-        <w:kern w:val="0"/>
-        <w:szCs w:val="20"/>
-        <w14:ligatures w14:val="none"/>
-      </w:rPr>
-      <w:t>}}</w:t>
+      <w:t>{{InvoiceCreatedDate}}</w:t>
     </w:r>
     <w:r>
       <w:rPr>
@@ -2476,7 +2125,21 @@
         <w:noProof/>
         <w:szCs w:val="20"/>
       </w:rPr>
-      <w:t>PO Box 9601 STN Prov Gov</w:t>
+      <w:t>PO Box 960</w:t>
+    </w:r>
+    <w:r>
+      <w:rPr>
+        <w:noProof/>
+        <w:szCs w:val="20"/>
+      </w:rPr>
+      <w:t>4</w:t>
+    </w:r>
+    <w:r>
+      <w:rPr>
+        <w:noProof/>
+        <w:szCs w:val="20"/>
+      </w:rPr>
+      <w:t xml:space="preserve"> STN Prov Gov</w:t>
     </w:r>
     <w:r>
       <w:rPr>
@@ -2493,6 +2156,16 @@
         <w:noProof/>
         <w:sz w:val="22"/>
       </w:rPr>
+    </w:pPr>
+  </w:p>
+</w:hdr>
+</file>
+
+<file path=word/header3.xml><?xml version="1.0" encoding="utf-8"?>
+<w:hdr xmlns:wpc="http://schemas.microsoft.com/office/word/2010/wordprocessingCanvas" xmlns:cx="http://schemas.microsoft.com/office/drawing/2014/chartex" xmlns:cx1="http://schemas.microsoft.com/office/drawing/2015/9/8/chartex" xmlns:cx2="http://schemas.microsoft.com/office/drawing/2015/10/21/chartex" xmlns:cx3="http://schemas.microsoft.com/office/drawing/2016/5/9/chartex" xmlns:cx4="http://schemas.microsoft.com/office/drawing/2016/5/10/chartex" xmlns:cx5="http://schemas.microsoft.com/office/drawing/2016/5/11/chartex" xmlns:cx6="http://schemas.microsoft.com/office/drawing/2016/5/12/chartex" xmlns:cx7="http://schemas.microsoft.com/office/drawing/2016/5/13/chartex" xmlns:cx8="http://schemas.microsoft.com/office/drawing/2016/5/14/chartex" xmlns:mc="http://schemas.openxmlformats.org/markup-compatibility/2006" xmlns:aink="http://schemas.microsoft.com/office/drawing/2016/ink" xmlns:am3d="http://schemas.microsoft.com/office/drawing/2017/model3d" xmlns:o="urn:schemas-microsoft-com:office:office" xmlns:oel="http://schemas.microsoft.com/office/2019/extlst" xmlns:r="http://schemas.openxmlformats.org/officeDocument/2006/relationships" xmlns:m="http://schemas.openxmlformats.org/officeDocument/2006/math" xmlns:v="urn:schemas-microsoft-com:vml" xmlns:wp14="http://schemas.microsoft.com/office/word/2010/wordprocessingDrawing" xmlns:wp="http://schemas.openxmlformats.org/drawingml/2006/wordprocessingDrawing" xmlns:w10="urn:schemas-microsoft-com:office:word" xmlns:w="http://schemas.openxmlformats.org/wordprocessingml/2006/main" xmlns:w14="http://schemas.microsoft.com/office/word/2010/wordml" xmlns:w15="http://schemas.microsoft.com/office/word/2012/wordml" xmlns:w16cex="http://schemas.microsoft.com/office/word/2018/wordml/cex" xmlns:w16cid="http://schemas.microsoft.com/office/word/2016/wordml/cid" xmlns:w16="http://schemas.microsoft.com/office/word/2018/wordml" xmlns:w16du="http://schemas.microsoft.com/office/word/2023/wordml/word16du" xmlns:w16sdtdh="http://schemas.microsoft.com/office/word/2020/wordml/sdtdatahash" xmlns:w16sdtfl="http://schemas.microsoft.com/office/word/2024/wordml/sdtformatlock" xmlns:w16se="http://schemas.microsoft.com/office/word/2015/wordml/symex" xmlns:wpg="http://schemas.microsoft.com/office/word/2010/wordprocessingGroup" xmlns:wpi="http://schemas.microsoft.com/office/word/2010/wordprocessingInk" xmlns:wne="http://schemas.microsoft.com/office/word/2006/wordml" xmlns:wps="http://schemas.microsoft.com/office/word/2010/wordprocessingShape" mc:Ignorable="w14 w15 w16se w16cid w16 w16cex w16sdtdh w16sdtfl w16du wp14">
+  <w:p>
+    <w:pPr>
+      <w:pStyle w:val="Header"/>
     </w:pPr>
   </w:p>
 </w:hdr>
@@ -2901,6 +2574,7 @@
   <w:style w:type="character" w:default="1" w:styleId="DefaultParagraphFont">
     <w:name w:val="Default Paragraph Font"/>
     <w:uiPriority w:val="1"/>
+    <w:semiHidden/>
     <w:unhideWhenUsed/>
   </w:style>
   <w:style w:type="table" w:default="1" w:styleId="TableNormal">
@@ -3333,6 +3007,7 @@
 
 <file path=docMetadata/LabelInfo.xml><?xml version="1.0" encoding="utf-8"?>
 <clbl:labelList xmlns:clbl="http://schemas.microsoft.com/office/2020/mipLabelMetadata">
+  <clbl:label id="{d9290083-bd2f-48a2-8ac5-09a524b17d15}" enabled="1" method="Privileged" siteId="{b9fec68c-c92d-461e-9a97-3d03a0f18b82}" contentBits="1" removed="0"/>
   <clbl:label id="{e0793d39-0939-496d-b129-198edd916feb}" enabled="0" method="" siteId="{e0793d39-0939-496d-b129-198edd916feb}" removed="1"/>
 </clbl:labelList>
 </file>
--- a/ALR-DocgenTemplates/Unit Receipt Template.docx
+++ b/ALR-DocgenTemplates/Unit Receipt Template.docx
@@ -12,12 +12,8 @@
           <w:szCs w:val="34"/>
         </w:rPr>
         <w:sectPr>
-          <w:headerReference w:type="even" r:id="rId6"/>
-          <w:headerReference w:type="default" r:id="rId7"/>
-          <w:footerReference w:type="even" r:id="rId8"/>
-          <w:footerReference w:type="default" r:id="rId9"/>
-          <w:headerReference w:type="first" r:id="rId10"/>
-          <w:footerReference w:type="first" r:id="rId11"/>
+          <w:headerReference w:type="default" r:id="rId6"/>
+          <w:footerReference w:type="default" r:id="rId7"/>
           <w:pgSz w:w="12240" w:h="15840"/>
           <w:pgMar w:top="720" w:right="720" w:bottom="720" w:left="720" w:header="708" w:footer="708" w:gutter="0"/>
           <w:cols w:space="708"/>
@@ -136,7 +132,29 @@
                 <w:szCs w:val="24"/>
                 <w14:ligatures w14:val="none"/>
               </w:rPr>
-              <w:t>{{RegistrantName}}</w:t>
+              <w:t>{{</w:t>
+            </w:r>
+            <w:proofErr w:type="spellStart"/>
+            <w:r>
+              <w:rPr>
+                <w:color w:val="000000" w:themeColor="text1"/>
+                <w:kern w:val="0"/>
+                <w:sz w:val="24"/>
+                <w:szCs w:val="24"/>
+                <w14:ligatures w14:val="none"/>
+              </w:rPr>
+              <w:t>RegistrantName</w:t>
+            </w:r>
+            <w:proofErr w:type="spellEnd"/>
+            <w:r>
+              <w:rPr>
+                <w:color w:val="000000" w:themeColor="text1"/>
+                <w:kern w:val="0"/>
+                <w:sz w:val="24"/>
+                <w:szCs w:val="24"/>
+                <w14:ligatures w14:val="none"/>
+              </w:rPr>
+              <w:t>}}</w:t>
             </w:r>
           </w:p>
         </w:tc>
@@ -161,7 +179,29 @@
                 <w:szCs w:val="24"/>
                 <w14:ligatures w14:val="none"/>
               </w:rPr>
-              <w:t>{{ResidenceName}}</w:t>
+              <w:t>{{</w:t>
+            </w:r>
+            <w:proofErr w:type="spellStart"/>
+            <w:r>
+              <w:rPr>
+                <w:color w:val="000000" w:themeColor="text1"/>
+                <w:kern w:val="0"/>
+                <w:sz w:val="24"/>
+                <w:szCs w:val="24"/>
+                <w14:ligatures w14:val="none"/>
+              </w:rPr>
+              <w:t>ResidenceName</w:t>
+            </w:r>
+            <w:proofErr w:type="spellEnd"/>
+            <w:r>
+              <w:rPr>
+                <w:color w:val="000000" w:themeColor="text1"/>
+                <w:kern w:val="0"/>
+                <w:sz w:val="24"/>
+                <w:szCs w:val="24"/>
+                <w14:ligatures w14:val="none"/>
+              </w:rPr>
+              <w:t>}}</w:t>
             </w:r>
           </w:p>
         </w:tc>
@@ -191,7 +231,29 @@
                 <w:szCs w:val="24"/>
                 <w14:ligatures w14:val="none"/>
               </w:rPr>
-              <w:t>{{RegistrantAddress}}</w:t>
+              <w:t>{{</w:t>
+            </w:r>
+            <w:proofErr w:type="spellStart"/>
+            <w:r>
+              <w:rPr>
+                <w:color w:val="000000" w:themeColor="text1"/>
+                <w:kern w:val="0"/>
+                <w:sz w:val="24"/>
+                <w:szCs w:val="24"/>
+                <w14:ligatures w14:val="none"/>
+              </w:rPr>
+              <w:t>RegistrantAddress</w:t>
+            </w:r>
+            <w:proofErr w:type="spellEnd"/>
+            <w:r>
+              <w:rPr>
+                <w:color w:val="000000" w:themeColor="text1"/>
+                <w:kern w:val="0"/>
+                <w:sz w:val="24"/>
+                <w:szCs w:val="24"/>
+                <w14:ligatures w14:val="none"/>
+              </w:rPr>
+              <w:t>}}</w:t>
             </w:r>
           </w:p>
         </w:tc>
@@ -294,7 +356,25 @@
                 <w:sz w:val="24"/>
                 <w:szCs w:val="24"/>
               </w:rPr>
-              <w:t>{{ResidenceAddress}}</w:t>
+              <w:t>{{</w:t>
+            </w:r>
+            <w:proofErr w:type="spellStart"/>
+            <w:r>
+              <w:rPr>
+                <w:color w:val="000000" w:themeColor="text1"/>
+                <w:sz w:val="24"/>
+                <w:szCs w:val="24"/>
+              </w:rPr>
+              <w:t>ResidenceAddress</w:t>
+            </w:r>
+            <w:proofErr w:type="spellEnd"/>
+            <w:r>
+              <w:rPr>
+                <w:color w:val="000000" w:themeColor="text1"/>
+                <w:sz w:val="24"/>
+                <w:szCs w:val="24"/>
+              </w:rPr>
+              <w:t>}}</w:t>
             </w:r>
             <w:bookmarkEnd w:id="1"/>
           </w:p>
@@ -503,7 +583,21 @@
               <w:rPr>
                 <w:sz w:val="22"/>
               </w:rPr>
-              <w:t>{{PublicQuantitySum}}</w:t>
+              <w:t>{{</w:t>
+            </w:r>
+            <w:proofErr w:type="spellStart"/>
+            <w:r>
+              <w:rPr>
+                <w:sz w:val="22"/>
+              </w:rPr>
+              <w:t>PublicQuantitySum</w:t>
+            </w:r>
+            <w:proofErr w:type="spellEnd"/>
+            <w:r>
+              <w:rPr>
+                <w:sz w:val="22"/>
+              </w:rPr>
+              <w:t>}}</w:t>
             </w:r>
           </w:p>
         </w:tc>
@@ -525,7 +619,23 @@
                 <w:rStyle w:val="ui-provider"/>
                 <w:sz w:val="22"/>
               </w:rPr>
-              <w:t>{{PublicSum}}</w:t>
+              <w:t>{{</w:t>
+            </w:r>
+            <w:proofErr w:type="spellStart"/>
+            <w:r>
+              <w:rPr>
+                <w:rStyle w:val="ui-provider"/>
+                <w:sz w:val="22"/>
+              </w:rPr>
+              <w:t>PublicSum</w:t>
+            </w:r>
+            <w:proofErr w:type="spellEnd"/>
+            <w:r>
+              <w:rPr>
+                <w:rStyle w:val="ui-provider"/>
+                <w:sz w:val="22"/>
+              </w:rPr>
+              <w:t>}}</w:t>
             </w:r>
             <w:bookmarkEnd w:id="2"/>
           </w:p>
@@ -551,7 +661,24 @@
                 <w:rStyle w:val="ui-provider"/>
                 <w:sz w:val="22"/>
               </w:rPr>
-              <w:t>{{PublicFeeSum}}</w:t>
+              <w:t>{{</w:t>
+            </w:r>
+            <w:proofErr w:type="spellStart"/>
+            <w:r>
+              <w:rPr>
+                <w:rStyle w:val="ui-provider"/>
+                <w:sz w:val="22"/>
+              </w:rPr>
+              <w:t>PublicFeeSum</w:t>
+            </w:r>
+            <w:proofErr w:type="spellEnd"/>
+            <w:proofErr w:type="gramStart"/>
+            <w:r>
+              <w:rPr>
+                <w:rStyle w:val="ui-provider"/>
+                <w:sz w:val="22"/>
+              </w:rPr>
+              <w:t>}}</w:t>
             </w:r>
             <w:bookmarkStart w:id="4" w:name="OLE_LINK27"/>
             <w:r>
@@ -559,7 +686,15 @@
                 <w:rStyle w:val="ui-provider"/>
                 <w:sz w:val="22"/>
               </w:rPr>
-              <w:t>{{/P</w:t>
+              <w:t>{</w:t>
+            </w:r>
+            <w:proofErr w:type="gramEnd"/>
+            <w:r>
+              <w:rPr>
+                <w:rStyle w:val="ui-provider"/>
+                <w:sz w:val="22"/>
+              </w:rPr>
+              <w:t>{/P</w:t>
             </w:r>
             <w:r>
               <w:rPr>
@@ -630,7 +765,25 @@
                 <w:sz w:val="22"/>
                 <w14:ligatures w14:val="none"/>
               </w:rPr>
-              <w:t>{{PrivateQuantitySum}}</w:t>
+              <w:t>{{</w:t>
+            </w:r>
+            <w:proofErr w:type="spellStart"/>
+            <w:r>
+              <w:rPr>
+                <w:kern w:val="0"/>
+                <w:sz w:val="22"/>
+                <w14:ligatures w14:val="none"/>
+              </w:rPr>
+              <w:t>PrivateQuantitySum</w:t>
+            </w:r>
+            <w:proofErr w:type="spellEnd"/>
+            <w:r>
+              <w:rPr>
+                <w:kern w:val="0"/>
+                <w:sz w:val="22"/>
+                <w14:ligatures w14:val="none"/>
+              </w:rPr>
+              <w:t>}}</w:t>
             </w:r>
             <w:bookmarkEnd w:id="5"/>
           </w:p>
@@ -656,7 +809,27 @@
                 <w:sz w:val="22"/>
                 <w14:ligatures w14:val="none"/>
               </w:rPr>
-              <w:t>{{PrivateSum}}</w:t>
+              <w:t>{{</w:t>
+            </w:r>
+            <w:proofErr w:type="spellStart"/>
+            <w:r>
+              <w:rPr>
+                <w:rStyle w:val="ui-provider"/>
+                <w:kern w:val="0"/>
+                <w:sz w:val="22"/>
+                <w14:ligatures w14:val="none"/>
+              </w:rPr>
+              <w:t>PrivateSum</w:t>
+            </w:r>
+            <w:proofErr w:type="spellEnd"/>
+            <w:r>
+              <w:rPr>
+                <w:rStyle w:val="ui-provider"/>
+                <w:kern w:val="0"/>
+                <w:sz w:val="22"/>
+                <w14:ligatures w14:val="none"/>
+              </w:rPr>
+              <w:t>}}</w:t>
             </w:r>
             <w:bookmarkEnd w:id="6"/>
           </w:p>
@@ -684,7 +857,28 @@
                 <w:sz w:val="22"/>
                 <w14:ligatures w14:val="none"/>
               </w:rPr>
-              <w:t>{{PrivateFeeSum}}</w:t>
+              <w:t>{{</w:t>
+            </w:r>
+            <w:proofErr w:type="spellStart"/>
+            <w:r>
+              <w:rPr>
+                <w:rStyle w:val="ui-provider"/>
+                <w:kern w:val="0"/>
+                <w:sz w:val="22"/>
+                <w14:ligatures w14:val="none"/>
+              </w:rPr>
+              <w:t>PrivateFeeSum</w:t>
+            </w:r>
+            <w:proofErr w:type="spellEnd"/>
+            <w:proofErr w:type="gramStart"/>
+            <w:r>
+              <w:rPr>
+                <w:rStyle w:val="ui-provider"/>
+                <w:kern w:val="0"/>
+                <w:sz w:val="22"/>
+                <w14:ligatures w14:val="none"/>
+              </w:rPr>
+              <w:t>}}</w:t>
             </w:r>
             <w:bookmarkStart w:id="7" w:name="OLE_LINK28"/>
             <w:r>
@@ -694,7 +888,17 @@
                 <w:sz w:val="22"/>
                 <w14:ligatures w14:val="none"/>
               </w:rPr>
-              <w:t>{{/Private}}</w:t>
+              <w:t>{</w:t>
+            </w:r>
+            <w:proofErr w:type="gramEnd"/>
+            <w:r>
+              <w:rPr>
+                <w:rStyle w:val="ui-provider"/>
+                <w:kern w:val="0"/>
+                <w:sz w:val="22"/>
+                <w14:ligatures w14:val="none"/>
+              </w:rPr>
+              <w:t>{/Private}}</w:t>
             </w:r>
             <w:bookmarkEnd w:id="7"/>
           </w:p>
@@ -728,7 +932,16 @@
                 <w:sz w:val="22"/>
                 <w14:ligatures w14:val="none"/>
               </w:rPr>
-              <w:t>Per Diem</w:t>
+              <w:t xml:space="preserve">Per </w:t>
+            </w:r>
+            <w:proofErr w:type="gramStart"/>
+            <w:r>
+              <w:rPr>
+                <w:kern w:val="0"/>
+                <w:sz w:val="22"/>
+                <w14:ligatures w14:val="none"/>
+              </w:rPr>
+              <w:t>Diem</w:t>
             </w:r>
             <w:bookmarkEnd w:id="8"/>
             <w:r>
@@ -738,7 +951,17 @@
                 <w:sz w:val="22"/>
                 <w14:ligatures w14:val="none"/>
               </w:rPr>
-              <w:t>{{#</w:t>
+              <w:t>{</w:t>
+            </w:r>
+            <w:proofErr w:type="gramEnd"/>
+            <w:r>
+              <w:rPr>
+                <w:rStyle w:val="ui-provider"/>
+                <w:kern w:val="0"/>
+                <w:sz w:val="22"/>
+                <w14:ligatures w14:val="none"/>
+              </w:rPr>
+              <w:t>{#</w:t>
             </w:r>
             <w:r>
               <w:rPr>
@@ -783,6 +1006,7 @@
               <w:t>{{</w:t>
             </w:r>
             <w:bookmarkStart w:id="10" w:name="OLE_LINK22"/>
+            <w:proofErr w:type="spellStart"/>
             <w:r>
               <w:rPr>
                 <w:kern w:val="0"/>
@@ -798,7 +1022,16 @@
                 <w:sz w:val="22"/>
                 <w14:ligatures w14:val="none"/>
               </w:rPr>
-              <w:t>QuantitySum}}</w:t>
+              <w:t>QuantitySum</w:t>
+            </w:r>
+            <w:proofErr w:type="spellEnd"/>
+            <w:r>
+              <w:rPr>
+                <w:kern w:val="0"/>
+                <w:sz w:val="22"/>
+                <w14:ligatures w14:val="none"/>
+              </w:rPr>
+              <w:t>}}</w:t>
             </w:r>
             <w:bookmarkEnd w:id="9"/>
           </w:p>
@@ -828,6 +1061,7 @@
               </w:rPr>
               <w:t>{{</w:t>
             </w:r>
+            <w:proofErr w:type="spellStart"/>
             <w:r>
               <w:rPr>
                 <w:kern w:val="0"/>
@@ -843,7 +1077,17 @@
                 <w:sz w:val="22"/>
                 <w14:ligatures w14:val="none"/>
               </w:rPr>
-              <w:t>Sum}}</w:t>
+              <w:t>Sum</w:t>
+            </w:r>
+            <w:proofErr w:type="spellEnd"/>
+            <w:r>
+              <w:rPr>
+                <w:rStyle w:val="ui-provider"/>
+                <w:kern w:val="0"/>
+                <w:sz w:val="22"/>
+                <w14:ligatures w14:val="none"/>
+              </w:rPr>
+              <w:t>}}</w:t>
             </w:r>
             <w:bookmarkEnd w:id="11"/>
           </w:p>
@@ -876,6 +1120,7 @@
               </w:rPr>
               <w:t>{{</w:t>
             </w:r>
+            <w:proofErr w:type="spellStart"/>
             <w:r>
               <w:rPr>
                 <w:kern w:val="0"/>
@@ -891,7 +1136,18 @@
                 <w:sz w:val="22"/>
                 <w14:ligatures w14:val="none"/>
               </w:rPr>
-              <w:t>Sum}}</w:t>
+              <w:t>Sum</w:t>
+            </w:r>
+            <w:proofErr w:type="spellEnd"/>
+            <w:proofErr w:type="gramStart"/>
+            <w:r>
+              <w:rPr>
+                <w:rStyle w:val="ui-provider"/>
+                <w:kern w:val="0"/>
+                <w:sz w:val="22"/>
+                <w14:ligatures w14:val="none"/>
+              </w:rPr>
+              <w:t>}}</w:t>
             </w:r>
             <w:bookmarkStart w:id="13" w:name="OLE_LINK29"/>
             <w:r>
@@ -901,7 +1157,17 @@
                 <w:sz w:val="22"/>
                 <w14:ligatures w14:val="none"/>
               </w:rPr>
-              <w:t>{{/</w:t>
+              <w:t>{</w:t>
+            </w:r>
+            <w:proofErr w:type="gramEnd"/>
+            <w:r>
+              <w:rPr>
+                <w:rStyle w:val="ui-provider"/>
+                <w:kern w:val="0"/>
+                <w:sz w:val="22"/>
+                <w14:ligatures w14:val="none"/>
+              </w:rPr>
+              <w:t>{/</w:t>
             </w:r>
             <w:r>
               <w:rPr>
@@ -1215,7 +1481,7 @@
     <w:tbl>
       <w:tblPr>
         <w:tblStyle w:val="TableGrid1"/>
-        <w:tblW w:w="11249" w:type="dxa"/>
+        <w:tblW w:w="10435" w:type="dxa"/>
         <w:tblInd w:w="0" w:type="dxa"/>
         <w:tblBorders>
           <w:top w:val="none" w:sz="0" w:space="0" w:color="auto"/>
@@ -1228,17 +1494,17 @@
         <w:tblLook w:val="04A0" w:firstRow="1" w:lastRow="0" w:firstColumn="1" w:lastColumn="0" w:noHBand="0" w:noVBand="1"/>
       </w:tblPr>
       <w:tblGrid>
-        <w:gridCol w:w="5089"/>
-        <w:gridCol w:w="3727"/>
-        <w:gridCol w:w="2433"/>
+        <w:gridCol w:w="4724"/>
+        <w:gridCol w:w="3454"/>
+        <w:gridCol w:w="2257"/>
       </w:tblGrid>
       <w:tr>
         <w:trPr>
-          <w:trHeight w:val="247"/>
+          <w:trHeight w:val="168"/>
         </w:trPr>
         <w:tc>
           <w:tcPr>
-            <w:tcW w:w="5089" w:type="dxa"/>
+            <w:tcW w:w="4765" w:type="dxa"/>
             <w:hideMark/>
           </w:tcPr>
           <w:p>
@@ -1259,6 +1525,7 @@
               <w:t xml:space="preserve">     </w:t>
             </w:r>
             <w:bookmarkStart w:id="14" w:name="OLE_LINK6"/>
+            <w:proofErr w:type="gramStart"/>
             <w:r>
               <w:rPr>
                 <w:b/>
@@ -1269,21 +1536,35 @@
               </w:rPr>
               <w:t xml:space="preserve">Registration: </w:t>
             </w:r>
-            <w:bookmarkStart w:id="15" w:name="OLE_LINK9"/>
-            <w:r>
-              <w:rPr>
-                <w:color w:val="000000" w:themeColor="text1"/>
-                <w:sz w:val="24"/>
-                <w:szCs w:val="24"/>
-              </w:rPr>
-              <w:t>{{CertificateId}}</w:t>
-            </w:r>
-            <w:bookmarkEnd w:id="15"/>
+            <w:r>
+              <w:rPr>
+                <w:color w:val="000000" w:themeColor="text1"/>
+                <w:szCs w:val="20"/>
+              </w:rPr>
+              <w:t>{{</w:t>
+            </w:r>
+            <w:proofErr w:type="spellStart"/>
+            <w:proofErr w:type="gramEnd"/>
+            <w:r>
+              <w:rPr>
+                <w:color w:val="000000" w:themeColor="text1"/>
+                <w:szCs w:val="20"/>
+              </w:rPr>
+              <w:t>IF_isCertificateIdNotPresent</w:t>
+            </w:r>
+            <w:proofErr w:type="spellEnd"/>
+            <w:r>
+              <w:rPr>
+                <w:color w:val="000000" w:themeColor="text1"/>
+                <w:szCs w:val="20"/>
+              </w:rPr>
+              <w:t>}}</w:t>
+            </w:r>
           </w:p>
         </w:tc>
         <w:tc>
           <w:tcPr>
-            <w:tcW w:w="3727" w:type="dxa"/>
+            <w:tcW w:w="3503" w:type="dxa"/>
             <w:hideMark/>
           </w:tcPr>
           <w:p>
@@ -1327,7 +1608,7 @@
         </w:tc>
         <w:tc>
           <w:tcPr>
-            <w:tcW w:w="2433" w:type="dxa"/>
+            <w:tcW w:w="2167" w:type="dxa"/>
             <w:hideMark/>
           </w:tcPr>
           <w:p>
@@ -1338,28 +1619,50 @@
                 <w:sz w:val="22"/>
               </w:rPr>
             </w:pPr>
-            <w:bookmarkStart w:id="16" w:name="OLE_LINK14"/>
-            <w:r>
-              <w:rPr>
-                <w:color w:val="000000" w:themeColor="text1"/>
-                <w:kern w:val="0"/>
-                <w:sz w:val="24"/>
-                <w:szCs w:val="24"/>
-                <w14:ligatures w14:val="none"/>
-              </w:rPr>
-              <w:t>{{TotalFeeAmount}}</w:t>
-            </w:r>
-            <w:bookmarkEnd w:id="16"/>
+            <w:bookmarkStart w:id="15" w:name="OLE_LINK14"/>
+            <w:r>
+              <w:rPr>
+                <w:color w:val="000000" w:themeColor="text1"/>
+                <w:kern w:val="0"/>
+                <w:sz w:val="24"/>
+                <w:szCs w:val="24"/>
+                <w14:ligatures w14:val="none"/>
+              </w:rPr>
+              <w:t>{{</w:t>
+            </w:r>
+            <w:proofErr w:type="spellStart"/>
+            <w:r>
+              <w:rPr>
+                <w:color w:val="000000" w:themeColor="text1"/>
+                <w:kern w:val="0"/>
+                <w:sz w:val="24"/>
+                <w:szCs w:val="24"/>
+                <w14:ligatures w14:val="none"/>
+              </w:rPr>
+              <w:t>TotalFeeAmount</w:t>
+            </w:r>
+            <w:proofErr w:type="spellEnd"/>
+            <w:r>
+              <w:rPr>
+                <w:color w:val="000000" w:themeColor="text1"/>
+                <w:kern w:val="0"/>
+                <w:sz w:val="24"/>
+                <w:szCs w:val="24"/>
+                <w14:ligatures w14:val="none"/>
+              </w:rPr>
+              <w:t>}}</w:t>
+            </w:r>
+            <w:bookmarkEnd w:id="15"/>
           </w:p>
         </w:tc>
       </w:tr>
       <w:tr>
         <w:trPr>
-          <w:trHeight w:val="247"/>
+          <w:trHeight w:val="168"/>
         </w:trPr>
         <w:tc>
           <w:tcPr>
-            <w:tcW w:w="5089" w:type="dxa"/>
+            <w:tcW w:w="4765" w:type="dxa"/>
             <w:hideMark/>
           </w:tcPr>
           <w:p>
@@ -1415,7 +1718,7 @@
         </w:tc>
         <w:tc>
           <w:tcPr>
-            <w:tcW w:w="3727" w:type="dxa"/>
+            <w:tcW w:w="3503" w:type="dxa"/>
             <w:hideMark/>
           </w:tcPr>
           <w:p>
@@ -1439,7 +1742,7 @@
                 <w:szCs w:val="24"/>
                 <w14:ligatures w14:val="none"/>
               </w:rPr>
-              <w:t xml:space="preserve">         </w:t>
+              <w:t xml:space="preserve">               </w:t>
             </w:r>
             <w:r>
               <w:rPr>
@@ -1478,7 +1781,7 @@
         </w:tc>
         <w:tc>
           <w:tcPr>
-            <w:tcW w:w="2433" w:type="dxa"/>
+            <w:tcW w:w="2167" w:type="dxa"/>
             <w:hideMark/>
           </w:tcPr>
           <w:p>
@@ -1500,18 +1803,40 @@
                 <w:szCs w:val="24"/>
                 <w14:ligatures w14:val="none"/>
               </w:rPr>
-              <w:t>{{TotalFeeAmount}}</w:t>
+              <w:t>{{</w:t>
+            </w:r>
+            <w:proofErr w:type="spellStart"/>
+            <w:r>
+              <w:rPr>
+                <w:color w:val="000000" w:themeColor="text1"/>
+                <w:kern w:val="0"/>
+                <w:sz w:val="24"/>
+                <w:szCs w:val="24"/>
+                <w14:ligatures w14:val="none"/>
+              </w:rPr>
+              <w:t>TotalFeeAmount</w:t>
+            </w:r>
+            <w:proofErr w:type="spellEnd"/>
+            <w:r>
+              <w:rPr>
+                <w:color w:val="000000" w:themeColor="text1"/>
+                <w:kern w:val="0"/>
+                <w:sz w:val="24"/>
+                <w:szCs w:val="24"/>
+                <w14:ligatures w14:val="none"/>
+              </w:rPr>
+              <w:t>}}</w:t>
             </w:r>
           </w:p>
         </w:tc>
       </w:tr>
       <w:tr>
         <w:trPr>
-          <w:trHeight w:val="247"/>
+          <w:trHeight w:val="168"/>
         </w:trPr>
         <w:tc>
           <w:tcPr>
-            <w:tcW w:w="5089" w:type="dxa"/>
+            <w:tcW w:w="4765" w:type="dxa"/>
             <w:hideMark/>
           </w:tcPr>
           <w:p>
@@ -1541,7 +1866,7 @@
         </w:tc>
         <w:tc>
           <w:tcPr>
-            <w:tcW w:w="3727" w:type="dxa"/>
+            <w:tcW w:w="3503" w:type="dxa"/>
             <w:hideMark/>
           </w:tcPr>
           <w:p>
@@ -1593,7 +1918,7 @@
         </w:tc>
         <w:tc>
           <w:tcPr>
-            <w:tcW w:w="2433" w:type="dxa"/>
+            <w:tcW w:w="2167" w:type="dxa"/>
             <w:hideMark/>
           </w:tcPr>
           <w:p>
@@ -1675,16 +2000,6 @@
 <w:ftr xmlns:wpc="http://schemas.microsoft.com/office/word/2010/wordprocessingCanvas" xmlns:cx="http://schemas.microsoft.com/office/drawing/2014/chartex" xmlns:cx1="http://schemas.microsoft.com/office/drawing/2015/9/8/chartex" xmlns:cx2="http://schemas.microsoft.com/office/drawing/2015/10/21/chartex" xmlns:cx3="http://schemas.microsoft.com/office/drawing/2016/5/9/chartex" xmlns:cx4="http://schemas.microsoft.com/office/drawing/2016/5/10/chartex" xmlns:cx5="http://schemas.microsoft.com/office/drawing/2016/5/11/chartex" xmlns:cx6="http://schemas.microsoft.com/office/drawing/2016/5/12/chartex" xmlns:cx7="http://schemas.microsoft.com/office/drawing/2016/5/13/chartex" xmlns:cx8="http://schemas.microsoft.com/office/drawing/2016/5/14/chartex" xmlns:mc="http://schemas.openxmlformats.org/markup-compatibility/2006" xmlns:aink="http://schemas.microsoft.com/office/drawing/2016/ink" xmlns:am3d="http://schemas.microsoft.com/office/drawing/2017/model3d" xmlns:o="urn:schemas-microsoft-com:office:office" xmlns:oel="http://schemas.microsoft.com/office/2019/extlst" xmlns:r="http://schemas.openxmlformats.org/officeDocument/2006/relationships" xmlns:m="http://schemas.openxmlformats.org/officeDocument/2006/math" xmlns:v="urn:schemas-microsoft-com:vml" xmlns:wp14="http://schemas.microsoft.com/office/word/2010/wordprocessingDrawing" xmlns:wp="http://schemas.openxmlformats.org/drawingml/2006/wordprocessingDrawing" xmlns:w10="urn:schemas-microsoft-com:office:word" xmlns:w="http://schemas.openxmlformats.org/wordprocessingml/2006/main" xmlns:w14="http://schemas.microsoft.com/office/word/2010/wordml" xmlns:w15="http://schemas.microsoft.com/office/word/2012/wordml" xmlns:w16cex="http://schemas.microsoft.com/office/word/2018/wordml/cex" xmlns:w16cid="http://schemas.microsoft.com/office/word/2016/wordml/cid" xmlns:w16="http://schemas.microsoft.com/office/word/2018/wordml" xmlns:w16du="http://schemas.microsoft.com/office/word/2023/wordml/word16du" xmlns:w16sdtdh="http://schemas.microsoft.com/office/word/2020/wordml/sdtdatahash" xmlns:w16sdtfl="http://schemas.microsoft.com/office/word/2024/wordml/sdtformatlock" xmlns:w16se="http://schemas.microsoft.com/office/word/2015/wordml/symex" xmlns:wpg="http://schemas.microsoft.com/office/word/2010/wordprocessingGroup" xmlns:wpi="http://schemas.microsoft.com/office/word/2010/wordprocessingInk" xmlns:wne="http://schemas.microsoft.com/office/word/2006/wordml" xmlns:wps="http://schemas.microsoft.com/office/word/2010/wordprocessingShape" mc:Ignorable="w14 w15 w16se w16cid w16 w16cex w16sdtdh w16sdtfl w16du wp14">
   <w:p>
     <w:pPr>
-      <w:pStyle w:val="Footer"/>
-    </w:pPr>
-  </w:p>
-</w:ftr>
-</file>
-
-<file path=word/footer2.xml><?xml version="1.0" encoding="utf-8"?>
-<w:ftr xmlns:wpc="http://schemas.microsoft.com/office/word/2010/wordprocessingCanvas" xmlns:cx="http://schemas.microsoft.com/office/drawing/2014/chartex" xmlns:cx1="http://schemas.microsoft.com/office/drawing/2015/9/8/chartex" xmlns:cx2="http://schemas.microsoft.com/office/drawing/2015/10/21/chartex" xmlns:cx3="http://schemas.microsoft.com/office/drawing/2016/5/9/chartex" xmlns:cx4="http://schemas.microsoft.com/office/drawing/2016/5/10/chartex" xmlns:cx5="http://schemas.microsoft.com/office/drawing/2016/5/11/chartex" xmlns:cx6="http://schemas.microsoft.com/office/drawing/2016/5/12/chartex" xmlns:cx7="http://schemas.microsoft.com/office/drawing/2016/5/13/chartex" xmlns:cx8="http://schemas.microsoft.com/office/drawing/2016/5/14/chartex" xmlns:mc="http://schemas.openxmlformats.org/markup-compatibility/2006" xmlns:aink="http://schemas.microsoft.com/office/drawing/2016/ink" xmlns:am3d="http://schemas.microsoft.com/office/drawing/2017/model3d" xmlns:o="urn:schemas-microsoft-com:office:office" xmlns:oel="http://schemas.microsoft.com/office/2019/extlst" xmlns:r="http://schemas.openxmlformats.org/officeDocument/2006/relationships" xmlns:m="http://schemas.openxmlformats.org/officeDocument/2006/math" xmlns:v="urn:schemas-microsoft-com:vml" xmlns:wp14="http://schemas.microsoft.com/office/word/2010/wordprocessingDrawing" xmlns:wp="http://schemas.openxmlformats.org/drawingml/2006/wordprocessingDrawing" xmlns:w10="urn:schemas-microsoft-com:office:word" xmlns:w="http://schemas.openxmlformats.org/wordprocessingml/2006/main" xmlns:w14="http://schemas.microsoft.com/office/word/2010/wordml" xmlns:w15="http://schemas.microsoft.com/office/word/2012/wordml" xmlns:w16cex="http://schemas.microsoft.com/office/word/2018/wordml/cex" xmlns:w16cid="http://schemas.microsoft.com/office/word/2016/wordml/cid" xmlns:w16="http://schemas.microsoft.com/office/word/2018/wordml" xmlns:w16du="http://schemas.microsoft.com/office/word/2023/wordml/word16du" xmlns:w16sdtdh="http://schemas.microsoft.com/office/word/2020/wordml/sdtdatahash" xmlns:w16sdtfl="http://schemas.microsoft.com/office/word/2024/wordml/sdtformatlock" xmlns:w16se="http://schemas.microsoft.com/office/word/2015/wordml/symex" xmlns:wpg="http://schemas.microsoft.com/office/word/2010/wordprocessingGroup" xmlns:wpi="http://schemas.microsoft.com/office/word/2010/wordprocessingInk" xmlns:wne="http://schemas.microsoft.com/office/word/2006/wordml" xmlns:wps="http://schemas.microsoft.com/office/word/2010/wordprocessingShape" mc:Ignorable="w14 w15 w16se w16cid w16 w16cex w16sdtdh w16sdtfl w16du wp14">
-  <w:p>
-    <w:pPr>
       <w:jc w:val="right"/>
       <w:rPr>
         <w:noProof/>
@@ -1789,16 +2104,6 @@
       </w:rPr>
       <w:t xml:space="preserve"> (250) 953-0496</w:t>
     </w:r>
-  </w:p>
-</w:ftr>
-</file>
-
-<file path=word/footer3.xml><?xml version="1.0" encoding="utf-8"?>
-<w:ftr xmlns:wpc="http://schemas.microsoft.com/office/word/2010/wordprocessingCanvas" xmlns:cx="http://schemas.microsoft.com/office/drawing/2014/chartex" xmlns:cx1="http://schemas.microsoft.com/office/drawing/2015/9/8/chartex" xmlns:cx2="http://schemas.microsoft.com/office/drawing/2015/10/21/chartex" xmlns:cx3="http://schemas.microsoft.com/office/drawing/2016/5/9/chartex" xmlns:cx4="http://schemas.microsoft.com/office/drawing/2016/5/10/chartex" xmlns:cx5="http://schemas.microsoft.com/office/drawing/2016/5/11/chartex" xmlns:cx6="http://schemas.microsoft.com/office/drawing/2016/5/12/chartex" xmlns:cx7="http://schemas.microsoft.com/office/drawing/2016/5/13/chartex" xmlns:cx8="http://schemas.microsoft.com/office/drawing/2016/5/14/chartex" xmlns:mc="http://schemas.openxmlformats.org/markup-compatibility/2006" xmlns:aink="http://schemas.microsoft.com/office/drawing/2016/ink" xmlns:am3d="http://schemas.microsoft.com/office/drawing/2017/model3d" xmlns:o="urn:schemas-microsoft-com:office:office" xmlns:oel="http://schemas.microsoft.com/office/2019/extlst" xmlns:r="http://schemas.openxmlformats.org/officeDocument/2006/relationships" xmlns:m="http://schemas.openxmlformats.org/officeDocument/2006/math" xmlns:v="urn:schemas-microsoft-com:vml" xmlns:wp14="http://schemas.microsoft.com/office/word/2010/wordprocessingDrawing" xmlns:wp="http://schemas.openxmlformats.org/drawingml/2006/wordprocessingDrawing" xmlns:w10="urn:schemas-microsoft-com:office:word" xmlns:w="http://schemas.openxmlformats.org/wordprocessingml/2006/main" xmlns:w14="http://schemas.microsoft.com/office/word/2010/wordml" xmlns:w15="http://schemas.microsoft.com/office/word/2012/wordml" xmlns:w16cex="http://schemas.microsoft.com/office/word/2018/wordml/cex" xmlns:w16cid="http://schemas.microsoft.com/office/word/2016/wordml/cid" xmlns:w16="http://schemas.microsoft.com/office/word/2018/wordml" xmlns:w16du="http://schemas.microsoft.com/office/word/2023/wordml/word16du" xmlns:w16sdtdh="http://schemas.microsoft.com/office/word/2020/wordml/sdtdatahash" xmlns:w16sdtfl="http://schemas.microsoft.com/office/word/2024/wordml/sdtformatlock" xmlns:w16se="http://schemas.microsoft.com/office/word/2015/wordml/symex" xmlns:wpg="http://schemas.microsoft.com/office/word/2010/wordprocessingGroup" xmlns:wpi="http://schemas.microsoft.com/office/word/2010/wordprocessingInk" xmlns:wne="http://schemas.microsoft.com/office/word/2006/wordml" xmlns:wps="http://schemas.microsoft.com/office/word/2010/wordprocessingShape" mc:Ignorable="w14 w15 w16se w16cid w16 w16cex w16sdtdh w16sdtfl w16du wp14">
-  <w:p>
-    <w:pPr>
-      <w:pStyle w:val="Footer"/>
-    </w:pPr>
   </w:p>
 </w:ftr>
 </file>
@@ -1829,16 +2134,6 @@
 </file>
 
 <file path=word/header1.xml><?xml version="1.0" encoding="utf-8"?>
-<w:hdr xmlns:wpc="http://schemas.microsoft.com/office/word/2010/wordprocessingCanvas" xmlns:cx="http://schemas.microsoft.com/office/drawing/2014/chartex" xmlns:cx1="http://schemas.microsoft.com/office/drawing/2015/9/8/chartex" xmlns:cx2="http://schemas.microsoft.com/office/drawing/2015/10/21/chartex" xmlns:cx3="http://schemas.microsoft.com/office/drawing/2016/5/9/chartex" xmlns:cx4="http://schemas.microsoft.com/office/drawing/2016/5/10/chartex" xmlns:cx5="http://schemas.microsoft.com/office/drawing/2016/5/11/chartex" xmlns:cx6="http://schemas.microsoft.com/office/drawing/2016/5/12/chartex" xmlns:cx7="http://schemas.microsoft.com/office/drawing/2016/5/13/chartex" xmlns:cx8="http://schemas.microsoft.com/office/drawing/2016/5/14/chartex" xmlns:mc="http://schemas.openxmlformats.org/markup-compatibility/2006" xmlns:aink="http://schemas.microsoft.com/office/drawing/2016/ink" xmlns:am3d="http://schemas.microsoft.com/office/drawing/2017/model3d" xmlns:o="urn:schemas-microsoft-com:office:office" xmlns:oel="http://schemas.microsoft.com/office/2019/extlst" xmlns:r="http://schemas.openxmlformats.org/officeDocument/2006/relationships" xmlns:m="http://schemas.openxmlformats.org/officeDocument/2006/math" xmlns:v="urn:schemas-microsoft-com:vml" xmlns:wp14="http://schemas.microsoft.com/office/word/2010/wordprocessingDrawing" xmlns:wp="http://schemas.openxmlformats.org/drawingml/2006/wordprocessingDrawing" xmlns:w10="urn:schemas-microsoft-com:office:word" xmlns:w="http://schemas.openxmlformats.org/wordprocessingml/2006/main" xmlns:w14="http://schemas.microsoft.com/office/word/2010/wordml" xmlns:w15="http://schemas.microsoft.com/office/word/2012/wordml" xmlns:w16cex="http://schemas.microsoft.com/office/word/2018/wordml/cex" xmlns:w16cid="http://schemas.microsoft.com/office/word/2016/wordml/cid" xmlns:w16="http://schemas.microsoft.com/office/word/2018/wordml" xmlns:w16du="http://schemas.microsoft.com/office/word/2023/wordml/word16du" xmlns:w16sdtdh="http://schemas.microsoft.com/office/word/2020/wordml/sdtdatahash" xmlns:w16sdtfl="http://schemas.microsoft.com/office/word/2024/wordml/sdtformatlock" xmlns:w16se="http://schemas.microsoft.com/office/word/2015/wordml/symex" xmlns:wpg="http://schemas.microsoft.com/office/word/2010/wordprocessingGroup" xmlns:wpi="http://schemas.microsoft.com/office/word/2010/wordprocessingInk" xmlns:wne="http://schemas.microsoft.com/office/word/2006/wordml" xmlns:wps="http://schemas.microsoft.com/office/word/2010/wordprocessingShape" mc:Ignorable="w14 w15 w16se w16cid w16 w16cex w16sdtdh w16sdtfl w16du wp14">
-  <w:p>
-    <w:pPr>
-      <w:pStyle w:val="Header"/>
-    </w:pPr>
-  </w:p>
-</w:hdr>
-</file>
-
-<file path=word/header2.xml><?xml version="1.0" encoding="utf-8"?>
 <w:hdr xmlns:wpc="http://schemas.microsoft.com/office/word/2010/wordprocessingCanvas" xmlns:cx="http://schemas.microsoft.com/office/drawing/2014/chartex" xmlns:cx1="http://schemas.microsoft.com/office/drawing/2015/9/8/chartex" xmlns:cx2="http://schemas.microsoft.com/office/drawing/2015/10/21/chartex" xmlns:cx3="http://schemas.microsoft.com/office/drawing/2016/5/9/chartex" xmlns:cx4="http://schemas.microsoft.com/office/drawing/2016/5/10/chartex" xmlns:cx5="http://schemas.microsoft.com/office/drawing/2016/5/11/chartex" xmlns:cx6="http://schemas.microsoft.com/office/drawing/2016/5/12/chartex" xmlns:cx7="http://schemas.microsoft.com/office/drawing/2016/5/13/chartex" xmlns:cx8="http://schemas.microsoft.com/office/drawing/2016/5/14/chartex" xmlns:mc="http://schemas.openxmlformats.org/markup-compatibility/2006" xmlns:aink="http://schemas.microsoft.com/office/drawing/2016/ink" xmlns:am3d="http://schemas.microsoft.com/office/drawing/2017/model3d" xmlns:o="urn:schemas-microsoft-com:office:office" xmlns:oel="http://schemas.microsoft.com/office/2019/extlst" xmlns:r="http://schemas.openxmlformats.org/officeDocument/2006/relationships" xmlns:m="http://schemas.openxmlformats.org/officeDocument/2006/math" xmlns:v="urn:schemas-microsoft-com:vml" xmlns:wp14="http://schemas.microsoft.com/office/word/2010/wordprocessingDrawing" xmlns:wp="http://schemas.openxmlformats.org/drawingml/2006/wordprocessingDrawing" xmlns:w10="urn:schemas-microsoft-com:office:word" xmlns:w="http://schemas.openxmlformats.org/wordprocessingml/2006/main" xmlns:w14="http://schemas.microsoft.com/office/word/2010/wordml" xmlns:w15="http://schemas.microsoft.com/office/word/2012/wordml" xmlns:w16cex="http://schemas.microsoft.com/office/word/2018/wordml/cex" xmlns:w16cid="http://schemas.microsoft.com/office/word/2016/wordml/cid" xmlns:w16="http://schemas.microsoft.com/office/word/2018/wordml" xmlns:w16du="http://schemas.microsoft.com/office/word/2023/wordml/word16du" xmlns:w16sdtdh="http://schemas.microsoft.com/office/word/2020/wordml/sdtdatahash" xmlns:w16sdtfl="http://schemas.microsoft.com/office/word/2024/wordml/sdtformatlock" xmlns:w16se="http://schemas.microsoft.com/office/word/2015/wordml/symex" xmlns:wpg="http://schemas.microsoft.com/office/word/2010/wordprocessingGroup" xmlns:wpi="http://schemas.microsoft.com/office/word/2010/wordprocessingInk" xmlns:wne="http://schemas.microsoft.com/office/word/2006/wordml" xmlns:wps="http://schemas.microsoft.com/office/word/2010/wordprocessingShape" mc:Ignorable="w14 w15 w16se w16cid w16 w16cex w16sdtdh w16sdtfl w16du wp14">
   <w:p>
     <w:pPr>
@@ -1979,36 +2274,65 @@
         <w:noProof/>
         <w:sz w:val="22"/>
       </w:rPr>
-      <w:t xml:space="preserve">   </w:t>
+      <w:t xml:space="preserve">        </w:t>
     </w:r>
     <w:bookmarkStart w:id="0" w:name="OLE_LINK2"/>
     <w:r>
       <w:rPr>
         <w:b/>
         <w:bCs/>
-        <w:sz w:val="28"/>
-        <w:szCs w:val="28"/>
-      </w:rPr>
-      <w:t>Invoice #:</w:t>
+        <w:sz w:val="30"/>
+        <w:szCs w:val="30"/>
+      </w:rPr>
+      <w:t xml:space="preserve">Invoice </w:t>
     </w:r>
     <w:r>
       <w:rPr>
         <w:b/>
         <w:bCs/>
-        <w:sz w:val="28"/>
-        <w:szCs w:val="28"/>
-      </w:rPr>
-      <w:t xml:space="preserve"> </w:t>
-    </w:r>
-    <w:bookmarkEnd w:id="0"/>
+        <w:sz w:val="30"/>
+        <w:szCs w:val="32"/>
+      </w:rPr>
+      <w:t>#:</w:t>
+    </w:r>
     <w:r>
       <w:rPr>
         <w:b/>
         <w:bCs/>
-        <w:sz w:val="28"/>
-        <w:szCs w:val="28"/>
-      </w:rPr>
-      <w:t>{{InvoiceId}}</w:t>
+        <w:sz w:val="30"/>
+        <w:szCs w:val="32"/>
+      </w:rPr>
+      <w:t xml:space="preserve"> </w:t>
+    </w:r>
+    <w:bookmarkEnd w:id="0"/>
+    <w:r>
+      <w:rPr>
+        <w:b/>
+        <w:bCs/>
+        <w:sz w:val="30"/>
+        <w:szCs w:val="30"/>
+      </w:rPr>
+      <w:t>{{</w:t>
+    </w:r>
+    <w:proofErr w:type="spellStart"/>
+    <w:r>
+      <w:rPr>
+        <w:b/>
+        <w:bCs/>
+        <w:sz w:val="30"/>
+        <w:szCs w:val="30"/>
+      </w:rPr>
+      <w:t>InvoiceId</w:t>
+    </w:r>
+    <w:proofErr w:type="spellEnd"/>
+    <w:r>
+      <w:rPr>
+        <w:b/>
+        <w:bCs/>
+        <w:sz w:val="30"/>
+        <w:szCs w:val="30"/>
+      </w:rPr>
+      <w:t>}}</w:t>
     </w:r>
     <w:r>
       <w:rPr>
@@ -2054,7 +2378,7 @@
         <w:noProof/>
         <w:sz w:val="22"/>
       </w:rPr>
-      <w:t xml:space="preserve"> </w:t>
+      <w:t xml:space="preserve">  </w:t>
     </w:r>
     <w:r>
       <w:rPr>
@@ -2063,7 +2387,16 @@
         <w:noProof/>
         <w:sz w:val="22"/>
       </w:rPr>
-      <w:t xml:space="preserve"> </w:t>
+      <w:t xml:space="preserve">   </w:t>
+    </w:r>
+    <w:r>
+      <w:rPr>
+        <w:i/>
+        <w:iCs/>
+        <w:noProof/>
+        <w:sz w:val="22"/>
+      </w:rPr>
+      <w:t xml:space="preserve">  </w:t>
     </w:r>
     <w:r>
       <w:rPr>
@@ -2092,7 +2425,25 @@
         <w:szCs w:val="20"/>
         <w14:ligatures w14:val="none"/>
       </w:rPr>
-      <w:t>{{InvoiceCreatedDate}}</w:t>
+      <w:t>{{</w:t>
+    </w:r>
+    <w:proofErr w:type="spellStart"/>
+    <w:r>
+      <w:rPr>
+        <w:kern w:val="0"/>
+        <w:szCs w:val="20"/>
+        <w14:ligatures w14:val="none"/>
+      </w:rPr>
+      <w:t>InvoiceCreatedDate</w:t>
+    </w:r>
+    <w:proofErr w:type="spellEnd"/>
+    <w:r>
+      <w:rPr>
+        <w:kern w:val="0"/>
+        <w:szCs w:val="20"/>
+        <w14:ligatures w14:val="none"/>
+      </w:rPr>
+      <w:t>}}</w:t>
     </w:r>
     <w:r>
       <w:rPr>
@@ -2125,21 +2476,7 @@
         <w:noProof/>
         <w:szCs w:val="20"/>
       </w:rPr>
-      <w:t>PO Box 960</w:t>
-    </w:r>
-    <w:r>
-      <w:rPr>
-        <w:noProof/>
-        <w:szCs w:val="20"/>
-      </w:rPr>
-      <w:t>4</w:t>
-    </w:r>
-    <w:r>
-      <w:rPr>
-        <w:noProof/>
-        <w:szCs w:val="20"/>
-      </w:rPr>
-      <w:t xml:space="preserve"> STN Prov Gov</w:t>
+      <w:t>PO Box 9601 STN Prov Gov</w:t>
     </w:r>
     <w:r>
       <w:rPr>
@@ -2156,16 +2493,6 @@
         <w:noProof/>
         <w:sz w:val="22"/>
       </w:rPr>
-    </w:pPr>
-  </w:p>
-</w:hdr>
-</file>
-
-<file path=word/header3.xml><?xml version="1.0" encoding="utf-8"?>
-<w:hdr xmlns:wpc="http://schemas.microsoft.com/office/word/2010/wordprocessingCanvas" xmlns:cx="http://schemas.microsoft.com/office/drawing/2014/chartex" xmlns:cx1="http://schemas.microsoft.com/office/drawing/2015/9/8/chartex" xmlns:cx2="http://schemas.microsoft.com/office/drawing/2015/10/21/chartex" xmlns:cx3="http://schemas.microsoft.com/office/drawing/2016/5/9/chartex" xmlns:cx4="http://schemas.microsoft.com/office/drawing/2016/5/10/chartex" xmlns:cx5="http://schemas.microsoft.com/office/drawing/2016/5/11/chartex" xmlns:cx6="http://schemas.microsoft.com/office/drawing/2016/5/12/chartex" xmlns:cx7="http://schemas.microsoft.com/office/drawing/2016/5/13/chartex" xmlns:cx8="http://schemas.microsoft.com/office/drawing/2016/5/14/chartex" xmlns:mc="http://schemas.openxmlformats.org/markup-compatibility/2006" xmlns:aink="http://schemas.microsoft.com/office/drawing/2016/ink" xmlns:am3d="http://schemas.microsoft.com/office/drawing/2017/model3d" xmlns:o="urn:schemas-microsoft-com:office:office" xmlns:oel="http://schemas.microsoft.com/office/2019/extlst" xmlns:r="http://schemas.openxmlformats.org/officeDocument/2006/relationships" xmlns:m="http://schemas.openxmlformats.org/officeDocument/2006/math" xmlns:v="urn:schemas-microsoft-com:vml" xmlns:wp14="http://schemas.microsoft.com/office/word/2010/wordprocessingDrawing" xmlns:wp="http://schemas.openxmlformats.org/drawingml/2006/wordprocessingDrawing" xmlns:w10="urn:schemas-microsoft-com:office:word" xmlns:w="http://schemas.openxmlformats.org/wordprocessingml/2006/main" xmlns:w14="http://schemas.microsoft.com/office/word/2010/wordml" xmlns:w15="http://schemas.microsoft.com/office/word/2012/wordml" xmlns:w16cex="http://schemas.microsoft.com/office/word/2018/wordml/cex" xmlns:w16cid="http://schemas.microsoft.com/office/word/2016/wordml/cid" xmlns:w16="http://schemas.microsoft.com/office/word/2018/wordml" xmlns:w16du="http://schemas.microsoft.com/office/word/2023/wordml/word16du" xmlns:w16sdtdh="http://schemas.microsoft.com/office/word/2020/wordml/sdtdatahash" xmlns:w16sdtfl="http://schemas.microsoft.com/office/word/2024/wordml/sdtformatlock" xmlns:w16se="http://schemas.microsoft.com/office/word/2015/wordml/symex" xmlns:wpg="http://schemas.microsoft.com/office/word/2010/wordprocessingGroup" xmlns:wpi="http://schemas.microsoft.com/office/word/2010/wordprocessingInk" xmlns:wne="http://schemas.microsoft.com/office/word/2006/wordml" xmlns:wps="http://schemas.microsoft.com/office/word/2010/wordprocessingShape" mc:Ignorable="w14 w15 w16se w16cid w16 w16cex w16sdtdh w16sdtfl w16du wp14">
-  <w:p>
-    <w:pPr>
-      <w:pStyle w:val="Header"/>
     </w:pPr>
   </w:p>
 </w:hdr>
@@ -2574,7 +2901,6 @@
   <w:style w:type="character" w:default="1" w:styleId="DefaultParagraphFont">
     <w:name w:val="Default Paragraph Font"/>
     <w:uiPriority w:val="1"/>
-    <w:semiHidden/>
     <w:unhideWhenUsed/>
   </w:style>
   <w:style w:type="table" w:default="1" w:styleId="TableNormal">
@@ -3007,7 +3333,6 @@
 
 <file path=docMetadata/LabelInfo.xml><?xml version="1.0" encoding="utf-8"?>
 <clbl:labelList xmlns:clbl="http://schemas.microsoft.com/office/2020/mipLabelMetadata">
-  <clbl:label id="{d9290083-bd2f-48a2-8ac5-09a524b17d15}" enabled="1" method="Privileged" siteId="{b9fec68c-c92d-461e-9a97-3d03a0f18b82}" contentBits="1" removed="0"/>
   <clbl:label id="{e0793d39-0939-496d-b129-198edd916feb}" enabled="0" method="" siteId="{e0793d39-0939-496d-b129-198edd916feb}" removed="1"/>
 </clbl:labelList>
 </file>
--- a/ALR-DocgenTemplates/Unit Receipt Template.docx
+++ b/ALR-DocgenTemplates/Unit Receipt Template.docx
@@ -12,8 +12,12 @@
           <w:szCs w:val="34"/>
         </w:rPr>
         <w:sectPr>
-          <w:headerReference w:type="default" r:id="rId6"/>
-          <w:footerReference w:type="default" r:id="rId7"/>
+          <w:headerReference w:type="even" r:id="rId6"/>
+          <w:headerReference w:type="default" r:id="rId7"/>
+          <w:footerReference w:type="even" r:id="rId8"/>
+          <w:footerReference w:type="default" r:id="rId9"/>
+          <w:headerReference w:type="first" r:id="rId10"/>
+          <w:footerReference w:type="first" r:id="rId11"/>
           <w:pgSz w:w="12240" w:h="15840"/>
           <w:pgMar w:top="720" w:right="720" w:bottom="720" w:left="720" w:header="708" w:footer="708" w:gutter="0"/>
           <w:cols w:space="708"/>
@@ -132,29 +136,7 @@
                 <w:szCs w:val="24"/>
                 <w14:ligatures w14:val="none"/>
               </w:rPr>
-              <w:t>{{</w:t>
-            </w:r>
-            <w:proofErr w:type="spellStart"/>
-            <w:r>
-              <w:rPr>
-                <w:color w:val="000000" w:themeColor="text1"/>
-                <w:kern w:val="0"/>
-                <w:sz w:val="24"/>
-                <w:szCs w:val="24"/>
-                <w14:ligatures w14:val="none"/>
-              </w:rPr>
-              <w:t>RegistrantName</w:t>
-            </w:r>
-            <w:proofErr w:type="spellEnd"/>
-            <w:r>
-              <w:rPr>
-                <w:color w:val="000000" w:themeColor="text1"/>
-                <w:kern w:val="0"/>
-                <w:sz w:val="24"/>
-                <w:szCs w:val="24"/>
-                <w14:ligatures w14:val="none"/>
-              </w:rPr>
-              <w:t>}}</w:t>
+              <w:t>{{RegistrantName}}</w:t>
             </w:r>
           </w:p>
         </w:tc>
@@ -179,29 +161,7 @@
                 <w:szCs w:val="24"/>
                 <w14:ligatures w14:val="none"/>
               </w:rPr>
-              <w:t>{{</w:t>
-            </w:r>
-            <w:proofErr w:type="spellStart"/>
-            <w:r>
-              <w:rPr>
-                <w:color w:val="000000" w:themeColor="text1"/>
-                <w:kern w:val="0"/>
-                <w:sz w:val="24"/>
-                <w:szCs w:val="24"/>
-                <w14:ligatures w14:val="none"/>
-              </w:rPr>
-              <w:t>ResidenceName</w:t>
-            </w:r>
-            <w:proofErr w:type="spellEnd"/>
-            <w:r>
-              <w:rPr>
-                <w:color w:val="000000" w:themeColor="text1"/>
-                <w:kern w:val="0"/>
-                <w:sz w:val="24"/>
-                <w:szCs w:val="24"/>
-                <w14:ligatures w14:val="none"/>
-              </w:rPr>
-              <w:t>}}</w:t>
+              <w:t>{{ResidenceName}}</w:t>
             </w:r>
           </w:p>
         </w:tc>
@@ -231,29 +191,7 @@
                 <w:szCs w:val="24"/>
                 <w14:ligatures w14:val="none"/>
               </w:rPr>
-              <w:t>{{</w:t>
-            </w:r>
-            <w:proofErr w:type="spellStart"/>
-            <w:r>
-              <w:rPr>
-                <w:color w:val="000000" w:themeColor="text1"/>
-                <w:kern w:val="0"/>
-                <w:sz w:val="24"/>
-                <w:szCs w:val="24"/>
-                <w14:ligatures w14:val="none"/>
-              </w:rPr>
-              <w:t>RegistrantAddress</w:t>
-            </w:r>
-            <w:proofErr w:type="spellEnd"/>
-            <w:r>
-              <w:rPr>
-                <w:color w:val="000000" w:themeColor="text1"/>
-                <w:kern w:val="0"/>
-                <w:sz w:val="24"/>
-                <w:szCs w:val="24"/>
-                <w14:ligatures w14:val="none"/>
-              </w:rPr>
-              <w:t>}}</w:t>
+              <w:t>{{RegistrantAddress}}</w:t>
             </w:r>
           </w:p>
         </w:tc>
@@ -356,25 +294,7 @@
                 <w:sz w:val="24"/>
                 <w:szCs w:val="24"/>
               </w:rPr>
-              <w:t>{{</w:t>
-            </w:r>
-            <w:proofErr w:type="spellStart"/>
-            <w:r>
-              <w:rPr>
-                <w:color w:val="000000" w:themeColor="text1"/>
-                <w:sz w:val="24"/>
-                <w:szCs w:val="24"/>
-              </w:rPr>
-              <w:t>ResidenceAddress</w:t>
-            </w:r>
-            <w:proofErr w:type="spellEnd"/>
-            <w:r>
-              <w:rPr>
-                <w:color w:val="000000" w:themeColor="text1"/>
-                <w:sz w:val="24"/>
-                <w:szCs w:val="24"/>
-              </w:rPr>
-              <w:t>}}</w:t>
+              <w:t>{{ResidenceAddress}}</w:t>
             </w:r>
             <w:bookmarkEnd w:id="1"/>
           </w:p>
@@ -583,21 +503,7 @@
               <w:rPr>
                 <w:sz w:val="22"/>
               </w:rPr>
-              <w:t>{{</w:t>
-            </w:r>
-            <w:proofErr w:type="spellStart"/>
-            <w:r>
-              <w:rPr>
-                <w:sz w:val="22"/>
-              </w:rPr>
-              <w:t>PublicQuantitySum</w:t>
-            </w:r>
-            <w:proofErr w:type="spellEnd"/>
-            <w:r>
-              <w:rPr>
-                <w:sz w:val="22"/>
-              </w:rPr>
-              <w:t>}}</w:t>
+              <w:t>{{PublicQuantitySum}}</w:t>
             </w:r>
           </w:p>
         </w:tc>
@@ -619,23 +525,7 @@
                 <w:rStyle w:val="ui-provider"/>
                 <w:sz w:val="22"/>
               </w:rPr>
-              <w:t>{{</w:t>
-            </w:r>
-            <w:proofErr w:type="spellStart"/>
-            <w:r>
-              <w:rPr>
-                <w:rStyle w:val="ui-provider"/>
-                <w:sz w:val="22"/>
-              </w:rPr>
-              <w:t>PublicSum</w:t>
-            </w:r>
-            <w:proofErr w:type="spellEnd"/>
-            <w:r>
-              <w:rPr>
-                <w:rStyle w:val="ui-provider"/>
-                <w:sz w:val="22"/>
-              </w:rPr>
-              <w:t>}}</w:t>
+              <w:t>{{PublicSum}}</w:t>
             </w:r>
             <w:bookmarkEnd w:id="2"/>
           </w:p>
@@ -661,40 +551,15 @@
                 <w:rStyle w:val="ui-provider"/>
                 <w:sz w:val="22"/>
               </w:rPr>
-              <w:t>{{</w:t>
-            </w:r>
-            <w:proofErr w:type="spellStart"/>
+              <w:t>{{PublicFeeSum}}</w:t>
+            </w:r>
+            <w:bookmarkStart w:id="4" w:name="OLE_LINK27"/>
             <w:r>
               <w:rPr>
                 <w:rStyle w:val="ui-provider"/>
                 <w:sz w:val="22"/>
               </w:rPr>
-              <w:t>PublicFeeSum</w:t>
-            </w:r>
-            <w:proofErr w:type="spellEnd"/>
-            <w:proofErr w:type="gramStart"/>
-            <w:r>
-              <w:rPr>
-                <w:rStyle w:val="ui-provider"/>
-                <w:sz w:val="22"/>
-              </w:rPr>
-              <w:t>}}</w:t>
-            </w:r>
-            <w:bookmarkStart w:id="4" w:name="OLE_LINK27"/>
-            <w:r>
-              <w:rPr>
-                <w:rStyle w:val="ui-provider"/>
-                <w:sz w:val="22"/>
-              </w:rPr>
-              <w:t>{</w:t>
-            </w:r>
-            <w:proofErr w:type="gramEnd"/>
-            <w:r>
-              <w:rPr>
-                <w:rStyle w:val="ui-provider"/>
-                <w:sz w:val="22"/>
-              </w:rPr>
-              <w:t>{/P</w:t>
+              <w:t>{{/P</w:t>
             </w:r>
             <w:r>
               <w:rPr>
@@ -765,25 +630,7 @@
                 <w:sz w:val="22"/>
                 <w14:ligatures w14:val="none"/>
               </w:rPr>
-              <w:t>{{</w:t>
-            </w:r>
-            <w:proofErr w:type="spellStart"/>
-            <w:r>
-              <w:rPr>
-                <w:kern w:val="0"/>
-                <w:sz w:val="22"/>
-                <w14:ligatures w14:val="none"/>
-              </w:rPr>
-              <w:t>PrivateQuantitySum</w:t>
-            </w:r>
-            <w:proofErr w:type="spellEnd"/>
-            <w:r>
-              <w:rPr>
-                <w:kern w:val="0"/>
-                <w:sz w:val="22"/>
-                <w14:ligatures w14:val="none"/>
-              </w:rPr>
-              <w:t>}}</w:t>
+              <w:t>{{PrivateQuantitySum}}</w:t>
             </w:r>
             <w:bookmarkEnd w:id="5"/>
           </w:p>
@@ -809,27 +656,7 @@
                 <w:sz w:val="22"/>
                 <w14:ligatures w14:val="none"/>
               </w:rPr>
-              <w:t>{{</w:t>
-            </w:r>
-            <w:proofErr w:type="spellStart"/>
-            <w:r>
-              <w:rPr>
-                <w:rStyle w:val="ui-provider"/>
-                <w:kern w:val="0"/>
-                <w:sz w:val="22"/>
-                <w14:ligatures w14:val="none"/>
-              </w:rPr>
-              <w:t>PrivateSum</w:t>
-            </w:r>
-            <w:proofErr w:type="spellEnd"/>
-            <w:r>
-              <w:rPr>
-                <w:rStyle w:val="ui-provider"/>
-                <w:kern w:val="0"/>
-                <w:sz w:val="22"/>
-                <w14:ligatures w14:val="none"/>
-              </w:rPr>
-              <w:t>}}</w:t>
+              <w:t>{{PrivateSum}}</w:t>
             </w:r>
             <w:bookmarkEnd w:id="6"/>
           </w:p>
@@ -857,9 +684,9 @@
                 <w:sz w:val="22"/>
                 <w14:ligatures w14:val="none"/>
               </w:rPr>
-              <w:t>{{</w:t>
-            </w:r>
-            <w:proofErr w:type="spellStart"/>
+              <w:t>{{PrivateFeeSum}}</w:t>
+            </w:r>
+            <w:bookmarkStart w:id="7" w:name="OLE_LINK28"/>
             <w:r>
               <w:rPr>
                 <w:rStyle w:val="ui-provider"/>
@@ -867,38 +694,7 @@
                 <w:sz w:val="22"/>
                 <w14:ligatures w14:val="none"/>
               </w:rPr>
-              <w:t>PrivateFeeSum</w:t>
-            </w:r>
-            <w:proofErr w:type="spellEnd"/>
-            <w:proofErr w:type="gramStart"/>
-            <w:r>
-              <w:rPr>
-                <w:rStyle w:val="ui-provider"/>
-                <w:kern w:val="0"/>
-                <w:sz w:val="22"/>
-                <w14:ligatures w14:val="none"/>
-              </w:rPr>
-              <w:t>}}</w:t>
-            </w:r>
-            <w:bookmarkStart w:id="7" w:name="OLE_LINK28"/>
-            <w:r>
-              <w:rPr>
-                <w:rStyle w:val="ui-provider"/>
-                <w:kern w:val="0"/>
-                <w:sz w:val="22"/>
-                <w14:ligatures w14:val="none"/>
-              </w:rPr>
-              <w:t>{</w:t>
-            </w:r>
-            <w:proofErr w:type="gramEnd"/>
-            <w:r>
-              <w:rPr>
-                <w:rStyle w:val="ui-provider"/>
-                <w:kern w:val="0"/>
-                <w:sz w:val="22"/>
-                <w14:ligatures w14:val="none"/>
-              </w:rPr>
-              <w:t>{/Private}}</w:t>
+              <w:t>{{/Private}}</w:t>
             </w:r>
             <w:bookmarkEnd w:id="7"/>
           </w:p>
@@ -932,16 +728,7 @@
                 <w:sz w:val="22"/>
                 <w14:ligatures w14:val="none"/>
               </w:rPr>
-              <w:t xml:space="preserve">Per </w:t>
-            </w:r>
-            <w:proofErr w:type="gramStart"/>
-            <w:r>
-              <w:rPr>
-                <w:kern w:val="0"/>
-                <w:sz w:val="22"/>
-                <w14:ligatures w14:val="none"/>
-              </w:rPr>
-              <w:t>Diem</w:t>
+              <w:t>Per Diem</w:t>
             </w:r>
             <w:bookmarkEnd w:id="8"/>
             <w:r>
@@ -951,17 +738,7 @@
                 <w:sz w:val="22"/>
                 <w14:ligatures w14:val="none"/>
               </w:rPr>
-              <w:t>{</w:t>
-            </w:r>
-            <w:proofErr w:type="gramEnd"/>
-            <w:r>
-              <w:rPr>
-                <w:rStyle w:val="ui-provider"/>
-                <w:kern w:val="0"/>
-                <w:sz w:val="22"/>
-                <w14:ligatures w14:val="none"/>
-              </w:rPr>
-              <w:t>{#</w:t>
+              <w:t>{{#</w:t>
             </w:r>
             <w:r>
               <w:rPr>
@@ -1006,7 +783,6 @@
               <w:t>{{</w:t>
             </w:r>
             <w:bookmarkStart w:id="10" w:name="OLE_LINK22"/>
-            <w:proofErr w:type="spellStart"/>
             <w:r>
               <w:rPr>
                 <w:kern w:val="0"/>
@@ -1022,16 +798,7 @@
                 <w:sz w:val="22"/>
                 <w14:ligatures w14:val="none"/>
               </w:rPr>
-              <w:t>QuantitySum</w:t>
-            </w:r>
-            <w:proofErr w:type="spellEnd"/>
-            <w:r>
-              <w:rPr>
-                <w:kern w:val="0"/>
-                <w:sz w:val="22"/>
-                <w14:ligatures w14:val="none"/>
-              </w:rPr>
-              <w:t>}}</w:t>
+              <w:t>QuantitySum}}</w:t>
             </w:r>
             <w:bookmarkEnd w:id="9"/>
           </w:p>
@@ -1061,7 +828,6 @@
               </w:rPr>
               <w:t>{{</w:t>
             </w:r>
-            <w:proofErr w:type="spellStart"/>
             <w:r>
               <w:rPr>
                 <w:kern w:val="0"/>
@@ -1077,17 +843,7 @@
                 <w:sz w:val="22"/>
                 <w14:ligatures w14:val="none"/>
               </w:rPr>
-              <w:t>Sum</w:t>
-            </w:r>
-            <w:proofErr w:type="spellEnd"/>
-            <w:r>
-              <w:rPr>
-                <w:rStyle w:val="ui-provider"/>
-                <w:kern w:val="0"/>
-                <w:sz w:val="22"/>
-                <w14:ligatures w14:val="none"/>
-              </w:rPr>
-              <w:t>}}</w:t>
+              <w:t>Sum}}</w:t>
             </w:r>
             <w:bookmarkEnd w:id="11"/>
           </w:p>
@@ -1120,7 +876,6 @@
               </w:rPr>
               <w:t>{{</w:t>
             </w:r>
-            <w:proofErr w:type="spellStart"/>
             <w:r>
               <w:rPr>
                 <w:kern w:val="0"/>
@@ -1136,10 +891,9 @@
                 <w:sz w:val="22"/>
                 <w14:ligatures w14:val="none"/>
               </w:rPr>
-              <w:t>Sum</w:t>
-            </w:r>
-            <w:proofErr w:type="spellEnd"/>
-            <w:proofErr w:type="gramStart"/>
+              <w:t>Sum}}</w:t>
+            </w:r>
+            <w:bookmarkStart w:id="13" w:name="OLE_LINK29"/>
             <w:r>
               <w:rPr>
                 <w:rStyle w:val="ui-provider"/>
@@ -1147,27 +901,7 @@
                 <w:sz w:val="22"/>
                 <w14:ligatures w14:val="none"/>
               </w:rPr>
-              <w:t>}}</w:t>
-            </w:r>
-            <w:bookmarkStart w:id="13" w:name="OLE_LINK29"/>
-            <w:r>
-              <w:rPr>
-                <w:rStyle w:val="ui-provider"/>
-                <w:kern w:val="0"/>
-                <w:sz w:val="22"/>
-                <w14:ligatures w14:val="none"/>
-              </w:rPr>
-              <w:t>{</w:t>
-            </w:r>
-            <w:proofErr w:type="gramEnd"/>
-            <w:r>
-              <w:rPr>
-                <w:rStyle w:val="ui-provider"/>
-                <w:kern w:val="0"/>
-                <w:sz w:val="22"/>
-                <w14:ligatures w14:val="none"/>
-              </w:rPr>
-              <w:t>{/</w:t>
+              <w:t>{{/</w:t>
             </w:r>
             <w:r>
               <w:rPr>
@@ -1525,7 +1259,6 @@
               <w:t xml:space="preserve">     </w:t>
             </w:r>
             <w:bookmarkStart w:id="14" w:name="OLE_LINK6"/>
-            <w:proofErr w:type="gramStart"/>
             <w:r>
               <w:rPr>
                 <w:b/>
@@ -1541,24 +1274,7 @@
                 <w:color w:val="000000" w:themeColor="text1"/>
                 <w:szCs w:val="20"/>
               </w:rPr>
-              <w:t>{{</w:t>
-            </w:r>
-            <w:proofErr w:type="spellStart"/>
-            <w:proofErr w:type="gramEnd"/>
-            <w:r>
-              <w:rPr>
-                <w:color w:val="000000" w:themeColor="text1"/>
-                <w:szCs w:val="20"/>
-              </w:rPr>
-              <w:t>IF_isCertificateIdNotPresent</w:t>
-            </w:r>
-            <w:proofErr w:type="spellEnd"/>
-            <w:r>
-              <w:rPr>
-                <w:color w:val="000000" w:themeColor="text1"/>
-                <w:szCs w:val="20"/>
-              </w:rPr>
-              <w:t>}}</w:t>
+              <w:t>{{IF_isCertificateIdNotPresent}}</w:t>
             </w:r>
           </w:p>
         </w:tc>
@@ -1628,29 +1344,7 @@
                 <w:szCs w:val="24"/>
                 <w14:ligatures w14:val="none"/>
               </w:rPr>
-              <w:t>{{</w:t>
-            </w:r>
-            <w:proofErr w:type="spellStart"/>
-            <w:r>
-              <w:rPr>
-                <w:color w:val="000000" w:themeColor="text1"/>
-                <w:kern w:val="0"/>
-                <w:sz w:val="24"/>
-                <w:szCs w:val="24"/>
-                <w14:ligatures w14:val="none"/>
-              </w:rPr>
-              <w:t>TotalFeeAmount</w:t>
-            </w:r>
-            <w:proofErr w:type="spellEnd"/>
-            <w:r>
-              <w:rPr>
-                <w:color w:val="000000" w:themeColor="text1"/>
-                <w:kern w:val="0"/>
-                <w:sz w:val="24"/>
-                <w:szCs w:val="24"/>
-                <w14:ligatures w14:val="none"/>
-              </w:rPr>
-              <w:t>}}</w:t>
+              <w:t>{{TotalFeeAmount}}</w:t>
             </w:r>
             <w:bookmarkEnd w:id="15"/>
           </w:p>
@@ -1803,29 +1497,7 @@
                 <w:szCs w:val="24"/>
                 <w14:ligatures w14:val="none"/>
               </w:rPr>
-              <w:t>{{</w:t>
-            </w:r>
-            <w:proofErr w:type="spellStart"/>
-            <w:r>
-              <w:rPr>
-                <w:color w:val="000000" w:themeColor="text1"/>
-                <w:kern w:val="0"/>
-                <w:sz w:val="24"/>
-                <w:szCs w:val="24"/>
-                <w14:ligatures w14:val="none"/>
-              </w:rPr>
-              <w:t>TotalFeeAmount</w:t>
-            </w:r>
-            <w:proofErr w:type="spellEnd"/>
-            <w:r>
-              <w:rPr>
-                <w:color w:val="000000" w:themeColor="text1"/>
-                <w:kern w:val="0"/>
-                <w:sz w:val="24"/>
-                <w:szCs w:val="24"/>
-                <w14:ligatures w14:val="none"/>
-              </w:rPr>
-              <w:t>}}</w:t>
+              <w:t>{{TotalFeeAmount}}</w:t>
             </w:r>
           </w:p>
         </w:tc>
@@ -2000,6 +1672,16 @@
 <w:ftr xmlns:wpc="http://schemas.microsoft.com/office/word/2010/wordprocessingCanvas" xmlns:cx="http://schemas.microsoft.com/office/drawing/2014/chartex" xmlns:cx1="http://schemas.microsoft.com/office/drawing/2015/9/8/chartex" xmlns:cx2="http://schemas.microsoft.com/office/drawing/2015/10/21/chartex" xmlns:cx3="http://schemas.microsoft.com/office/drawing/2016/5/9/chartex" xmlns:cx4="http://schemas.microsoft.com/office/drawing/2016/5/10/chartex" xmlns:cx5="http://schemas.microsoft.com/office/drawing/2016/5/11/chartex" xmlns:cx6="http://schemas.microsoft.com/office/drawing/2016/5/12/chartex" xmlns:cx7="http://schemas.microsoft.com/office/drawing/2016/5/13/chartex" xmlns:cx8="http://schemas.microsoft.com/office/drawing/2016/5/14/chartex" xmlns:mc="http://schemas.openxmlformats.org/markup-compatibility/2006" xmlns:aink="http://schemas.microsoft.com/office/drawing/2016/ink" xmlns:am3d="http://schemas.microsoft.com/office/drawing/2017/model3d" xmlns:o="urn:schemas-microsoft-com:office:office" xmlns:oel="http://schemas.microsoft.com/office/2019/extlst" xmlns:r="http://schemas.openxmlformats.org/officeDocument/2006/relationships" xmlns:m="http://schemas.openxmlformats.org/officeDocument/2006/math" xmlns:v="urn:schemas-microsoft-com:vml" xmlns:wp14="http://schemas.microsoft.com/office/word/2010/wordprocessingDrawing" xmlns:wp="http://schemas.openxmlformats.org/drawingml/2006/wordprocessingDrawing" xmlns:w10="urn:schemas-microsoft-com:office:word" xmlns:w="http://schemas.openxmlformats.org/wordprocessingml/2006/main" xmlns:w14="http://schemas.microsoft.com/office/word/2010/wordml" xmlns:w15="http://schemas.microsoft.com/office/word/2012/wordml" xmlns:w16cex="http://schemas.microsoft.com/office/word/2018/wordml/cex" xmlns:w16cid="http://schemas.microsoft.com/office/word/2016/wordml/cid" xmlns:w16="http://schemas.microsoft.com/office/word/2018/wordml" xmlns:w16du="http://schemas.microsoft.com/office/word/2023/wordml/word16du" xmlns:w16sdtdh="http://schemas.microsoft.com/office/word/2020/wordml/sdtdatahash" xmlns:w16sdtfl="http://schemas.microsoft.com/office/word/2024/wordml/sdtformatlock" xmlns:w16se="http://schemas.microsoft.com/office/word/2015/wordml/symex" xmlns:wpg="http://schemas.microsoft.com/office/word/2010/wordprocessingGroup" xmlns:wpi="http://schemas.microsoft.com/office/word/2010/wordprocessingInk" xmlns:wne="http://schemas.microsoft.com/office/word/2006/wordml" xmlns:wps="http://schemas.microsoft.com/office/word/2010/wordprocessingShape" mc:Ignorable="w14 w15 w16se w16cid w16 w16cex w16sdtdh w16sdtfl w16du wp14">
   <w:p>
     <w:pPr>
+      <w:pStyle w:val="Footer"/>
+    </w:pPr>
+  </w:p>
+</w:ftr>
+</file>
+
+<file path=word/footer2.xml><?xml version="1.0" encoding="utf-8"?>
+<w:ftr xmlns:wpc="http://schemas.microsoft.com/office/word/2010/wordprocessingCanvas" xmlns:cx="http://schemas.microsoft.com/office/drawing/2014/chartex" xmlns:cx1="http://schemas.microsoft.com/office/drawing/2015/9/8/chartex" xmlns:cx2="http://schemas.microsoft.com/office/drawing/2015/10/21/chartex" xmlns:cx3="http://schemas.microsoft.com/office/drawing/2016/5/9/chartex" xmlns:cx4="http://schemas.microsoft.com/office/drawing/2016/5/10/chartex" xmlns:cx5="http://schemas.microsoft.com/office/drawing/2016/5/11/chartex" xmlns:cx6="http://schemas.microsoft.com/office/drawing/2016/5/12/chartex" xmlns:cx7="http://schemas.microsoft.com/office/drawing/2016/5/13/chartex" xmlns:cx8="http://schemas.microsoft.com/office/drawing/2016/5/14/chartex" xmlns:mc="http://schemas.openxmlformats.org/markup-compatibility/2006" xmlns:aink="http://schemas.microsoft.com/office/drawing/2016/ink" xmlns:am3d="http://schemas.microsoft.com/office/drawing/2017/model3d" xmlns:o="urn:schemas-microsoft-com:office:office" xmlns:oel="http://schemas.microsoft.com/office/2019/extlst" xmlns:r="http://schemas.openxmlformats.org/officeDocument/2006/relationships" xmlns:m="http://schemas.openxmlformats.org/officeDocument/2006/math" xmlns:v="urn:schemas-microsoft-com:vml" xmlns:wp14="http://schemas.microsoft.com/office/word/2010/wordprocessingDrawing" xmlns:wp="http://schemas.openxmlformats.org/drawingml/2006/wordprocessingDrawing" xmlns:w10="urn:schemas-microsoft-com:office:word" xmlns:w="http://schemas.openxmlformats.org/wordprocessingml/2006/main" xmlns:w14="http://schemas.microsoft.com/office/word/2010/wordml" xmlns:w15="http://schemas.microsoft.com/office/word/2012/wordml" xmlns:w16cex="http://schemas.microsoft.com/office/word/2018/wordml/cex" xmlns:w16cid="http://schemas.microsoft.com/office/word/2016/wordml/cid" xmlns:w16="http://schemas.microsoft.com/office/word/2018/wordml" xmlns:w16du="http://schemas.microsoft.com/office/word/2023/wordml/word16du" xmlns:w16sdtdh="http://schemas.microsoft.com/office/word/2020/wordml/sdtdatahash" xmlns:w16sdtfl="http://schemas.microsoft.com/office/word/2024/wordml/sdtformatlock" xmlns:w16se="http://schemas.microsoft.com/office/word/2015/wordml/symex" xmlns:wpg="http://schemas.microsoft.com/office/word/2010/wordprocessingGroup" xmlns:wpi="http://schemas.microsoft.com/office/word/2010/wordprocessingInk" xmlns:wne="http://schemas.microsoft.com/office/word/2006/wordml" xmlns:wps="http://schemas.microsoft.com/office/word/2010/wordprocessingShape" mc:Ignorable="w14 w15 w16se w16cid w16 w16cex w16sdtdh w16sdtfl w16du wp14">
+  <w:p>
+    <w:pPr>
       <w:jc w:val="right"/>
       <w:rPr>
         <w:noProof/>
@@ -2104,6 +1786,16 @@
       </w:rPr>
       <w:t xml:space="preserve"> (250) 953-0496</w:t>
     </w:r>
+  </w:p>
+</w:ftr>
+</file>
+
+<file path=word/footer3.xml><?xml version="1.0" encoding="utf-8"?>
+<w:ftr xmlns:wpc="http://schemas.microsoft.com/office/word/2010/wordprocessingCanvas" xmlns:cx="http://schemas.microsoft.com/office/drawing/2014/chartex" xmlns:cx1="http://schemas.microsoft.com/office/drawing/2015/9/8/chartex" xmlns:cx2="http://schemas.microsoft.com/office/drawing/2015/10/21/chartex" xmlns:cx3="http://schemas.microsoft.com/office/drawing/2016/5/9/chartex" xmlns:cx4="http://schemas.microsoft.com/office/drawing/2016/5/10/chartex" xmlns:cx5="http://schemas.microsoft.com/office/drawing/2016/5/11/chartex" xmlns:cx6="http://schemas.microsoft.com/office/drawing/2016/5/12/chartex" xmlns:cx7="http://schemas.microsoft.com/office/drawing/2016/5/13/chartex" xmlns:cx8="http://schemas.microsoft.com/office/drawing/2016/5/14/chartex" xmlns:mc="http://schemas.openxmlformats.org/markup-compatibility/2006" xmlns:aink="http://schemas.microsoft.com/office/drawing/2016/ink" xmlns:am3d="http://schemas.microsoft.com/office/drawing/2017/model3d" xmlns:o="urn:schemas-microsoft-com:office:office" xmlns:oel="http://schemas.microsoft.com/office/2019/extlst" xmlns:r="http://schemas.openxmlformats.org/officeDocument/2006/relationships" xmlns:m="http://schemas.openxmlformats.org/officeDocument/2006/math" xmlns:v="urn:schemas-microsoft-com:vml" xmlns:wp14="http://schemas.microsoft.com/office/word/2010/wordprocessingDrawing" xmlns:wp="http://schemas.openxmlformats.org/drawingml/2006/wordprocessingDrawing" xmlns:w10="urn:schemas-microsoft-com:office:word" xmlns:w="http://schemas.openxmlformats.org/wordprocessingml/2006/main" xmlns:w14="http://schemas.microsoft.com/office/word/2010/wordml" xmlns:w15="http://schemas.microsoft.com/office/word/2012/wordml" xmlns:w16cex="http://schemas.microsoft.com/office/word/2018/wordml/cex" xmlns:w16cid="http://schemas.microsoft.com/office/word/2016/wordml/cid" xmlns:w16="http://schemas.microsoft.com/office/word/2018/wordml" xmlns:w16du="http://schemas.microsoft.com/office/word/2023/wordml/word16du" xmlns:w16sdtdh="http://schemas.microsoft.com/office/word/2020/wordml/sdtdatahash" xmlns:w16sdtfl="http://schemas.microsoft.com/office/word/2024/wordml/sdtformatlock" xmlns:w16se="http://schemas.microsoft.com/office/word/2015/wordml/symex" xmlns:wpg="http://schemas.microsoft.com/office/word/2010/wordprocessingGroup" xmlns:wpi="http://schemas.microsoft.com/office/word/2010/wordprocessingInk" xmlns:wne="http://schemas.microsoft.com/office/word/2006/wordml" xmlns:wps="http://schemas.microsoft.com/office/word/2010/wordprocessingShape" mc:Ignorable="w14 w15 w16se w16cid w16 w16cex w16sdtdh w16sdtfl w16du wp14">
+  <w:p>
+    <w:pPr>
+      <w:pStyle w:val="Footer"/>
+    </w:pPr>
   </w:p>
 </w:ftr>
 </file>
@@ -2134,6 +1826,16 @@
 </file>
 
 <file path=word/header1.xml><?xml version="1.0" encoding="utf-8"?>
+<w:hdr xmlns:wpc="http://schemas.microsoft.com/office/word/2010/wordprocessingCanvas" xmlns:cx="http://schemas.microsoft.com/office/drawing/2014/chartex" xmlns:cx1="http://schemas.microsoft.com/office/drawing/2015/9/8/chartex" xmlns:cx2="http://schemas.microsoft.com/office/drawing/2015/10/21/chartex" xmlns:cx3="http://schemas.microsoft.com/office/drawing/2016/5/9/chartex" xmlns:cx4="http://schemas.microsoft.com/office/drawing/2016/5/10/chartex" xmlns:cx5="http://schemas.microsoft.com/office/drawing/2016/5/11/chartex" xmlns:cx6="http://schemas.microsoft.com/office/drawing/2016/5/12/chartex" xmlns:cx7="http://schemas.microsoft.com/office/drawing/2016/5/13/chartex" xmlns:cx8="http://schemas.microsoft.com/office/drawing/2016/5/14/chartex" xmlns:mc="http://schemas.openxmlformats.org/markup-compatibility/2006" xmlns:aink="http://schemas.microsoft.com/office/drawing/2016/ink" xmlns:am3d="http://schemas.microsoft.com/office/drawing/2017/model3d" xmlns:o="urn:schemas-microsoft-com:office:office" xmlns:oel="http://schemas.microsoft.com/office/2019/extlst" xmlns:r="http://schemas.openxmlformats.org/officeDocument/2006/relationships" xmlns:m="http://schemas.openxmlformats.org/officeDocument/2006/math" xmlns:v="urn:schemas-microsoft-com:vml" xmlns:wp14="http://schemas.microsoft.com/office/word/2010/wordprocessingDrawing" xmlns:wp="http://schemas.openxmlformats.org/drawingml/2006/wordprocessingDrawing" xmlns:w10="urn:schemas-microsoft-com:office:word" xmlns:w="http://schemas.openxmlformats.org/wordprocessingml/2006/main" xmlns:w14="http://schemas.microsoft.com/office/word/2010/wordml" xmlns:w15="http://schemas.microsoft.com/office/word/2012/wordml" xmlns:w16cex="http://schemas.microsoft.com/office/word/2018/wordml/cex" xmlns:w16cid="http://schemas.microsoft.com/office/word/2016/wordml/cid" xmlns:w16="http://schemas.microsoft.com/office/word/2018/wordml" xmlns:w16du="http://schemas.microsoft.com/office/word/2023/wordml/word16du" xmlns:w16sdtdh="http://schemas.microsoft.com/office/word/2020/wordml/sdtdatahash" xmlns:w16sdtfl="http://schemas.microsoft.com/office/word/2024/wordml/sdtformatlock" xmlns:w16se="http://schemas.microsoft.com/office/word/2015/wordml/symex" xmlns:wpg="http://schemas.microsoft.com/office/word/2010/wordprocessingGroup" xmlns:wpi="http://schemas.microsoft.com/office/word/2010/wordprocessingInk" xmlns:wne="http://schemas.microsoft.com/office/word/2006/wordml" xmlns:wps="http://schemas.microsoft.com/office/word/2010/wordprocessingShape" mc:Ignorable="w14 w15 w16se w16cid w16 w16cex w16sdtdh w16sdtfl w16du wp14">
+  <w:p>
+    <w:pPr>
+      <w:pStyle w:val="Header"/>
+    </w:pPr>
+  </w:p>
+</w:hdr>
+</file>
+
+<file path=word/header2.xml><?xml version="1.0" encoding="utf-8"?>
 <w:hdr xmlns:wpc="http://schemas.microsoft.com/office/word/2010/wordprocessingCanvas" xmlns:cx="http://schemas.microsoft.com/office/drawing/2014/chartex" xmlns:cx1="http://schemas.microsoft.com/office/drawing/2015/9/8/chartex" xmlns:cx2="http://schemas.microsoft.com/office/drawing/2015/10/21/chartex" xmlns:cx3="http://schemas.microsoft.com/office/drawing/2016/5/9/chartex" xmlns:cx4="http://schemas.microsoft.com/office/drawing/2016/5/10/chartex" xmlns:cx5="http://schemas.microsoft.com/office/drawing/2016/5/11/chartex" xmlns:cx6="http://schemas.microsoft.com/office/drawing/2016/5/12/chartex" xmlns:cx7="http://schemas.microsoft.com/office/drawing/2016/5/13/chartex" xmlns:cx8="http://schemas.microsoft.com/office/drawing/2016/5/14/chartex" xmlns:mc="http://schemas.openxmlformats.org/markup-compatibility/2006" xmlns:aink="http://schemas.microsoft.com/office/drawing/2016/ink" xmlns:am3d="http://schemas.microsoft.com/office/drawing/2017/model3d" xmlns:o="urn:schemas-microsoft-com:office:office" xmlns:oel="http://schemas.microsoft.com/office/2019/extlst" xmlns:r="http://schemas.openxmlformats.org/officeDocument/2006/relationships" xmlns:m="http://schemas.openxmlformats.org/officeDocument/2006/math" xmlns:v="urn:schemas-microsoft-com:vml" xmlns:wp14="http://schemas.microsoft.com/office/word/2010/wordprocessingDrawing" xmlns:wp="http://schemas.openxmlformats.org/drawingml/2006/wordprocessingDrawing" xmlns:w10="urn:schemas-microsoft-com:office:word" xmlns:w="http://schemas.openxmlformats.org/wordprocessingml/2006/main" xmlns:w14="http://schemas.microsoft.com/office/word/2010/wordml" xmlns:w15="http://schemas.microsoft.com/office/word/2012/wordml" xmlns:w16cex="http://schemas.microsoft.com/office/word/2018/wordml/cex" xmlns:w16cid="http://schemas.microsoft.com/office/word/2016/wordml/cid" xmlns:w16="http://schemas.microsoft.com/office/word/2018/wordml" xmlns:w16du="http://schemas.microsoft.com/office/word/2023/wordml/word16du" xmlns:w16sdtdh="http://schemas.microsoft.com/office/word/2020/wordml/sdtdatahash" xmlns:w16sdtfl="http://schemas.microsoft.com/office/word/2024/wordml/sdtformatlock" xmlns:w16se="http://schemas.microsoft.com/office/word/2015/wordml/symex" xmlns:wpg="http://schemas.microsoft.com/office/word/2010/wordprocessingGroup" xmlns:wpi="http://schemas.microsoft.com/office/word/2010/wordprocessingInk" xmlns:wne="http://schemas.microsoft.com/office/word/2006/wordml" xmlns:wps="http://schemas.microsoft.com/office/word/2010/wordprocessingShape" mc:Ignorable="w14 w15 w16se w16cid w16 w16cex w16sdtdh w16sdtfl w16du wp14">
   <w:p>
     <w:pPr>
@@ -2312,27 +2014,7 @@
         <w:sz w:val="30"/>
         <w:szCs w:val="30"/>
       </w:rPr>
-      <w:t>{{</w:t>
-    </w:r>
-    <w:proofErr w:type="spellStart"/>
-    <w:r>
-      <w:rPr>
-        <w:b/>
-        <w:bCs/>
-        <w:sz w:val="30"/>
-        <w:szCs w:val="30"/>
-      </w:rPr>
-      <w:t>InvoiceId</w:t>
-    </w:r>
-    <w:proofErr w:type="spellEnd"/>
-    <w:r>
-      <w:rPr>
-        <w:b/>
-        <w:bCs/>
-        <w:sz w:val="30"/>
-        <w:szCs w:val="30"/>
-      </w:rPr>
-      <w:t>}}</w:t>
+      <w:t>{{InvoiceId}}</w:t>
     </w:r>
     <w:r>
       <w:rPr>
@@ -2425,25 +2107,7 @@
         <w:szCs w:val="20"/>
         <w14:ligatures w14:val="none"/>
       </w:rPr>
-      <w:t>{{</w:t>
-    </w:r>
-    <w:proofErr w:type="spellStart"/>
-    <w:r>
-      <w:rPr>
-        <w:kern w:val="0"/>
-        <w:szCs w:val="20"/>
-        <w14:ligatures w14:val="none"/>
-      </w:rPr>
-      <w:t>InvoiceCreatedDate</w:t>
-    </w:r>
-    <w:proofErr w:type="spellEnd"/>
-    <w:r>
-      <w:rPr>
-        <w:kern w:val="0"/>
-        <w:szCs w:val="20"/>
-        <w14:ligatures w14:val="none"/>
-      </w:rPr>
-      <w:t>}}</w:t>
+      <w:t>{{InvoiceCreatedDate}}</w:t>
     </w:r>
     <w:r>
       <w:rPr>
@@ -2476,7 +2140,21 @@
         <w:noProof/>
         <w:szCs w:val="20"/>
       </w:rPr>
-      <w:t>PO Box 9601 STN Prov Gov</w:t>
+      <w:t>PO Box 960</w:t>
+    </w:r>
+    <w:r>
+      <w:rPr>
+        <w:noProof/>
+        <w:szCs w:val="20"/>
+      </w:rPr>
+      <w:t>4</w:t>
+    </w:r>
+    <w:r>
+      <w:rPr>
+        <w:noProof/>
+        <w:szCs w:val="20"/>
+      </w:rPr>
+      <w:t xml:space="preserve"> STN Prov Gov</w:t>
     </w:r>
     <w:r>
       <w:rPr>
@@ -2493,6 +2171,16 @@
         <w:noProof/>
         <w:sz w:val="22"/>
       </w:rPr>
+    </w:pPr>
+  </w:p>
+</w:hdr>
+</file>
+
+<file path=word/header3.xml><?xml version="1.0" encoding="utf-8"?>
+<w:hdr xmlns:wpc="http://schemas.microsoft.com/office/word/2010/wordprocessingCanvas" xmlns:cx="http://schemas.microsoft.com/office/drawing/2014/chartex" xmlns:cx1="http://schemas.microsoft.com/office/drawing/2015/9/8/chartex" xmlns:cx2="http://schemas.microsoft.com/office/drawing/2015/10/21/chartex" xmlns:cx3="http://schemas.microsoft.com/office/drawing/2016/5/9/chartex" xmlns:cx4="http://schemas.microsoft.com/office/drawing/2016/5/10/chartex" xmlns:cx5="http://schemas.microsoft.com/office/drawing/2016/5/11/chartex" xmlns:cx6="http://schemas.microsoft.com/office/drawing/2016/5/12/chartex" xmlns:cx7="http://schemas.microsoft.com/office/drawing/2016/5/13/chartex" xmlns:cx8="http://schemas.microsoft.com/office/drawing/2016/5/14/chartex" xmlns:mc="http://schemas.openxmlformats.org/markup-compatibility/2006" xmlns:aink="http://schemas.microsoft.com/office/drawing/2016/ink" xmlns:am3d="http://schemas.microsoft.com/office/drawing/2017/model3d" xmlns:o="urn:schemas-microsoft-com:office:office" xmlns:oel="http://schemas.microsoft.com/office/2019/extlst" xmlns:r="http://schemas.openxmlformats.org/officeDocument/2006/relationships" xmlns:m="http://schemas.openxmlformats.org/officeDocument/2006/math" xmlns:v="urn:schemas-microsoft-com:vml" xmlns:wp14="http://schemas.microsoft.com/office/word/2010/wordprocessingDrawing" xmlns:wp="http://schemas.openxmlformats.org/drawingml/2006/wordprocessingDrawing" xmlns:w10="urn:schemas-microsoft-com:office:word" xmlns:w="http://schemas.openxmlformats.org/wordprocessingml/2006/main" xmlns:w14="http://schemas.microsoft.com/office/word/2010/wordml" xmlns:w15="http://schemas.microsoft.com/office/word/2012/wordml" xmlns:w16cex="http://schemas.microsoft.com/office/word/2018/wordml/cex" xmlns:w16cid="http://schemas.microsoft.com/office/word/2016/wordml/cid" xmlns:w16="http://schemas.microsoft.com/office/word/2018/wordml" xmlns:w16du="http://schemas.microsoft.com/office/word/2023/wordml/word16du" xmlns:w16sdtdh="http://schemas.microsoft.com/office/word/2020/wordml/sdtdatahash" xmlns:w16sdtfl="http://schemas.microsoft.com/office/word/2024/wordml/sdtformatlock" xmlns:w16se="http://schemas.microsoft.com/office/word/2015/wordml/symex" xmlns:wpg="http://schemas.microsoft.com/office/word/2010/wordprocessingGroup" xmlns:wpi="http://schemas.microsoft.com/office/word/2010/wordprocessingInk" xmlns:wne="http://schemas.microsoft.com/office/word/2006/wordml" xmlns:wps="http://schemas.microsoft.com/office/word/2010/wordprocessingShape" mc:Ignorable="w14 w15 w16se w16cid w16 w16cex w16sdtdh w16sdtfl w16du wp14">
+  <w:p>
+    <w:pPr>
+      <w:pStyle w:val="Header"/>
     </w:pPr>
   </w:p>
 </w:hdr>
@@ -2901,6 +2589,7 @@
   <w:style w:type="character" w:default="1" w:styleId="DefaultParagraphFont">
     <w:name w:val="Default Paragraph Font"/>
     <w:uiPriority w:val="1"/>
+    <w:semiHidden/>
     <w:unhideWhenUsed/>
   </w:style>
   <w:style w:type="table" w:default="1" w:styleId="TableNormal">
@@ -3333,6 +3022,7 @@
 
 <file path=docMetadata/LabelInfo.xml><?xml version="1.0" encoding="utf-8"?>
 <clbl:labelList xmlns:clbl="http://schemas.microsoft.com/office/2020/mipLabelMetadata">
+  <clbl:label id="{d9290083-bd2f-48a2-8ac5-09a524b17d15}" enabled="1" method="Privileged" siteId="{b9fec68c-c92d-461e-9a97-3d03a0f18b82}" contentBits="1" removed="0"/>
   <clbl:label id="{e0793d39-0939-496d-b129-198edd916feb}" enabled="0" method="" siteId="{e0793d39-0939-496d-b129-198edd916feb}" removed="1"/>
 </clbl:labelList>
 </file>
--- a/ALR-DocgenTemplates/Unit Receipt Template.docx
+++ b/ALR-DocgenTemplates/Unit Receipt Template.docx
@@ -12,12 +12,8 @@
           <w:szCs w:val="34"/>
         </w:rPr>
         <w:sectPr>
-          <w:headerReference w:type="even" r:id="rId6"/>
-          <w:headerReference w:type="default" r:id="rId7"/>
-          <w:footerReference w:type="even" r:id="rId8"/>
-          <w:footerReference w:type="default" r:id="rId9"/>
-          <w:headerReference w:type="first" r:id="rId10"/>
-          <w:footerReference w:type="first" r:id="rId11"/>
+          <w:headerReference w:type="default" r:id="rId6"/>
+          <w:footerReference w:type="default" r:id="rId7"/>
           <w:pgSz w:w="12240" w:h="15840"/>
           <w:pgMar w:top="720" w:right="720" w:bottom="720" w:left="720" w:header="708" w:footer="708" w:gutter="0"/>
           <w:cols w:space="708"/>
@@ -136,7 +132,29 @@
                 <w:szCs w:val="24"/>
                 <w14:ligatures w14:val="none"/>
               </w:rPr>
-              <w:t>{{RegistrantName}}</w:t>
+              <w:t>{{</w:t>
+            </w:r>
+            <w:proofErr w:type="spellStart"/>
+            <w:r>
+              <w:rPr>
+                <w:color w:val="000000" w:themeColor="text1"/>
+                <w:kern w:val="0"/>
+                <w:sz w:val="24"/>
+                <w:szCs w:val="24"/>
+                <w14:ligatures w14:val="none"/>
+              </w:rPr>
+              <w:t>RegistrantName</w:t>
+            </w:r>
+            <w:proofErr w:type="spellEnd"/>
+            <w:r>
+              <w:rPr>
+                <w:color w:val="000000" w:themeColor="text1"/>
+                <w:kern w:val="0"/>
+                <w:sz w:val="24"/>
+                <w:szCs w:val="24"/>
+                <w14:ligatures w14:val="none"/>
+              </w:rPr>
+              <w:t>}}</w:t>
             </w:r>
           </w:p>
         </w:tc>
@@ -161,7 +179,29 @@
                 <w:szCs w:val="24"/>
                 <w14:ligatures w14:val="none"/>
               </w:rPr>
-              <w:t>{{ResidenceName}}</w:t>
+              <w:t>{{</w:t>
+            </w:r>
+            <w:proofErr w:type="spellStart"/>
+            <w:r>
+              <w:rPr>
+                <w:color w:val="000000" w:themeColor="text1"/>
+                <w:kern w:val="0"/>
+                <w:sz w:val="24"/>
+                <w:szCs w:val="24"/>
+                <w14:ligatures w14:val="none"/>
+              </w:rPr>
+              <w:t>ResidenceName</w:t>
+            </w:r>
+            <w:proofErr w:type="spellEnd"/>
+            <w:r>
+              <w:rPr>
+                <w:color w:val="000000" w:themeColor="text1"/>
+                <w:kern w:val="0"/>
+                <w:sz w:val="24"/>
+                <w:szCs w:val="24"/>
+                <w14:ligatures w14:val="none"/>
+              </w:rPr>
+              <w:t>}}</w:t>
             </w:r>
           </w:p>
         </w:tc>
@@ -191,7 +231,29 @@
                 <w:szCs w:val="24"/>
                 <w14:ligatures w14:val="none"/>
               </w:rPr>
-              <w:t>{{RegistrantAddress}}</w:t>
+              <w:t>{{</w:t>
+            </w:r>
+            <w:proofErr w:type="spellStart"/>
+            <w:r>
+              <w:rPr>
+                <w:color w:val="000000" w:themeColor="text1"/>
+                <w:kern w:val="0"/>
+                <w:sz w:val="24"/>
+                <w:szCs w:val="24"/>
+                <w14:ligatures w14:val="none"/>
+              </w:rPr>
+              <w:t>RegistrantAddress</w:t>
+            </w:r>
+            <w:proofErr w:type="spellEnd"/>
+            <w:r>
+              <w:rPr>
+                <w:color w:val="000000" w:themeColor="text1"/>
+                <w:kern w:val="0"/>
+                <w:sz w:val="24"/>
+                <w:szCs w:val="24"/>
+                <w14:ligatures w14:val="none"/>
+              </w:rPr>
+              <w:t>}}</w:t>
             </w:r>
           </w:p>
         </w:tc>
@@ -294,7 +356,25 @@
                 <w:sz w:val="24"/>
                 <w:szCs w:val="24"/>
               </w:rPr>
-              <w:t>{{ResidenceAddress}}</w:t>
+              <w:t>{{</w:t>
+            </w:r>
+            <w:proofErr w:type="spellStart"/>
+            <w:r>
+              <w:rPr>
+                <w:color w:val="000000" w:themeColor="text1"/>
+                <w:sz w:val="24"/>
+                <w:szCs w:val="24"/>
+              </w:rPr>
+              <w:t>ResidenceAddress</w:t>
+            </w:r>
+            <w:proofErr w:type="spellEnd"/>
+            <w:r>
+              <w:rPr>
+                <w:color w:val="000000" w:themeColor="text1"/>
+                <w:sz w:val="24"/>
+                <w:szCs w:val="24"/>
+              </w:rPr>
+              <w:t>}}</w:t>
             </w:r>
             <w:bookmarkEnd w:id="1"/>
           </w:p>
@@ -317,10 +397,10 @@
         <w:tblLook w:val="04A0" w:firstRow="1" w:lastRow="0" w:firstColumn="1" w:lastColumn="0" w:noHBand="0" w:noVBand="1"/>
       </w:tblPr>
       <w:tblGrid>
-        <w:gridCol w:w="2926"/>
-        <w:gridCol w:w="2575"/>
-        <w:gridCol w:w="2333"/>
-        <w:gridCol w:w="3141"/>
+        <w:gridCol w:w="2718"/>
+        <w:gridCol w:w="2803"/>
+        <w:gridCol w:w="2223"/>
+        <w:gridCol w:w="3231"/>
       </w:tblGrid>
       <w:tr>
         <w:trPr>
@@ -503,7 +583,21 @@
               <w:rPr>
                 <w:sz w:val="22"/>
               </w:rPr>
-              <w:t>{{PublicQuantitySum}}</w:t>
+              <w:t>{{</w:t>
+            </w:r>
+            <w:proofErr w:type="spellStart"/>
+            <w:r>
+              <w:rPr>
+                <w:sz w:val="22"/>
+              </w:rPr>
+              <w:t>PublicQuantitySum</w:t>
+            </w:r>
+            <w:proofErr w:type="spellEnd"/>
+            <w:r>
+              <w:rPr>
+                <w:sz w:val="22"/>
+              </w:rPr>
+              <w:t>}}</w:t>
             </w:r>
           </w:p>
         </w:tc>
@@ -525,7 +619,23 @@
                 <w:rStyle w:val="ui-provider"/>
                 <w:sz w:val="22"/>
               </w:rPr>
-              <w:t>{{PublicSum}}</w:t>
+              <w:t>{{</w:t>
+            </w:r>
+            <w:proofErr w:type="spellStart"/>
+            <w:r>
+              <w:rPr>
+                <w:rStyle w:val="ui-provider"/>
+                <w:sz w:val="22"/>
+              </w:rPr>
+              <w:t>PublicSum</w:t>
+            </w:r>
+            <w:proofErr w:type="spellEnd"/>
+            <w:r>
+              <w:rPr>
+                <w:rStyle w:val="ui-provider"/>
+                <w:sz w:val="22"/>
+              </w:rPr>
+              <w:t>}}</w:t>
             </w:r>
             <w:bookmarkEnd w:id="2"/>
           </w:p>
@@ -551,7 +661,24 @@
                 <w:rStyle w:val="ui-provider"/>
                 <w:sz w:val="22"/>
               </w:rPr>
-              <w:t>{{PublicFeeSum}}</w:t>
+              <w:t>{{</w:t>
+            </w:r>
+            <w:proofErr w:type="spellStart"/>
+            <w:r>
+              <w:rPr>
+                <w:rStyle w:val="ui-provider"/>
+                <w:sz w:val="22"/>
+              </w:rPr>
+              <w:t>PublicFeeSum</w:t>
+            </w:r>
+            <w:proofErr w:type="spellEnd"/>
+            <w:proofErr w:type="gramStart"/>
+            <w:r>
+              <w:rPr>
+                <w:rStyle w:val="ui-provider"/>
+                <w:sz w:val="22"/>
+              </w:rPr>
+              <w:t>}}</w:t>
             </w:r>
             <w:bookmarkStart w:id="4" w:name="OLE_LINK27"/>
             <w:r>
@@ -559,7 +686,15 @@
                 <w:rStyle w:val="ui-provider"/>
                 <w:sz w:val="22"/>
               </w:rPr>
-              <w:t>{{/P</w:t>
+              <w:t>{</w:t>
+            </w:r>
+            <w:proofErr w:type="gramEnd"/>
+            <w:r>
+              <w:rPr>
+                <w:rStyle w:val="ui-provider"/>
+                <w:sz w:val="22"/>
+              </w:rPr>
+              <w:t>{/P</w:t>
             </w:r>
             <w:r>
               <w:rPr>
@@ -630,7 +765,25 @@
                 <w:sz w:val="22"/>
                 <w14:ligatures w14:val="none"/>
               </w:rPr>
-              <w:t>{{PrivateQuantitySum}}</w:t>
+              <w:t>{{</w:t>
+            </w:r>
+            <w:proofErr w:type="spellStart"/>
+            <w:r>
+              <w:rPr>
+                <w:kern w:val="0"/>
+                <w:sz w:val="22"/>
+                <w14:ligatures w14:val="none"/>
+              </w:rPr>
+              <w:t>PrivateQuantitySum</w:t>
+            </w:r>
+            <w:proofErr w:type="spellEnd"/>
+            <w:r>
+              <w:rPr>
+                <w:kern w:val="0"/>
+                <w:sz w:val="22"/>
+                <w14:ligatures w14:val="none"/>
+              </w:rPr>
+              <w:t>}}</w:t>
             </w:r>
             <w:bookmarkEnd w:id="5"/>
           </w:p>
@@ -656,7 +809,27 @@
                 <w:sz w:val="22"/>
                 <w14:ligatures w14:val="none"/>
               </w:rPr>
-              <w:t>{{PrivateSum}}</w:t>
+              <w:t>{{</w:t>
+            </w:r>
+            <w:proofErr w:type="spellStart"/>
+            <w:r>
+              <w:rPr>
+                <w:rStyle w:val="ui-provider"/>
+                <w:kern w:val="0"/>
+                <w:sz w:val="22"/>
+                <w14:ligatures w14:val="none"/>
+              </w:rPr>
+              <w:t>PrivateSum</w:t>
+            </w:r>
+            <w:proofErr w:type="spellEnd"/>
+            <w:r>
+              <w:rPr>
+                <w:rStyle w:val="ui-provider"/>
+                <w:kern w:val="0"/>
+                <w:sz w:val="22"/>
+                <w14:ligatures w14:val="none"/>
+              </w:rPr>
+              <w:t>}}</w:t>
             </w:r>
             <w:bookmarkEnd w:id="6"/>
           </w:p>
@@ -684,7 +857,28 @@
                 <w:sz w:val="22"/>
                 <w14:ligatures w14:val="none"/>
               </w:rPr>
-              <w:t>{{PrivateFeeSum}}</w:t>
+              <w:t>{{</w:t>
+            </w:r>
+            <w:proofErr w:type="spellStart"/>
+            <w:r>
+              <w:rPr>
+                <w:rStyle w:val="ui-provider"/>
+                <w:kern w:val="0"/>
+                <w:sz w:val="22"/>
+                <w14:ligatures w14:val="none"/>
+              </w:rPr>
+              <w:t>PrivateFeeSum</w:t>
+            </w:r>
+            <w:proofErr w:type="spellEnd"/>
+            <w:proofErr w:type="gramStart"/>
+            <w:r>
+              <w:rPr>
+                <w:rStyle w:val="ui-provider"/>
+                <w:kern w:val="0"/>
+                <w:sz w:val="22"/>
+                <w14:ligatures w14:val="none"/>
+              </w:rPr>
+              <w:t>}}</w:t>
             </w:r>
             <w:bookmarkStart w:id="7" w:name="OLE_LINK28"/>
             <w:r>
@@ -694,7 +888,17 @@
                 <w:sz w:val="22"/>
                 <w14:ligatures w14:val="none"/>
               </w:rPr>
-              <w:t>{{/Private}}</w:t>
+              <w:t>{</w:t>
+            </w:r>
+            <w:proofErr w:type="gramEnd"/>
+            <w:r>
+              <w:rPr>
+                <w:rStyle w:val="ui-provider"/>
+                <w:kern w:val="0"/>
+                <w:sz w:val="22"/>
+                <w14:ligatures w14:val="none"/>
+              </w:rPr>
+              <w:t>{/Private}}</w:t>
             </w:r>
             <w:bookmarkEnd w:id="7"/>
           </w:p>
@@ -728,7 +932,16 @@
                 <w:sz w:val="22"/>
                 <w14:ligatures w14:val="none"/>
               </w:rPr>
-              <w:t>Per Diem</w:t>
+              <w:t xml:space="preserve">Per </w:t>
+            </w:r>
+            <w:proofErr w:type="gramStart"/>
+            <w:r>
+              <w:rPr>
+                <w:kern w:val="0"/>
+                <w:sz w:val="22"/>
+                <w14:ligatures w14:val="none"/>
+              </w:rPr>
+              <w:t>Diem</w:t>
             </w:r>
             <w:bookmarkEnd w:id="8"/>
             <w:r>
@@ -738,7 +951,17 @@
                 <w:sz w:val="22"/>
                 <w14:ligatures w14:val="none"/>
               </w:rPr>
-              <w:t>{{#</w:t>
+              <w:t>{</w:t>
+            </w:r>
+            <w:proofErr w:type="gramEnd"/>
+            <w:r>
+              <w:rPr>
+                <w:rStyle w:val="ui-provider"/>
+                <w:kern w:val="0"/>
+                <w:sz w:val="22"/>
+                <w14:ligatures w14:val="none"/>
+              </w:rPr>
+              <w:t>{#</w:t>
             </w:r>
             <w:r>
               <w:rPr>
@@ -783,6 +1006,7 @@
               <w:t>{{</w:t>
             </w:r>
             <w:bookmarkStart w:id="10" w:name="OLE_LINK22"/>
+            <w:proofErr w:type="spellStart"/>
             <w:r>
               <w:rPr>
                 <w:kern w:val="0"/>
@@ -798,7 +1022,16 @@
                 <w:sz w:val="22"/>
                 <w14:ligatures w14:val="none"/>
               </w:rPr>
-              <w:t>QuantitySum}}</w:t>
+              <w:t>QuantitySum</w:t>
+            </w:r>
+            <w:proofErr w:type="spellEnd"/>
+            <w:r>
+              <w:rPr>
+                <w:kern w:val="0"/>
+                <w:sz w:val="22"/>
+                <w14:ligatures w14:val="none"/>
+              </w:rPr>
+              <w:t>}}</w:t>
             </w:r>
             <w:bookmarkEnd w:id="9"/>
           </w:p>
@@ -828,6 +1061,7 @@
               </w:rPr>
               <w:t>{{</w:t>
             </w:r>
+            <w:proofErr w:type="spellStart"/>
             <w:r>
               <w:rPr>
                 <w:kern w:val="0"/>
@@ -843,7 +1077,17 @@
                 <w:sz w:val="22"/>
                 <w14:ligatures w14:val="none"/>
               </w:rPr>
-              <w:t>Sum}}</w:t>
+              <w:t>Sum</w:t>
+            </w:r>
+            <w:proofErr w:type="spellEnd"/>
+            <w:r>
+              <w:rPr>
+                <w:rStyle w:val="ui-provider"/>
+                <w:kern w:val="0"/>
+                <w:sz w:val="22"/>
+                <w14:ligatures w14:val="none"/>
+              </w:rPr>
+              <w:t>}}</w:t>
             </w:r>
             <w:bookmarkEnd w:id="11"/>
           </w:p>
@@ -876,6 +1120,7 @@
               </w:rPr>
               <w:t>{{</w:t>
             </w:r>
+            <w:proofErr w:type="spellStart"/>
             <w:r>
               <w:rPr>
                 <w:kern w:val="0"/>
@@ -891,7 +1136,18 @@
                 <w:sz w:val="22"/>
                 <w14:ligatures w14:val="none"/>
               </w:rPr>
-              <w:t>Sum}}</w:t>
+              <w:t>Sum</w:t>
+            </w:r>
+            <w:proofErr w:type="spellEnd"/>
+            <w:proofErr w:type="gramStart"/>
+            <w:r>
+              <w:rPr>
+                <w:rStyle w:val="ui-provider"/>
+                <w:kern w:val="0"/>
+                <w:sz w:val="22"/>
+                <w14:ligatures w14:val="none"/>
+              </w:rPr>
+              <w:t>}}</w:t>
             </w:r>
             <w:bookmarkStart w:id="13" w:name="OLE_LINK29"/>
             <w:r>
@@ -901,7 +1157,17 @@
                 <w:sz w:val="22"/>
                 <w14:ligatures w14:val="none"/>
               </w:rPr>
-              <w:t>{{/</w:t>
+              <w:t>{</w:t>
+            </w:r>
+            <w:proofErr w:type="gramEnd"/>
+            <w:r>
+              <w:rPr>
+                <w:rStyle w:val="ui-provider"/>
+                <w:kern w:val="0"/>
+                <w:sz w:val="22"/>
+                <w14:ligatures w14:val="none"/>
+              </w:rPr>
+              <w:t>{/</w:t>
             </w:r>
             <w:r>
               <w:rPr>
@@ -1214,9 +1480,9 @@
     </w:p>
     <w:tbl>
       <w:tblPr>
-        <w:tblStyle w:val="TableGrid1"/>
-        <w:tblW w:w="10435" w:type="dxa"/>
-        <w:tblInd w:w="0" w:type="dxa"/>
+        <w:tblStyle w:val="TableGrid"/>
+        <w:tblW w:w="10773" w:type="dxa"/>
+        <w:tblInd w:w="421" w:type="dxa"/>
         <w:tblBorders>
           <w:top w:val="none" w:sz="0" w:space="0" w:color="auto"/>
           <w:left w:val="none" w:sz="0" w:space="0" w:color="auto"/>
@@ -1225,29 +1491,31 @@
           <w:insideH w:val="none" w:sz="0" w:space="0" w:color="auto"/>
           <w:insideV w:val="none" w:sz="0" w:space="0" w:color="auto"/>
         </w:tblBorders>
+        <w:tblLayout w:type="fixed"/>
         <w:tblLook w:val="04A0" w:firstRow="1" w:lastRow="0" w:firstColumn="1" w:lastColumn="0" w:noHBand="0" w:noVBand="1"/>
       </w:tblPr>
       <w:tblGrid>
-        <w:gridCol w:w="4724"/>
-        <w:gridCol w:w="3454"/>
-        <w:gridCol w:w="2257"/>
+        <w:gridCol w:w="4677"/>
+        <w:gridCol w:w="1418"/>
+        <w:gridCol w:w="4678"/>
       </w:tblGrid>
       <w:tr>
-        <w:trPr>
-          <w:trHeight w:val="168"/>
-        </w:trPr>
         <w:tc>
           <w:tcPr>
-            <w:tcW w:w="4765" w:type="dxa"/>
-            <w:hideMark/>
+            <w:tcW w:w="4677" w:type="dxa"/>
           </w:tcPr>
           <w:p>
             <w:pPr>
+              <w:tabs>
+                <w:tab w:val="left" w:pos="2880"/>
+              </w:tabs>
               <w:rPr>
                 <w:noProof/>
                 <w:sz w:val="22"/>
               </w:rPr>
             </w:pPr>
+            <w:bookmarkStart w:id="14" w:name="OLE_LINK6"/>
+            <w:proofErr w:type="gramStart"/>
             <w:r>
               <w:rPr>
                 <w:b/>
@@ -1256,111 +1524,154 @@
                 <w:sz w:val="24"/>
                 <w:szCs w:val="24"/>
               </w:rPr>
-              <w:t xml:space="preserve">     </w:t>
-            </w:r>
-            <w:bookmarkStart w:id="14" w:name="OLE_LINK6"/>
-            <w:r>
-              <w:rPr>
-                <w:b/>
-                <w:bCs/>
-                <w:color w:val="000000" w:themeColor="text1"/>
-                <w:sz w:val="24"/>
-                <w:szCs w:val="24"/>
-              </w:rPr>
-              <w:t xml:space="preserve">Registration: </w:t>
+              <w:t>Registration:</w:t>
             </w:r>
             <w:r>
               <w:rPr>
                 <w:color w:val="000000" w:themeColor="text1"/>
                 <w:szCs w:val="20"/>
               </w:rPr>
-              <w:t>{{IF_isCertificateIdNotPresent}}</w:t>
+              <w:t>{</w:t>
+            </w:r>
+            <w:proofErr w:type="gramEnd"/>
+            <w:r>
+              <w:rPr>
+                <w:color w:val="000000" w:themeColor="text1"/>
+                <w:szCs w:val="20"/>
+              </w:rPr>
+              <w:t>{</w:t>
+            </w:r>
+            <w:proofErr w:type="spellStart"/>
+            <w:r>
+              <w:rPr>
+                <w:color w:val="000000" w:themeColor="text1"/>
+                <w:szCs w:val="20"/>
+              </w:rPr>
+              <w:t>IF_isCertificateIdNotPresent</w:t>
+            </w:r>
+            <w:proofErr w:type="spellEnd"/>
+            <w:r>
+              <w:rPr>
+                <w:color w:val="000000" w:themeColor="text1"/>
+                <w:szCs w:val="20"/>
+              </w:rPr>
+              <w:t>}}</w:t>
             </w:r>
           </w:p>
         </w:tc>
         <w:tc>
           <w:tcPr>
-            <w:tcW w:w="3503" w:type="dxa"/>
-            <w:hideMark/>
+            <w:tcW w:w="1418" w:type="dxa"/>
           </w:tcPr>
           <w:p>
             <w:pPr>
+              <w:tabs>
+                <w:tab w:val="left" w:pos="2880"/>
+              </w:tabs>
               <w:rPr>
                 <w:noProof/>
                 <w:sz w:val="22"/>
               </w:rPr>
             </w:pPr>
-            <w:r>
-              <w:rPr>
-                <w:b/>
-                <w:bCs/>
-                <w:color w:val="000000" w:themeColor="text1"/>
-                <w:sz w:val="24"/>
-                <w:szCs w:val="24"/>
-              </w:rPr>
-              <w:t xml:space="preserve">             </w:t>
-            </w:r>
-            <w:r>
-              <w:rPr>
-                <w:b/>
-                <w:bCs/>
-                <w:color w:val="000000" w:themeColor="text1"/>
-                <w:sz w:val="24"/>
-                <w:szCs w:val="24"/>
-              </w:rPr>
-              <w:t xml:space="preserve">  </w:t>
-            </w:r>
-            <w:r>
-              <w:rPr>
-                <w:b/>
-                <w:bCs/>
-                <w:color w:val="000000" w:themeColor="text1"/>
-                <w:sz w:val="24"/>
-                <w:szCs w:val="24"/>
-              </w:rPr>
-              <w:t>Invoice total:</w:t>
-            </w:r>
           </w:p>
         </w:tc>
         <w:tc>
           <w:tcPr>
-            <w:tcW w:w="2167" w:type="dxa"/>
-            <w:hideMark/>
+            <w:tcW w:w="4678" w:type="dxa"/>
           </w:tcPr>
           <w:p>
             <w:pPr>
-              <w:jc w:val="right"/>
+              <w:tabs>
+                <w:tab w:val="left" w:pos="2880"/>
+              </w:tabs>
               <w:rPr>
                 <w:noProof/>
                 <w:sz w:val="22"/>
               </w:rPr>
             </w:pPr>
-            <w:bookmarkStart w:id="15" w:name="OLE_LINK14"/>
-            <w:r>
-              <w:rPr>
-                <w:color w:val="000000" w:themeColor="text1"/>
-                <w:kern w:val="0"/>
-                <w:sz w:val="24"/>
-                <w:szCs w:val="24"/>
-                <w14:ligatures w14:val="none"/>
-              </w:rPr>
-              <w:t>{{TotalFeeAmount}}</w:t>
-            </w:r>
-            <w:bookmarkEnd w:id="15"/>
+            <w:r>
+              <w:rPr>
+                <w:b/>
+                <w:bCs/>
+                <w:color w:val="000000" w:themeColor="text1"/>
+                <w:sz w:val="24"/>
+                <w:szCs w:val="24"/>
+              </w:rPr>
+              <w:t>Invoice total:</w:t>
+            </w:r>
+            <w:r>
+              <w:rPr>
+                <w:color w:val="000000" w:themeColor="text1"/>
+                <w:kern w:val="0"/>
+                <w:sz w:val="24"/>
+                <w:szCs w:val="24"/>
+                <w14:ligatures w14:val="none"/>
+              </w:rPr>
+              <w:t xml:space="preserve">          </w:t>
+            </w:r>
+            <w:proofErr w:type="gramStart"/>
+            <w:r>
+              <w:rPr>
+                <w:color w:val="000000" w:themeColor="text1"/>
+                <w:kern w:val="0"/>
+                <w:sz w:val="24"/>
+                <w:szCs w:val="24"/>
+                <w14:ligatures w14:val="none"/>
+              </w:rPr>
+              <w:t xml:space="preserve">   {</w:t>
+            </w:r>
+            <w:proofErr w:type="gramEnd"/>
+            <w:r>
+              <w:rPr>
+                <w:color w:val="000000" w:themeColor="text1"/>
+                <w:kern w:val="0"/>
+                <w:sz w:val="24"/>
+                <w:szCs w:val="24"/>
+                <w14:ligatures w14:val="none"/>
+              </w:rPr>
+              <w:t>{</w:t>
+            </w:r>
+            <w:proofErr w:type="spellStart"/>
+            <w:r>
+              <w:rPr>
+                <w:color w:val="000000" w:themeColor="text1"/>
+                <w:kern w:val="0"/>
+                <w:sz w:val="24"/>
+                <w:szCs w:val="24"/>
+                <w14:ligatures w14:val="none"/>
+              </w:rPr>
+              <w:t>TotalFeeAmount</w:t>
+            </w:r>
+            <w:proofErr w:type="spellEnd"/>
+            <w:r>
+              <w:rPr>
+                <w:color w:val="000000" w:themeColor="text1"/>
+                <w:kern w:val="0"/>
+                <w:sz w:val="24"/>
+                <w:szCs w:val="24"/>
+                <w14:ligatures w14:val="none"/>
+              </w:rPr>
+              <w:t>}}</w:t>
+            </w:r>
           </w:p>
         </w:tc>
       </w:tr>
       <w:tr>
-        <w:trPr>
-          <w:trHeight w:val="168"/>
-        </w:trPr>
         <w:tc>
           <w:tcPr>
-            <w:tcW w:w="4765" w:type="dxa"/>
-            <w:hideMark/>
+            <w:tcW w:w="4677" w:type="dxa"/>
           </w:tcPr>
           <w:p>
             <w:pPr>
+              <w:tabs>
+                <w:tab w:val="left" w:pos="2880"/>
+              </w:tabs>
+              <w:rPr>
+                <w:noProof/>
+                <w:sz w:val="22"/>
+              </w:rPr>
+            </w:pPr>
+            <w:r>
               <w:rPr>
                 <w:b/>
                 <w:bCs/>
@@ -1369,7 +1680,9 @@
                 <w:szCs w:val="24"/>
                 <w14:ligatures w14:val="none"/>
               </w:rPr>
-            </w:pPr>
+              <w:t xml:space="preserve">Payment </w:t>
+            </w:r>
+            <w:proofErr w:type="gramStart"/>
             <w:r>
               <w:rPr>
                 <w:b/>
@@ -1379,18 +1692,30 @@
                 <w:szCs w:val="24"/>
                 <w14:ligatures w14:val="none"/>
               </w:rPr>
-              <w:t xml:space="preserve">     Payment Date: </w:t>
-            </w:r>
-            <w:r>
-              <w:rPr>
-                <w:color w:val="000000" w:themeColor="text1"/>
-                <w:kern w:val="0"/>
-                <w:sz w:val="24"/>
-                <w:szCs w:val="24"/>
-                <w14:ligatures w14:val="none"/>
-              </w:rPr>
-              <w:t>{{</w:t>
-            </w:r>
+              <w:t>Date:</w:t>
+            </w:r>
+            <w:r>
+              <w:rPr>
+                <w:color w:val="000000" w:themeColor="text1"/>
+                <w:kern w:val="0"/>
+                <w:sz w:val="24"/>
+                <w:szCs w:val="24"/>
+                <w14:ligatures w14:val="none"/>
+              </w:rPr>
+              <w:t>{</w:t>
+            </w:r>
+            <w:proofErr w:type="gramEnd"/>
+            <w:r>
+              <w:rPr>
+                <w:color w:val="000000" w:themeColor="text1"/>
+                <w:kern w:val="0"/>
+                <w:sz w:val="24"/>
+                <w:szCs w:val="24"/>
+                <w14:ligatures w14:val="none"/>
+              </w:rPr>
+              <w:t>{</w:t>
+            </w:r>
+            <w:proofErr w:type="spellStart"/>
             <w:r>
               <w:rPr>
                 <w:kern w:val="0"/>
@@ -1406,225 +1731,197 @@
                 <w:szCs w:val="24"/>
                 <w14:ligatures w14:val="none"/>
               </w:rPr>
-              <w:t>nvoicePaymentDate}}</w:t>
+              <w:t>nvoicePaymentDate</w:t>
+            </w:r>
+            <w:proofErr w:type="spellEnd"/>
+            <w:r>
+              <w:rPr>
+                <w:color w:val="000000" w:themeColor="text1"/>
+                <w:kern w:val="0"/>
+                <w:sz w:val="24"/>
+                <w:szCs w:val="24"/>
+                <w14:ligatures w14:val="none"/>
+              </w:rPr>
+              <w:t>}}</w:t>
             </w:r>
           </w:p>
         </w:tc>
         <w:tc>
           <w:tcPr>
-            <w:tcW w:w="3503" w:type="dxa"/>
-            <w:hideMark/>
+            <w:tcW w:w="1418" w:type="dxa"/>
           </w:tcPr>
           <w:p>
             <w:pPr>
-              <w:jc w:val="center"/>
-              <w:rPr>
-                <w:b/>
-                <w:bCs/>
-                <w:kern w:val="0"/>
-                <w:sz w:val="24"/>
-                <w:szCs w:val="24"/>
-                <w14:ligatures w14:val="none"/>
+              <w:tabs>
+                <w:tab w:val="left" w:pos="2880"/>
+              </w:tabs>
+              <w:rPr>
+                <w:noProof/>
+                <w:sz w:val="22"/>
               </w:rPr>
             </w:pPr>
-            <w:r>
-              <w:rPr>
-                <w:b/>
-                <w:bCs/>
-                <w:kern w:val="0"/>
-                <w:sz w:val="24"/>
-                <w:szCs w:val="24"/>
-                <w14:ligatures w14:val="none"/>
-              </w:rPr>
-              <w:t xml:space="preserve">               </w:t>
-            </w:r>
-            <w:r>
-              <w:rPr>
-                <w:b/>
-                <w:bCs/>
-                <w:kern w:val="0"/>
-                <w:sz w:val="24"/>
-                <w:szCs w:val="24"/>
-                <w14:ligatures w14:val="none"/>
-              </w:rPr>
-              <w:t>Payment</w:t>
-            </w:r>
-            <w:r>
-              <w:rPr>
-                <w:b/>
-                <w:bCs/>
-                <w:kern w:val="0"/>
-                <w:sz w:val="24"/>
-                <w:szCs w:val="24"/>
-                <w14:ligatures w14:val="none"/>
-              </w:rPr>
-              <w:t xml:space="preserve"> R</w:t>
-            </w:r>
-            <w:r>
-              <w:rPr>
-                <w:b/>
-                <w:bCs/>
-                <w:kern w:val="0"/>
-                <w:sz w:val="24"/>
-                <w:szCs w:val="24"/>
-                <w14:ligatures w14:val="none"/>
-              </w:rPr>
-              <w:t>eceived:</w:t>
-            </w:r>
           </w:p>
         </w:tc>
         <w:tc>
           <w:tcPr>
-            <w:tcW w:w="2167" w:type="dxa"/>
-            <w:hideMark/>
+            <w:tcW w:w="4678" w:type="dxa"/>
           </w:tcPr>
           <w:p>
             <w:pPr>
-              <w:jc w:val="right"/>
-              <w:rPr>
-                <w:color w:val="000000" w:themeColor="text1"/>
-                <w:kern w:val="0"/>
-                <w:sz w:val="24"/>
-                <w:szCs w:val="24"/>
-                <w14:ligatures w14:val="none"/>
+              <w:tabs>
+                <w:tab w:val="left" w:pos="2880"/>
+              </w:tabs>
+              <w:rPr>
+                <w:noProof/>
+                <w:sz w:val="22"/>
               </w:rPr>
             </w:pPr>
             <w:r>
               <w:rPr>
-                <w:color w:val="000000" w:themeColor="text1"/>
-                <w:kern w:val="0"/>
-                <w:sz w:val="24"/>
-                <w:szCs w:val="24"/>
-                <w14:ligatures w14:val="none"/>
-              </w:rPr>
-              <w:t>{{TotalFeeAmount}}</w:t>
+                <w:b/>
+                <w:bCs/>
+                <w:kern w:val="0"/>
+                <w:sz w:val="24"/>
+                <w:szCs w:val="24"/>
+                <w14:ligatures w14:val="none"/>
+              </w:rPr>
+              <w:t>Payment Received</w:t>
+            </w:r>
+            <w:proofErr w:type="gramStart"/>
+            <w:r>
+              <w:rPr>
+                <w:b/>
+                <w:bCs/>
+                <w:kern w:val="0"/>
+                <w:sz w:val="24"/>
+                <w:szCs w:val="24"/>
+                <w14:ligatures w14:val="none"/>
+              </w:rPr>
+              <w:t>:</w:t>
+            </w:r>
+            <w:r>
+              <w:rPr>
+                <w:color w:val="000000" w:themeColor="text1"/>
+                <w:kern w:val="0"/>
+                <w:sz w:val="24"/>
+                <w:szCs w:val="24"/>
+                <w14:ligatures w14:val="none"/>
+              </w:rPr>
+              <w:t xml:space="preserve">  {</w:t>
+            </w:r>
+            <w:proofErr w:type="gramEnd"/>
+            <w:r>
+              <w:rPr>
+                <w:color w:val="000000" w:themeColor="text1"/>
+                <w:kern w:val="0"/>
+                <w:sz w:val="24"/>
+                <w:szCs w:val="24"/>
+                <w14:ligatures w14:val="none"/>
+              </w:rPr>
+              <w:t>{</w:t>
+            </w:r>
+            <w:proofErr w:type="spellStart"/>
+            <w:r>
+              <w:rPr>
+                <w:color w:val="000000" w:themeColor="text1"/>
+                <w:kern w:val="0"/>
+                <w:sz w:val="24"/>
+                <w:szCs w:val="24"/>
+                <w14:ligatures w14:val="none"/>
+              </w:rPr>
+              <w:t>TotalFeeAmount</w:t>
+            </w:r>
+            <w:proofErr w:type="spellEnd"/>
+            <w:r>
+              <w:rPr>
+                <w:color w:val="000000" w:themeColor="text1"/>
+                <w:kern w:val="0"/>
+                <w:sz w:val="24"/>
+                <w:szCs w:val="24"/>
+                <w14:ligatures w14:val="none"/>
+              </w:rPr>
+              <w:t>}}</w:t>
             </w:r>
           </w:p>
         </w:tc>
       </w:tr>
       <w:tr>
-        <w:trPr>
-          <w:trHeight w:val="168"/>
-        </w:trPr>
         <w:tc>
           <w:tcPr>
-            <w:tcW w:w="4765" w:type="dxa"/>
-            <w:hideMark/>
+            <w:tcW w:w="4677" w:type="dxa"/>
           </w:tcPr>
           <w:p>
             <w:pPr>
-              <w:rPr>
-                <w:b/>
-                <w:bCs/>
-                <w:color w:val="000000" w:themeColor="text1"/>
-                <w:kern w:val="0"/>
-                <w:sz w:val="24"/>
-                <w:szCs w:val="24"/>
-                <w14:ligatures w14:val="none"/>
+              <w:tabs>
+                <w:tab w:val="left" w:pos="2880"/>
+              </w:tabs>
+              <w:rPr>
+                <w:noProof/>
+                <w:sz w:val="22"/>
               </w:rPr>
             </w:pPr>
-            <w:r>
-              <w:rPr>
-                <w:b/>
-                <w:bCs/>
-                <w:kern w:val="0"/>
-                <w:sz w:val="24"/>
-                <w:szCs w:val="24"/>
-                <w14:ligatures w14:val="none"/>
-              </w:rPr>
-              <w:t xml:space="preserve">     </w:t>
-            </w:r>
           </w:p>
         </w:tc>
         <w:tc>
           <w:tcPr>
-            <w:tcW w:w="3503" w:type="dxa"/>
-            <w:hideMark/>
+            <w:tcW w:w="1418" w:type="dxa"/>
           </w:tcPr>
           <w:p>
             <w:pPr>
-              <w:rPr>
-                <w:b/>
-                <w:bCs/>
-                <w:color w:val="000000" w:themeColor="text1"/>
-                <w:kern w:val="0"/>
-                <w:sz w:val="24"/>
-                <w:szCs w:val="24"/>
-                <w14:ligatures w14:val="none"/>
+              <w:tabs>
+                <w:tab w:val="left" w:pos="2880"/>
+              </w:tabs>
+              <w:rPr>
+                <w:noProof/>
+                <w:sz w:val="22"/>
               </w:rPr>
             </w:pPr>
-            <w:r>
-              <w:rPr>
-                <w:b/>
-                <w:bCs/>
-                <w:kern w:val="0"/>
-                <w:sz w:val="24"/>
-                <w:szCs w:val="24"/>
-                <w14:ligatures w14:val="none"/>
-              </w:rPr>
-              <w:t xml:space="preserve">              </w:t>
-            </w:r>
-            <w:r>
-              <w:rPr>
-                <w:b/>
-                <w:bCs/>
-                <w:kern w:val="0"/>
-                <w:sz w:val="24"/>
-                <w:szCs w:val="24"/>
-                <w14:ligatures w14:val="none"/>
-              </w:rPr>
-              <w:t xml:space="preserve"> </w:t>
-            </w:r>
-            <w:r>
-              <w:rPr>
-                <w:b/>
-                <w:bCs/>
-                <w:kern w:val="0"/>
-                <w:sz w:val="24"/>
-                <w:szCs w:val="24"/>
-                <w14:ligatures w14:val="none"/>
-              </w:rPr>
-              <w:t>Balance due:</w:t>
-            </w:r>
           </w:p>
         </w:tc>
         <w:tc>
           <w:tcPr>
-            <w:tcW w:w="2167" w:type="dxa"/>
-            <w:hideMark/>
+            <w:tcW w:w="4678" w:type="dxa"/>
           </w:tcPr>
           <w:p>
             <w:pPr>
-              <w:jc w:val="right"/>
+              <w:tabs>
+                <w:tab w:val="left" w:pos="2880"/>
+              </w:tabs>
+              <w:rPr>
+                <w:noProof/>
+                <w:sz w:val="22"/>
+              </w:rPr>
+            </w:pPr>
+            <w:r>
               <w:rPr>
                 <w:b/>
                 <w:bCs/>
-                <w:color w:val="000000" w:themeColor="text1"/>
-                <w:kern w:val="0"/>
-                <w:sz w:val="24"/>
-                <w:szCs w:val="24"/>
-                <w14:ligatures w14:val="none"/>
-              </w:rPr>
-            </w:pPr>
-            <w:r>
-              <w:rPr>
-                <w:color w:val="000000" w:themeColor="text1"/>
-                <w:kern w:val="0"/>
-                <w:sz w:val="24"/>
-                <w:szCs w:val="24"/>
-                <w14:ligatures w14:val="none"/>
-              </w:rPr>
-              <w:t xml:space="preserve">  $0.00</w:t>
+                <w:kern w:val="0"/>
+                <w:sz w:val="24"/>
+                <w:szCs w:val="24"/>
+                <w14:ligatures w14:val="none"/>
+              </w:rPr>
+              <w:t>Balance due:</w:t>
+            </w:r>
+            <w:r>
+              <w:rPr>
+                <w:color w:val="000000" w:themeColor="text1"/>
+                <w:kern w:val="0"/>
+                <w:sz w:val="24"/>
+                <w:szCs w:val="24"/>
+                <w14:ligatures w14:val="none"/>
+              </w:rPr>
+              <w:t xml:space="preserve">                 $0.00</w:t>
             </w:r>
           </w:p>
         </w:tc>
-        <w:bookmarkEnd w:id="14"/>
       </w:tr>
+      <w:bookmarkEnd w:id="14"/>
     </w:tbl>
     <w:p>
       <w:pPr>
         <w:tabs>
-          <w:tab w:val="left" w:pos="1250"/>
+          <w:tab w:val="left" w:pos="2880"/>
         </w:tabs>
         <w:rPr>
           <w:noProof/>
@@ -1672,16 +1969,6 @@
 <w:ftr xmlns:wpc="http://schemas.microsoft.com/office/word/2010/wordprocessingCanvas" xmlns:cx="http://schemas.microsoft.com/office/drawing/2014/chartex" xmlns:cx1="http://schemas.microsoft.com/office/drawing/2015/9/8/chartex" xmlns:cx2="http://schemas.microsoft.com/office/drawing/2015/10/21/chartex" xmlns:cx3="http://schemas.microsoft.com/office/drawing/2016/5/9/chartex" xmlns:cx4="http://schemas.microsoft.com/office/drawing/2016/5/10/chartex" xmlns:cx5="http://schemas.microsoft.com/office/drawing/2016/5/11/chartex" xmlns:cx6="http://schemas.microsoft.com/office/drawing/2016/5/12/chartex" xmlns:cx7="http://schemas.microsoft.com/office/drawing/2016/5/13/chartex" xmlns:cx8="http://schemas.microsoft.com/office/drawing/2016/5/14/chartex" xmlns:mc="http://schemas.openxmlformats.org/markup-compatibility/2006" xmlns:aink="http://schemas.microsoft.com/office/drawing/2016/ink" xmlns:am3d="http://schemas.microsoft.com/office/drawing/2017/model3d" xmlns:o="urn:schemas-microsoft-com:office:office" xmlns:oel="http://schemas.microsoft.com/office/2019/extlst" xmlns:r="http://schemas.openxmlformats.org/officeDocument/2006/relationships" xmlns:m="http://schemas.openxmlformats.org/officeDocument/2006/math" xmlns:v="urn:schemas-microsoft-com:vml" xmlns:wp14="http://schemas.microsoft.com/office/word/2010/wordprocessingDrawing" xmlns:wp="http://schemas.openxmlformats.org/drawingml/2006/wordprocessingDrawing" xmlns:w10="urn:schemas-microsoft-com:office:word" xmlns:w="http://schemas.openxmlformats.org/wordprocessingml/2006/main" xmlns:w14="http://schemas.microsoft.com/office/word/2010/wordml" xmlns:w15="http://schemas.microsoft.com/office/word/2012/wordml" xmlns:w16cex="http://schemas.microsoft.com/office/word/2018/wordml/cex" xmlns:w16cid="http://schemas.microsoft.com/office/word/2016/wordml/cid" xmlns:w16="http://schemas.microsoft.com/office/word/2018/wordml" xmlns:w16du="http://schemas.microsoft.com/office/word/2023/wordml/word16du" xmlns:w16sdtdh="http://schemas.microsoft.com/office/word/2020/wordml/sdtdatahash" xmlns:w16sdtfl="http://schemas.microsoft.com/office/word/2024/wordml/sdtformatlock" xmlns:w16se="http://schemas.microsoft.com/office/word/2015/wordml/symex" xmlns:wpg="http://schemas.microsoft.com/office/word/2010/wordprocessingGroup" xmlns:wpi="http://schemas.microsoft.com/office/word/2010/wordprocessingInk" xmlns:wne="http://schemas.microsoft.com/office/word/2006/wordml" xmlns:wps="http://schemas.microsoft.com/office/word/2010/wordprocessingShape" mc:Ignorable="w14 w15 w16se w16cid w16 w16cex w16sdtdh w16sdtfl w16du wp14">
   <w:p>
     <w:pPr>
-      <w:pStyle w:val="Footer"/>
-    </w:pPr>
-  </w:p>
-</w:ftr>
-</file>
-
-<file path=word/footer2.xml><?xml version="1.0" encoding="utf-8"?>
-<w:ftr xmlns:wpc="http://schemas.microsoft.com/office/word/2010/wordprocessingCanvas" xmlns:cx="http://schemas.microsoft.com/office/drawing/2014/chartex" xmlns:cx1="http://schemas.microsoft.com/office/drawing/2015/9/8/chartex" xmlns:cx2="http://schemas.microsoft.com/office/drawing/2015/10/21/chartex" xmlns:cx3="http://schemas.microsoft.com/office/drawing/2016/5/9/chartex" xmlns:cx4="http://schemas.microsoft.com/office/drawing/2016/5/10/chartex" xmlns:cx5="http://schemas.microsoft.com/office/drawing/2016/5/11/chartex" xmlns:cx6="http://schemas.microsoft.com/office/drawing/2016/5/12/chartex" xmlns:cx7="http://schemas.microsoft.com/office/drawing/2016/5/13/chartex" xmlns:cx8="http://schemas.microsoft.com/office/drawing/2016/5/14/chartex" xmlns:mc="http://schemas.openxmlformats.org/markup-compatibility/2006" xmlns:aink="http://schemas.microsoft.com/office/drawing/2016/ink" xmlns:am3d="http://schemas.microsoft.com/office/drawing/2017/model3d" xmlns:o="urn:schemas-microsoft-com:office:office" xmlns:oel="http://schemas.microsoft.com/office/2019/extlst" xmlns:r="http://schemas.openxmlformats.org/officeDocument/2006/relationships" xmlns:m="http://schemas.openxmlformats.org/officeDocument/2006/math" xmlns:v="urn:schemas-microsoft-com:vml" xmlns:wp14="http://schemas.microsoft.com/office/word/2010/wordprocessingDrawing" xmlns:wp="http://schemas.openxmlformats.org/drawingml/2006/wordprocessingDrawing" xmlns:w10="urn:schemas-microsoft-com:office:word" xmlns:w="http://schemas.openxmlformats.org/wordprocessingml/2006/main" xmlns:w14="http://schemas.microsoft.com/office/word/2010/wordml" xmlns:w15="http://schemas.microsoft.com/office/word/2012/wordml" xmlns:w16cex="http://schemas.microsoft.com/office/word/2018/wordml/cex" xmlns:w16cid="http://schemas.microsoft.com/office/word/2016/wordml/cid" xmlns:w16="http://schemas.microsoft.com/office/word/2018/wordml" xmlns:w16du="http://schemas.microsoft.com/office/word/2023/wordml/word16du" xmlns:w16sdtdh="http://schemas.microsoft.com/office/word/2020/wordml/sdtdatahash" xmlns:w16sdtfl="http://schemas.microsoft.com/office/word/2024/wordml/sdtformatlock" xmlns:w16se="http://schemas.microsoft.com/office/word/2015/wordml/symex" xmlns:wpg="http://schemas.microsoft.com/office/word/2010/wordprocessingGroup" xmlns:wpi="http://schemas.microsoft.com/office/word/2010/wordprocessingInk" xmlns:wne="http://schemas.microsoft.com/office/word/2006/wordml" xmlns:wps="http://schemas.microsoft.com/office/word/2010/wordprocessingShape" mc:Ignorable="w14 w15 w16se w16cid w16 w16cex w16sdtdh w16sdtfl w16du wp14">
-  <w:p>
-    <w:pPr>
       <w:jc w:val="right"/>
       <w:rPr>
         <w:noProof/>
@@ -1786,16 +2073,6 @@
       </w:rPr>
       <w:t xml:space="preserve"> (250) 953-0496</w:t>
     </w:r>
-  </w:p>
-</w:ftr>
-</file>
-
-<file path=word/footer3.xml><?xml version="1.0" encoding="utf-8"?>
-<w:ftr xmlns:wpc="http://schemas.microsoft.com/office/word/2010/wordprocessingCanvas" xmlns:cx="http://schemas.microsoft.com/office/drawing/2014/chartex" xmlns:cx1="http://schemas.microsoft.com/office/drawing/2015/9/8/chartex" xmlns:cx2="http://schemas.microsoft.com/office/drawing/2015/10/21/chartex" xmlns:cx3="http://schemas.microsoft.com/office/drawing/2016/5/9/chartex" xmlns:cx4="http://schemas.microsoft.com/office/drawing/2016/5/10/chartex" xmlns:cx5="http://schemas.microsoft.com/office/drawing/2016/5/11/chartex" xmlns:cx6="http://schemas.microsoft.com/office/drawing/2016/5/12/chartex" xmlns:cx7="http://schemas.microsoft.com/office/drawing/2016/5/13/chartex" xmlns:cx8="http://schemas.microsoft.com/office/drawing/2016/5/14/chartex" xmlns:mc="http://schemas.openxmlformats.org/markup-compatibility/2006" xmlns:aink="http://schemas.microsoft.com/office/drawing/2016/ink" xmlns:am3d="http://schemas.microsoft.com/office/drawing/2017/model3d" xmlns:o="urn:schemas-microsoft-com:office:office" xmlns:oel="http://schemas.microsoft.com/office/2019/extlst" xmlns:r="http://schemas.openxmlformats.org/officeDocument/2006/relationships" xmlns:m="http://schemas.openxmlformats.org/officeDocument/2006/math" xmlns:v="urn:schemas-microsoft-com:vml" xmlns:wp14="http://schemas.microsoft.com/office/word/2010/wordprocessingDrawing" xmlns:wp="http://schemas.openxmlformats.org/drawingml/2006/wordprocessingDrawing" xmlns:w10="urn:schemas-microsoft-com:office:word" xmlns:w="http://schemas.openxmlformats.org/wordprocessingml/2006/main" xmlns:w14="http://schemas.microsoft.com/office/word/2010/wordml" xmlns:w15="http://schemas.microsoft.com/office/word/2012/wordml" xmlns:w16cex="http://schemas.microsoft.com/office/word/2018/wordml/cex" xmlns:w16cid="http://schemas.microsoft.com/office/word/2016/wordml/cid" xmlns:w16="http://schemas.microsoft.com/office/word/2018/wordml" xmlns:w16du="http://schemas.microsoft.com/office/word/2023/wordml/word16du" xmlns:w16sdtdh="http://schemas.microsoft.com/office/word/2020/wordml/sdtdatahash" xmlns:w16sdtfl="http://schemas.microsoft.com/office/word/2024/wordml/sdtformatlock" xmlns:w16se="http://schemas.microsoft.com/office/word/2015/wordml/symex" xmlns:wpg="http://schemas.microsoft.com/office/word/2010/wordprocessingGroup" xmlns:wpi="http://schemas.microsoft.com/office/word/2010/wordprocessingInk" xmlns:wne="http://schemas.microsoft.com/office/word/2006/wordml" xmlns:wps="http://schemas.microsoft.com/office/word/2010/wordprocessingShape" mc:Ignorable="w14 w15 w16se w16cid w16 w16cex w16sdtdh w16sdtfl w16du wp14">
-  <w:p>
-    <w:pPr>
-      <w:pStyle w:val="Footer"/>
-    </w:pPr>
   </w:p>
 </w:ftr>
 </file>
@@ -1826,16 +2103,6 @@
 </file>
 
 <file path=word/header1.xml><?xml version="1.0" encoding="utf-8"?>
-<w:hdr xmlns:wpc="http://schemas.microsoft.com/office/word/2010/wordprocessingCanvas" xmlns:cx="http://schemas.microsoft.com/office/drawing/2014/chartex" xmlns:cx1="http://schemas.microsoft.com/office/drawing/2015/9/8/chartex" xmlns:cx2="http://schemas.microsoft.com/office/drawing/2015/10/21/chartex" xmlns:cx3="http://schemas.microsoft.com/office/drawing/2016/5/9/chartex" xmlns:cx4="http://schemas.microsoft.com/office/drawing/2016/5/10/chartex" xmlns:cx5="http://schemas.microsoft.com/office/drawing/2016/5/11/chartex" xmlns:cx6="http://schemas.microsoft.com/office/drawing/2016/5/12/chartex" xmlns:cx7="http://schemas.microsoft.com/office/drawing/2016/5/13/chartex" xmlns:cx8="http://schemas.microsoft.com/office/drawing/2016/5/14/chartex" xmlns:mc="http://schemas.openxmlformats.org/markup-compatibility/2006" xmlns:aink="http://schemas.microsoft.com/office/drawing/2016/ink" xmlns:am3d="http://schemas.microsoft.com/office/drawing/2017/model3d" xmlns:o="urn:schemas-microsoft-com:office:office" xmlns:oel="http://schemas.microsoft.com/office/2019/extlst" xmlns:r="http://schemas.openxmlformats.org/officeDocument/2006/relationships" xmlns:m="http://schemas.openxmlformats.org/officeDocument/2006/math" xmlns:v="urn:schemas-microsoft-com:vml" xmlns:wp14="http://schemas.microsoft.com/office/word/2010/wordprocessingDrawing" xmlns:wp="http://schemas.openxmlformats.org/drawingml/2006/wordprocessingDrawing" xmlns:w10="urn:schemas-microsoft-com:office:word" xmlns:w="http://schemas.openxmlformats.org/wordprocessingml/2006/main" xmlns:w14="http://schemas.microsoft.com/office/word/2010/wordml" xmlns:w15="http://schemas.microsoft.com/office/word/2012/wordml" xmlns:w16cex="http://schemas.microsoft.com/office/word/2018/wordml/cex" xmlns:w16cid="http://schemas.microsoft.com/office/word/2016/wordml/cid" xmlns:w16="http://schemas.microsoft.com/office/word/2018/wordml" xmlns:w16du="http://schemas.microsoft.com/office/word/2023/wordml/word16du" xmlns:w16sdtdh="http://schemas.microsoft.com/office/word/2020/wordml/sdtdatahash" xmlns:w16sdtfl="http://schemas.microsoft.com/office/word/2024/wordml/sdtformatlock" xmlns:w16se="http://schemas.microsoft.com/office/word/2015/wordml/symex" xmlns:wpg="http://schemas.microsoft.com/office/word/2010/wordprocessingGroup" xmlns:wpi="http://schemas.microsoft.com/office/word/2010/wordprocessingInk" xmlns:wne="http://schemas.microsoft.com/office/word/2006/wordml" xmlns:wps="http://schemas.microsoft.com/office/word/2010/wordprocessingShape" mc:Ignorable="w14 w15 w16se w16cid w16 w16cex w16sdtdh w16sdtfl w16du wp14">
-  <w:p>
-    <w:pPr>
-      <w:pStyle w:val="Header"/>
-    </w:pPr>
-  </w:p>
-</w:hdr>
-</file>
-
-<file path=word/header2.xml><?xml version="1.0" encoding="utf-8"?>
 <w:hdr xmlns:wpc="http://schemas.microsoft.com/office/word/2010/wordprocessingCanvas" xmlns:cx="http://schemas.microsoft.com/office/drawing/2014/chartex" xmlns:cx1="http://schemas.microsoft.com/office/drawing/2015/9/8/chartex" xmlns:cx2="http://schemas.microsoft.com/office/drawing/2015/10/21/chartex" xmlns:cx3="http://schemas.microsoft.com/office/drawing/2016/5/9/chartex" xmlns:cx4="http://schemas.microsoft.com/office/drawing/2016/5/10/chartex" xmlns:cx5="http://schemas.microsoft.com/office/drawing/2016/5/11/chartex" xmlns:cx6="http://schemas.microsoft.com/office/drawing/2016/5/12/chartex" xmlns:cx7="http://schemas.microsoft.com/office/drawing/2016/5/13/chartex" xmlns:cx8="http://schemas.microsoft.com/office/drawing/2016/5/14/chartex" xmlns:mc="http://schemas.openxmlformats.org/markup-compatibility/2006" xmlns:aink="http://schemas.microsoft.com/office/drawing/2016/ink" xmlns:am3d="http://schemas.microsoft.com/office/drawing/2017/model3d" xmlns:o="urn:schemas-microsoft-com:office:office" xmlns:oel="http://schemas.microsoft.com/office/2019/extlst" xmlns:r="http://schemas.openxmlformats.org/officeDocument/2006/relationships" xmlns:m="http://schemas.openxmlformats.org/officeDocument/2006/math" xmlns:v="urn:schemas-microsoft-com:vml" xmlns:wp14="http://schemas.microsoft.com/office/word/2010/wordprocessingDrawing" xmlns:wp="http://schemas.openxmlformats.org/drawingml/2006/wordprocessingDrawing" xmlns:w10="urn:schemas-microsoft-com:office:word" xmlns:w="http://schemas.openxmlformats.org/wordprocessingml/2006/main" xmlns:w14="http://schemas.microsoft.com/office/word/2010/wordml" xmlns:w15="http://schemas.microsoft.com/office/word/2012/wordml" xmlns:w16cex="http://schemas.microsoft.com/office/word/2018/wordml/cex" xmlns:w16cid="http://schemas.microsoft.com/office/word/2016/wordml/cid" xmlns:w16="http://schemas.microsoft.com/office/word/2018/wordml" xmlns:w16du="http://schemas.microsoft.com/office/word/2023/wordml/word16du" xmlns:w16sdtdh="http://schemas.microsoft.com/office/word/2020/wordml/sdtdatahash" xmlns:w16sdtfl="http://schemas.microsoft.com/office/word/2024/wordml/sdtformatlock" xmlns:w16se="http://schemas.microsoft.com/office/word/2015/wordml/symex" xmlns:wpg="http://schemas.microsoft.com/office/word/2010/wordprocessingGroup" xmlns:wpi="http://schemas.microsoft.com/office/word/2010/wordprocessingInk" xmlns:wne="http://schemas.microsoft.com/office/word/2006/wordml" xmlns:wps="http://schemas.microsoft.com/office/word/2010/wordprocessingShape" mc:Ignorable="w14 w15 w16se w16cid w16 w16cex w16sdtdh w16sdtfl w16du wp14">
   <w:p>
     <w:pPr>
@@ -1960,6 +2227,7 @@
       </w:rPr>
       <w:tab/>
     </w:r>
+    <w:bookmarkStart w:id="0" w:name="OLE_LINK2"/>
     <w:r>
       <w:rPr>
         <w:b/>
@@ -1967,18 +2235,8 @@
         <w:noProof/>
         <w:sz w:val="22"/>
       </w:rPr>
-      <w:tab/>
-    </w:r>
-    <w:r>
-      <w:rPr>
-        <w:b/>
-        <w:bCs/>
-        <w:noProof/>
-        <w:sz w:val="22"/>
-      </w:rPr>
-      <w:t xml:space="preserve">        </w:t>
-    </w:r>
-    <w:bookmarkStart w:id="0" w:name="OLE_LINK2"/>
+      <w:t xml:space="preserve">     </w:t>
+    </w:r>
     <w:r>
       <w:rPr>
         <w:b/>
@@ -1995,16 +2253,7 @@
         <w:sz w:val="30"/>
         <w:szCs w:val="32"/>
       </w:rPr>
-      <w:t>#:</w:t>
-    </w:r>
-    <w:r>
-      <w:rPr>
-        <w:b/>
-        <w:bCs/>
-        <w:sz w:val="30"/>
-        <w:szCs w:val="32"/>
-      </w:rPr>
-      <w:t xml:space="preserve"> </w:t>
+      <w:t xml:space="preserve">#: </w:t>
     </w:r>
     <w:bookmarkEnd w:id="0"/>
     <w:r>
@@ -2014,7 +2263,27 @@
         <w:sz w:val="30"/>
         <w:szCs w:val="30"/>
       </w:rPr>
-      <w:t>{{InvoiceId}}</w:t>
+      <w:t>{{</w:t>
+    </w:r>
+    <w:proofErr w:type="spellStart"/>
+    <w:r>
+      <w:rPr>
+        <w:b/>
+        <w:bCs/>
+        <w:sz w:val="30"/>
+        <w:szCs w:val="30"/>
+      </w:rPr>
+      <w:t>InvoiceId</w:t>
+    </w:r>
+    <w:proofErr w:type="spellEnd"/>
+    <w:r>
+      <w:rPr>
+        <w:b/>
+        <w:bCs/>
+        <w:sz w:val="30"/>
+        <w:szCs w:val="30"/>
+      </w:rPr>
+      <w:t>}}</w:t>
     </w:r>
     <w:r>
       <w:rPr>
@@ -2042,43 +2311,7 @@
         <w:noProof/>
         <w:sz w:val="22"/>
       </w:rPr>
-      <w:t xml:space="preserve"> </w:t>
-    </w:r>
-    <w:r>
-      <w:rPr>
-        <w:i/>
-        <w:iCs/>
-        <w:noProof/>
-        <w:sz w:val="22"/>
-      </w:rPr>
-      <w:t xml:space="preserve">                                             </w:t>
-    </w:r>
-    <w:r>
-      <w:rPr>
-        <w:i/>
-        <w:iCs/>
-        <w:noProof/>
-        <w:sz w:val="22"/>
-      </w:rPr>
-      <w:t xml:space="preserve">  </w:t>
-    </w:r>
-    <w:r>
-      <w:rPr>
-        <w:i/>
-        <w:iCs/>
-        <w:noProof/>
-        <w:sz w:val="22"/>
-      </w:rPr>
-      <w:t xml:space="preserve">   </w:t>
-    </w:r>
-    <w:r>
-      <w:rPr>
-        <w:i/>
-        <w:iCs/>
-        <w:noProof/>
-        <w:sz w:val="22"/>
-      </w:rPr>
-      <w:t xml:space="preserve">  </w:t>
+      <w:t xml:space="preserve">                          </w:t>
     </w:r>
     <w:r>
       <w:rPr>
@@ -2107,7 +2340,25 @@
         <w:szCs w:val="20"/>
         <w14:ligatures w14:val="none"/>
       </w:rPr>
-      <w:t>{{InvoiceCreatedDate}}</w:t>
+      <w:t>{{</w:t>
+    </w:r>
+    <w:proofErr w:type="spellStart"/>
+    <w:r>
+      <w:rPr>
+        <w:kern w:val="0"/>
+        <w:szCs w:val="20"/>
+        <w14:ligatures w14:val="none"/>
+      </w:rPr>
+      <w:t>InvoiceCreatedDate</w:t>
+    </w:r>
+    <w:proofErr w:type="spellEnd"/>
+    <w:r>
+      <w:rPr>
+        <w:kern w:val="0"/>
+        <w:szCs w:val="20"/>
+        <w14:ligatures w14:val="none"/>
+      </w:rPr>
+      <w:t>}}</w:t>
     </w:r>
     <w:r>
       <w:rPr>
@@ -2171,16 +2422,6 @@
         <w:noProof/>
         <w:sz w:val="22"/>
       </w:rPr>
-    </w:pPr>
-  </w:p>
-</w:hdr>
-</file>
-
-<file path=word/header3.xml><?xml version="1.0" encoding="utf-8"?>
-<w:hdr xmlns:wpc="http://schemas.microsoft.com/office/word/2010/wordprocessingCanvas" xmlns:cx="http://schemas.microsoft.com/office/drawing/2014/chartex" xmlns:cx1="http://schemas.microsoft.com/office/drawing/2015/9/8/chartex" xmlns:cx2="http://schemas.microsoft.com/office/drawing/2015/10/21/chartex" xmlns:cx3="http://schemas.microsoft.com/office/drawing/2016/5/9/chartex" xmlns:cx4="http://schemas.microsoft.com/office/drawing/2016/5/10/chartex" xmlns:cx5="http://schemas.microsoft.com/office/drawing/2016/5/11/chartex" xmlns:cx6="http://schemas.microsoft.com/office/drawing/2016/5/12/chartex" xmlns:cx7="http://schemas.microsoft.com/office/drawing/2016/5/13/chartex" xmlns:cx8="http://schemas.microsoft.com/office/drawing/2016/5/14/chartex" xmlns:mc="http://schemas.openxmlformats.org/markup-compatibility/2006" xmlns:aink="http://schemas.microsoft.com/office/drawing/2016/ink" xmlns:am3d="http://schemas.microsoft.com/office/drawing/2017/model3d" xmlns:o="urn:schemas-microsoft-com:office:office" xmlns:oel="http://schemas.microsoft.com/office/2019/extlst" xmlns:r="http://schemas.openxmlformats.org/officeDocument/2006/relationships" xmlns:m="http://schemas.openxmlformats.org/officeDocument/2006/math" xmlns:v="urn:schemas-microsoft-com:vml" xmlns:wp14="http://schemas.microsoft.com/office/word/2010/wordprocessingDrawing" xmlns:wp="http://schemas.openxmlformats.org/drawingml/2006/wordprocessingDrawing" xmlns:w10="urn:schemas-microsoft-com:office:word" xmlns:w="http://schemas.openxmlformats.org/wordprocessingml/2006/main" xmlns:w14="http://schemas.microsoft.com/office/word/2010/wordml" xmlns:w15="http://schemas.microsoft.com/office/word/2012/wordml" xmlns:w16cex="http://schemas.microsoft.com/office/word/2018/wordml/cex" xmlns:w16cid="http://schemas.microsoft.com/office/word/2016/wordml/cid" xmlns:w16="http://schemas.microsoft.com/office/word/2018/wordml" xmlns:w16du="http://schemas.microsoft.com/office/word/2023/wordml/word16du" xmlns:w16sdtdh="http://schemas.microsoft.com/office/word/2020/wordml/sdtdatahash" xmlns:w16sdtfl="http://schemas.microsoft.com/office/word/2024/wordml/sdtformatlock" xmlns:w16se="http://schemas.microsoft.com/office/word/2015/wordml/symex" xmlns:wpg="http://schemas.microsoft.com/office/word/2010/wordprocessingGroup" xmlns:wpi="http://schemas.microsoft.com/office/word/2010/wordprocessingInk" xmlns:wne="http://schemas.microsoft.com/office/word/2006/wordml" xmlns:wps="http://schemas.microsoft.com/office/word/2010/wordprocessingShape" mc:Ignorable="w14 w15 w16se w16cid w16 w16cex w16sdtdh w16sdtfl w16du wp14">
-  <w:p>
-    <w:pPr>
-      <w:pStyle w:val="Header"/>
     </w:pPr>
   </w:p>
 </w:hdr>
@@ -3022,7 +3263,6 @@
 
 <file path=docMetadata/LabelInfo.xml><?xml version="1.0" encoding="utf-8"?>
 <clbl:labelList xmlns:clbl="http://schemas.microsoft.com/office/2020/mipLabelMetadata">
-  <clbl:label id="{d9290083-bd2f-48a2-8ac5-09a524b17d15}" enabled="1" method="Privileged" siteId="{b9fec68c-c92d-461e-9a97-3d03a0f18b82}" contentBits="1" removed="0"/>
   <clbl:label id="{e0793d39-0939-496d-b129-198edd916feb}" enabled="0" method="" siteId="{e0793d39-0939-496d-b129-198edd916feb}" removed="1"/>
 </clbl:labelList>
 </file>
--- a/ALR-DocgenTemplates/Unit Receipt Template.docx
+++ b/ALR-DocgenTemplates/Unit Receipt Template.docx
@@ -12,8 +12,12 @@
           <w:szCs w:val="34"/>
         </w:rPr>
         <w:sectPr>
-          <w:headerReference w:type="default" r:id="rId6"/>
-          <w:footerReference w:type="default" r:id="rId7"/>
+          <w:headerReference w:type="even" r:id="rId6"/>
+          <w:headerReference w:type="default" r:id="rId7"/>
+          <w:footerReference w:type="even" r:id="rId8"/>
+          <w:footerReference w:type="default" r:id="rId9"/>
+          <w:headerReference w:type="first" r:id="rId10"/>
+          <w:footerReference w:type="first" r:id="rId11"/>
           <w:pgSz w:w="12240" w:h="15840"/>
           <w:pgMar w:top="720" w:right="720" w:bottom="720" w:left="720" w:header="708" w:footer="708" w:gutter="0"/>
           <w:cols w:space="708"/>
@@ -132,29 +136,7 @@
                 <w:szCs w:val="24"/>
                 <w14:ligatures w14:val="none"/>
               </w:rPr>
-              <w:t>{{</w:t>
-            </w:r>
-            <w:proofErr w:type="spellStart"/>
-            <w:r>
-              <w:rPr>
-                <w:color w:val="000000" w:themeColor="text1"/>
-                <w:kern w:val="0"/>
-                <w:sz w:val="24"/>
-                <w:szCs w:val="24"/>
-                <w14:ligatures w14:val="none"/>
-              </w:rPr>
-              <w:t>RegistrantName</w:t>
-            </w:r>
-            <w:proofErr w:type="spellEnd"/>
-            <w:r>
-              <w:rPr>
-                <w:color w:val="000000" w:themeColor="text1"/>
-                <w:kern w:val="0"/>
-                <w:sz w:val="24"/>
-                <w:szCs w:val="24"/>
-                <w14:ligatures w14:val="none"/>
-              </w:rPr>
-              <w:t>}}</w:t>
+              <w:t>{{RegistrantName}}</w:t>
             </w:r>
           </w:p>
         </w:tc>
@@ -179,29 +161,7 @@
                 <w:szCs w:val="24"/>
                 <w14:ligatures w14:val="none"/>
               </w:rPr>
-              <w:t>{{</w:t>
-            </w:r>
-            <w:proofErr w:type="spellStart"/>
-            <w:r>
-              <w:rPr>
-                <w:color w:val="000000" w:themeColor="text1"/>
-                <w:kern w:val="0"/>
-                <w:sz w:val="24"/>
-                <w:szCs w:val="24"/>
-                <w14:ligatures w14:val="none"/>
-              </w:rPr>
-              <w:t>ResidenceName</w:t>
-            </w:r>
-            <w:proofErr w:type="spellEnd"/>
-            <w:r>
-              <w:rPr>
-                <w:color w:val="000000" w:themeColor="text1"/>
-                <w:kern w:val="0"/>
-                <w:sz w:val="24"/>
-                <w:szCs w:val="24"/>
-                <w14:ligatures w14:val="none"/>
-              </w:rPr>
-              <w:t>}}</w:t>
+              <w:t>{{ResidenceName}}</w:t>
             </w:r>
           </w:p>
         </w:tc>
@@ -231,29 +191,7 @@
                 <w:szCs w:val="24"/>
                 <w14:ligatures w14:val="none"/>
               </w:rPr>
-              <w:t>{{</w:t>
-            </w:r>
-            <w:proofErr w:type="spellStart"/>
-            <w:r>
-              <w:rPr>
-                <w:color w:val="000000" w:themeColor="text1"/>
-                <w:kern w:val="0"/>
-                <w:sz w:val="24"/>
-                <w:szCs w:val="24"/>
-                <w14:ligatures w14:val="none"/>
-              </w:rPr>
-              <w:t>RegistrantAddress</w:t>
-            </w:r>
-            <w:proofErr w:type="spellEnd"/>
-            <w:r>
-              <w:rPr>
-                <w:color w:val="000000" w:themeColor="text1"/>
-                <w:kern w:val="0"/>
-                <w:sz w:val="24"/>
-                <w:szCs w:val="24"/>
-                <w14:ligatures w14:val="none"/>
-              </w:rPr>
-              <w:t>}}</w:t>
+              <w:t>{{RegistrantAddress}}</w:t>
             </w:r>
           </w:p>
         </w:tc>
@@ -356,25 +294,7 @@
                 <w:sz w:val="24"/>
                 <w:szCs w:val="24"/>
               </w:rPr>
-              <w:t>{{</w:t>
-            </w:r>
-            <w:proofErr w:type="spellStart"/>
-            <w:r>
-              <w:rPr>
-                <w:color w:val="000000" w:themeColor="text1"/>
-                <w:sz w:val="24"/>
-                <w:szCs w:val="24"/>
-              </w:rPr>
-              <w:t>ResidenceAddress</w:t>
-            </w:r>
-            <w:proofErr w:type="spellEnd"/>
-            <w:r>
-              <w:rPr>
-                <w:color w:val="000000" w:themeColor="text1"/>
-                <w:sz w:val="24"/>
-                <w:szCs w:val="24"/>
-              </w:rPr>
-              <w:t>}}</w:t>
+              <w:t>{{ResidenceAddress}}</w:t>
             </w:r>
             <w:bookmarkEnd w:id="1"/>
           </w:p>
@@ -583,21 +503,7 @@
               <w:rPr>
                 <w:sz w:val="22"/>
               </w:rPr>
-              <w:t>{{</w:t>
-            </w:r>
-            <w:proofErr w:type="spellStart"/>
-            <w:r>
-              <w:rPr>
-                <w:sz w:val="22"/>
-              </w:rPr>
-              <w:t>PublicQuantitySum</w:t>
-            </w:r>
-            <w:proofErr w:type="spellEnd"/>
-            <w:r>
-              <w:rPr>
-                <w:sz w:val="22"/>
-              </w:rPr>
-              <w:t>}}</w:t>
+              <w:t>{{PublicQuantitySum}}</w:t>
             </w:r>
           </w:p>
         </w:tc>
@@ -619,23 +525,7 @@
                 <w:rStyle w:val="ui-provider"/>
                 <w:sz w:val="22"/>
               </w:rPr>
-              <w:t>{{</w:t>
-            </w:r>
-            <w:proofErr w:type="spellStart"/>
-            <w:r>
-              <w:rPr>
-                <w:rStyle w:val="ui-provider"/>
-                <w:sz w:val="22"/>
-              </w:rPr>
-              <w:t>PublicSum</w:t>
-            </w:r>
-            <w:proofErr w:type="spellEnd"/>
-            <w:r>
-              <w:rPr>
-                <w:rStyle w:val="ui-provider"/>
-                <w:sz w:val="22"/>
-              </w:rPr>
-              <w:t>}}</w:t>
+              <w:t>{{PublicSum}}</w:t>
             </w:r>
             <w:bookmarkEnd w:id="2"/>
           </w:p>
@@ -661,40 +551,15 @@
                 <w:rStyle w:val="ui-provider"/>
                 <w:sz w:val="22"/>
               </w:rPr>
-              <w:t>{{</w:t>
-            </w:r>
-            <w:proofErr w:type="spellStart"/>
+              <w:t>{{PublicFeeSum}}</w:t>
+            </w:r>
+            <w:bookmarkStart w:id="4" w:name="OLE_LINK27"/>
             <w:r>
               <w:rPr>
                 <w:rStyle w:val="ui-provider"/>
                 <w:sz w:val="22"/>
               </w:rPr>
-              <w:t>PublicFeeSum</w:t>
-            </w:r>
-            <w:proofErr w:type="spellEnd"/>
-            <w:proofErr w:type="gramStart"/>
-            <w:r>
-              <w:rPr>
-                <w:rStyle w:val="ui-provider"/>
-                <w:sz w:val="22"/>
-              </w:rPr>
-              <w:t>}}</w:t>
-            </w:r>
-            <w:bookmarkStart w:id="4" w:name="OLE_LINK27"/>
-            <w:r>
-              <w:rPr>
-                <w:rStyle w:val="ui-provider"/>
-                <w:sz w:val="22"/>
-              </w:rPr>
-              <w:t>{</w:t>
-            </w:r>
-            <w:proofErr w:type="gramEnd"/>
-            <w:r>
-              <w:rPr>
-                <w:rStyle w:val="ui-provider"/>
-                <w:sz w:val="22"/>
-              </w:rPr>
-              <w:t>{/P</w:t>
+              <w:t>{{/P</w:t>
             </w:r>
             <w:r>
               <w:rPr>
@@ -765,25 +630,7 @@
                 <w:sz w:val="22"/>
                 <w14:ligatures w14:val="none"/>
               </w:rPr>
-              <w:t>{{</w:t>
-            </w:r>
-            <w:proofErr w:type="spellStart"/>
-            <w:r>
-              <w:rPr>
-                <w:kern w:val="0"/>
-                <w:sz w:val="22"/>
-                <w14:ligatures w14:val="none"/>
-              </w:rPr>
-              <w:t>PrivateQuantitySum</w:t>
-            </w:r>
-            <w:proofErr w:type="spellEnd"/>
-            <w:r>
-              <w:rPr>
-                <w:kern w:val="0"/>
-                <w:sz w:val="22"/>
-                <w14:ligatures w14:val="none"/>
-              </w:rPr>
-              <w:t>}}</w:t>
+              <w:t>{{PrivateQuantitySum}}</w:t>
             </w:r>
             <w:bookmarkEnd w:id="5"/>
           </w:p>
@@ -809,27 +656,7 @@
                 <w:sz w:val="22"/>
                 <w14:ligatures w14:val="none"/>
               </w:rPr>
-              <w:t>{{</w:t>
-            </w:r>
-            <w:proofErr w:type="spellStart"/>
-            <w:r>
-              <w:rPr>
-                <w:rStyle w:val="ui-provider"/>
-                <w:kern w:val="0"/>
-                <w:sz w:val="22"/>
-                <w14:ligatures w14:val="none"/>
-              </w:rPr>
-              <w:t>PrivateSum</w:t>
-            </w:r>
-            <w:proofErr w:type="spellEnd"/>
-            <w:r>
-              <w:rPr>
-                <w:rStyle w:val="ui-provider"/>
-                <w:kern w:val="0"/>
-                <w:sz w:val="22"/>
-                <w14:ligatures w14:val="none"/>
-              </w:rPr>
-              <w:t>}}</w:t>
+              <w:t>{{PrivateSum}}</w:t>
             </w:r>
             <w:bookmarkEnd w:id="6"/>
           </w:p>
@@ -857,9 +684,9 @@
                 <w:sz w:val="22"/>
                 <w14:ligatures w14:val="none"/>
               </w:rPr>
-              <w:t>{{</w:t>
-            </w:r>
-            <w:proofErr w:type="spellStart"/>
+              <w:t>{{PrivateFeeSum}}</w:t>
+            </w:r>
+            <w:bookmarkStart w:id="7" w:name="OLE_LINK28"/>
             <w:r>
               <w:rPr>
                 <w:rStyle w:val="ui-provider"/>
@@ -867,38 +694,7 @@
                 <w:sz w:val="22"/>
                 <w14:ligatures w14:val="none"/>
               </w:rPr>
-              <w:t>PrivateFeeSum</w:t>
-            </w:r>
-            <w:proofErr w:type="spellEnd"/>
-            <w:proofErr w:type="gramStart"/>
-            <w:r>
-              <w:rPr>
-                <w:rStyle w:val="ui-provider"/>
-                <w:kern w:val="0"/>
-                <w:sz w:val="22"/>
-                <w14:ligatures w14:val="none"/>
-              </w:rPr>
-              <w:t>}}</w:t>
-            </w:r>
-            <w:bookmarkStart w:id="7" w:name="OLE_LINK28"/>
-            <w:r>
-              <w:rPr>
-                <w:rStyle w:val="ui-provider"/>
-                <w:kern w:val="0"/>
-                <w:sz w:val="22"/>
-                <w14:ligatures w14:val="none"/>
-              </w:rPr>
-              <w:t>{</w:t>
-            </w:r>
-            <w:proofErr w:type="gramEnd"/>
-            <w:r>
-              <w:rPr>
-                <w:rStyle w:val="ui-provider"/>
-                <w:kern w:val="0"/>
-                <w:sz w:val="22"/>
-                <w14:ligatures w14:val="none"/>
-              </w:rPr>
-              <w:t>{/Private}}</w:t>
+              <w:t>{{/Private}}</w:t>
             </w:r>
             <w:bookmarkEnd w:id="7"/>
           </w:p>
@@ -932,16 +728,7 @@
                 <w:sz w:val="22"/>
                 <w14:ligatures w14:val="none"/>
               </w:rPr>
-              <w:t xml:space="preserve">Per </w:t>
-            </w:r>
-            <w:proofErr w:type="gramStart"/>
-            <w:r>
-              <w:rPr>
-                <w:kern w:val="0"/>
-                <w:sz w:val="22"/>
-                <w14:ligatures w14:val="none"/>
-              </w:rPr>
-              <w:t>Diem</w:t>
+              <w:t>Per Diem</w:t>
             </w:r>
             <w:bookmarkEnd w:id="8"/>
             <w:r>
@@ -951,17 +738,7 @@
                 <w:sz w:val="22"/>
                 <w14:ligatures w14:val="none"/>
               </w:rPr>
-              <w:t>{</w:t>
-            </w:r>
-            <w:proofErr w:type="gramEnd"/>
-            <w:r>
-              <w:rPr>
-                <w:rStyle w:val="ui-provider"/>
-                <w:kern w:val="0"/>
-                <w:sz w:val="22"/>
-                <w14:ligatures w14:val="none"/>
-              </w:rPr>
-              <w:t>{#</w:t>
+              <w:t>{{#</w:t>
             </w:r>
             <w:r>
               <w:rPr>
@@ -1006,7 +783,6 @@
               <w:t>{{</w:t>
             </w:r>
             <w:bookmarkStart w:id="10" w:name="OLE_LINK22"/>
-            <w:proofErr w:type="spellStart"/>
             <w:r>
               <w:rPr>
                 <w:kern w:val="0"/>
@@ -1022,16 +798,7 @@
                 <w:sz w:val="22"/>
                 <w14:ligatures w14:val="none"/>
               </w:rPr>
-              <w:t>QuantitySum</w:t>
-            </w:r>
-            <w:proofErr w:type="spellEnd"/>
-            <w:r>
-              <w:rPr>
-                <w:kern w:val="0"/>
-                <w:sz w:val="22"/>
-                <w14:ligatures w14:val="none"/>
-              </w:rPr>
-              <w:t>}}</w:t>
+              <w:t>QuantitySum}}</w:t>
             </w:r>
             <w:bookmarkEnd w:id="9"/>
           </w:p>
@@ -1061,7 +828,6 @@
               </w:rPr>
               <w:t>{{</w:t>
             </w:r>
-            <w:proofErr w:type="spellStart"/>
             <w:r>
               <w:rPr>
                 <w:kern w:val="0"/>
@@ -1077,17 +843,7 @@
                 <w:sz w:val="22"/>
                 <w14:ligatures w14:val="none"/>
               </w:rPr>
-              <w:t>Sum</w:t>
-            </w:r>
-            <w:proofErr w:type="spellEnd"/>
-            <w:r>
-              <w:rPr>
-                <w:rStyle w:val="ui-provider"/>
-                <w:kern w:val="0"/>
-                <w:sz w:val="22"/>
-                <w14:ligatures w14:val="none"/>
-              </w:rPr>
-              <w:t>}}</w:t>
+              <w:t>Sum}}</w:t>
             </w:r>
             <w:bookmarkEnd w:id="11"/>
           </w:p>
@@ -1120,7 +876,6 @@
               </w:rPr>
               <w:t>{{</w:t>
             </w:r>
-            <w:proofErr w:type="spellStart"/>
             <w:r>
               <w:rPr>
                 <w:kern w:val="0"/>
@@ -1136,10 +891,9 @@
                 <w:sz w:val="22"/>
                 <w14:ligatures w14:val="none"/>
               </w:rPr>
-              <w:t>Sum</w:t>
-            </w:r>
-            <w:proofErr w:type="spellEnd"/>
-            <w:proofErr w:type="gramStart"/>
+              <w:t>Sum}}</w:t>
+            </w:r>
+            <w:bookmarkStart w:id="13" w:name="OLE_LINK29"/>
             <w:r>
               <w:rPr>
                 <w:rStyle w:val="ui-provider"/>
@@ -1147,27 +901,7 @@
                 <w:sz w:val="22"/>
                 <w14:ligatures w14:val="none"/>
               </w:rPr>
-              <w:t>}}</w:t>
-            </w:r>
-            <w:bookmarkStart w:id="13" w:name="OLE_LINK29"/>
-            <w:r>
-              <w:rPr>
-                <w:rStyle w:val="ui-provider"/>
-                <w:kern w:val="0"/>
-                <w:sz w:val="22"/>
-                <w14:ligatures w14:val="none"/>
-              </w:rPr>
-              <w:t>{</w:t>
-            </w:r>
-            <w:proofErr w:type="gramEnd"/>
-            <w:r>
-              <w:rPr>
-                <w:rStyle w:val="ui-provider"/>
-                <w:kern w:val="0"/>
-                <w:sz w:val="22"/>
-                <w14:ligatures w14:val="none"/>
-              </w:rPr>
-              <w:t>{/</w:t>
+              <w:t>{{/</w:t>
             </w:r>
             <w:r>
               <w:rPr>
@@ -1480,9 +1214,9 @@
     </w:p>
     <w:tbl>
       <w:tblPr>
-        <w:tblStyle w:val="TableGrid"/>
-        <w:tblW w:w="10773" w:type="dxa"/>
-        <w:tblInd w:w="421" w:type="dxa"/>
+        <w:tblStyle w:val="TableGrid1"/>
+        <w:tblW w:w="10435" w:type="dxa"/>
+        <w:tblInd w:w="0" w:type="dxa"/>
         <w:tblBorders>
           <w:top w:val="none" w:sz="0" w:space="0" w:color="auto"/>
           <w:left w:val="none" w:sz="0" w:space="0" w:color="auto"/>
@@ -1491,31 +1225,40 @@
           <w:insideH w:val="none" w:sz="0" w:space="0" w:color="auto"/>
           <w:insideV w:val="none" w:sz="0" w:space="0" w:color="auto"/>
         </w:tblBorders>
-        <w:tblLayout w:type="fixed"/>
         <w:tblLook w:val="04A0" w:firstRow="1" w:lastRow="0" w:firstColumn="1" w:lastColumn="0" w:noHBand="0" w:noVBand="1"/>
       </w:tblPr>
       <w:tblGrid>
-        <w:gridCol w:w="4677"/>
-        <w:gridCol w:w="1418"/>
-        <w:gridCol w:w="4678"/>
+        <w:gridCol w:w="4645"/>
+        <w:gridCol w:w="3345"/>
+        <w:gridCol w:w="2445"/>
       </w:tblGrid>
       <w:tr>
+        <w:trPr>
+          <w:trHeight w:val="168"/>
+        </w:trPr>
         <w:tc>
           <w:tcPr>
-            <w:tcW w:w="4677" w:type="dxa"/>
+            <w:tcW w:w="4765" w:type="dxa"/>
+            <w:hideMark/>
           </w:tcPr>
           <w:p>
             <w:pPr>
-              <w:tabs>
-                <w:tab w:val="left" w:pos="2880"/>
-              </w:tabs>
               <w:rPr>
                 <w:noProof/>
                 <w:sz w:val="22"/>
               </w:rPr>
             </w:pPr>
+            <w:r>
+              <w:rPr>
+                <w:b/>
+                <w:bCs/>
+                <w:color w:val="000000" w:themeColor="text1"/>
+                <w:sz w:val="24"/>
+                <w:szCs w:val="24"/>
+              </w:rPr>
+              <w:t xml:space="preserve">     </w:t>
+            </w:r>
             <w:bookmarkStart w:id="14" w:name="OLE_LINK6"/>
-            <w:proofErr w:type="gramStart"/>
             <w:r>
               <w:rPr>
                 <w:b/>
@@ -1524,151 +1267,107 @@
                 <w:sz w:val="24"/>
                 <w:szCs w:val="24"/>
               </w:rPr>
-              <w:t>Registration:</w:t>
+              <w:t xml:space="preserve">Registration: </w:t>
             </w:r>
             <w:r>
               <w:rPr>
                 <w:color w:val="000000" w:themeColor="text1"/>
                 <w:szCs w:val="20"/>
               </w:rPr>
-              <w:t>{</w:t>
-            </w:r>
-            <w:proofErr w:type="gramEnd"/>
-            <w:r>
-              <w:rPr>
-                <w:color w:val="000000" w:themeColor="text1"/>
-                <w:szCs w:val="20"/>
-              </w:rPr>
-              <w:t>{</w:t>
-            </w:r>
-            <w:proofErr w:type="spellStart"/>
-            <w:r>
-              <w:rPr>
-                <w:color w:val="000000" w:themeColor="text1"/>
-                <w:szCs w:val="20"/>
-              </w:rPr>
-              <w:t>IF_isCertificateIdNotPresent</w:t>
-            </w:r>
-            <w:proofErr w:type="spellEnd"/>
-            <w:r>
-              <w:rPr>
-                <w:color w:val="000000" w:themeColor="text1"/>
-                <w:szCs w:val="20"/>
-              </w:rPr>
-              <w:t>}}</w:t>
+              <w:t>{{IF_isCertificateIdNotPresent}}</w:t>
             </w:r>
           </w:p>
         </w:tc>
         <w:tc>
           <w:tcPr>
-            <w:tcW w:w="1418" w:type="dxa"/>
+            <w:tcW w:w="3503" w:type="dxa"/>
+            <w:hideMark/>
           </w:tcPr>
           <w:p>
             <w:pPr>
-              <w:tabs>
-                <w:tab w:val="left" w:pos="2880"/>
-              </w:tabs>
               <w:rPr>
                 <w:noProof/>
                 <w:sz w:val="22"/>
               </w:rPr>
             </w:pPr>
+            <w:r>
+              <w:rPr>
+                <w:b/>
+                <w:bCs/>
+                <w:color w:val="000000" w:themeColor="text1"/>
+                <w:sz w:val="24"/>
+                <w:szCs w:val="24"/>
+              </w:rPr>
+              <w:t xml:space="preserve">             </w:t>
+            </w:r>
+            <w:r>
+              <w:rPr>
+                <w:b/>
+                <w:bCs/>
+                <w:color w:val="000000" w:themeColor="text1"/>
+                <w:sz w:val="24"/>
+                <w:szCs w:val="24"/>
+              </w:rPr>
+              <w:t xml:space="preserve">  </w:t>
+            </w:r>
+            <w:r>
+              <w:rPr>
+                <w:b/>
+                <w:bCs/>
+                <w:color w:val="000000" w:themeColor="text1"/>
+                <w:sz w:val="24"/>
+                <w:szCs w:val="24"/>
+              </w:rPr>
+              <w:t>Invoice total:</w:t>
+            </w:r>
           </w:p>
         </w:tc>
         <w:tc>
           <w:tcPr>
-            <w:tcW w:w="4678" w:type="dxa"/>
+            <w:tcW w:w="2167" w:type="dxa"/>
+            <w:hideMark/>
           </w:tcPr>
           <w:p>
             <w:pPr>
-              <w:tabs>
-                <w:tab w:val="left" w:pos="2880"/>
-              </w:tabs>
+              <w:jc w:val="right"/>
               <w:rPr>
                 <w:noProof/>
                 <w:sz w:val="22"/>
               </w:rPr>
             </w:pPr>
-            <w:r>
-              <w:rPr>
-                <w:b/>
-                <w:bCs/>
+            <w:bookmarkStart w:id="15" w:name="OLE_LINK14"/>
+            <w:r>
+              <w:rPr>
                 <w:color w:val="000000" w:themeColor="text1"/>
-                <w:sz w:val="24"/>
-                <w:szCs w:val="24"/>
-              </w:rPr>
-              <w:t>Invoice total:</w:t>
-            </w:r>
-            <w:r>
-              <w:rPr>
-                <w:color w:val="000000" w:themeColor="text1"/>
-                <w:kern w:val="0"/>
-                <w:sz w:val="24"/>
-                <w:szCs w:val="24"/>
-                <w14:ligatures w14:val="none"/>
-              </w:rPr>
-              <w:t xml:space="preserve">          </w:t>
-            </w:r>
-            <w:proofErr w:type="gramStart"/>
-            <w:r>
-              <w:rPr>
-                <w:color w:val="000000" w:themeColor="text1"/>
-                <w:kern w:val="0"/>
-                <w:sz w:val="24"/>
-                <w:szCs w:val="24"/>
-                <w14:ligatures w14:val="none"/>
-              </w:rPr>
-              <w:t xml:space="preserve">   {</w:t>
-            </w:r>
-            <w:proofErr w:type="gramEnd"/>
-            <w:r>
-              <w:rPr>
-                <w:color w:val="000000" w:themeColor="text1"/>
-                <w:kern w:val="0"/>
-                <w:sz w:val="24"/>
-                <w:szCs w:val="24"/>
-                <w14:ligatures w14:val="none"/>
-              </w:rPr>
-              <w:t>{</w:t>
-            </w:r>
-            <w:proofErr w:type="spellStart"/>
-            <w:r>
-              <w:rPr>
-                <w:color w:val="000000" w:themeColor="text1"/>
-                <w:kern w:val="0"/>
-                <w:sz w:val="24"/>
-                <w:szCs w:val="24"/>
-                <w14:ligatures w14:val="none"/>
-              </w:rPr>
-              <w:t>TotalFeeAmount</w:t>
-            </w:r>
-            <w:proofErr w:type="spellEnd"/>
-            <w:r>
-              <w:rPr>
-                <w:color w:val="000000" w:themeColor="text1"/>
-                <w:kern w:val="0"/>
-                <w:sz w:val="24"/>
-                <w:szCs w:val="24"/>
-                <w14:ligatures w14:val="none"/>
-              </w:rPr>
-              <w:t>}}</w:t>
-            </w:r>
+                <w:kern w:val="0"/>
+                <w:sz w:val="24"/>
+                <w:szCs w:val="24"/>
+                <w14:ligatures w14:val="none"/>
+              </w:rPr>
+              <w:t>{{TotalFeeAmount}}</w:t>
+            </w:r>
+            <w:bookmarkEnd w:id="15"/>
           </w:p>
         </w:tc>
       </w:tr>
       <w:tr>
+        <w:trPr>
+          <w:trHeight w:val="168"/>
+        </w:trPr>
         <w:tc>
           <w:tcPr>
-            <w:tcW w:w="4677" w:type="dxa"/>
+            <w:tcW w:w="4765" w:type="dxa"/>
+            <w:hideMark/>
           </w:tcPr>
           <w:p>
             <w:pPr>
-              <w:tabs>
-                <w:tab w:val="left" w:pos="2880"/>
-              </w:tabs>
-              <w:rPr>
-                <w:noProof/>
-                <w:sz w:val="22"/>
+              <w:rPr>
+                <w:b/>
+                <w:bCs/>
+                <w:kern w:val="0"/>
+                <w:sz w:val="24"/>
+                <w:szCs w:val="24"/>
+                <w14:ligatures w14:val="none"/>
               </w:rPr>
             </w:pPr>
             <w:r>
@@ -1680,19 +1379,7 @@
                 <w:szCs w:val="24"/>
                 <w14:ligatures w14:val="none"/>
               </w:rPr>
-              <w:t xml:space="preserve">Payment </w:t>
-            </w:r>
-            <w:proofErr w:type="gramStart"/>
-            <w:r>
-              <w:rPr>
-                <w:b/>
-                <w:bCs/>
-                <w:kern w:val="0"/>
-                <w:sz w:val="24"/>
-                <w:szCs w:val="24"/>
-                <w14:ligatures w14:val="none"/>
-              </w:rPr>
-              <w:t>Date:</w:t>
+              <w:t xml:space="preserve">     Payment Date: </w:t>
             </w:r>
             <w:r>
               <w:rPr>
@@ -1702,9 +1389,15 @@
                 <w:szCs w:val="24"/>
                 <w14:ligatures w14:val="none"/>
               </w:rPr>
-              <w:t>{</w:t>
-            </w:r>
-            <w:proofErr w:type="gramEnd"/>
+              <w:t>{{</w:t>
+            </w:r>
+            <w:r>
+              <w:rPr>
+                <w:kern w:val="0"/>
+                <w14:ligatures w14:val="none"/>
+              </w:rPr>
+              <w:t>I</w:t>
+            </w:r>
             <w:r>
               <w:rPr>
                 <w:color w:val="000000" w:themeColor="text1"/>
@@ -1713,215 +1406,225 @@
                 <w:szCs w:val="24"/>
                 <w14:ligatures w14:val="none"/>
               </w:rPr>
-              <w:t>{</w:t>
-            </w:r>
-            <w:proofErr w:type="spellStart"/>
-            <w:r>
-              <w:rPr>
-                <w:kern w:val="0"/>
-                <w14:ligatures w14:val="none"/>
-              </w:rPr>
-              <w:t>I</w:t>
-            </w:r>
-            <w:r>
-              <w:rPr>
-                <w:color w:val="000000" w:themeColor="text1"/>
-                <w:kern w:val="0"/>
-                <w:sz w:val="24"/>
-                <w:szCs w:val="24"/>
-                <w14:ligatures w14:val="none"/>
-              </w:rPr>
-              <w:t>nvoicePaymentDate</w:t>
-            </w:r>
-            <w:proofErr w:type="spellEnd"/>
-            <w:r>
-              <w:rPr>
-                <w:color w:val="000000" w:themeColor="text1"/>
-                <w:kern w:val="0"/>
-                <w:sz w:val="24"/>
-                <w:szCs w:val="24"/>
-                <w14:ligatures w14:val="none"/>
-              </w:rPr>
-              <w:t>}}</w:t>
+              <w:t>nvoicePaymentDate}}</w:t>
             </w:r>
           </w:p>
         </w:tc>
         <w:tc>
           <w:tcPr>
-            <w:tcW w:w="1418" w:type="dxa"/>
+            <w:tcW w:w="3503" w:type="dxa"/>
+            <w:hideMark/>
           </w:tcPr>
           <w:p>
             <w:pPr>
-              <w:tabs>
-                <w:tab w:val="left" w:pos="2880"/>
-              </w:tabs>
-              <w:rPr>
-                <w:noProof/>
-                <w:sz w:val="22"/>
+              <w:jc w:val="center"/>
+              <w:rPr>
+                <w:b/>
+                <w:bCs/>
+                <w:kern w:val="0"/>
+                <w:sz w:val="24"/>
+                <w:szCs w:val="24"/>
+                <w14:ligatures w14:val="none"/>
               </w:rPr>
             </w:pPr>
+            <w:r>
+              <w:rPr>
+                <w:b/>
+                <w:bCs/>
+                <w:kern w:val="0"/>
+                <w:sz w:val="24"/>
+                <w:szCs w:val="24"/>
+                <w14:ligatures w14:val="none"/>
+              </w:rPr>
+              <w:t xml:space="preserve">               </w:t>
+            </w:r>
+            <w:r>
+              <w:rPr>
+                <w:b/>
+                <w:bCs/>
+                <w:kern w:val="0"/>
+                <w:sz w:val="24"/>
+                <w:szCs w:val="24"/>
+                <w14:ligatures w14:val="none"/>
+              </w:rPr>
+              <w:t>Payment</w:t>
+            </w:r>
+            <w:r>
+              <w:rPr>
+                <w:b/>
+                <w:bCs/>
+                <w:kern w:val="0"/>
+                <w:sz w:val="24"/>
+                <w:szCs w:val="24"/>
+                <w14:ligatures w14:val="none"/>
+              </w:rPr>
+              <w:t xml:space="preserve"> R</w:t>
+            </w:r>
+            <w:r>
+              <w:rPr>
+                <w:b/>
+                <w:bCs/>
+                <w:kern w:val="0"/>
+                <w:sz w:val="24"/>
+                <w:szCs w:val="24"/>
+                <w14:ligatures w14:val="none"/>
+              </w:rPr>
+              <w:t>eceived:</w:t>
+            </w:r>
           </w:p>
         </w:tc>
         <w:tc>
           <w:tcPr>
-            <w:tcW w:w="4678" w:type="dxa"/>
+            <w:tcW w:w="2167" w:type="dxa"/>
+            <w:hideMark/>
           </w:tcPr>
           <w:p>
             <w:pPr>
-              <w:tabs>
-                <w:tab w:val="left" w:pos="2880"/>
-              </w:tabs>
-              <w:rPr>
-                <w:noProof/>
-                <w:sz w:val="22"/>
+              <w:jc w:val="right"/>
+              <w:rPr>
+                <w:color w:val="000000" w:themeColor="text1"/>
+                <w:kern w:val="0"/>
+                <w:sz w:val="24"/>
+                <w:szCs w:val="24"/>
+                <w14:ligatures w14:val="none"/>
               </w:rPr>
             </w:pPr>
             <w:r>
               <w:rPr>
-                <w:b/>
-                <w:bCs/>
-                <w:kern w:val="0"/>
-                <w:sz w:val="24"/>
-                <w:szCs w:val="24"/>
-                <w14:ligatures w14:val="none"/>
-              </w:rPr>
-              <w:t>Payment Received</w:t>
-            </w:r>
-            <w:proofErr w:type="gramStart"/>
-            <w:r>
-              <w:rPr>
-                <w:b/>
-                <w:bCs/>
-                <w:kern w:val="0"/>
-                <w:sz w:val="24"/>
-                <w:szCs w:val="24"/>
-                <w14:ligatures w14:val="none"/>
-              </w:rPr>
-              <w:t>:</w:t>
-            </w:r>
-            <w:r>
-              <w:rPr>
                 <w:color w:val="000000" w:themeColor="text1"/>
                 <w:kern w:val="0"/>
                 <w:sz w:val="24"/>
                 <w:szCs w:val="24"/>
                 <w14:ligatures w14:val="none"/>
               </w:rPr>
-              <w:t xml:space="preserve">  {</w:t>
-            </w:r>
-            <w:proofErr w:type="gramEnd"/>
-            <w:r>
-              <w:rPr>
-                <w:color w:val="000000" w:themeColor="text1"/>
-                <w:kern w:val="0"/>
-                <w:sz w:val="24"/>
-                <w:szCs w:val="24"/>
-                <w14:ligatures w14:val="none"/>
-              </w:rPr>
-              <w:t>{</w:t>
-            </w:r>
-            <w:proofErr w:type="spellStart"/>
-            <w:r>
-              <w:rPr>
-                <w:color w:val="000000" w:themeColor="text1"/>
-                <w:kern w:val="0"/>
-                <w:sz w:val="24"/>
-                <w:szCs w:val="24"/>
-                <w14:ligatures w14:val="none"/>
-              </w:rPr>
-              <w:t>TotalFeeAmount</w:t>
-            </w:r>
-            <w:proofErr w:type="spellEnd"/>
-            <w:r>
-              <w:rPr>
-                <w:color w:val="000000" w:themeColor="text1"/>
-                <w:kern w:val="0"/>
-                <w:sz w:val="24"/>
-                <w:szCs w:val="24"/>
-                <w14:ligatures w14:val="none"/>
-              </w:rPr>
-              <w:t>}}</w:t>
+              <w:t>{{TotalFeeAmount}}</w:t>
             </w:r>
           </w:p>
         </w:tc>
       </w:tr>
       <w:tr>
+        <w:trPr>
+          <w:trHeight w:val="168"/>
+        </w:trPr>
         <w:tc>
           <w:tcPr>
-            <w:tcW w:w="4677" w:type="dxa"/>
+            <w:tcW w:w="4765" w:type="dxa"/>
+            <w:hideMark/>
           </w:tcPr>
           <w:p>
             <w:pPr>
-              <w:tabs>
-                <w:tab w:val="left" w:pos="2880"/>
-              </w:tabs>
-              <w:rPr>
-                <w:noProof/>
-                <w:sz w:val="22"/>
+              <w:rPr>
+                <w:b/>
+                <w:bCs/>
+                <w:color w:val="000000" w:themeColor="text1"/>
+                <w:kern w:val="0"/>
+                <w:sz w:val="24"/>
+                <w:szCs w:val="24"/>
+                <w14:ligatures w14:val="none"/>
               </w:rPr>
             </w:pPr>
+            <w:r>
+              <w:rPr>
+                <w:b/>
+                <w:bCs/>
+                <w:kern w:val="0"/>
+                <w:sz w:val="24"/>
+                <w:szCs w:val="24"/>
+                <w14:ligatures w14:val="none"/>
+              </w:rPr>
+              <w:t xml:space="preserve">     </w:t>
+            </w:r>
           </w:p>
         </w:tc>
         <w:tc>
           <w:tcPr>
-            <w:tcW w:w="1418" w:type="dxa"/>
+            <w:tcW w:w="3503" w:type="dxa"/>
+            <w:hideMark/>
           </w:tcPr>
           <w:p>
             <w:pPr>
-              <w:tabs>
-                <w:tab w:val="left" w:pos="2880"/>
-              </w:tabs>
-              <w:rPr>
-                <w:noProof/>
-                <w:sz w:val="22"/>
+              <w:rPr>
+                <w:b/>
+                <w:bCs/>
+                <w:color w:val="000000" w:themeColor="text1"/>
+                <w:kern w:val="0"/>
+                <w:sz w:val="24"/>
+                <w:szCs w:val="24"/>
+                <w14:ligatures w14:val="none"/>
               </w:rPr>
             </w:pPr>
+            <w:r>
+              <w:rPr>
+                <w:b/>
+                <w:bCs/>
+                <w:kern w:val="0"/>
+                <w:sz w:val="24"/>
+                <w:szCs w:val="24"/>
+                <w14:ligatures w14:val="none"/>
+              </w:rPr>
+              <w:t xml:space="preserve">              </w:t>
+            </w:r>
+            <w:r>
+              <w:rPr>
+                <w:b/>
+                <w:bCs/>
+                <w:kern w:val="0"/>
+                <w:sz w:val="24"/>
+                <w:szCs w:val="24"/>
+                <w14:ligatures w14:val="none"/>
+              </w:rPr>
+              <w:t xml:space="preserve"> </w:t>
+            </w:r>
+            <w:r>
+              <w:rPr>
+                <w:b/>
+                <w:bCs/>
+                <w:kern w:val="0"/>
+                <w:sz w:val="24"/>
+                <w:szCs w:val="24"/>
+                <w14:ligatures w14:val="none"/>
+              </w:rPr>
+              <w:t>Balance due:</w:t>
+            </w:r>
           </w:p>
         </w:tc>
         <w:tc>
           <w:tcPr>
-            <w:tcW w:w="4678" w:type="dxa"/>
+            <w:tcW w:w="2167" w:type="dxa"/>
+            <w:hideMark/>
           </w:tcPr>
           <w:p>
             <w:pPr>
-              <w:tabs>
-                <w:tab w:val="left" w:pos="2880"/>
-              </w:tabs>
-              <w:rPr>
-                <w:noProof/>
-                <w:sz w:val="22"/>
+              <w:jc w:val="right"/>
+              <w:rPr>
+                <w:b/>
+                <w:bCs/>
+                <w:color w:val="000000" w:themeColor="text1"/>
+                <w:kern w:val="0"/>
+                <w:sz w:val="24"/>
+                <w:szCs w:val="24"/>
+                <w14:ligatures w14:val="none"/>
               </w:rPr>
             </w:pPr>
             <w:r>
               <w:rPr>
-                <w:b/>
-                <w:bCs/>
-                <w:kern w:val="0"/>
-                <w:sz w:val="24"/>
-                <w:szCs w:val="24"/>
-                <w14:ligatures w14:val="none"/>
-              </w:rPr>
-              <w:t>Balance due:</w:t>
-            </w:r>
-            <w:r>
-              <w:rPr>
                 <w:color w:val="000000" w:themeColor="text1"/>
                 <w:kern w:val="0"/>
                 <w:sz w:val="24"/>
                 <w:szCs w:val="24"/>
                 <w14:ligatures w14:val="none"/>
               </w:rPr>
-              <w:t xml:space="preserve">                 $0.00</w:t>
+              <w:t xml:space="preserve">  $0.00</w:t>
             </w:r>
           </w:p>
         </w:tc>
+        <w:bookmarkEnd w:id="14"/>
       </w:tr>
-      <w:bookmarkEnd w:id="14"/>
     </w:tbl>
     <w:p>
       <w:pPr>
         <w:tabs>
-          <w:tab w:val="left" w:pos="2880"/>
+          <w:tab w:val="left" w:pos="1250"/>
         </w:tabs>
         <w:rPr>
           <w:noProof/>
@@ -1969,6 +1672,16 @@
 <w:ftr xmlns:wpc="http://schemas.microsoft.com/office/word/2010/wordprocessingCanvas" xmlns:cx="http://schemas.microsoft.com/office/drawing/2014/chartex" xmlns:cx1="http://schemas.microsoft.com/office/drawing/2015/9/8/chartex" xmlns:cx2="http://schemas.microsoft.com/office/drawing/2015/10/21/chartex" xmlns:cx3="http://schemas.microsoft.com/office/drawing/2016/5/9/chartex" xmlns:cx4="http://schemas.microsoft.com/office/drawing/2016/5/10/chartex" xmlns:cx5="http://schemas.microsoft.com/office/drawing/2016/5/11/chartex" xmlns:cx6="http://schemas.microsoft.com/office/drawing/2016/5/12/chartex" xmlns:cx7="http://schemas.microsoft.com/office/drawing/2016/5/13/chartex" xmlns:cx8="http://schemas.microsoft.com/office/drawing/2016/5/14/chartex" xmlns:mc="http://schemas.openxmlformats.org/markup-compatibility/2006" xmlns:aink="http://schemas.microsoft.com/office/drawing/2016/ink" xmlns:am3d="http://schemas.microsoft.com/office/drawing/2017/model3d" xmlns:o="urn:schemas-microsoft-com:office:office" xmlns:oel="http://schemas.microsoft.com/office/2019/extlst" xmlns:r="http://schemas.openxmlformats.org/officeDocument/2006/relationships" xmlns:m="http://schemas.openxmlformats.org/officeDocument/2006/math" xmlns:v="urn:schemas-microsoft-com:vml" xmlns:wp14="http://schemas.microsoft.com/office/word/2010/wordprocessingDrawing" xmlns:wp="http://schemas.openxmlformats.org/drawingml/2006/wordprocessingDrawing" xmlns:w10="urn:schemas-microsoft-com:office:word" xmlns:w="http://schemas.openxmlformats.org/wordprocessingml/2006/main" xmlns:w14="http://schemas.microsoft.com/office/word/2010/wordml" xmlns:w15="http://schemas.microsoft.com/office/word/2012/wordml" xmlns:w16cex="http://schemas.microsoft.com/office/word/2018/wordml/cex" xmlns:w16cid="http://schemas.microsoft.com/office/word/2016/wordml/cid" xmlns:w16="http://schemas.microsoft.com/office/word/2018/wordml" xmlns:w16du="http://schemas.microsoft.com/office/word/2023/wordml/word16du" xmlns:w16sdtdh="http://schemas.microsoft.com/office/word/2020/wordml/sdtdatahash" xmlns:w16sdtfl="http://schemas.microsoft.com/office/word/2024/wordml/sdtformatlock" xmlns:w16se="http://schemas.microsoft.com/office/word/2015/wordml/symex" xmlns:wpg="http://schemas.microsoft.com/office/word/2010/wordprocessingGroup" xmlns:wpi="http://schemas.microsoft.com/office/word/2010/wordprocessingInk" xmlns:wne="http://schemas.microsoft.com/office/word/2006/wordml" xmlns:wps="http://schemas.microsoft.com/office/word/2010/wordprocessingShape" mc:Ignorable="w14 w15 w16se w16cid w16 w16cex w16sdtdh w16sdtfl w16du wp14">
   <w:p>
     <w:pPr>
+      <w:pStyle w:val="Footer"/>
+    </w:pPr>
+  </w:p>
+</w:ftr>
+</file>
+
+<file path=word/footer2.xml><?xml version="1.0" encoding="utf-8"?>
+<w:ftr xmlns:wpc="http://schemas.microsoft.com/office/word/2010/wordprocessingCanvas" xmlns:cx="http://schemas.microsoft.com/office/drawing/2014/chartex" xmlns:cx1="http://schemas.microsoft.com/office/drawing/2015/9/8/chartex" xmlns:cx2="http://schemas.microsoft.com/office/drawing/2015/10/21/chartex" xmlns:cx3="http://schemas.microsoft.com/office/drawing/2016/5/9/chartex" xmlns:cx4="http://schemas.microsoft.com/office/drawing/2016/5/10/chartex" xmlns:cx5="http://schemas.microsoft.com/office/drawing/2016/5/11/chartex" xmlns:cx6="http://schemas.microsoft.com/office/drawing/2016/5/12/chartex" xmlns:cx7="http://schemas.microsoft.com/office/drawing/2016/5/13/chartex" xmlns:cx8="http://schemas.microsoft.com/office/drawing/2016/5/14/chartex" xmlns:mc="http://schemas.openxmlformats.org/markup-compatibility/2006" xmlns:aink="http://schemas.microsoft.com/office/drawing/2016/ink" xmlns:am3d="http://schemas.microsoft.com/office/drawing/2017/model3d" xmlns:o="urn:schemas-microsoft-com:office:office" xmlns:oel="http://schemas.microsoft.com/office/2019/extlst" xmlns:r="http://schemas.openxmlformats.org/officeDocument/2006/relationships" xmlns:m="http://schemas.openxmlformats.org/officeDocument/2006/math" xmlns:v="urn:schemas-microsoft-com:vml" xmlns:wp14="http://schemas.microsoft.com/office/word/2010/wordprocessingDrawing" xmlns:wp="http://schemas.openxmlformats.org/drawingml/2006/wordprocessingDrawing" xmlns:w10="urn:schemas-microsoft-com:office:word" xmlns:w="http://schemas.openxmlformats.org/wordprocessingml/2006/main" xmlns:w14="http://schemas.microsoft.com/office/word/2010/wordml" xmlns:w15="http://schemas.microsoft.com/office/word/2012/wordml" xmlns:w16cex="http://schemas.microsoft.com/office/word/2018/wordml/cex" xmlns:w16cid="http://schemas.microsoft.com/office/word/2016/wordml/cid" xmlns:w16="http://schemas.microsoft.com/office/word/2018/wordml" xmlns:w16du="http://schemas.microsoft.com/office/word/2023/wordml/word16du" xmlns:w16sdtdh="http://schemas.microsoft.com/office/word/2020/wordml/sdtdatahash" xmlns:w16sdtfl="http://schemas.microsoft.com/office/word/2024/wordml/sdtformatlock" xmlns:w16se="http://schemas.microsoft.com/office/word/2015/wordml/symex" xmlns:wpg="http://schemas.microsoft.com/office/word/2010/wordprocessingGroup" xmlns:wpi="http://schemas.microsoft.com/office/word/2010/wordprocessingInk" xmlns:wne="http://schemas.microsoft.com/office/word/2006/wordml" xmlns:wps="http://schemas.microsoft.com/office/word/2010/wordprocessingShape" mc:Ignorable="w14 w15 w16se w16cid w16 w16cex w16sdtdh w16sdtfl w16du wp14">
+  <w:p>
+    <w:pPr>
       <w:jc w:val="right"/>
       <w:rPr>
         <w:noProof/>
@@ -2073,6 +1786,16 @@
       </w:rPr>
       <w:t xml:space="preserve"> (250) 953-0496</w:t>
     </w:r>
+  </w:p>
+</w:ftr>
+</file>
+
+<file path=word/footer3.xml><?xml version="1.0" encoding="utf-8"?>
+<w:ftr xmlns:wpc="http://schemas.microsoft.com/office/word/2010/wordprocessingCanvas" xmlns:cx="http://schemas.microsoft.com/office/drawing/2014/chartex" xmlns:cx1="http://schemas.microsoft.com/office/drawing/2015/9/8/chartex" xmlns:cx2="http://schemas.microsoft.com/office/drawing/2015/10/21/chartex" xmlns:cx3="http://schemas.microsoft.com/office/drawing/2016/5/9/chartex" xmlns:cx4="http://schemas.microsoft.com/office/drawing/2016/5/10/chartex" xmlns:cx5="http://schemas.microsoft.com/office/drawing/2016/5/11/chartex" xmlns:cx6="http://schemas.microsoft.com/office/drawing/2016/5/12/chartex" xmlns:cx7="http://schemas.microsoft.com/office/drawing/2016/5/13/chartex" xmlns:cx8="http://schemas.microsoft.com/office/drawing/2016/5/14/chartex" xmlns:mc="http://schemas.openxmlformats.org/markup-compatibility/2006" xmlns:aink="http://schemas.microsoft.com/office/drawing/2016/ink" xmlns:am3d="http://schemas.microsoft.com/office/drawing/2017/model3d" xmlns:o="urn:schemas-microsoft-com:office:office" xmlns:oel="http://schemas.microsoft.com/office/2019/extlst" xmlns:r="http://schemas.openxmlformats.org/officeDocument/2006/relationships" xmlns:m="http://schemas.openxmlformats.org/officeDocument/2006/math" xmlns:v="urn:schemas-microsoft-com:vml" xmlns:wp14="http://schemas.microsoft.com/office/word/2010/wordprocessingDrawing" xmlns:wp="http://schemas.openxmlformats.org/drawingml/2006/wordprocessingDrawing" xmlns:w10="urn:schemas-microsoft-com:office:word" xmlns:w="http://schemas.openxmlformats.org/wordprocessingml/2006/main" xmlns:w14="http://schemas.microsoft.com/office/word/2010/wordml" xmlns:w15="http://schemas.microsoft.com/office/word/2012/wordml" xmlns:w16cex="http://schemas.microsoft.com/office/word/2018/wordml/cex" xmlns:w16cid="http://schemas.microsoft.com/office/word/2016/wordml/cid" xmlns:w16="http://schemas.microsoft.com/office/word/2018/wordml" xmlns:w16du="http://schemas.microsoft.com/office/word/2023/wordml/word16du" xmlns:w16sdtdh="http://schemas.microsoft.com/office/word/2020/wordml/sdtdatahash" xmlns:w16sdtfl="http://schemas.microsoft.com/office/word/2024/wordml/sdtformatlock" xmlns:w16se="http://schemas.microsoft.com/office/word/2015/wordml/symex" xmlns:wpg="http://schemas.microsoft.com/office/word/2010/wordprocessingGroup" xmlns:wpi="http://schemas.microsoft.com/office/word/2010/wordprocessingInk" xmlns:wne="http://schemas.microsoft.com/office/word/2006/wordml" xmlns:wps="http://schemas.microsoft.com/office/word/2010/wordprocessingShape" mc:Ignorable="w14 w15 w16se w16cid w16 w16cex w16sdtdh w16sdtfl w16du wp14">
+  <w:p>
+    <w:pPr>
+      <w:pStyle w:val="Footer"/>
+    </w:pPr>
   </w:p>
 </w:ftr>
 </file>
@@ -2103,6 +1826,16 @@
 </file>
 
 <file path=word/header1.xml><?xml version="1.0" encoding="utf-8"?>
+<w:hdr xmlns:wpc="http://schemas.microsoft.com/office/word/2010/wordprocessingCanvas" xmlns:cx="http://schemas.microsoft.com/office/drawing/2014/chartex" xmlns:cx1="http://schemas.microsoft.com/office/drawing/2015/9/8/chartex" xmlns:cx2="http://schemas.microsoft.com/office/drawing/2015/10/21/chartex" xmlns:cx3="http://schemas.microsoft.com/office/drawing/2016/5/9/chartex" xmlns:cx4="http://schemas.microsoft.com/office/drawing/2016/5/10/chartex" xmlns:cx5="http://schemas.microsoft.com/office/drawing/2016/5/11/chartex" xmlns:cx6="http://schemas.microsoft.com/office/drawing/2016/5/12/chartex" xmlns:cx7="http://schemas.microsoft.com/office/drawing/2016/5/13/chartex" xmlns:cx8="http://schemas.microsoft.com/office/drawing/2016/5/14/chartex" xmlns:mc="http://schemas.openxmlformats.org/markup-compatibility/2006" xmlns:aink="http://schemas.microsoft.com/office/drawing/2016/ink" xmlns:am3d="http://schemas.microsoft.com/office/drawing/2017/model3d" xmlns:o="urn:schemas-microsoft-com:office:office" xmlns:oel="http://schemas.microsoft.com/office/2019/extlst" xmlns:r="http://schemas.openxmlformats.org/officeDocument/2006/relationships" xmlns:m="http://schemas.openxmlformats.org/officeDocument/2006/math" xmlns:v="urn:schemas-microsoft-com:vml" xmlns:wp14="http://schemas.microsoft.com/office/word/2010/wordprocessingDrawing" xmlns:wp="http://schemas.openxmlformats.org/drawingml/2006/wordprocessingDrawing" xmlns:w10="urn:schemas-microsoft-com:office:word" xmlns:w="http://schemas.openxmlformats.org/wordprocessingml/2006/main" xmlns:w14="http://schemas.microsoft.com/office/word/2010/wordml" xmlns:w15="http://schemas.microsoft.com/office/word/2012/wordml" xmlns:w16cex="http://schemas.microsoft.com/office/word/2018/wordml/cex" xmlns:w16cid="http://schemas.microsoft.com/office/word/2016/wordml/cid" xmlns:w16="http://schemas.microsoft.com/office/word/2018/wordml" xmlns:w16du="http://schemas.microsoft.com/office/word/2023/wordml/word16du" xmlns:w16sdtdh="http://schemas.microsoft.com/office/word/2020/wordml/sdtdatahash" xmlns:w16sdtfl="http://schemas.microsoft.com/office/word/2024/wordml/sdtformatlock" xmlns:w16se="http://schemas.microsoft.com/office/word/2015/wordml/symex" xmlns:wpg="http://schemas.microsoft.com/office/word/2010/wordprocessingGroup" xmlns:wpi="http://schemas.microsoft.com/office/word/2010/wordprocessingInk" xmlns:wne="http://schemas.microsoft.com/office/word/2006/wordml" xmlns:wps="http://schemas.microsoft.com/office/word/2010/wordprocessingShape" mc:Ignorable="w14 w15 w16se w16cid w16 w16cex w16sdtdh w16sdtfl w16du wp14">
+  <w:p>
+    <w:pPr>
+      <w:pStyle w:val="Header"/>
+    </w:pPr>
+  </w:p>
+</w:hdr>
+</file>
+
+<file path=word/header2.xml><?xml version="1.0" encoding="utf-8"?>
 <w:hdr xmlns:wpc="http://schemas.microsoft.com/office/word/2010/wordprocessingCanvas" xmlns:cx="http://schemas.microsoft.com/office/drawing/2014/chartex" xmlns:cx1="http://schemas.microsoft.com/office/drawing/2015/9/8/chartex" xmlns:cx2="http://schemas.microsoft.com/office/drawing/2015/10/21/chartex" xmlns:cx3="http://schemas.microsoft.com/office/drawing/2016/5/9/chartex" xmlns:cx4="http://schemas.microsoft.com/office/drawing/2016/5/10/chartex" xmlns:cx5="http://schemas.microsoft.com/office/drawing/2016/5/11/chartex" xmlns:cx6="http://schemas.microsoft.com/office/drawing/2016/5/12/chartex" xmlns:cx7="http://schemas.microsoft.com/office/drawing/2016/5/13/chartex" xmlns:cx8="http://schemas.microsoft.com/office/drawing/2016/5/14/chartex" xmlns:mc="http://schemas.openxmlformats.org/markup-compatibility/2006" xmlns:aink="http://schemas.microsoft.com/office/drawing/2016/ink" xmlns:am3d="http://schemas.microsoft.com/office/drawing/2017/model3d" xmlns:o="urn:schemas-microsoft-com:office:office" xmlns:oel="http://schemas.microsoft.com/office/2019/extlst" xmlns:r="http://schemas.openxmlformats.org/officeDocument/2006/relationships" xmlns:m="http://schemas.openxmlformats.org/officeDocument/2006/math" xmlns:v="urn:schemas-microsoft-com:vml" xmlns:wp14="http://schemas.microsoft.com/office/word/2010/wordprocessingDrawing" xmlns:wp="http://schemas.openxmlformats.org/drawingml/2006/wordprocessingDrawing" xmlns:w10="urn:schemas-microsoft-com:office:word" xmlns:w="http://schemas.openxmlformats.org/wordprocessingml/2006/main" xmlns:w14="http://schemas.microsoft.com/office/word/2010/wordml" xmlns:w15="http://schemas.microsoft.com/office/word/2012/wordml" xmlns:w16cex="http://schemas.microsoft.com/office/word/2018/wordml/cex" xmlns:w16cid="http://schemas.microsoft.com/office/word/2016/wordml/cid" xmlns:w16="http://schemas.microsoft.com/office/word/2018/wordml" xmlns:w16du="http://schemas.microsoft.com/office/word/2023/wordml/word16du" xmlns:w16sdtdh="http://schemas.microsoft.com/office/word/2020/wordml/sdtdatahash" xmlns:w16sdtfl="http://schemas.microsoft.com/office/word/2024/wordml/sdtformatlock" xmlns:w16se="http://schemas.microsoft.com/office/word/2015/wordml/symex" xmlns:wpg="http://schemas.microsoft.com/office/word/2010/wordprocessingGroup" xmlns:wpi="http://schemas.microsoft.com/office/word/2010/wordprocessingInk" xmlns:wne="http://schemas.microsoft.com/office/word/2006/wordml" xmlns:wps="http://schemas.microsoft.com/office/word/2010/wordprocessingShape" mc:Ignorable="w14 w15 w16se w16cid w16 w16cex w16sdtdh w16sdtfl w16du wp14">
   <w:p>
     <w:pPr>
@@ -2227,7 +1960,6 @@
       </w:rPr>
       <w:tab/>
     </w:r>
-    <w:bookmarkStart w:id="0" w:name="OLE_LINK2"/>
     <w:r>
       <w:rPr>
         <w:b/>
@@ -2235,8 +1967,18 @@
         <w:noProof/>
         <w:sz w:val="22"/>
       </w:rPr>
-      <w:t xml:space="preserve">     </w:t>
-    </w:r>
+      <w:tab/>
+    </w:r>
+    <w:r>
+      <w:rPr>
+        <w:b/>
+        <w:bCs/>
+        <w:noProof/>
+        <w:sz w:val="22"/>
+      </w:rPr>
+      <w:t xml:space="preserve">        </w:t>
+    </w:r>
+    <w:bookmarkStart w:id="0" w:name="OLE_LINK2"/>
     <w:r>
       <w:rPr>
         <w:b/>
@@ -2253,7 +1995,16 @@
         <w:sz w:val="30"/>
         <w:szCs w:val="32"/>
       </w:rPr>
-      <w:t xml:space="preserve">#: </w:t>
+      <w:t>#:</w:t>
+    </w:r>
+    <w:r>
+      <w:rPr>
+        <w:b/>
+        <w:bCs/>
+        <w:sz w:val="30"/>
+        <w:szCs w:val="32"/>
+      </w:rPr>
+      <w:t xml:space="preserve"> </w:t>
     </w:r>
     <w:bookmarkEnd w:id="0"/>
     <w:r>
@@ -2263,27 +2014,7 @@
         <w:sz w:val="30"/>
         <w:szCs w:val="30"/>
       </w:rPr>
-      <w:t>{{</w:t>
-    </w:r>
-    <w:proofErr w:type="spellStart"/>
-    <w:r>
-      <w:rPr>
-        <w:b/>
-        <w:bCs/>
-        <w:sz w:val="30"/>
-        <w:szCs w:val="30"/>
-      </w:rPr>
-      <w:t>InvoiceId</w:t>
-    </w:r>
-    <w:proofErr w:type="spellEnd"/>
-    <w:r>
-      <w:rPr>
-        <w:b/>
-        <w:bCs/>
-        <w:sz w:val="30"/>
-        <w:szCs w:val="30"/>
-      </w:rPr>
-      <w:t>}}</w:t>
+      <w:t>{{InvoiceId}}</w:t>
     </w:r>
     <w:r>
       <w:rPr>
@@ -2311,7 +2042,43 @@
         <w:noProof/>
         <w:sz w:val="22"/>
       </w:rPr>
-      <w:t xml:space="preserve">                          </w:t>
+      <w:t xml:space="preserve"> </w:t>
+    </w:r>
+    <w:r>
+      <w:rPr>
+        <w:i/>
+        <w:iCs/>
+        <w:noProof/>
+        <w:sz w:val="22"/>
+      </w:rPr>
+      <w:t xml:space="preserve">                                             </w:t>
+    </w:r>
+    <w:r>
+      <w:rPr>
+        <w:i/>
+        <w:iCs/>
+        <w:noProof/>
+        <w:sz w:val="22"/>
+      </w:rPr>
+      <w:t xml:space="preserve">  </w:t>
+    </w:r>
+    <w:r>
+      <w:rPr>
+        <w:i/>
+        <w:iCs/>
+        <w:noProof/>
+        <w:sz w:val="22"/>
+      </w:rPr>
+      <w:t xml:space="preserve">   </w:t>
+    </w:r>
+    <w:r>
+      <w:rPr>
+        <w:i/>
+        <w:iCs/>
+        <w:noProof/>
+        <w:sz w:val="22"/>
+      </w:rPr>
+      <w:t xml:space="preserve">  </w:t>
     </w:r>
     <w:r>
       <w:rPr>
@@ -2340,25 +2107,7 @@
         <w:szCs w:val="20"/>
         <w14:ligatures w14:val="none"/>
       </w:rPr>
-      <w:t>{{</w:t>
-    </w:r>
-    <w:proofErr w:type="spellStart"/>
-    <w:r>
-      <w:rPr>
-        <w:kern w:val="0"/>
-        <w:szCs w:val="20"/>
-        <w14:ligatures w14:val="none"/>
-      </w:rPr>
-      <w:t>InvoiceCreatedDate</w:t>
-    </w:r>
-    <w:proofErr w:type="spellEnd"/>
-    <w:r>
-      <w:rPr>
-        <w:kern w:val="0"/>
-        <w:szCs w:val="20"/>
-        <w14:ligatures w14:val="none"/>
-      </w:rPr>
-      <w:t>}}</w:t>
+      <w:t>{{InvoiceCreatedDate}}</w:t>
     </w:r>
     <w:r>
       <w:rPr>
@@ -2422,6 +2171,16 @@
         <w:noProof/>
         <w:sz w:val="22"/>
       </w:rPr>
+    </w:pPr>
+  </w:p>
+</w:hdr>
+</file>
+
+<file path=word/header3.xml><?xml version="1.0" encoding="utf-8"?>
+<w:hdr xmlns:wpc="http://schemas.microsoft.com/office/word/2010/wordprocessingCanvas" xmlns:cx="http://schemas.microsoft.com/office/drawing/2014/chartex" xmlns:cx1="http://schemas.microsoft.com/office/drawing/2015/9/8/chartex" xmlns:cx2="http://schemas.microsoft.com/office/drawing/2015/10/21/chartex" xmlns:cx3="http://schemas.microsoft.com/office/drawing/2016/5/9/chartex" xmlns:cx4="http://schemas.microsoft.com/office/drawing/2016/5/10/chartex" xmlns:cx5="http://schemas.microsoft.com/office/drawing/2016/5/11/chartex" xmlns:cx6="http://schemas.microsoft.com/office/drawing/2016/5/12/chartex" xmlns:cx7="http://schemas.microsoft.com/office/drawing/2016/5/13/chartex" xmlns:cx8="http://schemas.microsoft.com/office/drawing/2016/5/14/chartex" xmlns:mc="http://schemas.openxmlformats.org/markup-compatibility/2006" xmlns:aink="http://schemas.microsoft.com/office/drawing/2016/ink" xmlns:am3d="http://schemas.microsoft.com/office/drawing/2017/model3d" xmlns:o="urn:schemas-microsoft-com:office:office" xmlns:oel="http://schemas.microsoft.com/office/2019/extlst" xmlns:r="http://schemas.openxmlformats.org/officeDocument/2006/relationships" xmlns:m="http://schemas.openxmlformats.org/officeDocument/2006/math" xmlns:v="urn:schemas-microsoft-com:vml" xmlns:wp14="http://schemas.microsoft.com/office/word/2010/wordprocessingDrawing" xmlns:wp="http://schemas.openxmlformats.org/drawingml/2006/wordprocessingDrawing" xmlns:w10="urn:schemas-microsoft-com:office:word" xmlns:w="http://schemas.openxmlformats.org/wordprocessingml/2006/main" xmlns:w14="http://schemas.microsoft.com/office/word/2010/wordml" xmlns:w15="http://schemas.microsoft.com/office/word/2012/wordml" xmlns:w16cex="http://schemas.microsoft.com/office/word/2018/wordml/cex" xmlns:w16cid="http://schemas.microsoft.com/office/word/2016/wordml/cid" xmlns:w16="http://schemas.microsoft.com/office/word/2018/wordml" xmlns:w16du="http://schemas.microsoft.com/office/word/2023/wordml/word16du" xmlns:w16sdtdh="http://schemas.microsoft.com/office/word/2020/wordml/sdtdatahash" xmlns:w16sdtfl="http://schemas.microsoft.com/office/word/2024/wordml/sdtformatlock" xmlns:w16se="http://schemas.microsoft.com/office/word/2015/wordml/symex" xmlns:wpg="http://schemas.microsoft.com/office/word/2010/wordprocessingGroup" xmlns:wpi="http://schemas.microsoft.com/office/word/2010/wordprocessingInk" xmlns:wne="http://schemas.microsoft.com/office/word/2006/wordml" xmlns:wps="http://schemas.microsoft.com/office/word/2010/wordprocessingShape" mc:Ignorable="w14 w15 w16se w16cid w16 w16cex w16sdtdh w16sdtfl w16du wp14">
+  <w:p>
+    <w:pPr>
+      <w:pStyle w:val="Header"/>
     </w:pPr>
   </w:p>
 </w:hdr>

--- a/ALR-DocgenTemplates/Unit Receipt Template.docx
+++ b/ALR-DocgenTemplates/Unit Receipt Template.docx
@@ -12,8 +12,12 @@
           <w:szCs w:val="34"/>
         </w:rPr>
         <w:sectPr>
-          <w:headerReference w:type="default" r:id="rId6"/>
-          <w:footerReference w:type="default" r:id="rId7"/>
+          <w:headerReference w:type="even" r:id="rId6"/>
+          <w:headerReference w:type="default" r:id="rId7"/>
+          <w:footerReference w:type="even" r:id="rId8"/>
+          <w:footerReference w:type="default" r:id="rId9"/>
+          <w:headerReference w:type="first" r:id="rId10"/>
+          <w:footerReference w:type="first" r:id="rId11"/>
           <w:pgSz w:w="12240" w:h="15840"/>
           <w:pgMar w:top="720" w:right="720" w:bottom="720" w:left="720" w:header="708" w:footer="708" w:gutter="0"/>
           <w:cols w:space="708"/>
@@ -132,29 +136,7 @@
                 <w:szCs w:val="24"/>
                 <w14:ligatures w14:val="none"/>
               </w:rPr>
-              <w:t>{{</w:t>
-            </w:r>
-            <w:proofErr w:type="spellStart"/>
-            <w:r>
-              <w:rPr>
-                <w:color w:val="000000" w:themeColor="text1"/>
-                <w:kern w:val="0"/>
-                <w:sz w:val="24"/>
-                <w:szCs w:val="24"/>
-                <w14:ligatures w14:val="none"/>
-              </w:rPr>
-              <w:t>RegistrantName</w:t>
-            </w:r>
-            <w:proofErr w:type="spellEnd"/>
-            <w:r>
-              <w:rPr>
-                <w:color w:val="000000" w:themeColor="text1"/>
-                <w:kern w:val="0"/>
-                <w:sz w:val="24"/>
-                <w:szCs w:val="24"/>
-                <w14:ligatures w14:val="none"/>
-              </w:rPr>
-              <w:t>}}</w:t>
+              <w:t>{{RegistrantName}}</w:t>
             </w:r>
           </w:p>
         </w:tc>
@@ -179,29 +161,7 @@
                 <w:szCs w:val="24"/>
                 <w14:ligatures w14:val="none"/>
               </w:rPr>
-              <w:t>{{</w:t>
-            </w:r>
-            <w:proofErr w:type="spellStart"/>
-            <w:r>
-              <w:rPr>
-                <w:color w:val="000000" w:themeColor="text1"/>
-                <w:kern w:val="0"/>
-                <w:sz w:val="24"/>
-                <w:szCs w:val="24"/>
-                <w14:ligatures w14:val="none"/>
-              </w:rPr>
-              <w:t>ResidenceName</w:t>
-            </w:r>
-            <w:proofErr w:type="spellEnd"/>
-            <w:r>
-              <w:rPr>
-                <w:color w:val="000000" w:themeColor="text1"/>
-                <w:kern w:val="0"/>
-                <w:sz w:val="24"/>
-                <w:szCs w:val="24"/>
-                <w14:ligatures w14:val="none"/>
-              </w:rPr>
-              <w:t>}}</w:t>
+              <w:t>{{ResidenceName}}</w:t>
             </w:r>
           </w:p>
         </w:tc>
@@ -231,29 +191,7 @@
                 <w:szCs w:val="24"/>
                 <w14:ligatures w14:val="none"/>
               </w:rPr>
-              <w:t>{{</w:t>
-            </w:r>
-            <w:proofErr w:type="spellStart"/>
-            <w:r>
-              <w:rPr>
-                <w:color w:val="000000" w:themeColor="text1"/>
-                <w:kern w:val="0"/>
-                <w:sz w:val="24"/>
-                <w:szCs w:val="24"/>
-                <w14:ligatures w14:val="none"/>
-              </w:rPr>
-              <w:t>RegistrantAddress</w:t>
-            </w:r>
-            <w:proofErr w:type="spellEnd"/>
-            <w:r>
-              <w:rPr>
-                <w:color w:val="000000" w:themeColor="text1"/>
-                <w:kern w:val="0"/>
-                <w:sz w:val="24"/>
-                <w:szCs w:val="24"/>
-                <w14:ligatures w14:val="none"/>
-              </w:rPr>
-              <w:t>}}</w:t>
+              <w:t>{{RegistrantAddress}}</w:t>
             </w:r>
           </w:p>
         </w:tc>
@@ -356,25 +294,7 @@
                 <w:sz w:val="24"/>
                 <w:szCs w:val="24"/>
               </w:rPr>
-              <w:t>{{</w:t>
-            </w:r>
-            <w:proofErr w:type="spellStart"/>
-            <w:r>
-              <w:rPr>
-                <w:color w:val="000000" w:themeColor="text1"/>
-                <w:sz w:val="24"/>
-                <w:szCs w:val="24"/>
-              </w:rPr>
-              <w:t>ResidenceAddress</w:t>
-            </w:r>
-            <w:proofErr w:type="spellEnd"/>
-            <w:r>
-              <w:rPr>
-                <w:color w:val="000000" w:themeColor="text1"/>
-                <w:sz w:val="24"/>
-                <w:szCs w:val="24"/>
-              </w:rPr>
-              <w:t>}}</w:t>
+              <w:t>{{ResidenceAddress}}</w:t>
             </w:r>
             <w:bookmarkEnd w:id="1"/>
           </w:p>
@@ -397,10 +317,10 @@
         <w:tblLook w:val="04A0" w:firstRow="1" w:lastRow="0" w:firstColumn="1" w:lastColumn="0" w:noHBand="0" w:noVBand="1"/>
       </w:tblPr>
       <w:tblGrid>
-        <w:gridCol w:w="2926"/>
-        <w:gridCol w:w="2575"/>
-        <w:gridCol w:w="2333"/>
-        <w:gridCol w:w="3141"/>
+        <w:gridCol w:w="2718"/>
+        <w:gridCol w:w="2803"/>
+        <w:gridCol w:w="2223"/>
+        <w:gridCol w:w="3231"/>
       </w:tblGrid>
       <w:tr>
         <w:trPr>
@@ -583,21 +503,7 @@
               <w:rPr>
                 <w:sz w:val="22"/>
               </w:rPr>
-              <w:t>{{</w:t>
-            </w:r>
-            <w:proofErr w:type="spellStart"/>
-            <w:r>
-              <w:rPr>
-                <w:sz w:val="22"/>
-              </w:rPr>
-              <w:t>PublicQuantitySum</w:t>
-            </w:r>
-            <w:proofErr w:type="spellEnd"/>
-            <w:r>
-              <w:rPr>
-                <w:sz w:val="22"/>
-              </w:rPr>
-              <w:t>}}</w:t>
+              <w:t>{{PublicQuantitySum}}</w:t>
             </w:r>
           </w:p>
         </w:tc>
@@ -619,23 +525,7 @@
                 <w:rStyle w:val="ui-provider"/>
                 <w:sz w:val="22"/>
               </w:rPr>
-              <w:t>{{</w:t>
-            </w:r>
-            <w:proofErr w:type="spellStart"/>
-            <w:r>
-              <w:rPr>
-                <w:rStyle w:val="ui-provider"/>
-                <w:sz w:val="22"/>
-              </w:rPr>
-              <w:t>PublicSum</w:t>
-            </w:r>
-            <w:proofErr w:type="spellEnd"/>
-            <w:r>
-              <w:rPr>
-                <w:rStyle w:val="ui-provider"/>
-                <w:sz w:val="22"/>
-              </w:rPr>
-              <w:t>}}</w:t>
+              <w:t>{{PublicSum}}</w:t>
             </w:r>
             <w:bookmarkEnd w:id="2"/>
           </w:p>
@@ -661,40 +551,15 @@
                 <w:rStyle w:val="ui-provider"/>
                 <w:sz w:val="22"/>
               </w:rPr>
-              <w:t>{{</w:t>
-            </w:r>
-            <w:proofErr w:type="spellStart"/>
+              <w:t>{{PublicFeeSum}}</w:t>
+            </w:r>
+            <w:bookmarkStart w:id="4" w:name="OLE_LINK27"/>
             <w:r>
               <w:rPr>
                 <w:rStyle w:val="ui-provider"/>
                 <w:sz w:val="22"/>
               </w:rPr>
-              <w:t>PublicFeeSum</w:t>
-            </w:r>
-            <w:proofErr w:type="spellEnd"/>
-            <w:proofErr w:type="gramStart"/>
-            <w:r>
-              <w:rPr>
-                <w:rStyle w:val="ui-provider"/>
-                <w:sz w:val="22"/>
-              </w:rPr>
-              <w:t>}}</w:t>
-            </w:r>
-            <w:bookmarkStart w:id="4" w:name="OLE_LINK27"/>
-            <w:r>
-              <w:rPr>
-                <w:rStyle w:val="ui-provider"/>
-                <w:sz w:val="22"/>
-              </w:rPr>
-              <w:t>{</w:t>
-            </w:r>
-            <w:proofErr w:type="gramEnd"/>
-            <w:r>
-              <w:rPr>
-                <w:rStyle w:val="ui-provider"/>
-                <w:sz w:val="22"/>
-              </w:rPr>
-              <w:t>{/P</w:t>
+              <w:t>{{/P</w:t>
             </w:r>
             <w:r>
               <w:rPr>
@@ -765,25 +630,7 @@
                 <w:sz w:val="22"/>
                 <w14:ligatures w14:val="none"/>
               </w:rPr>
-              <w:t>{{</w:t>
-            </w:r>
-            <w:proofErr w:type="spellStart"/>
-            <w:r>
-              <w:rPr>
-                <w:kern w:val="0"/>
-                <w:sz w:val="22"/>
-                <w14:ligatures w14:val="none"/>
-              </w:rPr>
-              <w:t>PrivateQuantitySum</w:t>
-            </w:r>
-            <w:proofErr w:type="spellEnd"/>
-            <w:r>
-              <w:rPr>
-                <w:kern w:val="0"/>
-                <w:sz w:val="22"/>
-                <w14:ligatures w14:val="none"/>
-              </w:rPr>
-              <w:t>}}</w:t>
+              <w:t>{{PrivateQuantitySum}}</w:t>
             </w:r>
             <w:bookmarkEnd w:id="5"/>
           </w:p>
@@ -809,27 +656,7 @@
                 <w:sz w:val="22"/>
                 <w14:ligatures w14:val="none"/>
               </w:rPr>
-              <w:t>{{</w:t>
-            </w:r>
-            <w:proofErr w:type="spellStart"/>
-            <w:r>
-              <w:rPr>
-                <w:rStyle w:val="ui-provider"/>
-                <w:kern w:val="0"/>
-                <w:sz w:val="22"/>
-                <w14:ligatures w14:val="none"/>
-              </w:rPr>
-              <w:t>PrivateSum</w:t>
-            </w:r>
-            <w:proofErr w:type="spellEnd"/>
-            <w:r>
-              <w:rPr>
-                <w:rStyle w:val="ui-provider"/>
-                <w:kern w:val="0"/>
-                <w:sz w:val="22"/>
-                <w14:ligatures w14:val="none"/>
-              </w:rPr>
-              <w:t>}}</w:t>
+              <w:t>{{PrivateSum}}</w:t>
             </w:r>
             <w:bookmarkEnd w:id="6"/>
           </w:p>
@@ -857,9 +684,9 @@
                 <w:sz w:val="22"/>
                 <w14:ligatures w14:val="none"/>
               </w:rPr>
-              <w:t>{{</w:t>
-            </w:r>
-            <w:proofErr w:type="spellStart"/>
+              <w:t>{{PrivateFeeSum}}</w:t>
+            </w:r>
+            <w:bookmarkStart w:id="7" w:name="OLE_LINK28"/>
             <w:r>
               <w:rPr>
                 <w:rStyle w:val="ui-provider"/>
@@ -867,38 +694,7 @@
                 <w:sz w:val="22"/>
                 <w14:ligatures w14:val="none"/>
               </w:rPr>
-              <w:t>PrivateFeeSum</w:t>
-            </w:r>
-            <w:proofErr w:type="spellEnd"/>
-            <w:proofErr w:type="gramStart"/>
-            <w:r>
-              <w:rPr>
-                <w:rStyle w:val="ui-provider"/>
-                <w:kern w:val="0"/>
-                <w:sz w:val="22"/>
-                <w14:ligatures w14:val="none"/>
-              </w:rPr>
-              <w:t>}}</w:t>
-            </w:r>
-            <w:bookmarkStart w:id="7" w:name="OLE_LINK28"/>
-            <w:r>
-              <w:rPr>
-                <w:rStyle w:val="ui-provider"/>
-                <w:kern w:val="0"/>
-                <w:sz w:val="22"/>
-                <w14:ligatures w14:val="none"/>
-              </w:rPr>
-              <w:t>{</w:t>
-            </w:r>
-            <w:proofErr w:type="gramEnd"/>
-            <w:r>
-              <w:rPr>
-                <w:rStyle w:val="ui-provider"/>
-                <w:kern w:val="0"/>
-                <w:sz w:val="22"/>
-                <w14:ligatures w14:val="none"/>
-              </w:rPr>
-              <w:t>{/Private}}</w:t>
+              <w:t>{{/Private}}</w:t>
             </w:r>
             <w:bookmarkEnd w:id="7"/>
           </w:p>
@@ -932,16 +728,7 @@
                 <w:sz w:val="22"/>
                 <w14:ligatures w14:val="none"/>
               </w:rPr>
-              <w:t xml:space="preserve">Per </w:t>
-            </w:r>
-            <w:proofErr w:type="gramStart"/>
-            <w:r>
-              <w:rPr>
-                <w:kern w:val="0"/>
-                <w:sz w:val="22"/>
-                <w14:ligatures w14:val="none"/>
-              </w:rPr>
-              <w:t>Diem</w:t>
+              <w:t>Per Diem</w:t>
             </w:r>
             <w:bookmarkEnd w:id="8"/>
             <w:r>
@@ -951,17 +738,7 @@
                 <w:sz w:val="22"/>
                 <w14:ligatures w14:val="none"/>
               </w:rPr>
-              <w:t>{</w:t>
-            </w:r>
-            <w:proofErr w:type="gramEnd"/>
-            <w:r>
-              <w:rPr>
-                <w:rStyle w:val="ui-provider"/>
-                <w:kern w:val="0"/>
-                <w:sz w:val="22"/>
-                <w14:ligatures w14:val="none"/>
-              </w:rPr>
-              <w:t>{#</w:t>
+              <w:t>{{#</w:t>
             </w:r>
             <w:r>
               <w:rPr>
@@ -1006,7 +783,6 @@
               <w:t>{{</w:t>
             </w:r>
             <w:bookmarkStart w:id="10" w:name="OLE_LINK22"/>
-            <w:proofErr w:type="spellStart"/>
             <w:r>
               <w:rPr>
                 <w:kern w:val="0"/>
@@ -1022,16 +798,7 @@
                 <w:sz w:val="22"/>
                 <w14:ligatures w14:val="none"/>
               </w:rPr>
-              <w:t>QuantitySum</w:t>
-            </w:r>
-            <w:proofErr w:type="spellEnd"/>
-            <w:r>
-              <w:rPr>
-                <w:kern w:val="0"/>
-                <w:sz w:val="22"/>
-                <w14:ligatures w14:val="none"/>
-              </w:rPr>
-              <w:t>}}</w:t>
+              <w:t>QuantitySum}}</w:t>
             </w:r>
             <w:bookmarkEnd w:id="9"/>
           </w:p>
@@ -1061,7 +828,6 @@
               </w:rPr>
               <w:t>{{</w:t>
             </w:r>
-            <w:proofErr w:type="spellStart"/>
             <w:r>
               <w:rPr>
                 <w:kern w:val="0"/>
@@ -1077,17 +843,7 @@
                 <w:sz w:val="22"/>
                 <w14:ligatures w14:val="none"/>
               </w:rPr>
-              <w:t>Sum</w:t>
-            </w:r>
-            <w:proofErr w:type="spellEnd"/>
-            <w:r>
-              <w:rPr>
-                <w:rStyle w:val="ui-provider"/>
-                <w:kern w:val="0"/>
-                <w:sz w:val="22"/>
-                <w14:ligatures w14:val="none"/>
-              </w:rPr>
-              <w:t>}}</w:t>
+              <w:t>Sum}}</w:t>
             </w:r>
             <w:bookmarkEnd w:id="11"/>
           </w:p>
@@ -1120,7 +876,6 @@
               </w:rPr>
               <w:t>{{</w:t>
             </w:r>
-            <w:proofErr w:type="spellStart"/>
             <w:r>
               <w:rPr>
                 <w:kern w:val="0"/>
@@ -1136,10 +891,9 @@
                 <w:sz w:val="22"/>
                 <w14:ligatures w14:val="none"/>
               </w:rPr>
-              <w:t>Sum</w:t>
-            </w:r>
-            <w:proofErr w:type="spellEnd"/>
-            <w:proofErr w:type="gramStart"/>
+              <w:t>Sum}}</w:t>
+            </w:r>
+            <w:bookmarkStart w:id="13" w:name="OLE_LINK29"/>
             <w:r>
               <w:rPr>
                 <w:rStyle w:val="ui-provider"/>
@@ -1147,27 +901,7 @@
                 <w:sz w:val="22"/>
                 <w14:ligatures w14:val="none"/>
               </w:rPr>
-              <w:t>}}</w:t>
-            </w:r>
-            <w:bookmarkStart w:id="13" w:name="OLE_LINK29"/>
-            <w:r>
-              <w:rPr>
-                <w:rStyle w:val="ui-provider"/>
-                <w:kern w:val="0"/>
-                <w:sz w:val="22"/>
-                <w14:ligatures w14:val="none"/>
-              </w:rPr>
-              <w:t>{</w:t>
-            </w:r>
-            <w:proofErr w:type="gramEnd"/>
-            <w:r>
-              <w:rPr>
-                <w:rStyle w:val="ui-provider"/>
-                <w:kern w:val="0"/>
-                <w:sz w:val="22"/>
-                <w14:ligatures w14:val="none"/>
-              </w:rPr>
-              <w:t>{/</w:t>
+              <w:t>{{/</w:t>
             </w:r>
             <w:r>
               <w:rPr>
@@ -1494,9 +1228,9 @@
         <w:tblLook w:val="04A0" w:firstRow="1" w:lastRow="0" w:firstColumn="1" w:lastColumn="0" w:noHBand="0" w:noVBand="1"/>
       </w:tblPr>
       <w:tblGrid>
-        <w:gridCol w:w="4724"/>
-        <w:gridCol w:w="3454"/>
-        <w:gridCol w:w="2257"/>
+        <w:gridCol w:w="4645"/>
+        <w:gridCol w:w="3345"/>
+        <w:gridCol w:w="2445"/>
       </w:tblGrid>
       <w:tr>
         <w:trPr>
@@ -1525,7 +1259,6 @@
               <w:t xml:space="preserve">     </w:t>
             </w:r>
             <w:bookmarkStart w:id="14" w:name="OLE_LINK6"/>
-            <w:proofErr w:type="gramStart"/>
             <w:r>
               <w:rPr>
                 <w:b/>
@@ -1541,24 +1274,7 @@
                 <w:color w:val="000000" w:themeColor="text1"/>
                 <w:szCs w:val="20"/>
               </w:rPr>
-              <w:t>{{</w:t>
-            </w:r>
-            <w:proofErr w:type="spellStart"/>
-            <w:proofErr w:type="gramEnd"/>
-            <w:r>
-              <w:rPr>
-                <w:color w:val="000000" w:themeColor="text1"/>
-                <w:szCs w:val="20"/>
-              </w:rPr>
-              <w:t>IF_isCertificateIdNotPresent</w:t>
-            </w:r>
-            <w:proofErr w:type="spellEnd"/>
-            <w:r>
-              <w:rPr>
-                <w:color w:val="000000" w:themeColor="text1"/>
-                <w:szCs w:val="20"/>
-              </w:rPr>
-              <w:t>}}</w:t>
+              <w:t>{{IF_isCertificateIdNotPresent}}</w:t>
             </w:r>
           </w:p>
         </w:tc>
@@ -1628,29 +1344,7 @@
                 <w:szCs w:val="24"/>
                 <w14:ligatures w14:val="none"/>
               </w:rPr>
-              <w:t>{{</w:t>
-            </w:r>
-            <w:proofErr w:type="spellStart"/>
-            <w:r>
-              <w:rPr>
-                <w:color w:val="000000" w:themeColor="text1"/>
-                <w:kern w:val="0"/>
-                <w:sz w:val="24"/>
-                <w:szCs w:val="24"/>
-                <w14:ligatures w14:val="none"/>
-              </w:rPr>
-              <w:t>TotalFeeAmount</w:t>
-            </w:r>
-            <w:proofErr w:type="spellEnd"/>
-            <w:r>
-              <w:rPr>
-                <w:color w:val="000000" w:themeColor="text1"/>
-                <w:kern w:val="0"/>
-                <w:sz w:val="24"/>
-                <w:szCs w:val="24"/>
-                <w14:ligatures w14:val="none"/>
-              </w:rPr>
-              <w:t>}}</w:t>
+              <w:t>{{TotalFeeAmount}}</w:t>
             </w:r>
             <w:bookmarkEnd w:id="15"/>
           </w:p>
@@ -1803,29 +1497,7 @@
                 <w:szCs w:val="24"/>
                 <w14:ligatures w14:val="none"/>
               </w:rPr>
-              <w:t>{{</w:t>
-            </w:r>
-            <w:proofErr w:type="spellStart"/>
-            <w:r>
-              <w:rPr>
-                <w:color w:val="000000" w:themeColor="text1"/>
-                <w:kern w:val="0"/>
-                <w:sz w:val="24"/>
-                <w:szCs w:val="24"/>
-                <w14:ligatures w14:val="none"/>
-              </w:rPr>
-              <w:t>TotalFeeAmount</w:t>
-            </w:r>
-            <w:proofErr w:type="spellEnd"/>
-            <w:r>
-              <w:rPr>
-                <w:color w:val="000000" w:themeColor="text1"/>
-                <w:kern w:val="0"/>
-                <w:sz w:val="24"/>
-                <w:szCs w:val="24"/>
-                <w14:ligatures w14:val="none"/>
-              </w:rPr>
-              <w:t>}}</w:t>
+              <w:t>{{TotalFeeAmount}}</w:t>
             </w:r>
           </w:p>
         </w:tc>
@@ -2000,6 +1672,16 @@
 <w:ftr xmlns:wpc="http://schemas.microsoft.com/office/word/2010/wordprocessingCanvas" xmlns:cx="http://schemas.microsoft.com/office/drawing/2014/chartex" xmlns:cx1="http://schemas.microsoft.com/office/drawing/2015/9/8/chartex" xmlns:cx2="http://schemas.microsoft.com/office/drawing/2015/10/21/chartex" xmlns:cx3="http://schemas.microsoft.com/office/drawing/2016/5/9/chartex" xmlns:cx4="http://schemas.microsoft.com/office/drawing/2016/5/10/chartex" xmlns:cx5="http://schemas.microsoft.com/office/drawing/2016/5/11/chartex" xmlns:cx6="http://schemas.microsoft.com/office/drawing/2016/5/12/chartex" xmlns:cx7="http://schemas.microsoft.com/office/drawing/2016/5/13/chartex" xmlns:cx8="http://schemas.microsoft.com/office/drawing/2016/5/14/chartex" xmlns:mc="http://schemas.openxmlformats.org/markup-compatibility/2006" xmlns:aink="http://schemas.microsoft.com/office/drawing/2016/ink" xmlns:am3d="http://schemas.microsoft.com/office/drawing/2017/model3d" xmlns:o="urn:schemas-microsoft-com:office:office" xmlns:oel="http://schemas.microsoft.com/office/2019/extlst" xmlns:r="http://schemas.openxmlformats.org/officeDocument/2006/relationships" xmlns:m="http://schemas.openxmlformats.org/officeDocument/2006/math" xmlns:v="urn:schemas-microsoft-com:vml" xmlns:wp14="http://schemas.microsoft.com/office/word/2010/wordprocessingDrawing" xmlns:wp="http://schemas.openxmlformats.org/drawingml/2006/wordprocessingDrawing" xmlns:w10="urn:schemas-microsoft-com:office:word" xmlns:w="http://schemas.openxmlformats.org/wordprocessingml/2006/main" xmlns:w14="http://schemas.microsoft.com/office/word/2010/wordml" xmlns:w15="http://schemas.microsoft.com/office/word/2012/wordml" xmlns:w16cex="http://schemas.microsoft.com/office/word/2018/wordml/cex" xmlns:w16cid="http://schemas.microsoft.com/office/word/2016/wordml/cid" xmlns:w16="http://schemas.microsoft.com/office/word/2018/wordml" xmlns:w16du="http://schemas.microsoft.com/office/word/2023/wordml/word16du" xmlns:w16sdtdh="http://schemas.microsoft.com/office/word/2020/wordml/sdtdatahash" xmlns:w16sdtfl="http://schemas.microsoft.com/office/word/2024/wordml/sdtformatlock" xmlns:w16se="http://schemas.microsoft.com/office/word/2015/wordml/symex" xmlns:wpg="http://schemas.microsoft.com/office/word/2010/wordprocessingGroup" xmlns:wpi="http://schemas.microsoft.com/office/word/2010/wordprocessingInk" xmlns:wne="http://schemas.microsoft.com/office/word/2006/wordml" xmlns:wps="http://schemas.microsoft.com/office/word/2010/wordprocessingShape" mc:Ignorable="w14 w15 w16se w16cid w16 w16cex w16sdtdh w16sdtfl w16du wp14">
   <w:p>
     <w:pPr>
+      <w:pStyle w:val="Footer"/>
+    </w:pPr>
+  </w:p>
+</w:ftr>
+</file>
+
+<file path=word/footer2.xml><?xml version="1.0" encoding="utf-8"?>
+<w:ftr xmlns:wpc="http://schemas.microsoft.com/office/word/2010/wordprocessingCanvas" xmlns:cx="http://schemas.microsoft.com/office/drawing/2014/chartex" xmlns:cx1="http://schemas.microsoft.com/office/drawing/2015/9/8/chartex" xmlns:cx2="http://schemas.microsoft.com/office/drawing/2015/10/21/chartex" xmlns:cx3="http://schemas.microsoft.com/office/drawing/2016/5/9/chartex" xmlns:cx4="http://schemas.microsoft.com/office/drawing/2016/5/10/chartex" xmlns:cx5="http://schemas.microsoft.com/office/drawing/2016/5/11/chartex" xmlns:cx6="http://schemas.microsoft.com/office/drawing/2016/5/12/chartex" xmlns:cx7="http://schemas.microsoft.com/office/drawing/2016/5/13/chartex" xmlns:cx8="http://schemas.microsoft.com/office/drawing/2016/5/14/chartex" xmlns:mc="http://schemas.openxmlformats.org/markup-compatibility/2006" xmlns:aink="http://schemas.microsoft.com/office/drawing/2016/ink" xmlns:am3d="http://schemas.microsoft.com/office/drawing/2017/model3d" xmlns:o="urn:schemas-microsoft-com:office:office" xmlns:oel="http://schemas.microsoft.com/office/2019/extlst" xmlns:r="http://schemas.openxmlformats.org/officeDocument/2006/relationships" xmlns:m="http://schemas.openxmlformats.org/officeDocument/2006/math" xmlns:v="urn:schemas-microsoft-com:vml" xmlns:wp14="http://schemas.microsoft.com/office/word/2010/wordprocessingDrawing" xmlns:wp="http://schemas.openxmlformats.org/drawingml/2006/wordprocessingDrawing" xmlns:w10="urn:schemas-microsoft-com:office:word" xmlns:w="http://schemas.openxmlformats.org/wordprocessingml/2006/main" xmlns:w14="http://schemas.microsoft.com/office/word/2010/wordml" xmlns:w15="http://schemas.microsoft.com/office/word/2012/wordml" xmlns:w16cex="http://schemas.microsoft.com/office/word/2018/wordml/cex" xmlns:w16cid="http://schemas.microsoft.com/office/word/2016/wordml/cid" xmlns:w16="http://schemas.microsoft.com/office/word/2018/wordml" xmlns:w16du="http://schemas.microsoft.com/office/word/2023/wordml/word16du" xmlns:w16sdtdh="http://schemas.microsoft.com/office/word/2020/wordml/sdtdatahash" xmlns:w16sdtfl="http://schemas.microsoft.com/office/word/2024/wordml/sdtformatlock" xmlns:w16se="http://schemas.microsoft.com/office/word/2015/wordml/symex" xmlns:wpg="http://schemas.microsoft.com/office/word/2010/wordprocessingGroup" xmlns:wpi="http://schemas.microsoft.com/office/word/2010/wordprocessingInk" xmlns:wne="http://schemas.microsoft.com/office/word/2006/wordml" xmlns:wps="http://schemas.microsoft.com/office/word/2010/wordprocessingShape" mc:Ignorable="w14 w15 w16se w16cid w16 w16cex w16sdtdh w16sdtfl w16du wp14">
+  <w:p>
+    <w:pPr>
       <w:jc w:val="right"/>
       <w:rPr>
         <w:noProof/>
@@ -2104,6 +1786,16 @@
       </w:rPr>
       <w:t xml:space="preserve"> (250) 953-0496</w:t>
     </w:r>
+  </w:p>
+</w:ftr>
+</file>
+
+<file path=word/footer3.xml><?xml version="1.0" encoding="utf-8"?>
+<w:ftr xmlns:wpc="http://schemas.microsoft.com/office/word/2010/wordprocessingCanvas" xmlns:cx="http://schemas.microsoft.com/office/drawing/2014/chartex" xmlns:cx1="http://schemas.microsoft.com/office/drawing/2015/9/8/chartex" xmlns:cx2="http://schemas.microsoft.com/office/drawing/2015/10/21/chartex" xmlns:cx3="http://schemas.microsoft.com/office/drawing/2016/5/9/chartex" xmlns:cx4="http://schemas.microsoft.com/office/drawing/2016/5/10/chartex" xmlns:cx5="http://schemas.microsoft.com/office/drawing/2016/5/11/chartex" xmlns:cx6="http://schemas.microsoft.com/office/drawing/2016/5/12/chartex" xmlns:cx7="http://schemas.microsoft.com/office/drawing/2016/5/13/chartex" xmlns:cx8="http://schemas.microsoft.com/office/drawing/2016/5/14/chartex" xmlns:mc="http://schemas.openxmlformats.org/markup-compatibility/2006" xmlns:aink="http://schemas.microsoft.com/office/drawing/2016/ink" xmlns:am3d="http://schemas.microsoft.com/office/drawing/2017/model3d" xmlns:o="urn:schemas-microsoft-com:office:office" xmlns:oel="http://schemas.microsoft.com/office/2019/extlst" xmlns:r="http://schemas.openxmlformats.org/officeDocument/2006/relationships" xmlns:m="http://schemas.openxmlformats.org/officeDocument/2006/math" xmlns:v="urn:schemas-microsoft-com:vml" xmlns:wp14="http://schemas.microsoft.com/office/word/2010/wordprocessingDrawing" xmlns:wp="http://schemas.openxmlformats.org/drawingml/2006/wordprocessingDrawing" xmlns:w10="urn:schemas-microsoft-com:office:word" xmlns:w="http://schemas.openxmlformats.org/wordprocessingml/2006/main" xmlns:w14="http://schemas.microsoft.com/office/word/2010/wordml" xmlns:w15="http://schemas.microsoft.com/office/word/2012/wordml" xmlns:w16cex="http://schemas.microsoft.com/office/word/2018/wordml/cex" xmlns:w16cid="http://schemas.microsoft.com/office/word/2016/wordml/cid" xmlns:w16="http://schemas.microsoft.com/office/word/2018/wordml" xmlns:w16du="http://schemas.microsoft.com/office/word/2023/wordml/word16du" xmlns:w16sdtdh="http://schemas.microsoft.com/office/word/2020/wordml/sdtdatahash" xmlns:w16sdtfl="http://schemas.microsoft.com/office/word/2024/wordml/sdtformatlock" xmlns:w16se="http://schemas.microsoft.com/office/word/2015/wordml/symex" xmlns:wpg="http://schemas.microsoft.com/office/word/2010/wordprocessingGroup" xmlns:wpi="http://schemas.microsoft.com/office/word/2010/wordprocessingInk" xmlns:wne="http://schemas.microsoft.com/office/word/2006/wordml" xmlns:wps="http://schemas.microsoft.com/office/word/2010/wordprocessingShape" mc:Ignorable="w14 w15 w16se w16cid w16 w16cex w16sdtdh w16sdtfl w16du wp14">
+  <w:p>
+    <w:pPr>
+      <w:pStyle w:val="Footer"/>
+    </w:pPr>
   </w:p>
 </w:ftr>
 </file>
@@ -2134,6 +1826,16 @@
 </file>
 
 <file path=word/header1.xml><?xml version="1.0" encoding="utf-8"?>
+<w:hdr xmlns:wpc="http://schemas.microsoft.com/office/word/2010/wordprocessingCanvas" xmlns:cx="http://schemas.microsoft.com/office/drawing/2014/chartex" xmlns:cx1="http://schemas.microsoft.com/office/drawing/2015/9/8/chartex" xmlns:cx2="http://schemas.microsoft.com/office/drawing/2015/10/21/chartex" xmlns:cx3="http://schemas.microsoft.com/office/drawing/2016/5/9/chartex" xmlns:cx4="http://schemas.microsoft.com/office/drawing/2016/5/10/chartex" xmlns:cx5="http://schemas.microsoft.com/office/drawing/2016/5/11/chartex" xmlns:cx6="http://schemas.microsoft.com/office/drawing/2016/5/12/chartex" xmlns:cx7="http://schemas.microsoft.com/office/drawing/2016/5/13/chartex" xmlns:cx8="http://schemas.microsoft.com/office/drawing/2016/5/14/chartex" xmlns:mc="http://schemas.openxmlformats.org/markup-compatibility/2006" xmlns:aink="http://schemas.microsoft.com/office/drawing/2016/ink" xmlns:am3d="http://schemas.microsoft.com/office/drawing/2017/model3d" xmlns:o="urn:schemas-microsoft-com:office:office" xmlns:oel="http://schemas.microsoft.com/office/2019/extlst" xmlns:r="http://schemas.openxmlformats.org/officeDocument/2006/relationships" xmlns:m="http://schemas.openxmlformats.org/officeDocument/2006/math" xmlns:v="urn:schemas-microsoft-com:vml" xmlns:wp14="http://schemas.microsoft.com/office/word/2010/wordprocessingDrawing" xmlns:wp="http://schemas.openxmlformats.org/drawingml/2006/wordprocessingDrawing" xmlns:w10="urn:schemas-microsoft-com:office:word" xmlns:w="http://schemas.openxmlformats.org/wordprocessingml/2006/main" xmlns:w14="http://schemas.microsoft.com/office/word/2010/wordml" xmlns:w15="http://schemas.microsoft.com/office/word/2012/wordml" xmlns:w16cex="http://schemas.microsoft.com/office/word/2018/wordml/cex" xmlns:w16cid="http://schemas.microsoft.com/office/word/2016/wordml/cid" xmlns:w16="http://schemas.microsoft.com/office/word/2018/wordml" xmlns:w16du="http://schemas.microsoft.com/office/word/2023/wordml/word16du" xmlns:w16sdtdh="http://schemas.microsoft.com/office/word/2020/wordml/sdtdatahash" xmlns:w16sdtfl="http://schemas.microsoft.com/office/word/2024/wordml/sdtformatlock" xmlns:w16se="http://schemas.microsoft.com/office/word/2015/wordml/symex" xmlns:wpg="http://schemas.microsoft.com/office/word/2010/wordprocessingGroup" xmlns:wpi="http://schemas.microsoft.com/office/word/2010/wordprocessingInk" xmlns:wne="http://schemas.microsoft.com/office/word/2006/wordml" xmlns:wps="http://schemas.microsoft.com/office/word/2010/wordprocessingShape" mc:Ignorable="w14 w15 w16se w16cid w16 w16cex w16sdtdh w16sdtfl w16du wp14">
+  <w:p>
+    <w:pPr>
+      <w:pStyle w:val="Header"/>
+    </w:pPr>
+  </w:p>
+</w:hdr>
+</file>
+
+<file path=word/header2.xml><?xml version="1.0" encoding="utf-8"?>
 <w:hdr xmlns:wpc="http://schemas.microsoft.com/office/word/2010/wordprocessingCanvas" xmlns:cx="http://schemas.microsoft.com/office/drawing/2014/chartex" xmlns:cx1="http://schemas.microsoft.com/office/drawing/2015/9/8/chartex" xmlns:cx2="http://schemas.microsoft.com/office/drawing/2015/10/21/chartex" xmlns:cx3="http://schemas.microsoft.com/office/drawing/2016/5/9/chartex" xmlns:cx4="http://schemas.microsoft.com/office/drawing/2016/5/10/chartex" xmlns:cx5="http://schemas.microsoft.com/office/drawing/2016/5/11/chartex" xmlns:cx6="http://schemas.microsoft.com/office/drawing/2016/5/12/chartex" xmlns:cx7="http://schemas.microsoft.com/office/drawing/2016/5/13/chartex" xmlns:cx8="http://schemas.microsoft.com/office/drawing/2016/5/14/chartex" xmlns:mc="http://schemas.openxmlformats.org/markup-compatibility/2006" xmlns:aink="http://schemas.microsoft.com/office/drawing/2016/ink" xmlns:am3d="http://schemas.microsoft.com/office/drawing/2017/model3d" xmlns:o="urn:schemas-microsoft-com:office:office" xmlns:oel="http://schemas.microsoft.com/office/2019/extlst" xmlns:r="http://schemas.openxmlformats.org/officeDocument/2006/relationships" xmlns:m="http://schemas.openxmlformats.org/officeDocument/2006/math" xmlns:v="urn:schemas-microsoft-com:vml" xmlns:wp14="http://schemas.microsoft.com/office/word/2010/wordprocessingDrawing" xmlns:wp="http://schemas.openxmlformats.org/drawingml/2006/wordprocessingDrawing" xmlns:w10="urn:schemas-microsoft-com:office:word" xmlns:w="http://schemas.openxmlformats.org/wordprocessingml/2006/main" xmlns:w14="http://schemas.microsoft.com/office/word/2010/wordml" xmlns:w15="http://schemas.microsoft.com/office/word/2012/wordml" xmlns:w16cex="http://schemas.microsoft.com/office/word/2018/wordml/cex" xmlns:w16cid="http://schemas.microsoft.com/office/word/2016/wordml/cid" xmlns:w16="http://schemas.microsoft.com/office/word/2018/wordml" xmlns:w16du="http://schemas.microsoft.com/office/word/2023/wordml/word16du" xmlns:w16sdtdh="http://schemas.microsoft.com/office/word/2020/wordml/sdtdatahash" xmlns:w16sdtfl="http://schemas.microsoft.com/office/word/2024/wordml/sdtformatlock" xmlns:w16se="http://schemas.microsoft.com/office/word/2015/wordml/symex" xmlns:wpg="http://schemas.microsoft.com/office/word/2010/wordprocessingGroup" xmlns:wpi="http://schemas.microsoft.com/office/word/2010/wordprocessingInk" xmlns:wne="http://schemas.microsoft.com/office/word/2006/wordml" xmlns:wps="http://schemas.microsoft.com/office/word/2010/wordprocessingShape" mc:Ignorable="w14 w15 w16se w16cid w16 w16cex w16sdtdh w16sdtfl w16du wp14">
   <w:p>
     <w:pPr>
@@ -2312,27 +2014,7 @@
         <w:sz w:val="30"/>
         <w:szCs w:val="30"/>
       </w:rPr>
-      <w:t>{{</w:t>
-    </w:r>
-    <w:proofErr w:type="spellStart"/>
-    <w:r>
-      <w:rPr>
-        <w:b/>
-        <w:bCs/>
-        <w:sz w:val="30"/>
-        <w:szCs w:val="30"/>
-      </w:rPr>
-      <w:t>InvoiceId</w:t>
-    </w:r>
-    <w:proofErr w:type="spellEnd"/>
-    <w:r>
-      <w:rPr>
-        <w:b/>
-        <w:bCs/>
-        <w:sz w:val="30"/>
-        <w:szCs w:val="30"/>
-      </w:rPr>
-      <w:t>}}</w:t>
+      <w:t>{{InvoiceId}}</w:t>
     </w:r>
     <w:r>
       <w:rPr>
@@ -2425,25 +2107,7 @@
         <w:szCs w:val="20"/>
         <w14:ligatures w14:val="none"/>
       </w:rPr>
-      <w:t>{{</w:t>
-    </w:r>
-    <w:proofErr w:type="spellStart"/>
-    <w:r>
-      <w:rPr>
-        <w:kern w:val="0"/>
-        <w:szCs w:val="20"/>
-        <w14:ligatures w14:val="none"/>
-      </w:rPr>
-      <w:t>InvoiceCreatedDate</w:t>
-    </w:r>
-    <w:proofErr w:type="spellEnd"/>
-    <w:r>
-      <w:rPr>
-        <w:kern w:val="0"/>
-        <w:szCs w:val="20"/>
-        <w14:ligatures w14:val="none"/>
-      </w:rPr>
-      <w:t>}}</w:t>
+      <w:t>{{InvoiceCreatedDate}}</w:t>
     </w:r>
     <w:r>
       <w:rPr>
@@ -2476,7 +2140,21 @@
         <w:noProof/>
         <w:szCs w:val="20"/>
       </w:rPr>
-      <w:t>PO Box 9601 STN Prov Gov</w:t>
+      <w:t>PO Box 960</w:t>
+    </w:r>
+    <w:r>
+      <w:rPr>
+        <w:noProof/>
+        <w:szCs w:val="20"/>
+      </w:rPr>
+      <w:t>4</w:t>
+    </w:r>
+    <w:r>
+      <w:rPr>
+        <w:noProof/>
+        <w:szCs w:val="20"/>
+      </w:rPr>
+      <w:t xml:space="preserve"> STN Prov Gov</w:t>
     </w:r>
     <w:r>
       <w:rPr>
@@ -2493,6 +2171,16 @@
         <w:noProof/>
         <w:sz w:val="22"/>
       </w:rPr>
+    </w:pPr>
+  </w:p>
+</w:hdr>
+</file>
+
+<file path=word/header3.xml><?xml version="1.0" encoding="utf-8"?>
+<w:hdr xmlns:wpc="http://schemas.microsoft.com/office/word/2010/wordprocessingCanvas" xmlns:cx="http://schemas.microsoft.com/office/drawing/2014/chartex" xmlns:cx1="http://schemas.microsoft.com/office/drawing/2015/9/8/chartex" xmlns:cx2="http://schemas.microsoft.com/office/drawing/2015/10/21/chartex" xmlns:cx3="http://schemas.microsoft.com/office/drawing/2016/5/9/chartex" xmlns:cx4="http://schemas.microsoft.com/office/drawing/2016/5/10/chartex" xmlns:cx5="http://schemas.microsoft.com/office/drawing/2016/5/11/chartex" xmlns:cx6="http://schemas.microsoft.com/office/drawing/2016/5/12/chartex" xmlns:cx7="http://schemas.microsoft.com/office/drawing/2016/5/13/chartex" xmlns:cx8="http://schemas.microsoft.com/office/drawing/2016/5/14/chartex" xmlns:mc="http://schemas.openxmlformats.org/markup-compatibility/2006" xmlns:aink="http://schemas.microsoft.com/office/drawing/2016/ink" xmlns:am3d="http://schemas.microsoft.com/office/drawing/2017/model3d" xmlns:o="urn:schemas-microsoft-com:office:office" xmlns:oel="http://schemas.microsoft.com/office/2019/extlst" xmlns:r="http://schemas.openxmlformats.org/officeDocument/2006/relationships" xmlns:m="http://schemas.openxmlformats.org/officeDocument/2006/math" xmlns:v="urn:schemas-microsoft-com:vml" xmlns:wp14="http://schemas.microsoft.com/office/word/2010/wordprocessingDrawing" xmlns:wp="http://schemas.openxmlformats.org/drawingml/2006/wordprocessingDrawing" xmlns:w10="urn:schemas-microsoft-com:office:word" xmlns:w="http://schemas.openxmlformats.org/wordprocessingml/2006/main" xmlns:w14="http://schemas.microsoft.com/office/word/2010/wordml" xmlns:w15="http://schemas.microsoft.com/office/word/2012/wordml" xmlns:w16cex="http://schemas.microsoft.com/office/word/2018/wordml/cex" xmlns:w16cid="http://schemas.microsoft.com/office/word/2016/wordml/cid" xmlns:w16="http://schemas.microsoft.com/office/word/2018/wordml" xmlns:w16du="http://schemas.microsoft.com/office/word/2023/wordml/word16du" xmlns:w16sdtdh="http://schemas.microsoft.com/office/word/2020/wordml/sdtdatahash" xmlns:w16sdtfl="http://schemas.microsoft.com/office/word/2024/wordml/sdtformatlock" xmlns:w16se="http://schemas.microsoft.com/office/word/2015/wordml/symex" xmlns:wpg="http://schemas.microsoft.com/office/word/2010/wordprocessingGroup" xmlns:wpi="http://schemas.microsoft.com/office/word/2010/wordprocessingInk" xmlns:wne="http://schemas.microsoft.com/office/word/2006/wordml" xmlns:wps="http://schemas.microsoft.com/office/word/2010/wordprocessingShape" mc:Ignorable="w14 w15 w16se w16cid w16 w16cex w16sdtdh w16sdtfl w16du wp14">
+  <w:p>
+    <w:pPr>
+      <w:pStyle w:val="Header"/>
     </w:pPr>
   </w:p>
 </w:hdr>
@@ -2901,6 +2589,7 @@
   <w:style w:type="character" w:default="1" w:styleId="DefaultParagraphFont">
     <w:name w:val="Default Paragraph Font"/>
     <w:uiPriority w:val="1"/>
+    <w:semiHidden/>
     <w:unhideWhenUsed/>
   </w:style>
   <w:style w:type="table" w:default="1" w:styleId="TableNormal">
